--- a/docs/EXECUTIVE_SUMMARY.docx
+++ b/docs/EXECUTIVE_SUMMARY.docx
@@ -25,7 +25,7 @@
           <w:color w:val="081E2D"/>
           <w:sz w:val="32"/>
         </w:rPr>
-        <w:t>Опис проекту розширення для керівництва</w:t>
+        <w:t>Мобільна CRM для менеджерів продажу — робота поза 1С</w:t>
       </w:r>
     </w:p>
     <w:p>
@@ -41,7 +41,7 @@
           <w:b w:val="0"/>
           <w:i w:val="0"/>
         </w:rPr>
-        <w:t xml:space="preserve"> 4.0 · </w:t>
+        <w:t xml:space="preserve"> 5.0 · </w:t>
       </w:r>
       <w:r>
         <w:rPr>
@@ -75,19 +75,430 @@
       </w:r>
     </w:p>
     <w:p>
+      <w:pPr>
+        <w:spacing w:before="80" w:after="80"/>
+        <w:pBdr>
+          <w:bottom w:val="single" w:sz="6" w:color="066AAB"/>
+        </w:pBdr>
+      </w:pPr>
+    </w:p>
+    <w:p>
+      <w:pPr>
+        <w:spacing w:before="280" w:after="120"/>
+      </w:pPr>
       <w:r>
         <w:rPr>
           <w:b/>
-          <w:i w:val="0"/>
+          <w:color w:val="081E2D"/>
+          <w:sz w:val="32"/>
         </w:rPr>
-        <w:t>Призначення:</w:t>
+        <w:t>1. Короткий виклад</w:t>
       </w:r>
+    </w:p>
+    <w:p>
       <w:r>
         <w:rPr>
           <w:b w:val="0"/>
           <w:i w:val="0"/>
         </w:rPr>
-        <w:t xml:space="preserve"> Інформаційний опис проекту для розуміння обсягу робіт, технологій, термінів і витрат</w:t>
+        <w:t>Будуємо повноцінну CRM-систему для відділу продажу EMET — на основі вже працюючого у проді з травня 2026 продукту sales-planning. Менеджер продажу більше не прив'язаний до 1С на офісному ноутбуці: всю щоденну роботу (зустрічі, замовлення, історія клієнта, дебіторка, рекламації) — виконує з телефону чи будь-якого пристрою, прямо у клієнта на зустрічі.</w:t>
+      </w:r>
+    </w:p>
+    <w:tbl>
+      <w:tblPr>
+        <w:tblW w:type="auto" w:w="0"/>
+        <w:jc w:val="center"/>
+        <w:tblLook w:firstColumn="1" w:firstRow="1" w:lastColumn="0" w:lastRow="0" w:noHBand="0" w:noVBand="1" w:val="04A0"/>
+      </w:tblPr>
+      <w:tblGrid>
+        <w:gridCol w:w="4819"/>
+        <w:gridCol w:w="4819"/>
+      </w:tblGrid>
+      <w:tr>
+        <w:tc>
+          <w:tcPr>
+            <w:tcW w:type="dxa" w:w="4819"/>
+            <w:vAlign w:val="center"/>
+            <w:shd w:val="clear" w:color="auto" w:fill="066AAB"/>
+            <w:tcBorders>
+              <w:top w:val="single" w:sz="4" w:color="054D80"/>
+              <w:left w:val="single" w:sz="4" w:color="054D80"/>
+              <w:bottom w:val="single" w:sz="4" w:color="054D80"/>
+              <w:right w:val="single" w:sz="4" w:color="054D80"/>
+            </w:tcBorders>
+          </w:tcPr>
+          <w:p>
+            <w:pPr>
+              <w:spacing w:before="40" w:after="40"/>
+            </w:pPr>
+            <w:r>
+              <w:rPr>
+                <w:b/>
+                <w:color w:val="FFFFFF"/>
+                <w:sz w:val="20"/>
+              </w:rPr>
+              <w:t>Параметр</w:t>
+            </w:r>
+          </w:p>
+        </w:tc>
+        <w:tc>
+          <w:tcPr>
+            <w:tcW w:type="dxa" w:w="4819"/>
+            <w:vAlign w:val="center"/>
+            <w:shd w:val="clear" w:color="auto" w:fill="066AAB"/>
+            <w:tcBorders>
+              <w:top w:val="single" w:sz="4" w:color="054D80"/>
+              <w:left w:val="single" w:sz="4" w:color="054D80"/>
+              <w:bottom w:val="single" w:sz="4" w:color="054D80"/>
+              <w:right w:val="single" w:sz="4" w:color="054D80"/>
+            </w:tcBorders>
+          </w:tcPr>
+          <w:p>
+            <w:pPr>
+              <w:spacing w:before="40" w:after="40"/>
+            </w:pPr>
+            <w:r>
+              <w:rPr>
+                <w:b/>
+                <w:color w:val="FFFFFF"/>
+                <w:sz w:val="20"/>
+              </w:rPr>
+              <w:t>Значення</w:t>
+            </w:r>
+          </w:p>
+        </w:tc>
+      </w:tr>
+      <w:tr>
+        <w:tc>
+          <w:tcPr>
+            <w:tcW w:type="dxa" w:w="4819"/>
+            <w:vAlign w:val="center"/>
+            <w:tcBorders>
+              <w:top w:val="single" w:sz="4" w:color="D5DAE0"/>
+              <w:left w:val="single" w:sz="4" w:color="D5DAE0"/>
+              <w:bottom w:val="single" w:sz="4" w:color="D5DAE0"/>
+              <w:right w:val="single" w:sz="4" w:color="D5DAE0"/>
+            </w:tcBorders>
+          </w:tcPr>
+          <w:p>
+            <w:pPr>
+              <w:spacing w:before="60" w:after="60"/>
+            </w:pPr>
+            <w:r>
+              <w:rPr>
+                <w:b w:val="0"/>
+                <w:i w:val="0"/>
+                <w:sz w:val="20"/>
+              </w:rPr>
+              <w:t>Цільова аудиторія</w:t>
+            </w:r>
+          </w:p>
+        </w:tc>
+        <w:tc>
+          <w:tcPr>
+            <w:tcW w:type="dxa" w:w="4819"/>
+            <w:vAlign w:val="center"/>
+            <w:tcBorders>
+              <w:top w:val="single" w:sz="4" w:color="D5DAE0"/>
+              <w:left w:val="single" w:sz="4" w:color="D5DAE0"/>
+              <w:bottom w:val="single" w:sz="4" w:color="D5DAE0"/>
+              <w:right w:val="single" w:sz="4" w:color="D5DAE0"/>
+            </w:tcBorders>
+          </w:tcPr>
+          <w:p>
+            <w:pPr>
+              <w:spacing w:before="60" w:after="60"/>
+            </w:pPr>
+            <w:r>
+              <w:rPr>
+                <w:b w:val="0"/>
+                <w:i w:val="0"/>
+                <w:sz w:val="20"/>
+              </w:rPr>
+              <w:t>21 менеджер продажу + керівництво відділу</w:t>
+            </w:r>
+          </w:p>
+        </w:tc>
+      </w:tr>
+      <w:tr>
+        <w:tc>
+          <w:tcPr>
+            <w:tcW w:type="dxa" w:w="4819"/>
+            <w:vAlign w:val="center"/>
+            <w:tcBorders>
+              <w:top w:val="single" w:sz="4" w:color="D5DAE0"/>
+              <w:left w:val="single" w:sz="4" w:color="D5DAE0"/>
+              <w:bottom w:val="single" w:sz="4" w:color="D5DAE0"/>
+              <w:right w:val="single" w:sz="4" w:color="D5DAE0"/>
+            </w:tcBorders>
+            <w:shd w:val="clear" w:color="auto" w:fill="F8FAFC"/>
+          </w:tcPr>
+          <w:p>
+            <w:pPr>
+              <w:spacing w:before="60" w:after="60"/>
+            </w:pPr>
+            <w:r>
+              <w:rPr>
+                <w:b w:val="0"/>
+                <w:i w:val="0"/>
+                <w:sz w:val="20"/>
+              </w:rPr>
+              <w:t>Перший видимий результат</w:t>
+            </w:r>
+          </w:p>
+        </w:tc>
+        <w:tc>
+          <w:tcPr>
+            <w:tcW w:type="dxa" w:w="4819"/>
+            <w:vAlign w:val="center"/>
+            <w:tcBorders>
+              <w:top w:val="single" w:sz="4" w:color="D5DAE0"/>
+              <w:left w:val="single" w:sz="4" w:color="D5DAE0"/>
+              <w:bottom w:val="single" w:sz="4" w:color="D5DAE0"/>
+              <w:right w:val="single" w:sz="4" w:color="D5DAE0"/>
+            </w:tcBorders>
+            <w:shd w:val="clear" w:color="auto" w:fill="F8FAFC"/>
+          </w:tcPr>
+          <w:p>
+            <w:pPr>
+              <w:spacing w:before="60" w:after="60"/>
+            </w:pPr>
+            <w:r>
+              <w:rPr>
+                <w:b w:val="0"/>
+                <w:i w:val="0"/>
+                <w:sz w:val="20"/>
+              </w:rPr>
+              <w:t>через 1 тиждень (preview-середовище)</w:t>
+            </w:r>
+          </w:p>
+        </w:tc>
+      </w:tr>
+      <w:tr>
+        <w:tc>
+          <w:tcPr>
+            <w:tcW w:type="dxa" w:w="4819"/>
+            <w:vAlign w:val="center"/>
+            <w:tcBorders>
+              <w:top w:val="single" w:sz="4" w:color="D5DAE0"/>
+              <w:left w:val="single" w:sz="4" w:color="D5DAE0"/>
+              <w:bottom w:val="single" w:sz="4" w:color="D5DAE0"/>
+              <w:right w:val="single" w:sz="4" w:color="D5DAE0"/>
+            </w:tcBorders>
+          </w:tcPr>
+          <w:p>
+            <w:pPr>
+              <w:spacing w:before="60" w:after="60"/>
+            </w:pPr>
+            <w:r>
+              <w:rPr>
+                <w:b w:val="0"/>
+                <w:i w:val="0"/>
+                <w:sz w:val="20"/>
+              </w:rPr>
+              <w:t>Перший прод-реліз (Зустрічі у CRM)</w:t>
+            </w:r>
+          </w:p>
+        </w:tc>
+        <w:tc>
+          <w:tcPr>
+            <w:tcW w:type="dxa" w:w="4819"/>
+            <w:vAlign w:val="center"/>
+            <w:tcBorders>
+              <w:top w:val="single" w:sz="4" w:color="D5DAE0"/>
+              <w:left w:val="single" w:sz="4" w:color="D5DAE0"/>
+              <w:bottom w:val="single" w:sz="4" w:color="D5DAE0"/>
+              <w:right w:val="single" w:sz="4" w:color="D5DAE0"/>
+            </w:tcBorders>
+          </w:tcPr>
+          <w:p>
+            <w:pPr>
+              <w:spacing w:before="60" w:after="60"/>
+            </w:pPr>
+            <w:r>
+              <w:rPr>
+                <w:b w:val="0"/>
+                <w:i w:val="0"/>
+                <w:sz w:val="20"/>
+              </w:rPr>
+              <w:t>через 3-4 тижні</w:t>
+            </w:r>
+          </w:p>
+        </w:tc>
+      </w:tr>
+      <w:tr>
+        <w:tc>
+          <w:tcPr>
+            <w:tcW w:type="dxa" w:w="4819"/>
+            <w:vAlign w:val="center"/>
+            <w:tcBorders>
+              <w:top w:val="single" w:sz="4" w:color="D5DAE0"/>
+              <w:left w:val="single" w:sz="4" w:color="D5DAE0"/>
+              <w:bottom w:val="single" w:sz="4" w:color="D5DAE0"/>
+              <w:right w:val="single" w:sz="4" w:color="D5DAE0"/>
+            </w:tcBorders>
+            <w:shd w:val="clear" w:color="auto" w:fill="F8FAFC"/>
+          </w:tcPr>
+          <w:p>
+            <w:pPr>
+              <w:spacing w:before="60" w:after="60"/>
+            </w:pPr>
+            <w:r>
+              <w:rPr>
+                <w:b w:val="0"/>
+                <w:i w:val="0"/>
+                <w:sz w:val="20"/>
+              </w:rPr>
+              <w:t>Повний обсяг проекту</w:t>
+            </w:r>
+          </w:p>
+        </w:tc>
+        <w:tc>
+          <w:tcPr>
+            <w:tcW w:type="dxa" w:w="4819"/>
+            <w:vAlign w:val="center"/>
+            <w:tcBorders>
+              <w:top w:val="single" w:sz="4" w:color="D5DAE0"/>
+              <w:left w:val="single" w:sz="4" w:color="D5DAE0"/>
+              <w:bottom w:val="single" w:sz="4" w:color="D5DAE0"/>
+              <w:right w:val="single" w:sz="4" w:color="D5DAE0"/>
+            </w:tcBorders>
+            <w:shd w:val="clear" w:color="auto" w:fill="F8FAFC"/>
+          </w:tcPr>
+          <w:p>
+            <w:pPr>
+              <w:spacing w:before="60" w:after="60"/>
+            </w:pPr>
+            <w:r>
+              <w:rPr>
+                <w:b w:val="0"/>
+                <w:i w:val="0"/>
+                <w:sz w:val="20"/>
+              </w:rPr>
+              <w:t>~3 місяці</w:t>
+            </w:r>
+          </w:p>
+        </w:tc>
+      </w:tr>
+      <w:tr>
+        <w:tc>
+          <w:tcPr>
+            <w:tcW w:type="dxa" w:w="4819"/>
+            <w:vAlign w:val="center"/>
+            <w:tcBorders>
+              <w:top w:val="single" w:sz="4" w:color="D5DAE0"/>
+              <w:left w:val="single" w:sz="4" w:color="D5DAE0"/>
+              <w:bottom w:val="single" w:sz="4" w:color="D5DAE0"/>
+              <w:right w:val="single" w:sz="4" w:color="D5DAE0"/>
+            </w:tcBorders>
+          </w:tcPr>
+          <w:p>
+            <w:pPr>
+              <w:spacing w:before="60" w:after="60"/>
+            </w:pPr>
+            <w:r>
+              <w:rPr>
+                <w:b w:val="0"/>
+                <w:i w:val="0"/>
+                <w:sz w:val="20"/>
+              </w:rPr>
+              <w:t>Нові щомісячні витрати</w:t>
+            </w:r>
+          </w:p>
+        </w:tc>
+        <w:tc>
+          <w:tcPr>
+            <w:tcW w:type="dxa" w:w="4819"/>
+            <w:vAlign w:val="center"/>
+            <w:tcBorders>
+              <w:top w:val="single" w:sz="4" w:color="D5DAE0"/>
+              <w:left w:val="single" w:sz="4" w:color="D5DAE0"/>
+              <w:bottom w:val="single" w:sz="4" w:color="D5DAE0"/>
+              <w:right w:val="single" w:sz="4" w:color="D5DAE0"/>
+            </w:tcBorders>
+          </w:tcPr>
+          <w:p>
+            <w:pPr>
+              <w:spacing w:before="60" w:after="60"/>
+            </w:pPr>
+            <w:r>
+              <w:rPr>
+                <w:b w:val="0"/>
+                <w:i w:val="0"/>
+                <w:sz w:val="20"/>
+              </w:rPr>
+              <w:t>$51/місяць ($612/рік)</w:t>
+            </w:r>
+          </w:p>
+        </w:tc>
+      </w:tr>
+      <w:tr>
+        <w:tc>
+          <w:tcPr>
+            <w:tcW w:type="dxa" w:w="4819"/>
+            <w:vAlign w:val="center"/>
+            <w:tcBorders>
+              <w:top w:val="single" w:sz="4" w:color="D5DAE0"/>
+              <w:left w:val="single" w:sz="4" w:color="D5DAE0"/>
+              <w:bottom w:val="single" w:sz="4" w:color="D5DAE0"/>
+              <w:right w:val="single" w:sz="4" w:color="D5DAE0"/>
+            </w:tcBorders>
+            <w:shd w:val="clear" w:color="auto" w:fill="F8FAFC"/>
+          </w:tcPr>
+          <w:p>
+            <w:pPr>
+              <w:spacing w:before="60" w:after="60"/>
+            </w:pPr>
+            <w:r>
+              <w:rPr>
+                <w:b w:val="0"/>
+                <w:i w:val="0"/>
+                <w:sz w:val="20"/>
+              </w:rPr>
+              <w:t>Одноразові витрати</w:t>
+            </w:r>
+          </w:p>
+        </w:tc>
+        <w:tc>
+          <w:tcPr>
+            <w:tcW w:type="dxa" w:w="4819"/>
+            <w:vAlign w:val="center"/>
+            <w:tcBorders>
+              <w:top w:val="single" w:sz="4" w:color="D5DAE0"/>
+              <w:left w:val="single" w:sz="4" w:color="D5DAE0"/>
+              <w:bottom w:val="single" w:sz="4" w:color="D5DAE0"/>
+              <w:right w:val="single" w:sz="4" w:color="D5DAE0"/>
+            </w:tcBorders>
+            <w:shd w:val="clear" w:color="auto" w:fill="F8FAFC"/>
+          </w:tcPr>
+          <w:p>
+            <w:pPr>
+              <w:spacing w:before="60" w:after="60"/>
+            </w:pPr>
+            <w:r>
+              <w:rPr>
+                <w:b w:val="0"/>
+                <w:i w:val="0"/>
+                <w:sz w:val="20"/>
+              </w:rPr>
+              <w:t>Нуль — розробка покрита існуючою командою</w:t>
+            </w:r>
+          </w:p>
+        </w:tc>
+      </w:tr>
+    </w:tbl>
+    <w:p>
+      <w:pPr>
+        <w:spacing w:after="80"/>
+      </w:pPr>
+    </w:p>
+    <w:p>
+      <w:r>
+        <w:rPr>
+          <w:b w:val="0"/>
+          <w:i w:val="0"/>
+        </w:rPr>
+        <w:t>Документ інформаційний. Стратегічні рішення по напрямку проекту вже прийняті — описуємо що і як робимо.</w:t>
       </w:r>
     </w:p>
     <w:p>
@@ -108,44 +519,7 @@
           <w:color w:val="081E2D"/>
           <w:sz w:val="32"/>
         </w:rPr>
-        <w:t>1. Суть проекту</w:t>
-      </w:r>
-    </w:p>
-    <w:p>
-      <w:r>
-        <w:rPr>
-          <w:b w:val="0"/>
-          <w:i w:val="0"/>
-        </w:rPr>
-        <w:t xml:space="preserve">Будуємо </w:t>
-      </w:r>
-      <w:r>
-        <w:rPr>
-          <w:b/>
-          <w:i w:val="0"/>
-        </w:rPr>
-        <w:t>повноцінну CRM-систему EMET для відділу продажу</w:t>
-      </w:r>
-      <w:r>
-        <w:rPr>
-          <w:b w:val="0"/>
-          <w:i w:val="0"/>
-        </w:rPr>
-        <w:t xml:space="preserve"> — на основі вже працюючого у проді з травня 2026 продукту sales-planning. Не починаємо з нуля: ми </w:t>
-      </w:r>
-      <w:r>
-        <w:rPr>
-          <w:b/>
-          <w:i w:val="0"/>
-        </w:rPr>
-        <w:t>беремо існуючий продукт як базу</w:t>
-      </w:r>
-      <w:r>
-        <w:rPr>
-          <w:b w:val="0"/>
-          <w:i w:val="0"/>
-        </w:rPr>
-        <w:t xml:space="preserve"> і додаємо нові функціональні блоки.</w:t>
+        <w:t>2. Поточний біль</w:t>
       </w:r>
     </w:p>
     <w:p>
@@ -154,142 +528,14 @@
           <w:b/>
           <w:i w:val="0"/>
         </w:rPr>
-        <w:t>Ключова ціль:</w:t>
+        <w:t>Сценарій з типового робочого дня менеджера.</w:t>
       </w:r>
       <w:r>
         <w:rPr>
           <w:b w:val="0"/>
           <w:i w:val="0"/>
         </w:rPr>
-        <w:t xml:space="preserve"> </w:t>
-      </w:r>
-      <w:r>
-        <w:rPr>
-          <w:b/>
-          <w:i w:val="0"/>
-        </w:rPr>
-        <w:t>вивести щоденну роботу менеджера з продажу з інтерфейсу 1С</w:t>
-      </w:r>
-      <w:r>
-        <w:rPr>
-          <w:b w:val="0"/>
-          <w:i w:val="0"/>
-        </w:rPr>
-        <w:t xml:space="preserve"> у зручний веб- і мобільний сервіс. Менеджер припиняє користуватись 1С як основним інструментом — переходить у нашу CRM, де </w:t>
-      </w:r>
-      <w:r>
-        <w:rPr>
-          <w:b/>
-          <w:i w:val="0"/>
-        </w:rPr>
-        <w:t>все в одному місці</w:t>
-      </w:r>
-      <w:r>
-        <w:rPr>
-          <w:b w:val="0"/>
-          <w:i w:val="0"/>
-        </w:rPr>
-        <w:t>:</w:t>
-      </w:r>
-    </w:p>
-    <w:p>
-      <w:pPr>
-        <w:pStyle w:val="ListBullet"/>
-        <w:spacing w:after="40"/>
-        <w:ind w:left="340"/>
-      </w:pPr>
-      <w:r>
-        <w:rPr>
-          <w:b w:val="0"/>
-          <w:i w:val="0"/>
-        </w:rPr>
-        <w:t>зустрічі з клієнтами фіксуються разом з геолокацією прямо з телефону у полі;</w:t>
-      </w:r>
-    </w:p>
-    <w:p>
-      <w:pPr>
-        <w:pStyle w:val="ListBullet"/>
-        <w:spacing w:after="40"/>
-        <w:ind w:left="340"/>
-      </w:pPr>
-      <w:r>
-        <w:rPr>
-          <w:b w:val="0"/>
-          <w:i w:val="0"/>
-        </w:rPr>
-        <w:t>замовлення оформлюються у швидкій формі з кошиком, контрактом, доставкою і подарунками;</w:t>
-      </w:r>
-    </w:p>
-    <w:p>
-      <w:pPr>
-        <w:pStyle w:val="ListBullet"/>
-        <w:spacing w:after="40"/>
-        <w:ind w:left="340"/>
-      </w:pPr>
-      <w:r>
-        <w:rPr>
-          <w:b w:val="0"/>
-          <w:i w:val="0"/>
-        </w:rPr>
-        <w:t>дебіторка по клієнту видно одразу на його картці, а не у окремій 1С-формі;</w:t>
-      </w:r>
-    </w:p>
-    <w:p>
-      <w:pPr>
-        <w:pStyle w:val="ListBullet"/>
-        <w:spacing w:after="40"/>
-        <w:ind w:left="340"/>
-      </w:pPr>
-      <w:r>
-        <w:rPr>
-          <w:b/>
-          <w:i w:val="0"/>
-        </w:rPr>
-        <w:t>новий блок рекламацій</w:t>
-      </w:r>
-      <w:r>
-        <w:rPr>
-          <w:b w:val="0"/>
-          <w:i w:val="0"/>
-        </w:rPr>
-        <w:t xml:space="preserve"> з'являється у CRM (раніше менеджер вів їх через окремий незручний Telegram-канал — тепер усе структуровано в одному місці з рештою даних клієнта);</w:t>
-      </w:r>
-    </w:p>
-    <w:p>
-      <w:pPr>
-        <w:pStyle w:val="ListBullet"/>
-        <w:spacing w:after="40"/>
-        <w:ind w:left="340"/>
-      </w:pPr>
-      <w:r>
-        <w:rPr>
-          <w:b w:val="0"/>
-          <w:i w:val="0"/>
-        </w:rPr>
-        <w:t>історія продажів і покупок клієнта відкривається у drill-down з нашого UI.</w:t>
-      </w:r>
-    </w:p>
-    <w:p>
-      <w:r>
-        <w:rPr>
-          <w:b w:val="0"/>
-          <w:i w:val="0"/>
-        </w:rPr>
-        <w:t xml:space="preserve">1С залишається </w:t>
-      </w:r>
-      <w:r>
-        <w:rPr>
-          <w:b/>
-          <w:i w:val="0"/>
-        </w:rPr>
-        <w:t>джерелом правди для бізнес-даних</w:t>
-      </w:r>
-      <w:r>
-        <w:rPr>
-          <w:b w:val="0"/>
-          <w:i w:val="0"/>
-        </w:rPr>
-        <w:t>, але менеджер бачить дані через наш інтерфейс і вносить через наш інтерфейс. CRM-надбудова синхронізує все з 1С автоматично (батчами, не дергаючи 1С на кожен клік).</w:t>
+        <w:t xml:space="preserve"> Менеджер на зустрічі у клініки клієнта. Клієнт готовий замовити Ellanse прямо зараз. Менеджер записує замовлення на серветці і заносить у 1С коли повертається у офіс — годинами пізніше. До того моменту клієнт може передумати, а менеджер встигає забути уточнення про адресу доставки. Так само з історією покупок клієнта: щоб подивитись що клієнт купував півроку тому, потрібен ноутбук, VPN і 1С. У машині між візитами — це неможливо. Зустрічі менеджер веде у окремому застарілому додатку. Рекламації — у незручному Telegram-каналі без структури і прив'язки до клієнта.</w:t>
       </w:r>
     </w:p>
     <w:p>
@@ -298,44 +544,14 @@
           <w:b/>
           <w:i w:val="0"/>
         </w:rPr>
-        <w:t>Орієнтовний обсяг розробки:</w:t>
+        <w:t>Корінь проблеми не в інтерфейсі 1С</w:t>
       </w:r>
       <w:r>
         <w:rPr>
           <w:b w:val="0"/>
           <w:i w:val="0"/>
         </w:rPr>
-        <w:t xml:space="preserve"> ~3 місяці frontend + паралельна черга 1С-розробника.</w:t>
-      </w:r>
-    </w:p>
-    <w:p>
-      <w:r>
-        <w:rPr>
-          <w:b/>
-          <w:i w:val="0"/>
-        </w:rPr>
-        <w:t>Нові щомісячні витрати на інфраструктуру:</w:t>
-      </w:r>
-      <w:r>
-        <w:rPr>
-          <w:b w:val="0"/>
-          <w:i w:val="0"/>
-        </w:rPr>
-        <w:t xml:space="preserve"> </w:t>
-      </w:r>
-      <w:r>
-        <w:rPr>
-          <w:b/>
-          <w:i w:val="0"/>
-        </w:rPr>
-        <w:t>$51/місяць ($612/рік)</w:t>
-      </w:r>
-      <w:r>
-        <w:rPr>
-          <w:b w:val="0"/>
-          <w:i w:val="0"/>
-        </w:rPr>
-        <w:t xml:space="preserve"> — конкретний склад у Секції 7.</w:t>
+        <w:t xml:space="preserve"> — корінь в тому, що 1С живе на офісному сервері і потребує робочого місця менеджера. Продуктивні години у полі витрачаються на повернення у офіс щоб занести те, що мало забрати 30 секунд біля клієнта.</w:t>
       </w:r>
     </w:p>
     <w:p>
@@ -356,7 +572,7 @@
           <w:color w:val="081E2D"/>
           <w:sz w:val="32"/>
         </w:rPr>
-        <w:t>2. Що вже зроблено (поточний стан)</w:t>
+        <w:t>3. Що менеджер отримає</w:t>
       </w:r>
     </w:p>
     <w:p>
@@ -365,34 +581,184 @@
           <w:b w:val="0"/>
           <w:i w:val="0"/>
         </w:rPr>
-        <w:t xml:space="preserve">Sales-planning </w:t>
+        <w:t>Перелік нових щоденних дій менеджера після впровадження:</w:t>
       </w:r>
+    </w:p>
+    <w:p>
+      <w:pPr>
+        <w:pStyle w:val="ListBullet"/>
+        <w:spacing w:after="40"/>
+        <w:ind w:left="340"/>
+      </w:pPr>
       <w:r>
         <w:rPr>
           <w:b/>
           <w:i w:val="0"/>
         </w:rPr>
-        <w:t>у проді з травня 2026</w:t>
+        <w:t>Реєструє</w:t>
       </w:r>
       <w:r>
         <w:rPr>
           <w:b w:val="0"/>
           <w:i w:val="0"/>
         </w:rPr>
-        <w:t xml:space="preserve"> і покриває 3 повноцінні модулі. Це не прототип — це працююча production-система якою користуються менеджери і керівництво щодня.</w:t>
+        <w:t xml:space="preserve"> замовлення з телефону прямо у кабінеті клієнта, без повернення у офіс</w:t>
       </w:r>
     </w:p>
     <w:p>
       <w:pPr>
-        <w:spacing w:before="200" w:after="80"/>
+        <w:pStyle w:val="ListBullet"/>
+        <w:spacing w:after="40"/>
+        <w:ind w:left="340"/>
       </w:pPr>
       <w:r>
         <w:rPr>
           <w:b/>
-          <w:color w:val="334155"/>
-          <w:sz w:val="26"/>
+          <w:i w:val="0"/>
         </w:rPr>
-        <w:t>2.1 Працюючі модулі у проді</w:t>
+        <w:t>Переглядає</w:t>
+      </w:r>
+      <w:r>
+        <w:rPr>
+          <w:b w:val="0"/>
+          <w:i w:val="0"/>
+        </w:rPr>
+        <w:t xml:space="preserve"> історію покупок клієнта одним тапом під час розмови</w:t>
+      </w:r>
+    </w:p>
+    <w:p>
+      <w:pPr>
+        <w:pStyle w:val="ListBullet"/>
+        <w:spacing w:after="40"/>
+        <w:ind w:left="340"/>
+      </w:pPr>
+      <w:r>
+        <w:rPr>
+          <w:b/>
+          <w:i w:val="0"/>
+        </w:rPr>
+        <w:t>Фіксує</w:t>
+      </w:r>
+      <w:r>
+        <w:rPr>
+          <w:b w:val="0"/>
+          <w:i w:val="0"/>
+        </w:rPr>
+        <w:t xml:space="preserve"> зустріч разом з геолокацією за один клік</w:t>
+      </w:r>
+    </w:p>
+    <w:p>
+      <w:pPr>
+        <w:pStyle w:val="ListBullet"/>
+        <w:spacing w:after="40"/>
+        <w:ind w:left="340"/>
+      </w:pPr>
+      <w:r>
+        <w:rPr>
+          <w:b/>
+          <w:i w:val="0"/>
+        </w:rPr>
+        <w:t>Бачить</w:t>
+      </w:r>
+      <w:r>
+        <w:rPr>
+          <w:b w:val="0"/>
+          <w:i w:val="0"/>
+        </w:rPr>
+        <w:t xml:space="preserve"> дебіторку клієнта на його картці одразу при відкритті</w:t>
+      </w:r>
+    </w:p>
+    <w:p>
+      <w:pPr>
+        <w:pStyle w:val="ListBullet"/>
+        <w:spacing w:after="40"/>
+        <w:ind w:left="340"/>
+      </w:pPr>
+      <w:r>
+        <w:rPr>
+          <w:b/>
+          <w:i w:val="0"/>
+        </w:rPr>
+        <w:t>Веде</w:t>
+      </w:r>
+      <w:r>
+        <w:rPr>
+          <w:b w:val="0"/>
+          <w:i w:val="0"/>
+        </w:rPr>
+        <w:t xml:space="preserve"> рекламації клієнта у структурованій секції CRM замість Telegram-каналу</w:t>
+      </w:r>
+    </w:p>
+    <w:p>
+      <w:pPr>
+        <w:pStyle w:val="ListBullet"/>
+        <w:spacing w:after="40"/>
+        <w:ind w:left="340"/>
+      </w:pPr>
+      <w:r>
+        <w:rPr>
+          <w:b/>
+          <w:i w:val="0"/>
+        </w:rPr>
+        <w:t>Готується</w:t>
+      </w:r>
+      <w:r>
+        <w:rPr>
+          <w:b w:val="0"/>
+          <w:i w:val="0"/>
+        </w:rPr>
+        <w:t xml:space="preserve"> до завтрашніх візитів увечері з телефону, з адресами і маршрутом</w:t>
+      </w:r>
+    </w:p>
+    <w:p>
+      <w:pPr>
+        <w:pStyle w:val="ListBullet"/>
+        <w:spacing w:after="40"/>
+        <w:ind w:left="340"/>
+      </w:pPr>
+      <w:r>
+        <w:rPr>
+          <w:b/>
+          <w:i w:val="0"/>
+        </w:rPr>
+        <w:t>Працює</w:t>
+      </w:r>
+      <w:r>
+        <w:rPr>
+          <w:b w:val="0"/>
+          <w:i w:val="0"/>
+        </w:rPr>
+        <w:t xml:space="preserve"> з тих самих даних з ноутбука, телефона або планшета — без VPN</w:t>
+      </w:r>
+    </w:p>
+    <w:p>
+      <w:r>
+        <w:rPr>
+          <w:b w:val="0"/>
+          <w:i w:val="0"/>
+        </w:rPr>
+        <w:t>1С залишається джерелом правди для бізнес-даних і фінансової звітності. Менеджер з ним не взаємодіє напряму — він взаємодіє з нашою CRM, яка синхронізується автоматично. Керівництво у свою чергу отримує живі аналітичні віджети (виконання плану, кращі менеджери по ТМ, дебіторка по регіонах) замість Excel-вивантажень.</w:t>
+      </w:r>
+    </w:p>
+    <w:p>
+      <w:pPr>
+        <w:spacing w:before="80" w:after="80"/>
+        <w:pBdr>
+          <w:bottom w:val="single" w:sz="6" w:color="066AAB"/>
+        </w:pBdr>
+      </w:pPr>
+    </w:p>
+    <w:p>
+      <w:pPr>
+        <w:spacing w:before="280" w:after="120"/>
+      </w:pPr>
+      <w:r>
+        <w:rPr>
+          <w:b/>
+          <w:color w:val="081E2D"/>
+          <w:sz w:val="32"/>
+        </w:rPr>
+        <w:t>4. Скоуп</w:t>
       </w:r>
     </w:p>
     <w:tbl>
@@ -429,7 +795,7 @@
                 <w:color w:val="FFFFFF"/>
                 <w:sz w:val="20"/>
               </w:rPr>
-              <w:t>Модуль</w:t>
+              <w:t>У скоупі</w:t>
             </w:r>
           </w:p>
         </w:tc>
@@ -455,7 +821,7 @@
                 <w:color w:val="FFFFFF"/>
                 <w:sz w:val="20"/>
               </w:rPr>
-              <w:t>Що дає менеджеру</w:t>
+              <w:t>Поза скоупом</w:t>
             </w:r>
           </w:p>
         </w:tc>
@@ -481,7 +847,7 @@
                 <w:color w:val="FFFFFF"/>
                 <w:sz w:val="20"/>
               </w:rPr>
-              <w:t>Що дає керівництву</w:t>
+              <w:t>Можливо у наступних фазах</w:t>
             </w:r>
           </w:p>
         </w:tc>
@@ -504,11 +870,11 @@
             </w:pPr>
             <w:r>
               <w:rPr>
-                <w:b/>
+                <w:b w:val="0"/>
                 <w:i w:val="0"/>
                 <w:sz w:val="20"/>
               </w:rPr>
-              <w:t>Планування продажів</w:t>
+              <w:t>Зустрічі + геолокація у CRM</w:t>
             </w:r>
           </w:p>
         </w:tc>
@@ -533,7 +899,7 @@
                 <w:i w:val="0"/>
                 <w:sz w:val="20"/>
               </w:rPr>
-              <w:t>Місячне планування цілей по 9 ТМ з прив'язкою до клієнтів, finalize-механіка, window-lock</w:t>
+              <w:t>Заміна 1С-бекенду — він залишається</w:t>
             </w:r>
           </w:p>
         </w:tc>
@@ -558,7 +924,7 @@
                 <w:i w:val="0"/>
                 <w:sz w:val="20"/>
               </w:rPr>
-              <w:t>Картина заповнюваності планів по регіонах + по менеджерах, контроль qualified-завершень</w:t>
+              <w:t>Push-сповіщення менеджерам</w:t>
             </w:r>
           </w:p>
         </w:tc>
@@ -582,11 +948,11 @@
             </w:pPr>
             <w:r>
               <w:rPr>
-                <w:b/>
+                <w:b w:val="0"/>
                 <w:i w:val="0"/>
                 <w:sz w:val="20"/>
               </w:rPr>
-              <w:t>Мої клієнти (CRM-база)</w:t>
+              <w:t>Рядкові продажі + drill-down у клієнта</w:t>
             </w:r>
           </w:p>
         </w:tc>
@@ -612,7 +978,7 @@
                 <w:i w:val="0"/>
                 <w:sz w:val="20"/>
               </w:rPr>
-              <w:t>Власна клієнтська база з фільтрами, drill-down карткою клієнта, історією зустрічей, статусом активності</w:t>
+              <w:t>Закупки, логістика, HR</w:t>
             </w:r>
           </w:p>
         </w:tc>
@@ -638,7 +1004,7 @@
                 <w:i w:val="0"/>
                 <w:sz w:val="20"/>
               </w:rPr>
-              <w:t>—</w:t>
+              <w:t>Розширена гейміфікація</w:t>
             </w:r>
           </w:p>
         </w:tc>
@@ -661,11 +1027,11 @@
             </w:pPr>
             <w:r>
               <w:rPr>
-                <w:b/>
+                <w:b w:val="0"/>
                 <w:i w:val="0"/>
                 <w:sz w:val="20"/>
               </w:rPr>
-              <w:t>Огляд компанії</w:t>
+              <w:t>Дебіторка на client card</w:t>
             </w:r>
           </w:p>
         </w:tc>
@@ -690,7 +1056,7 @@
                 <w:i w:val="0"/>
                 <w:sz w:val="20"/>
               </w:rPr>
-              <w:t>—</w:t>
+              <w:t>Бухгалтерія, фінзвітність</w:t>
             </w:r>
           </w:p>
         </w:tc>
@@ -715,247 +1081,7 @@
                 <w:i w:val="0"/>
                 <w:sz w:val="20"/>
               </w:rPr>
-              <w:t>Виконання плану по регіонах, брендах, менеджерах + аналітика «відстають від плану», структура продажів</w:t>
-            </w:r>
-          </w:p>
-        </w:tc>
-      </w:tr>
-    </w:tbl>
-    <w:p>
-      <w:pPr>
-        <w:spacing w:after="80"/>
-      </w:pPr>
-    </w:p>
-    <w:p>
-      <w:pPr>
-        <w:spacing w:before="200" w:after="80"/>
-      </w:pPr>
-      <w:r>
-        <w:rPr>
-          <w:b/>
-          <w:color w:val="334155"/>
-          <w:sz w:val="26"/>
-        </w:rPr>
-        <w:t>2.2 Технічний фундамент</w:t>
-      </w:r>
-    </w:p>
-    <w:p>
-      <w:r>
-        <w:rPr>
-          <w:b w:val="0"/>
-          <w:i w:val="0"/>
-        </w:rPr>
-        <w:t>Архітектура зріла і готова до розширення:</w:t>
-      </w:r>
-    </w:p>
-    <w:p>
-      <w:pPr>
-        <w:pStyle w:val="ListBullet"/>
-        <w:spacing w:after="40"/>
-        <w:ind w:left="340"/>
-      </w:pPr>
-      <w:r>
-        <w:rPr>
-          <w:b/>
-          <w:i w:val="0"/>
-        </w:rPr>
-        <w:t>Сучасний стек:</w:t>
-      </w:r>
-      <w:r>
-        <w:rPr>
-          <w:b w:val="0"/>
-          <w:i w:val="0"/>
-        </w:rPr>
-        <w:t xml:space="preserve"> Next.js 16 + React 19 + TypeScript + Tailwind 4 — поточний промислово-стандартний набір</w:t>
-      </w:r>
-    </w:p>
-    <w:p>
-      <w:pPr>
-        <w:pStyle w:val="ListBullet"/>
-        <w:spacing w:after="40"/>
-        <w:ind w:left="340"/>
-      </w:pPr>
-      <w:r>
-        <w:rPr>
-          <w:b/>
-          <w:i w:val="0"/>
-        </w:rPr>
-        <w:t>13 інтеграцій з 1С</w:t>
-      </w:r>
-      <w:r>
-        <w:rPr>
-          <w:b w:val="0"/>
-          <w:i w:val="0"/>
-        </w:rPr>
-        <w:t xml:space="preserve"> через захищений HTTP proxy + сесії на JWT</w:t>
-      </w:r>
-    </w:p>
-    <w:p>
-      <w:pPr>
-        <w:pStyle w:val="ListBullet"/>
-        <w:spacing w:after="40"/>
-        <w:ind w:left="340"/>
-      </w:pPr>
-      <w:r>
-        <w:rPr>
-          <w:b/>
-          <w:i w:val="0"/>
-        </w:rPr>
-        <w:t>240 автоматичних тестів</w:t>
-      </w:r>
-      <w:r>
-        <w:rPr>
-          <w:b w:val="0"/>
-          <w:i w:val="0"/>
-        </w:rPr>
-        <w:t xml:space="preserve"> + перевірка архітектурних інваріантів перед кожним пушем у проді</w:t>
-      </w:r>
-    </w:p>
-    <w:p>
-      <w:pPr>
-        <w:pStyle w:val="ListBullet"/>
-        <w:spacing w:after="40"/>
-        <w:ind w:left="340"/>
-      </w:pPr>
-      <w:r>
-        <w:rPr>
-          <w:b/>
-          <w:i w:val="0"/>
-        </w:rPr>
-        <w:t>Hosted на Vercel</w:t>
-      </w:r>
-      <w:r>
-        <w:rPr>
-          <w:b w:val="0"/>
-          <w:i w:val="0"/>
-        </w:rPr>
-        <w:t xml:space="preserve"> з автоматичним деплоєм при кожному merge у master</w:t>
-      </w:r>
-    </w:p>
-    <w:p>
-      <w:pPr>
-        <w:pStyle w:val="ListBullet"/>
-        <w:spacing w:after="40"/>
-        <w:ind w:left="340"/>
-      </w:pPr>
-      <w:r>
-        <w:rPr>
-          <w:b/>
-          <w:i w:val="0"/>
-        </w:rPr>
-        <w:t>Mobile-friendly</w:t>
-      </w:r>
-      <w:r>
-        <w:rPr>
-          <w:b w:val="0"/>
-          <w:i w:val="0"/>
-        </w:rPr>
-        <w:t xml:space="preserve"> дизайн (нещодавно довели до 100% адаптивності)</w:t>
-      </w:r>
-    </w:p>
-    <w:p>
-      <w:pPr>
-        <w:pStyle w:val="ListBullet"/>
-        <w:spacing w:after="40"/>
-        <w:ind w:left="340"/>
-      </w:pPr>
-      <w:r>
-        <w:rPr>
-          <w:b/>
-          <w:i w:val="0"/>
-        </w:rPr>
-        <w:t>Загалом ~57 000 рядків коду нетто</w:t>
-      </w:r>
-      <w:r>
-        <w:rPr>
-          <w:b w:val="0"/>
-          <w:i w:val="0"/>
-        </w:rPr>
-        <w:t>, ~91 година фактичної розробки</w:t>
-      </w:r>
-    </w:p>
-    <w:p>
-      <w:pPr>
-        <w:spacing w:before="200" w:after="80"/>
-      </w:pPr>
-      <w:r>
-        <w:rPr>
-          <w:b/>
-          <w:color w:val="334155"/>
-          <w:sz w:val="26"/>
-        </w:rPr>
-        <w:t>2.3 Зрілість документації проекту</w:t>
-      </w:r>
-    </w:p>
-    <w:p>
-      <w:r>
-        <w:rPr>
-          <w:b w:val="0"/>
-          <w:i w:val="0"/>
-        </w:rPr>
-        <w:t>Проект ведеться структуровано — не «на коліні». Маємо повну технічну документацію:</w:t>
-      </w:r>
-    </w:p>
-    <w:tbl>
-      <w:tblPr>
-        <w:tblW w:type="auto" w:w="0"/>
-        <w:jc w:val="center"/>
-        <w:tblLook w:firstColumn="1" w:firstRow="1" w:lastColumn="0" w:lastRow="0" w:noHBand="0" w:noVBand="1" w:val="04A0"/>
-      </w:tblPr>
-      <w:tblGrid>
-        <w:gridCol w:w="4819"/>
-        <w:gridCol w:w="4819"/>
-      </w:tblGrid>
-      <w:tr>
-        <w:tc>
-          <w:tcPr>
-            <w:tcW w:type="dxa" w:w="4819"/>
-            <w:vAlign w:val="center"/>
-            <w:shd w:val="clear" w:color="auto" w:fill="066AAB"/>
-            <w:tcBorders>
-              <w:top w:val="single" w:sz="4" w:color="054D80"/>
-              <w:left w:val="single" w:sz="4" w:color="054D80"/>
-              <w:bottom w:val="single" w:sz="4" w:color="054D80"/>
-              <w:right w:val="single" w:sz="4" w:color="054D80"/>
-            </w:tcBorders>
-          </w:tcPr>
-          <w:p>
-            <w:pPr>
-              <w:spacing w:before="40" w:after="40"/>
-            </w:pPr>
-            <w:r>
-              <w:rPr>
-                <w:b/>
-                <w:color w:val="FFFFFF"/>
-                <w:sz w:val="20"/>
-              </w:rPr>
-              <w:t>Документ</w:t>
-            </w:r>
-          </w:p>
-        </w:tc>
-        <w:tc>
-          <w:tcPr>
-            <w:tcW w:type="dxa" w:w="4819"/>
-            <w:vAlign w:val="center"/>
-            <w:shd w:val="clear" w:color="auto" w:fill="066AAB"/>
-            <w:tcBorders>
-              <w:top w:val="single" w:sz="4" w:color="054D80"/>
-              <w:left w:val="single" w:sz="4" w:color="054D80"/>
-              <w:bottom w:val="single" w:sz="4" w:color="054D80"/>
-              <w:right w:val="single" w:sz="4" w:color="054D80"/>
-            </w:tcBorders>
-          </w:tcPr>
-          <w:p>
-            <w:pPr>
-              <w:spacing w:before="40" w:after="40"/>
-            </w:pPr>
-            <w:r>
-              <w:rPr>
-                <w:b/>
-                <w:color w:val="FFFFFF"/>
-                <w:sz w:val="20"/>
-              </w:rPr>
-              <w:t>Що містить</w:t>
+              <w:t>Версіонування анкет клієнта</w:t>
             </w:r>
           </w:p>
         </w:tc>
@@ -963,85 +1089,7 @@
       <w:tr>
         <w:tc>
           <w:tcPr>
-            <w:tcW w:type="dxa" w:w="4819"/>
-            <w:vAlign w:val="center"/>
-            <w:tcBorders>
-              <w:top w:val="single" w:sz="4" w:color="D5DAE0"/>
-              <w:left w:val="single" w:sz="4" w:color="D5DAE0"/>
-              <w:bottom w:val="single" w:sz="4" w:color="D5DAE0"/>
-              <w:right w:val="single" w:sz="4" w:color="D5DAE0"/>
-            </w:tcBorders>
-          </w:tcPr>
-          <w:p>
-            <w:pPr>
-              <w:spacing w:before="60" w:after="60"/>
-            </w:pPr>
-            <w:r>
-              <w:rPr>
-                <w:b/>
-                <w:i w:val="0"/>
-                <w:sz w:val="20"/>
-              </w:rPr>
-              <w:t>Технічний план проекту</w:t>
-            </w:r>
-          </w:p>
-        </w:tc>
-        <w:tc>
-          <w:tcPr>
-            <w:tcW w:type="dxa" w:w="4819"/>
-            <w:vAlign w:val="center"/>
-            <w:tcBorders>
-              <w:top w:val="single" w:sz="4" w:color="D5DAE0"/>
-              <w:left w:val="single" w:sz="4" w:color="D5DAE0"/>
-              <w:bottom w:val="single" w:sz="4" w:color="D5DAE0"/>
-              <w:right w:val="single" w:sz="4" w:color="D5DAE0"/>
-            </w:tcBorders>
-          </w:tcPr>
-          <w:p>
-            <w:pPr>
-              <w:spacing w:before="60" w:after="60"/>
-            </w:pPr>
-            <w:r>
-              <w:rPr>
-                <w:b w:val="0"/>
-                <w:i w:val="0"/>
-                <w:sz w:val="20"/>
-              </w:rPr>
-              <w:t>20 секцій, 1100+ рядків. Vision, baseline, 6 етапів зі sprint-decomposition, 17 архітектурних рішень (ADR), 15 ризиків, timeline, glossary</w:t>
-            </w:r>
-          </w:p>
-        </w:tc>
-      </w:tr>
-      <w:tr>
-        <w:tc>
-          <w:tcPr>
-            <w:tcW w:type="dxa" w:w="4819"/>
-            <w:vAlign w:val="center"/>
-            <w:tcBorders>
-              <w:top w:val="single" w:sz="4" w:color="D5DAE0"/>
-              <w:left w:val="single" w:sz="4" w:color="D5DAE0"/>
-              <w:bottom w:val="single" w:sz="4" w:color="D5DAE0"/>
-              <w:right w:val="single" w:sz="4" w:color="D5DAE0"/>
-            </w:tcBorders>
-            <w:shd w:val="clear" w:color="auto" w:fill="F8FAFC"/>
-          </w:tcPr>
-          <w:p>
-            <w:pPr>
-              <w:spacing w:before="60" w:after="60"/>
-            </w:pPr>
-            <w:r>
-              <w:rPr>
-                <w:b/>
-                <w:i w:val="0"/>
-                <w:sz w:val="20"/>
-              </w:rPr>
-              <w:t>Спецификація 1С-розробнику</w:t>
-            </w:r>
-          </w:p>
-        </w:tc>
-        <w:tc>
-          <w:tcPr>
-            <w:tcW w:type="dxa" w:w="4819"/>
+            <w:tcW w:type="dxa" w:w="3213"/>
             <w:vAlign w:val="center"/>
             <w:tcBorders>
               <w:top w:val="single" w:sz="4" w:color="D5DAE0"/>
@@ -1061,93 +1109,13 @@
                 <w:i w:val="0"/>
                 <w:sz w:val="20"/>
               </w:rPr>
-              <w:t>1050 рядків. 16 нових 1С-actions з payload/response/edge cases, JSON-прикладами, performance-вимогами, 10 open questions для узгодження</w:t>
-            </w:r>
-          </w:p>
-        </w:tc>
-      </w:tr>
-      <w:tr>
-        <w:tc>
-          <w:tcPr>
-            <w:tcW w:type="dxa" w:w="4819"/>
-            <w:vAlign w:val="center"/>
-            <w:tcBorders>
-              <w:top w:val="single" w:sz="4" w:color="D5DAE0"/>
-              <w:left w:val="single" w:sz="4" w:color="D5DAE0"/>
-              <w:bottom w:val="single" w:sz="4" w:color="D5DAE0"/>
-              <w:right w:val="single" w:sz="4" w:color="D5DAE0"/>
-            </w:tcBorders>
-          </w:tcPr>
-          <w:p>
-            <w:pPr>
-              <w:spacing w:before="60" w:after="60"/>
-            </w:pPr>
-            <w:r>
-              <w:rPr>
-                <w:b/>
-                <w:i w:val="0"/>
-                <w:sz w:val="20"/>
-              </w:rPr>
-              <w:t>Реєстр архітектурних рішень (ADR)</w:t>
+              <w:t>Рекламації об'єднані у CRM</w:t>
             </w:r>
           </w:p>
         </w:tc>
         <w:tc>
           <w:tcPr>
-            <w:tcW w:type="dxa" w:w="4819"/>
-            <w:vAlign w:val="center"/>
-            <w:tcBorders>
-              <w:top w:val="single" w:sz="4" w:color="D5DAE0"/>
-              <w:left w:val="single" w:sz="4" w:color="D5DAE0"/>
-              <w:bottom w:val="single" w:sz="4" w:color="D5DAE0"/>
-              <w:right w:val="single" w:sz="4" w:color="D5DAE0"/>
-            </w:tcBorders>
-          </w:tcPr>
-          <w:p>
-            <w:pPr>
-              <w:spacing w:before="60" w:after="60"/>
-            </w:pPr>
-            <w:r>
-              <w:rPr>
-                <w:b w:val="0"/>
-                <w:i w:val="0"/>
-                <w:sz w:val="20"/>
-              </w:rPr>
-              <w:t>Кожне ключове рішення з контекстом, обґрунтуванням і наслідками — щоб через рік не довелось згадувати «чому так зробили»</w:t>
-            </w:r>
-          </w:p>
-        </w:tc>
-      </w:tr>
-      <w:tr>
-        <w:tc>
-          <w:tcPr>
-            <w:tcW w:type="dxa" w:w="4819"/>
-            <w:vAlign w:val="center"/>
-            <w:tcBorders>
-              <w:top w:val="single" w:sz="4" w:color="D5DAE0"/>
-              <w:left w:val="single" w:sz="4" w:color="D5DAE0"/>
-              <w:bottom w:val="single" w:sz="4" w:color="D5DAE0"/>
-              <w:right w:val="single" w:sz="4" w:color="D5DAE0"/>
-            </w:tcBorders>
-            <w:shd w:val="clear" w:color="auto" w:fill="F8FAFC"/>
-          </w:tcPr>
-          <w:p>
-            <w:pPr>
-              <w:spacing w:before="60" w:after="60"/>
-            </w:pPr>
-            <w:r>
-              <w:rPr>
-                <w:b/>
-                <w:i w:val="0"/>
-                <w:sz w:val="20"/>
-              </w:rPr>
-              <w:t>Аудити вихідних систем</w:t>
-            </w:r>
-          </w:p>
-        </w:tc>
-        <w:tc>
-          <w:tcPr>
-            <w:tcW w:type="dxa" w:w="4819"/>
+            <w:tcW w:type="dxa" w:w="3213"/>
             <w:vAlign w:val="center"/>
             <w:tcBorders>
               <w:top w:val="single" w:sz="4" w:color="D5DAE0"/>
@@ -1167,93 +1135,13 @@
                 <w:i w:val="0"/>
                 <w:sz w:val="20"/>
               </w:rPr>
-              <w:t>Повні аналізи 3 репозиторіїв (meeting-4.0, meeting-app, reclamation-app) з висновками щодо переносу/інтеграції</w:t>
-            </w:r>
-          </w:p>
-        </w:tc>
-      </w:tr>
-      <w:tr>
-        <w:tc>
-          <w:tcPr>
-            <w:tcW w:type="dxa" w:w="4819"/>
-            <w:vAlign w:val="center"/>
-            <w:tcBorders>
-              <w:top w:val="single" w:sz="4" w:color="D5DAE0"/>
-              <w:left w:val="single" w:sz="4" w:color="D5DAE0"/>
-              <w:bottom w:val="single" w:sz="4" w:color="D5DAE0"/>
-              <w:right w:val="single" w:sz="4" w:color="D5DAE0"/>
-            </w:tcBorders>
-          </w:tcPr>
-          <w:p>
-            <w:pPr>
-              <w:spacing w:before="60" w:after="60"/>
-            </w:pPr>
-            <w:r>
-              <w:rPr>
-                <w:b/>
-                <w:i w:val="0"/>
-                <w:sz w:val="20"/>
-              </w:rPr>
-              <w:t>Бізнес-логіка Best Manager</w:t>
+              <w:t>Telegram-канал (зберігаємо backend, додаємо UI у CRM)</w:t>
             </w:r>
           </w:p>
         </w:tc>
         <w:tc>
           <w:tcPr>
-            <w:tcW w:type="dxa" w:w="4819"/>
-            <w:vAlign w:val="center"/>
-            <w:tcBorders>
-              <w:top w:val="single" w:sz="4" w:color="D5DAE0"/>
-              <w:left w:val="single" w:sz="4" w:color="D5DAE0"/>
-              <w:bottom w:val="single" w:sz="4" w:color="D5DAE0"/>
-              <w:right w:val="single" w:sz="4" w:color="D5DAE0"/>
-            </w:tcBorders>
-          </w:tcPr>
-          <w:p>
-            <w:pPr>
-              <w:spacing w:before="60" w:after="60"/>
-            </w:pPr>
-            <w:r>
-              <w:rPr>
-                <w:b w:val="0"/>
-                <w:i w:val="0"/>
-                <w:sz w:val="20"/>
-              </w:rPr>
-              <w:t>Детальна специфікація алгоритму розрахунку переможців конкурсу з джерела (PDF червня 2026)</w:t>
-            </w:r>
-          </w:p>
-        </w:tc>
-      </w:tr>
-      <w:tr>
-        <w:tc>
-          <w:tcPr>
-            <w:tcW w:type="dxa" w:w="4819"/>
-            <w:vAlign w:val="center"/>
-            <w:tcBorders>
-              <w:top w:val="single" w:sz="4" w:color="D5DAE0"/>
-              <w:left w:val="single" w:sz="4" w:color="D5DAE0"/>
-              <w:bottom w:val="single" w:sz="4" w:color="D5DAE0"/>
-              <w:right w:val="single" w:sz="4" w:color="D5DAE0"/>
-            </w:tcBorders>
-            <w:shd w:val="clear" w:color="auto" w:fill="F8FAFC"/>
-          </w:tcPr>
-          <w:p>
-            <w:pPr>
-              <w:spacing w:before="60" w:after="60"/>
-            </w:pPr>
-            <w:r>
-              <w:rPr>
-                <w:b/>
-                <w:i w:val="0"/>
-                <w:sz w:val="20"/>
-              </w:rPr>
-              <w:t>Дизайн-розвідка</w:t>
-            </w:r>
-          </w:p>
-        </w:tc>
-        <w:tc>
-          <w:tcPr>
-            <w:tcW w:type="dxa" w:w="4819"/>
+            <w:tcW w:type="dxa" w:w="3213"/>
             <w:vAlign w:val="center"/>
             <w:tcBorders>
               <w:top w:val="single" w:sz="4" w:color="D5DAE0"/>
@@ -1273,7 +1161,7 @@
                 <w:i w:val="0"/>
                 <w:sz w:val="20"/>
               </w:rPr>
-              <w:t>3 варіанти дашборду зустрічей + 2 варіанти форми, прийняті фінальні версії</w:t>
+              <w:t>Архів переможців конкурсу</w:t>
             </w:r>
           </w:p>
         </w:tc>
@@ -1281,32 +1169,7 @@
       <w:tr>
         <w:tc>
           <w:tcPr>
-            <w:tcW w:type="dxa" w:w="4819"/>
-            <w:vAlign w:val="center"/>
-            <w:tcBorders>
-              <w:top w:val="single" w:sz="4" w:color="D5DAE0"/>
-              <w:left w:val="single" w:sz="4" w:color="D5DAE0"/>
-              <w:bottom w:val="single" w:sz="4" w:color="D5DAE0"/>
-              <w:right w:val="single" w:sz="4" w:color="D5DAE0"/>
-            </w:tcBorders>
-          </w:tcPr>
-          <w:p>
-            <w:pPr>
-              <w:spacing w:before="60" w:after="60"/>
-            </w:pPr>
-            <w:r>
-              <w:rPr>
-                <w:b/>
-                <w:i w:val="0"/>
-                <w:sz w:val="20"/>
-              </w:rPr>
-              <w:t>Sprint tracker</w:t>
-            </w:r>
-          </w:p>
-        </w:tc>
-        <w:tc>
-          <w:tcPr>
-            <w:tcW w:type="dxa" w:w="4819"/>
+            <w:tcW w:type="dxa" w:w="3213"/>
             <w:vAlign w:val="center"/>
             <w:tcBorders>
               <w:top w:val="single" w:sz="4" w:color="D5DAE0"/>
@@ -1325,7 +1188,57 @@
                 <w:i w:val="0"/>
                 <w:sz w:val="20"/>
               </w:rPr>
-              <w:t>Прогрес по підготовці + кожному спринту з артефактами і висновками</w:t>
+              <w:t>Замовлення + реалізації з мобільного</w:t>
+            </w:r>
+          </w:p>
+        </w:tc>
+        <w:tc>
+          <w:tcPr>
+            <w:tcW w:type="dxa" w:w="3213"/>
+            <w:vAlign w:val="center"/>
+            <w:tcBorders>
+              <w:top w:val="single" w:sz="4" w:color="D5DAE0"/>
+              <w:left w:val="single" w:sz="4" w:color="D5DAE0"/>
+              <w:bottom w:val="single" w:sz="4" w:color="D5DAE0"/>
+              <w:right w:val="single" w:sz="4" w:color="D5DAE0"/>
+            </w:tcBorders>
+          </w:tcPr>
+          <w:p>
+            <w:pPr>
+              <w:spacing w:before="60" w:after="60"/>
+            </w:pPr>
+            <w:r>
+              <w:rPr>
+                <w:b w:val="0"/>
+                <w:i w:val="0"/>
+                <w:sz w:val="20"/>
+              </w:rPr>
+              <w:t>Документообіг між підрозділами</w:t>
+            </w:r>
+          </w:p>
+        </w:tc>
+        <w:tc>
+          <w:tcPr>
+            <w:tcW w:type="dxa" w:w="3213"/>
+            <w:vAlign w:val="center"/>
+            <w:tcBorders>
+              <w:top w:val="single" w:sz="4" w:color="D5DAE0"/>
+              <w:left w:val="single" w:sz="4" w:color="D5DAE0"/>
+              <w:bottom w:val="single" w:sz="4" w:color="D5DAE0"/>
+              <w:right w:val="single" w:sz="4" w:color="D5DAE0"/>
+            </w:tcBorders>
+          </w:tcPr>
+          <w:p>
+            <w:pPr>
+              <w:spacing w:before="60" w:after="60"/>
+            </w:pPr>
+            <w:r>
+              <w:rPr>
+                <w:b w:val="0"/>
+                <w:i w:val="0"/>
+                <w:sz w:val="20"/>
+              </w:rPr>
+              <w:t>Workflow для сертифікатів навчання лікарів</w:t>
             </w:r>
           </w:p>
         </w:tc>
@@ -1338,15 +1251,23 @@
     </w:p>
     <w:p>
       <w:pPr>
-        <w:spacing w:before="200" w:after="80"/>
+        <w:spacing w:before="80" w:after="80"/>
+        <w:pBdr>
+          <w:bottom w:val="single" w:sz="6" w:color="066AAB"/>
+        </w:pBdr>
+      </w:pPr>
+    </w:p>
+    <w:p>
+      <w:pPr>
+        <w:spacing w:before="280" w:after="120"/>
       </w:pPr>
       <w:r>
         <w:rPr>
           <w:b/>
-          <w:color w:val="334155"/>
-          <w:sz w:val="26"/>
+          <w:color w:val="081E2D"/>
+          <w:sz w:val="32"/>
         </w:rPr>
-        <w:t>2.4 Сервіси які підключатимемо</w:t>
+        <w:t>5. Графік релізів</w:t>
       </w:r>
     </w:p>
     <w:tbl>
@@ -1383,33 +1304,7 @@
                 <w:color w:val="FFFFFF"/>
                 <w:sz w:val="20"/>
               </w:rPr>
-              <w:t>Сервіс</w:t>
-            </w:r>
-          </w:p>
-        </w:tc>
-        <w:tc>
-          <w:tcPr>
-            <w:tcW w:type="dxa" w:w="3213"/>
-            <w:vAlign w:val="center"/>
-            <w:shd w:val="clear" w:color="auto" w:fill="066AAB"/>
-            <w:tcBorders>
-              <w:top w:val="single" w:sz="4" w:color="054D80"/>
-              <w:left w:val="single" w:sz="4" w:color="054D80"/>
-              <w:bottom w:val="single" w:sz="4" w:color="054D80"/>
-              <w:right w:val="single" w:sz="4" w:color="054D80"/>
-            </w:tcBorders>
-          </w:tcPr>
-          <w:p>
-            <w:pPr>
-              <w:spacing w:before="40" w:after="40"/>
-            </w:pPr>
-            <w:r>
-              <w:rPr>
-                <w:b/>
-                <w:color w:val="FFFFFF"/>
-                <w:sz w:val="20"/>
-              </w:rPr>
-              <w:t>Призначення</w:t>
+              <w:t>Етап</w:t>
             </w:r>
           </w:p>
         </w:tc>
@@ -1439,6 +1334,32 @@
             </w:r>
           </w:p>
         </w:tc>
+        <w:tc>
+          <w:tcPr>
+            <w:tcW w:type="dxa" w:w="3213"/>
+            <w:vAlign w:val="center"/>
+            <w:shd w:val="clear" w:color="auto" w:fill="066AAB"/>
+            <w:tcBorders>
+              <w:top w:val="single" w:sz="4" w:color="054D80"/>
+              <w:left w:val="single" w:sz="4" w:color="054D80"/>
+              <w:bottom w:val="single" w:sz="4" w:color="054D80"/>
+              <w:right w:val="single" w:sz="4" w:color="054D80"/>
+            </w:tcBorders>
+          </w:tcPr>
+          <w:p>
+            <w:pPr>
+              <w:spacing w:before="40" w:after="40"/>
+            </w:pPr>
+            <w:r>
+              <w:rPr>
+                <w:b/>
+                <w:color w:val="FFFFFF"/>
+                <w:sz w:val="20"/>
+              </w:rPr>
+              <w:t>Що бачить менеджер / керівництво</w:t>
+            </w:r>
+          </w:p>
+        </w:tc>
       </w:tr>
       <w:tr>
         <w:tc>
@@ -1462,7 +1383,7 @@
                 <w:i w:val="0"/>
                 <w:sz w:val="20"/>
               </w:rPr>
-              <w:t>Supabase Pro</w:t>
+              <w:t>Перший видимий результат у preview-середовищі</w:t>
             </w:r>
           </w:p>
         </w:tc>
@@ -1487,7 +1408,7 @@
                 <w:i w:val="0"/>
                 <w:sz w:val="20"/>
               </w:rPr>
-              <w:t>PITR-резервування + 8 ГБ ліміт для фінансово-чутливих даних</w:t>
+              <w:t>1 тиждень</w:t>
             </w:r>
           </w:p>
         </w:tc>
@@ -1512,7 +1433,7 @@
                 <w:i w:val="0"/>
                 <w:sz w:val="20"/>
               </w:rPr>
-              <w:t>Перед стартом блоку деталізації продажів</w:t>
+              <w:t>Старт розробки видно і можна перевірити</w:t>
             </w:r>
           </w:p>
         </w:tc>
@@ -1540,7 +1461,15 @@
                 <w:i w:val="0"/>
                 <w:sz w:val="20"/>
               </w:rPr>
-              <w:t>Sentry</w:t>
+              <w:t xml:space="preserve">Перший прод-реліз: </w:t>
+            </w:r>
+            <w:r>
+              <w:rPr>
+                <w:b/>
+                <w:i w:val="0"/>
+                <w:sz w:val="20"/>
+              </w:rPr>
+              <w:t>Зустрічі у CRM</w:t>
             </w:r>
           </w:p>
         </w:tc>
@@ -1566,7 +1495,7 @@
                 <w:i w:val="0"/>
                 <w:sz w:val="20"/>
               </w:rPr>
-              <w:t>Моніторинг помилок у проді з session replay — щоб швидко знаходити причини інцидентів</w:t>
+              <w:t>3-4 тижні</w:t>
             </w:r>
           </w:p>
         </w:tc>
@@ -1592,7 +1521,7 @@
                 <w:i w:val="0"/>
                 <w:sz w:val="20"/>
               </w:rPr>
-              <w:t>Паралельно зі стартом блоку зустрічей</w:t>
+              <w:t>Менеджер припиняє користуватись окремим додатком зустрічей; фіксує візити з телефону</w:t>
             </w:r>
           </w:p>
         </w:tc>
@@ -1619,7 +1548,15 @@
                 <w:i w:val="0"/>
                 <w:sz w:val="20"/>
               </w:rPr>
-              <w:t>Playwright у CI</w:t>
+              <w:t xml:space="preserve">Другий реліз: </w:t>
+            </w:r>
+            <w:r>
+              <w:rPr>
+                <w:b/>
+                <w:i w:val="0"/>
+                <w:sz w:val="20"/>
+              </w:rPr>
+              <w:t>Історія продажів клієнта</w:t>
             </w:r>
           </w:p>
         </w:tc>
@@ -1644,7 +1581,7 @@
                 <w:i w:val="0"/>
                 <w:sz w:val="20"/>
               </w:rPr>
-              <w:t>Автоматичні мобільні сценарії для критичних потоків (геолокація, форми)</w:t>
+              <w:t>5-6 тижнів</w:t>
             </w:r>
           </w:p>
         </w:tc>
@@ -1669,107 +1606,7 @@
                 <w:i w:val="0"/>
                 <w:sz w:val="20"/>
               </w:rPr>
-              <w:t>Поступово протягом реалізації</w:t>
-            </w:r>
-          </w:p>
-        </w:tc>
-      </w:tr>
-    </w:tbl>
-    <w:p>
-      <w:pPr>
-        <w:spacing w:after="80"/>
-      </w:pPr>
-    </w:p>
-    <w:p>
-      <w:pPr>
-        <w:spacing w:before="80" w:after="80"/>
-        <w:pBdr>
-          <w:bottom w:val="single" w:sz="6" w:color="066AAB"/>
-        </w:pBdr>
-      </w:pPr>
-    </w:p>
-    <w:p>
-      <w:pPr>
-        <w:spacing w:before="280" w:after="120"/>
-      </w:pPr>
-      <w:r>
-        <w:rPr>
-          <w:b/>
-          <w:color w:val="081E2D"/>
-          <w:sz w:val="32"/>
-        </w:rPr>
-        <w:t>3. Поточні болі менеджера, які закриваємо</w:t>
-      </w:r>
-    </w:p>
-    <w:p>
-      <w:r>
-        <w:rPr>
-          <w:b w:val="0"/>
-          <w:i w:val="0"/>
-        </w:rPr>
-        <w:t>Усе кругом одного — менеджер витрачає час на 1С-інтерфейс замість роботи з клієнтом:</w:t>
-      </w:r>
-    </w:p>
-    <w:tbl>
-      <w:tblPr>
-        <w:tblW w:type="auto" w:w="0"/>
-        <w:jc w:val="center"/>
-        <w:tblLook w:firstColumn="1" w:firstRow="1" w:lastColumn="0" w:lastRow="0" w:noHBand="0" w:noVBand="1" w:val="04A0"/>
-      </w:tblPr>
-      <w:tblGrid>
-        <w:gridCol w:w="4819"/>
-        <w:gridCol w:w="4819"/>
-      </w:tblGrid>
-      <w:tr>
-        <w:tc>
-          <w:tcPr>
-            <w:tcW w:type="dxa" w:w="4819"/>
-            <w:vAlign w:val="center"/>
-            <w:shd w:val="clear" w:color="auto" w:fill="066AAB"/>
-            <w:tcBorders>
-              <w:top w:val="single" w:sz="4" w:color="054D80"/>
-              <w:left w:val="single" w:sz="4" w:color="054D80"/>
-              <w:bottom w:val="single" w:sz="4" w:color="054D80"/>
-              <w:right w:val="single" w:sz="4" w:color="054D80"/>
-            </w:tcBorders>
-          </w:tcPr>
-          <w:p>
-            <w:pPr>
-              <w:spacing w:before="40" w:after="40"/>
-            </w:pPr>
-            <w:r>
-              <w:rPr>
-                <w:b/>
-                <w:color w:val="FFFFFF"/>
-                <w:sz w:val="20"/>
-              </w:rPr>
-              <w:t>Біль</w:t>
-            </w:r>
-          </w:p>
-        </w:tc>
-        <w:tc>
-          <w:tcPr>
-            <w:tcW w:type="dxa" w:w="4819"/>
-            <w:vAlign w:val="center"/>
-            <w:shd w:val="clear" w:color="auto" w:fill="066AAB"/>
-            <w:tcBorders>
-              <w:top w:val="single" w:sz="4" w:color="054D80"/>
-              <w:left w:val="single" w:sz="4" w:color="054D80"/>
-              <w:bottom w:val="single" w:sz="4" w:color="054D80"/>
-              <w:right w:val="single" w:sz="4" w:color="054D80"/>
-            </w:tcBorders>
-          </w:tcPr>
-          <w:p>
-            <w:pPr>
-              <w:spacing w:before="40" w:after="40"/>
-            </w:pPr>
-            <w:r>
-              <w:rPr>
-                <w:b/>
-                <w:color w:val="FFFFFF"/>
-                <w:sz w:val="20"/>
-              </w:rPr>
-              <w:t>Що це означає у щоденній роботі</w:t>
+              <w:t>Менеджер відкриває drill-down покупок клієнта одним тапом; керівництво бачить аналітичні віджети</w:t>
             </w:r>
           </w:p>
         </w:tc>
@@ -1777,59 +1614,7 @@
       <w:tr>
         <w:tc>
           <w:tcPr>
-            <w:tcW w:type="dxa" w:w="4819"/>
-            <w:vAlign w:val="center"/>
-            <w:tcBorders>
-              <w:top w:val="single" w:sz="4" w:color="D5DAE0"/>
-              <w:left w:val="single" w:sz="4" w:color="D5DAE0"/>
-              <w:bottom w:val="single" w:sz="4" w:color="D5DAE0"/>
-              <w:right w:val="single" w:sz="4" w:color="D5DAE0"/>
-            </w:tcBorders>
-          </w:tcPr>
-          <w:p>
-            <w:pPr>
-              <w:spacing w:before="60" w:after="60"/>
-            </w:pPr>
-            <w:r>
-              <w:rPr>
-                <w:b w:val="0"/>
-                <w:i w:val="0"/>
-                <w:sz w:val="20"/>
-              </w:rPr>
-              <w:t>Менеджер працює у трьох системах — 1С (продажі, дебіторка, замовлення), окремий додаток meeting-4.0 (зустрічі), окремий Telegram-канал для рекламацій</w:t>
-            </w:r>
-          </w:p>
-        </w:tc>
-        <w:tc>
-          <w:tcPr>
-            <w:tcW w:type="dxa" w:w="4819"/>
-            <w:vAlign w:val="center"/>
-            <w:tcBorders>
-              <w:top w:val="single" w:sz="4" w:color="D5DAE0"/>
-              <w:left w:val="single" w:sz="4" w:color="D5DAE0"/>
-              <w:bottom w:val="single" w:sz="4" w:color="D5DAE0"/>
-              <w:right w:val="single" w:sz="4" w:color="D5DAE0"/>
-            </w:tcBorders>
-          </w:tcPr>
-          <w:p>
-            <w:pPr>
-              <w:spacing w:before="60" w:after="60"/>
-            </w:pPr>
-            <w:r>
-              <w:rPr>
-                <w:b w:val="0"/>
-                <w:i w:val="0"/>
-                <w:sz w:val="20"/>
-              </w:rPr>
-              <w:t>Постійне перемикання контексту, забуті дії, помилки переносу даних</w:t>
-            </w:r>
-          </w:p>
-        </w:tc>
-      </w:tr>
-      <w:tr>
-        <w:tc>
-          <w:tcPr>
-            <w:tcW w:type="dxa" w:w="4819"/>
+            <w:tcW w:type="dxa" w:w="3213"/>
             <w:vAlign w:val="center"/>
             <w:tcBorders>
               <w:top w:val="single" w:sz="4" w:color="D5DAE0"/>
@@ -1849,13 +1634,21 @@
                 <w:i w:val="0"/>
                 <w:sz w:val="20"/>
               </w:rPr>
-              <w:t>Інтерфейс 1С повільний і не оптимізований під щоденну роботу — менеджер витрачає клікі на навігацію, фільтри, пошук клієнта</w:t>
+              <w:t xml:space="preserve">Третій реліз: </w:t>
+            </w:r>
+            <w:r>
+              <w:rPr>
+                <w:b/>
+                <w:i w:val="0"/>
+                <w:sz w:val="20"/>
+              </w:rPr>
+              <w:t>Дебіторка</w:t>
             </w:r>
           </w:p>
         </w:tc>
         <w:tc>
           <w:tcPr>
-            <w:tcW w:type="dxa" w:w="4819"/>
+            <w:tcW w:type="dxa" w:w="3213"/>
             <w:vAlign w:val="center"/>
             <w:tcBorders>
               <w:top w:val="single" w:sz="4" w:color="D5DAE0"/>
@@ -1875,67 +1668,13 @@
                 <w:i w:val="0"/>
                 <w:sz w:val="20"/>
               </w:rPr>
-              <w:t>Кілька хвилин на операцію, що мала би бути за 10 секунд</w:t>
-            </w:r>
-          </w:p>
-        </w:tc>
-      </w:tr>
-      <w:tr>
-        <w:tc>
-          <w:tcPr>
-            <w:tcW w:type="dxa" w:w="4819"/>
-            <w:vAlign w:val="center"/>
-            <w:tcBorders>
-              <w:top w:val="single" w:sz="4" w:color="D5DAE0"/>
-              <w:left w:val="single" w:sz="4" w:color="D5DAE0"/>
-              <w:bottom w:val="single" w:sz="4" w:color="D5DAE0"/>
-              <w:right w:val="single" w:sz="4" w:color="D5DAE0"/>
-            </w:tcBorders>
-          </w:tcPr>
-          <w:p>
-            <w:pPr>
-              <w:spacing w:before="60" w:after="60"/>
-            </w:pPr>
-            <w:r>
-              <w:rPr>
-                <w:b w:val="0"/>
-                <w:i w:val="0"/>
-                <w:sz w:val="20"/>
-              </w:rPr>
-              <w:t>Меню-додаток meeting-4.0 застарів — 2783 рядки коду у одному файлі, геолокація з 5 болями (тихо зберігає null, без retry, без manual fallback)</w:t>
+              <w:t>7-8 тижнів</w:t>
             </w:r>
           </w:p>
         </w:tc>
         <w:tc>
           <w:tcPr>
-            <w:tcW w:type="dxa" w:w="4819"/>
-            <w:vAlign w:val="center"/>
-            <w:tcBorders>
-              <w:top w:val="single" w:sz="4" w:color="D5DAE0"/>
-              <w:left w:val="single" w:sz="4" w:color="D5DAE0"/>
-              <w:bottom w:val="single" w:sz="4" w:color="D5DAE0"/>
-              <w:right w:val="single" w:sz="4" w:color="D5DAE0"/>
-            </w:tcBorders>
-          </w:tcPr>
-          <w:p>
-            <w:pPr>
-              <w:spacing w:before="60" w:after="60"/>
-            </w:pPr>
-            <w:r>
-              <w:rPr>
-                <w:b w:val="0"/>
-                <w:i w:val="0"/>
-                <w:sz w:val="20"/>
-              </w:rPr>
-              <w:t>Скарги менеджерів у полі, втрата геолокації візитів</w:t>
-            </w:r>
-          </w:p>
-        </w:tc>
-      </w:tr>
-      <w:tr>
-        <w:tc>
-          <w:tcPr>
-            <w:tcW w:type="dxa" w:w="4819"/>
+            <w:tcW w:type="dxa" w:w="3213"/>
             <w:vAlign w:val="center"/>
             <w:tcBorders>
               <w:top w:val="single" w:sz="4" w:color="D5DAE0"/>
@@ -1955,13 +1694,100 @@
                 <w:i w:val="0"/>
                 <w:sz w:val="20"/>
               </w:rPr>
-              <w:t>Рекламації менеджер веде через окремий Telegram-канал — без структури, без прив'язки до клієнта, без статусів, без історії</w:t>
+              <w:t>Менеджер бачить заборгованість клієнта одразу при відкритті картки</w:t>
+            </w:r>
+          </w:p>
+        </w:tc>
+      </w:tr>
+      <w:tr>
+        <w:tc>
+          <w:tcPr>
+            <w:tcW w:type="dxa" w:w="3213"/>
+            <w:vAlign w:val="center"/>
+            <w:tcBorders>
+              <w:top w:val="single" w:sz="4" w:color="D5DAE0"/>
+              <w:left w:val="single" w:sz="4" w:color="D5DAE0"/>
+              <w:bottom w:val="single" w:sz="4" w:color="D5DAE0"/>
+              <w:right w:val="single" w:sz="4" w:color="D5DAE0"/>
+            </w:tcBorders>
+          </w:tcPr>
+          <w:p>
+            <w:pPr>
+              <w:spacing w:before="60" w:after="60"/>
+            </w:pPr>
+            <w:r>
+              <w:rPr>
+                <w:b w:val="0"/>
+                <w:i w:val="0"/>
+                <w:sz w:val="20"/>
+              </w:rPr>
+              <w:t xml:space="preserve">Четвертий реліз: </w:t>
+            </w:r>
+            <w:r>
+              <w:rPr>
+                <w:b/>
+                <w:i w:val="0"/>
+                <w:sz w:val="20"/>
+              </w:rPr>
+              <w:t>Рекламації</w:t>
             </w:r>
           </w:p>
         </w:tc>
         <w:tc>
           <w:tcPr>
-            <w:tcW w:type="dxa" w:w="4819"/>
+            <w:tcW w:type="dxa" w:w="3213"/>
+            <w:vAlign w:val="center"/>
+            <w:tcBorders>
+              <w:top w:val="single" w:sz="4" w:color="D5DAE0"/>
+              <w:left w:val="single" w:sz="4" w:color="D5DAE0"/>
+              <w:bottom w:val="single" w:sz="4" w:color="D5DAE0"/>
+              <w:right w:val="single" w:sz="4" w:color="D5DAE0"/>
+            </w:tcBorders>
+          </w:tcPr>
+          <w:p>
+            <w:pPr>
+              <w:spacing w:before="60" w:after="60"/>
+            </w:pPr>
+            <w:r>
+              <w:rPr>
+                <w:b w:val="0"/>
+                <w:i w:val="0"/>
+                <w:sz w:val="20"/>
+              </w:rPr>
+              <w:t>8 тижнів</w:t>
+            </w:r>
+          </w:p>
+        </w:tc>
+        <w:tc>
+          <w:tcPr>
+            <w:tcW w:type="dxa" w:w="3213"/>
+            <w:vAlign w:val="center"/>
+            <w:tcBorders>
+              <w:top w:val="single" w:sz="4" w:color="D5DAE0"/>
+              <w:left w:val="single" w:sz="4" w:color="D5DAE0"/>
+              <w:bottom w:val="single" w:sz="4" w:color="D5DAE0"/>
+              <w:right w:val="single" w:sz="4" w:color="D5DAE0"/>
+            </w:tcBorders>
+          </w:tcPr>
+          <w:p>
+            <w:pPr>
+              <w:spacing w:before="60" w:after="60"/>
+            </w:pPr>
+            <w:r>
+              <w:rPr>
+                <w:b w:val="0"/>
+                <w:i w:val="0"/>
+                <w:sz w:val="20"/>
+              </w:rPr>
+              <w:t>Менеджер веде рекламації у CRM замість Telegram</w:t>
+            </w:r>
+          </w:p>
+        </w:tc>
+      </w:tr>
+      <w:tr>
+        <w:tc>
+          <w:tcPr>
+            <w:tcW w:type="dxa" w:w="3213"/>
             <w:vAlign w:val="center"/>
             <w:tcBorders>
               <w:top w:val="single" w:sz="4" w:color="D5DAE0"/>
@@ -1981,67 +1807,21 @@
                 <w:i w:val="0"/>
                 <w:sz w:val="20"/>
               </w:rPr>
-              <w:t>Втрачаються повідомлення, важко відстежити стан, немає єдиного джерела по клієнту</w:t>
+              <w:t xml:space="preserve">Останній реліз: </w:t>
             </w:r>
-          </w:p>
-        </w:tc>
-      </w:tr>
-      <w:tr>
-        <w:tc>
-          <w:tcPr>
-            <w:tcW w:type="dxa" w:w="4819"/>
-            <w:vAlign w:val="center"/>
-            <w:tcBorders>
-              <w:top w:val="single" w:sz="4" w:color="D5DAE0"/>
-              <w:left w:val="single" w:sz="4" w:color="D5DAE0"/>
-              <w:bottom w:val="single" w:sz="4" w:color="D5DAE0"/>
-              <w:right w:val="single" w:sz="4" w:color="D5DAE0"/>
-            </w:tcBorders>
-          </w:tcPr>
-          <w:p>
-            <w:pPr>
-              <w:spacing w:before="60" w:after="60"/>
-            </w:pPr>
             <w:r>
               <w:rPr>
-                <w:b w:val="0"/>
+                <w:b/>
                 <w:i w:val="0"/>
                 <w:sz w:val="20"/>
               </w:rPr>
-              <w:t>Дебіторка видно тільки в 1С — менеджер не бачить її на client card</w:t>
+              <w:t>Замовлення з мобільного</w:t>
             </w:r>
           </w:p>
         </w:tc>
         <w:tc>
           <w:tcPr>
-            <w:tcW w:type="dxa" w:w="4819"/>
-            <w:vAlign w:val="center"/>
-            <w:tcBorders>
-              <w:top w:val="single" w:sz="4" w:color="D5DAE0"/>
-              <w:left w:val="single" w:sz="4" w:color="D5DAE0"/>
-              <w:bottom w:val="single" w:sz="4" w:color="D5DAE0"/>
-              <w:right w:val="single" w:sz="4" w:color="D5DAE0"/>
-            </w:tcBorders>
-          </w:tcPr>
-          <w:p>
-            <w:pPr>
-              <w:spacing w:before="60" w:after="60"/>
-            </w:pPr>
-            <w:r>
-              <w:rPr>
-                <w:b w:val="0"/>
-                <w:i w:val="0"/>
-                <w:sz w:val="20"/>
-              </w:rPr>
-              <w:t>Менеджер не знає що клієнт винен; пропускає важливі дзвінки про оплату</w:t>
-            </w:r>
-          </w:p>
-        </w:tc>
-      </w:tr>
-      <w:tr>
-        <w:tc>
-          <w:tcPr>
-            <w:tcW w:type="dxa" w:w="4819"/>
+            <w:tcW w:type="dxa" w:w="3213"/>
             <w:vAlign w:val="center"/>
             <w:tcBorders>
               <w:top w:val="single" w:sz="4" w:color="D5DAE0"/>
@@ -2061,13 +1841,13 @@
                 <w:i w:val="0"/>
                 <w:sz w:val="20"/>
               </w:rPr>
-              <w:t>Замовлення створюються у 1С-формі без зручного кошика, фільтрів, перевірок наявності</w:t>
+              <w:t>12-13 тижнів</w:t>
             </w:r>
           </w:p>
         </w:tc>
         <w:tc>
           <w:tcPr>
-            <w:tcW w:type="dxa" w:w="4819"/>
+            <w:tcW w:type="dxa" w:w="3213"/>
             <w:vAlign w:val="center"/>
             <w:tcBorders>
               <w:top w:val="single" w:sz="4" w:color="D5DAE0"/>
@@ -2087,59 +1867,7 @@
                 <w:i w:val="0"/>
                 <w:sz w:val="20"/>
               </w:rPr>
-              <w:t>Помилки у складі замовлень, забуті подарунки, неправильні контракти</w:t>
-            </w:r>
-          </w:p>
-        </w:tc>
-      </w:tr>
-      <w:tr>
-        <w:tc>
-          <w:tcPr>
-            <w:tcW w:type="dxa" w:w="4819"/>
-            <w:vAlign w:val="center"/>
-            <w:tcBorders>
-              <w:top w:val="single" w:sz="4" w:color="D5DAE0"/>
-              <w:left w:val="single" w:sz="4" w:color="D5DAE0"/>
-              <w:bottom w:val="single" w:sz="4" w:color="D5DAE0"/>
-              <w:right w:val="single" w:sz="4" w:color="D5DAE0"/>
-            </w:tcBorders>
-          </w:tcPr>
-          <w:p>
-            <w:pPr>
-              <w:spacing w:before="60" w:after="60"/>
-            </w:pPr>
-            <w:r>
-              <w:rPr>
-                <w:b w:val="0"/>
-                <w:i w:val="0"/>
-                <w:sz w:val="20"/>
-              </w:rPr>
-              <w:t>Аналітика продажів по клієнтах доступна тільки агрегатами по бренду — не видно «що клієнт купував детально»</w:t>
-            </w:r>
-          </w:p>
-        </w:tc>
-        <w:tc>
-          <w:tcPr>
-            <w:tcW w:type="dxa" w:w="4819"/>
-            <w:vAlign w:val="center"/>
-            <w:tcBorders>
-              <w:top w:val="single" w:sz="4" w:color="D5DAE0"/>
-              <w:left w:val="single" w:sz="4" w:color="D5DAE0"/>
-              <w:bottom w:val="single" w:sz="4" w:color="D5DAE0"/>
-              <w:right w:val="single" w:sz="4" w:color="D5DAE0"/>
-            </w:tcBorders>
-          </w:tcPr>
-          <w:p>
-            <w:pPr>
-              <w:spacing w:before="60" w:after="60"/>
-            </w:pPr>
-            <w:r>
-              <w:rPr>
-                <w:b w:val="0"/>
-                <w:i w:val="0"/>
-                <w:sz w:val="20"/>
-              </w:rPr>
-              <w:t>Втрачаються insights, менеджер не готується точково до візиту</w:t>
+              <w:t>Менеджер створює замовлення прямо у клієнта на зустрічі</w:t>
             </w:r>
           </w:p>
         </w:tc>
@@ -2151,734 +1879,12 @@
       </w:pPr>
     </w:p>
     <w:p>
-      <w:pPr>
-        <w:spacing w:before="80" w:after="80"/>
-        <w:pBdr>
-          <w:bottom w:val="single" w:sz="6" w:color="066AAB"/>
-        </w:pBdr>
-      </w:pPr>
-    </w:p>
-    <w:p>
-      <w:pPr>
-        <w:spacing w:before="280" w:after="120"/>
-      </w:pPr>
-      <w:r>
-        <w:rPr>
-          <w:b/>
-          <w:color w:val="081E2D"/>
-          <w:sz w:val="32"/>
-        </w:rPr>
-        <w:t>4. Що додаємо — 4 нових блоки + 1 паралельний</w:t>
-      </w:r>
-    </w:p>
-    <w:p>
-      <w:pPr>
-        <w:spacing w:before="200" w:after="80"/>
-      </w:pPr>
-      <w:r>
-        <w:rPr>
-          <w:b/>
-          <w:color w:val="334155"/>
-          <w:sz w:val="26"/>
-        </w:rPr>
-        <w:t>Блок 1 · Зустрічі (Meetings) — 3-4 тижні</w:t>
-      </w:r>
-    </w:p>
-    <w:p>
       <w:r>
         <w:rPr>
           <w:b w:val="0"/>
           <w:i w:val="0"/>
         </w:rPr>
-        <w:t>Переписуємо meeting-4.0 у наш стек з покращеннями. Менеджер після цього блоку перестає користуватись окремим додатком зустрічей:</w:t>
-      </w:r>
-    </w:p>
-    <w:tbl>
-      <w:tblPr>
-        <w:tblW w:type="auto" w:w="0"/>
-        <w:jc w:val="center"/>
-        <w:tblLook w:firstColumn="1" w:firstRow="1" w:lastColumn="0" w:lastRow="0" w:noHBand="0" w:noVBand="1" w:val="04A0"/>
-      </w:tblPr>
-      <w:tblGrid>
-        <w:gridCol w:w="4819"/>
-        <w:gridCol w:w="4819"/>
-      </w:tblGrid>
-      <w:tr>
-        <w:tc>
-          <w:tcPr>
-            <w:tcW w:type="dxa" w:w="4819"/>
-            <w:vAlign w:val="center"/>
-            <w:shd w:val="clear" w:color="auto" w:fill="066AAB"/>
-            <w:tcBorders>
-              <w:top w:val="single" w:sz="4" w:color="054D80"/>
-              <w:left w:val="single" w:sz="4" w:color="054D80"/>
-              <w:bottom w:val="single" w:sz="4" w:color="054D80"/>
-              <w:right w:val="single" w:sz="4" w:color="054D80"/>
-            </w:tcBorders>
-          </w:tcPr>
-          <w:p>
-            <w:pPr>
-              <w:spacing w:before="40" w:after="40"/>
-            </w:pPr>
-            <w:r>
-              <w:rPr>
-                <w:b/>
-                <w:color w:val="FFFFFF"/>
-                <w:sz w:val="20"/>
-              </w:rPr>
-              <w:t>Покращення</w:t>
-            </w:r>
-          </w:p>
-        </w:tc>
-        <w:tc>
-          <w:tcPr>
-            <w:tcW w:type="dxa" w:w="4819"/>
-            <w:vAlign w:val="center"/>
-            <w:shd w:val="clear" w:color="auto" w:fill="066AAB"/>
-            <w:tcBorders>
-              <w:top w:val="single" w:sz="4" w:color="054D80"/>
-              <w:left w:val="single" w:sz="4" w:color="054D80"/>
-              <w:bottom w:val="single" w:sz="4" w:color="054D80"/>
-              <w:right w:val="single" w:sz="4" w:color="054D80"/>
-            </w:tcBorders>
-          </w:tcPr>
-          <w:p>
-            <w:pPr>
-              <w:spacing w:before="40" w:after="40"/>
-            </w:pPr>
-            <w:r>
-              <w:rPr>
-                <w:b/>
-                <w:color w:val="FFFFFF"/>
-                <w:sz w:val="20"/>
-              </w:rPr>
-              <w:t>Що це дає</w:t>
-            </w:r>
-          </w:p>
-        </w:tc>
-      </w:tr>
-      <w:tr>
-        <w:tc>
-          <w:tcPr>
-            <w:tcW w:type="dxa" w:w="4819"/>
-            <w:vAlign w:val="center"/>
-            <w:tcBorders>
-              <w:top w:val="single" w:sz="4" w:color="D5DAE0"/>
-              <w:left w:val="single" w:sz="4" w:color="D5DAE0"/>
-              <w:bottom w:val="single" w:sz="4" w:color="D5DAE0"/>
-              <w:right w:val="single" w:sz="4" w:color="D5DAE0"/>
-            </w:tcBorders>
-          </w:tcPr>
-          <w:p>
-            <w:pPr>
-              <w:spacing w:before="60" w:after="60"/>
-            </w:pPr>
-            <w:r>
-              <w:rPr>
-                <w:b w:val="0"/>
-                <w:i w:val="0"/>
-                <w:sz w:val="20"/>
-              </w:rPr>
-              <w:t>Геолокація — read-only після захоплення, явний toast при помилці, manual fallback, конфігурований timeout</w:t>
-            </w:r>
-          </w:p>
-        </w:tc>
-        <w:tc>
-          <w:tcPr>
-            <w:tcW w:type="dxa" w:w="4819"/>
-            <w:vAlign w:val="center"/>
-            <w:tcBorders>
-              <w:top w:val="single" w:sz="4" w:color="D5DAE0"/>
-              <w:left w:val="single" w:sz="4" w:color="D5DAE0"/>
-              <w:bottom w:val="single" w:sz="4" w:color="D5DAE0"/>
-              <w:right w:val="single" w:sz="4" w:color="D5DAE0"/>
-            </w:tcBorders>
-          </w:tcPr>
-          <w:p>
-            <w:pPr>
-              <w:spacing w:before="60" w:after="60"/>
-            </w:pPr>
-            <w:r>
-              <w:rPr>
-                <w:b w:val="0"/>
-                <w:i w:val="0"/>
-                <w:sz w:val="20"/>
-              </w:rPr>
-              <w:t>Менеджер у полі точно знає, що з геолокацією; зникає прихований null-save</w:t>
-            </w:r>
-          </w:p>
-        </w:tc>
-      </w:tr>
-      <w:tr>
-        <w:tc>
-          <w:tcPr>
-            <w:tcW w:type="dxa" w:w="4819"/>
-            <w:vAlign w:val="center"/>
-            <w:tcBorders>
-              <w:top w:val="single" w:sz="4" w:color="D5DAE0"/>
-              <w:left w:val="single" w:sz="4" w:color="D5DAE0"/>
-              <w:bottom w:val="single" w:sz="4" w:color="D5DAE0"/>
-              <w:right w:val="single" w:sz="4" w:color="D5DAE0"/>
-            </w:tcBorders>
-            <w:shd w:val="clear" w:color="auto" w:fill="F8FAFC"/>
-          </w:tcPr>
-          <w:p>
-            <w:pPr>
-              <w:spacing w:before="60" w:after="60"/>
-            </w:pPr>
-            <w:r>
-              <w:rPr>
-                <w:b w:val="0"/>
-                <w:i w:val="0"/>
-                <w:sz w:val="20"/>
-              </w:rPr>
-              <w:t>Buffer pattern — UI не чекає 1С, дані зберігаються миттєво у нашу БД, потім батчем у 1С</w:t>
-            </w:r>
-          </w:p>
-        </w:tc>
-        <w:tc>
-          <w:tcPr>
-            <w:tcW w:type="dxa" w:w="4819"/>
-            <w:vAlign w:val="center"/>
-            <w:tcBorders>
-              <w:top w:val="single" w:sz="4" w:color="D5DAE0"/>
-              <w:left w:val="single" w:sz="4" w:color="D5DAE0"/>
-              <w:bottom w:val="single" w:sz="4" w:color="D5DAE0"/>
-              <w:right w:val="single" w:sz="4" w:color="D5DAE0"/>
-            </w:tcBorders>
-            <w:shd w:val="clear" w:color="auto" w:fill="F8FAFC"/>
-          </w:tcPr>
-          <w:p>
-            <w:pPr>
-              <w:spacing w:before="60" w:after="60"/>
-            </w:pPr>
-            <w:r>
-              <w:rPr>
-                <w:b w:val="0"/>
-                <w:i w:val="0"/>
-                <w:sz w:val="20"/>
-              </w:rPr>
-              <w:t>Швидкість UI; робота не зупиняється при тимчасових проблемах з 1С</w:t>
-            </w:r>
-          </w:p>
-        </w:tc>
-      </w:tr>
-      <w:tr>
-        <w:tc>
-          <w:tcPr>
-            <w:tcW w:type="dxa" w:w="4819"/>
-            <w:vAlign w:val="center"/>
-            <w:tcBorders>
-              <w:top w:val="single" w:sz="4" w:color="D5DAE0"/>
-              <w:left w:val="single" w:sz="4" w:color="D5DAE0"/>
-              <w:bottom w:val="single" w:sz="4" w:color="D5DAE0"/>
-              <w:right w:val="single" w:sz="4" w:color="D5DAE0"/>
-            </w:tcBorders>
-          </w:tcPr>
-          <w:p>
-            <w:pPr>
-              <w:spacing w:before="60" w:after="60"/>
-            </w:pPr>
-            <w:r>
-              <w:rPr>
-                <w:b w:val="0"/>
-                <w:i w:val="0"/>
-                <w:sz w:val="20"/>
-              </w:rPr>
-              <w:t>Sync-status badge на кожному записі (pending / synced / failed)</w:t>
-            </w:r>
-          </w:p>
-        </w:tc>
-        <w:tc>
-          <w:tcPr>
-            <w:tcW w:type="dxa" w:w="4819"/>
-            <w:vAlign w:val="center"/>
-            <w:tcBorders>
-              <w:top w:val="single" w:sz="4" w:color="D5DAE0"/>
-              <w:left w:val="single" w:sz="4" w:color="D5DAE0"/>
-              <w:bottom w:val="single" w:sz="4" w:color="D5DAE0"/>
-              <w:right w:val="single" w:sz="4" w:color="D5DAE0"/>
-            </w:tcBorders>
-          </w:tcPr>
-          <w:p>
-            <w:pPr>
-              <w:spacing w:before="60" w:after="60"/>
-            </w:pPr>
-            <w:r>
-              <w:rPr>
-                <w:b w:val="0"/>
-                <w:i w:val="0"/>
-                <w:sz w:val="20"/>
-              </w:rPr>
-              <w:t>Менеджер бачить що з його даними</w:t>
-            </w:r>
-          </w:p>
-        </w:tc>
-      </w:tr>
-      <w:tr>
-        <w:tc>
-          <w:tcPr>
-            <w:tcW w:type="dxa" w:w="4819"/>
-            <w:vAlign w:val="center"/>
-            <w:tcBorders>
-              <w:top w:val="single" w:sz="4" w:color="D5DAE0"/>
-              <w:left w:val="single" w:sz="4" w:color="D5DAE0"/>
-              <w:bottom w:val="single" w:sz="4" w:color="D5DAE0"/>
-              <w:right w:val="single" w:sz="4" w:color="D5DAE0"/>
-            </w:tcBorders>
-            <w:shd w:val="clear" w:color="auto" w:fill="F8FAFC"/>
-          </w:tcPr>
-          <w:p>
-            <w:pPr>
-              <w:spacing w:before="60" w:after="60"/>
-            </w:pPr>
-            <w:r>
-              <w:rPr>
-                <w:b w:val="0"/>
-                <w:i w:val="0"/>
-                <w:sz w:val="20"/>
-              </w:rPr>
-              <w:t>Окремий worker Google Calendar з retry і dead-letter queue</w:t>
-            </w:r>
-          </w:p>
-        </w:tc>
-        <w:tc>
-          <w:tcPr>
-            <w:tcW w:type="dxa" w:w="4819"/>
-            <w:vAlign w:val="center"/>
-            <w:tcBorders>
-              <w:top w:val="single" w:sz="4" w:color="D5DAE0"/>
-              <w:left w:val="single" w:sz="4" w:color="D5DAE0"/>
-              <w:bottom w:val="single" w:sz="4" w:color="D5DAE0"/>
-              <w:right w:val="single" w:sz="4" w:color="D5DAE0"/>
-            </w:tcBorders>
-            <w:shd w:val="clear" w:color="auto" w:fill="F8FAFC"/>
-          </w:tcPr>
-          <w:p>
-            <w:pPr>
-              <w:spacing w:before="60" w:after="60"/>
-            </w:pPr>
-            <w:r>
-              <w:rPr>
-                <w:b w:val="0"/>
-                <w:i w:val="0"/>
-                <w:sz w:val="20"/>
-              </w:rPr>
-              <w:t>Calendar події не зникають мовчки якщо Google API впав</w:t>
-            </w:r>
-          </w:p>
-        </w:tc>
-      </w:tr>
-      <w:tr>
-        <w:tc>
-          <w:tcPr>
-            <w:tcW w:type="dxa" w:w="4819"/>
-            <w:vAlign w:val="center"/>
-            <w:tcBorders>
-              <w:top w:val="single" w:sz="4" w:color="D5DAE0"/>
-              <w:left w:val="single" w:sz="4" w:color="D5DAE0"/>
-              <w:bottom w:val="single" w:sz="4" w:color="D5DAE0"/>
-              <w:right w:val="single" w:sz="4" w:color="D5DAE0"/>
-            </w:tcBorders>
-          </w:tcPr>
-          <w:p>
-            <w:pPr>
-              <w:spacing w:before="60" w:after="60"/>
-            </w:pPr>
-            <w:r>
-              <w:rPr>
-                <w:b w:val="0"/>
-                <w:i w:val="0"/>
-                <w:sz w:val="20"/>
-              </w:rPr>
-              <w:t>Mobile-first дизайн з Bottom-sheet формою на телефоні</w:t>
-            </w:r>
-          </w:p>
-        </w:tc>
-        <w:tc>
-          <w:tcPr>
-            <w:tcW w:type="dxa" w:w="4819"/>
-            <w:vAlign w:val="center"/>
-            <w:tcBorders>
-              <w:top w:val="single" w:sz="4" w:color="D5DAE0"/>
-              <w:left w:val="single" w:sz="4" w:color="D5DAE0"/>
-              <w:bottom w:val="single" w:sz="4" w:color="D5DAE0"/>
-              <w:right w:val="single" w:sz="4" w:color="D5DAE0"/>
-            </w:tcBorders>
-          </w:tcPr>
-          <w:p>
-            <w:pPr>
-              <w:spacing w:before="60" w:after="60"/>
-            </w:pPr>
-            <w:r>
-              <w:rPr>
-                <w:b w:val="0"/>
-                <w:i w:val="0"/>
-                <w:sz w:val="20"/>
-              </w:rPr>
-              <w:t>Менеджер швидко створює зустріч у полі без переходу на повну сторінку</w:t>
-            </w:r>
-          </w:p>
-        </w:tc>
-      </w:tr>
-    </w:tbl>
-    <w:p>
-      <w:pPr>
-        <w:spacing w:after="80"/>
-      </w:pPr>
-    </w:p>
-    <w:p>
-      <w:pPr>
-        <w:spacing w:before="200" w:after="80"/>
-      </w:pPr>
-      <w:r>
-        <w:rPr>
-          <w:b/>
-          <w:color w:val="334155"/>
-          <w:sz w:val="26"/>
-        </w:rPr>
-        <w:t>Блок 1.5 · Деталізація продажів — 1.5 тижні (паралельно з Блоком 1)</w:t>
-      </w:r>
-    </w:p>
-    <w:p>
-      <w:r>
-        <w:rPr>
-          <w:b/>
-          <w:i w:val="0"/>
-        </w:rPr>
-        <w:t>Фундамент для роботи менеджера з історією клієнта на нашій стороні</w:t>
-      </w:r>
-      <w:r>
-        <w:rPr>
-          <w:b w:val="0"/>
-          <w:i w:val="0"/>
-        </w:rPr>
-        <w:t xml:space="preserve"> (без походів у 1С):</w:t>
-      </w:r>
-    </w:p>
-    <w:p>
-      <w:pPr>
-        <w:pStyle w:val="ListBullet"/>
-        <w:spacing w:after="40"/>
-        <w:ind w:left="340"/>
-      </w:pPr>
-      <w:r>
-        <w:rPr>
-          <w:b w:val="0"/>
-          <w:i w:val="0"/>
-        </w:rPr>
-        <w:t>Бекфіл рядкових продажів з 1С у нашу БД (з січня 2025) — товар, кількість, знижка, сума</w:t>
-      </w:r>
-    </w:p>
-    <w:p>
-      <w:pPr>
-        <w:pStyle w:val="ListBullet"/>
-        <w:spacing w:after="40"/>
-        <w:ind w:left="340"/>
-      </w:pPr>
-      <w:r>
-        <w:rPr>
-          <w:b w:val="0"/>
-          <w:i w:val="0"/>
-        </w:rPr>
-        <w:t>Щоночні апдейти + годинні апдейти для «сьогодні»</w:t>
-      </w:r>
-    </w:p>
-    <w:p>
-      <w:pPr>
-        <w:pStyle w:val="ListBullet"/>
-        <w:spacing w:after="40"/>
-        <w:ind w:left="340"/>
-      </w:pPr>
-      <w:r>
-        <w:rPr>
-          <w:b w:val="0"/>
-          <w:i w:val="0"/>
-        </w:rPr>
-        <w:t>Менеджер бачить детальний drill-down «що клієнт купував» прямо на картці клієнта</w:t>
-      </w:r>
-    </w:p>
-    <w:p>
-      <w:pPr>
-        <w:pStyle w:val="ListBullet"/>
-        <w:spacing w:after="40"/>
-        <w:ind w:left="340"/>
-      </w:pPr>
-      <w:r>
-        <w:rPr>
-          <w:b w:val="0"/>
-          <w:i w:val="0"/>
-        </w:rPr>
-        <w:t>On-demand експорт звітів менеджерам без блокування 1С</w:t>
-      </w:r>
-    </w:p>
-    <w:p>
-      <w:pPr>
-        <w:pStyle w:val="ListBullet"/>
-        <w:spacing w:after="40"/>
-        <w:ind w:left="340"/>
-      </w:pPr>
-      <w:r>
-        <w:rPr>
-          <w:b w:val="0"/>
-          <w:i w:val="0"/>
-        </w:rPr>
-        <w:t>Додатково — фундамент для аналітичних віджетів керівництву (Best Manager, top-products, тренди)</w:t>
-      </w:r>
-    </w:p>
-    <w:p>
-      <w:pPr>
-        <w:spacing w:before="200" w:after="80"/>
-      </w:pPr>
-      <w:r>
-        <w:rPr>
-          <w:b/>
-          <w:color w:val="334155"/>
-          <w:sz w:val="26"/>
-        </w:rPr>
-        <w:t>Блок 2A · Дебіторка — 1.5 тижні</w:t>
-      </w:r>
-    </w:p>
-    <w:p>
-      <w:pPr>
-        <w:pStyle w:val="ListBullet"/>
-        <w:spacing w:after="40"/>
-        <w:ind w:left="340"/>
-      </w:pPr>
-      <w:r>
-        <w:rPr>
-          <w:b w:val="0"/>
-          <w:i w:val="0"/>
-        </w:rPr>
-        <w:t>Список дебіторів менеджера з aging (30/60/90/90+ днів)</w:t>
-      </w:r>
-    </w:p>
-    <w:p>
-      <w:pPr>
-        <w:pStyle w:val="ListBullet"/>
-        <w:spacing w:after="40"/>
-        <w:ind w:left="340"/>
-      </w:pPr>
-      <w:r>
-        <w:rPr>
-          <w:b w:val="0"/>
-          <w:i w:val="0"/>
-        </w:rPr>
-        <w:t>Widget «Заборгованість X, протермінована Y» на client card</w:t>
-      </w:r>
-    </w:p>
-    <w:p>
-      <w:pPr>
-        <w:pStyle w:val="ListBullet"/>
-        <w:spacing w:after="40"/>
-        <w:ind w:left="340"/>
-      </w:pPr>
-      <w:r>
-        <w:rPr>
-          <w:b w:val="0"/>
-          <w:i w:val="0"/>
-        </w:rPr>
-        <w:t>Деталь по клієнту: документи, проводки</w:t>
-      </w:r>
-    </w:p>
-    <w:p>
-      <w:pPr>
-        <w:spacing w:before="200" w:after="80"/>
-      </w:pPr>
-      <w:r>
-        <w:rPr>
-          <w:b/>
-          <w:color w:val="334155"/>
-          <w:sz w:val="26"/>
-        </w:rPr>
-        <w:t>Блок 2B · Рекламації — 1 тиждень (новий блок у CRM)</w:t>
-      </w:r>
-    </w:p>
-    <w:p>
-      <w:r>
-        <w:rPr>
-          <w:b/>
-          <w:i w:val="0"/>
-        </w:rPr>
-        <w:t>Перший раз менеджер працює з рекламаціями у CRM, а не у окремому Telegram-каналі.</w:t>
-      </w:r>
-    </w:p>
-    <w:p>
-      <w:r>
-        <w:rPr>
-          <w:b w:val="0"/>
-          <w:i w:val="0"/>
-        </w:rPr>
-        <w:t>Раніше рекламації йшли у незручний загальний Telegram-канал без структури, без прив'язки до клієнта, без статусів і без історії. Тепер:</w:t>
-      </w:r>
-    </w:p>
-    <w:p>
-      <w:pPr>
-        <w:pStyle w:val="ListBullet"/>
-        <w:spacing w:after="40"/>
-        <w:ind w:left="340"/>
-      </w:pPr>
-      <w:r>
-        <w:rPr>
-          <w:b w:val="0"/>
-          <w:i w:val="0"/>
-        </w:rPr>
-        <w:t>Існуюча Bitrix24 + Telegram-інфраструктура зберігається (не ламаємо що працює — там тримається процес обробки)</w:t>
-      </w:r>
-    </w:p>
-    <w:p>
-      <w:pPr>
-        <w:pStyle w:val="ListBullet"/>
-        <w:spacing w:after="40"/>
-        <w:ind w:left="340"/>
-      </w:pPr>
-      <w:r>
-        <w:rPr>
-          <w:b w:val="0"/>
-          <w:i w:val="0"/>
-        </w:rPr>
-        <w:t>У нашій CRM додаємо новий блок: на картці клієнта з'являється секція рекламацій</w:t>
-      </w:r>
-    </w:p>
-    <w:p>
-      <w:pPr>
-        <w:pStyle w:val="ListBullet"/>
-        <w:spacing w:after="40"/>
-        <w:ind w:left="340"/>
-      </w:pPr>
-      <w:r>
-        <w:rPr>
-          <w:b w:val="0"/>
-          <w:i w:val="0"/>
-        </w:rPr>
-        <w:t>Widget-лічильник активних рекламацій + клік відкриває структуровану історію</w:t>
-      </w:r>
-    </w:p>
-    <w:p>
-      <w:pPr>
-        <w:pStyle w:val="ListBullet"/>
-        <w:spacing w:after="40"/>
-        <w:ind w:left="340"/>
-      </w:pPr>
-      <w:r>
-        <w:rPr>
-          <w:b w:val="0"/>
-          <w:i w:val="0"/>
-        </w:rPr>
-        <w:t>Усе в одному екрані з рештою інформації про клієнта (продажі, дебіторка, зустрічі)</w:t>
-      </w:r>
-    </w:p>
-    <w:p>
-      <w:pPr>
-        <w:pStyle w:val="ListBullet"/>
-        <w:spacing w:after="40"/>
-        <w:ind w:left="340"/>
-      </w:pPr>
-      <w:r>
-        <w:rPr>
-          <w:b w:val="0"/>
-          <w:i w:val="0"/>
-        </w:rPr>
-        <w:t>Менеджер припиняє стежити за Telegram-каналом — він бачить свої активні рекламації одразу на дашборді</w:t>
-      </w:r>
-    </w:p>
-    <w:p>
-      <w:pPr>
-        <w:spacing w:before="200" w:after="80"/>
-      </w:pPr>
-      <w:r>
-        <w:rPr>
-          <w:b/>
-          <w:color w:val="334155"/>
-          <w:sz w:val="26"/>
-        </w:rPr>
-        <w:t>Блок 3 · Замовлення / Реалізації — 3-4 тижні</w:t>
-      </w:r>
-    </w:p>
-    <w:p>
-      <w:r>
-        <w:rPr>
-          <w:b/>
-          <w:i w:val="0"/>
-        </w:rPr>
-        <w:t>Менеджер припиняє оформлювати замовлення у 1С.</w:t>
-      </w:r>
-      <w:r>
-        <w:rPr>
-          <w:b w:val="0"/>
-          <w:i w:val="0"/>
-        </w:rPr>
-        <w:t xml:space="preserve"> Базуємось на UI-каркасі з meeting-app (WIP-версія з заказами):</w:t>
-      </w:r>
-    </w:p>
-    <w:p>
-      <w:pPr>
-        <w:pStyle w:val="ListBullet"/>
-        <w:spacing w:after="40"/>
-        <w:ind w:left="340"/>
-      </w:pPr>
-      <w:r>
-        <w:rPr>
-          <w:b w:val="0"/>
-          <w:i w:val="0"/>
-        </w:rPr>
-        <w:t>Швидка форма зі зручним кошиком, пошуком товарів, вибором контракту</w:t>
-      </w:r>
-    </w:p>
-    <w:p>
-      <w:pPr>
-        <w:pStyle w:val="ListBullet"/>
-        <w:spacing w:after="40"/>
-        <w:ind w:left="340"/>
-      </w:pPr>
-      <w:r>
-        <w:rPr>
-          <w:b w:val="0"/>
-          <w:i w:val="0"/>
-        </w:rPr>
-        <w:t>Multi-currency UAH/USD з автоперерахунком при зміні контракту</w:t>
-      </w:r>
-    </w:p>
-    <w:p>
-      <w:pPr>
-        <w:pStyle w:val="ListBullet"/>
-        <w:spacing w:after="40"/>
-        <w:ind w:left="340"/>
-      </w:pPr>
-      <w:r>
-        <w:rPr>
-          <w:b w:val="0"/>
-          <w:i w:val="0"/>
-        </w:rPr>
-        <w:t>Gift logic (вибір подарунків, перевірка обмежень, tracking)</w:t>
-      </w:r>
-    </w:p>
-    <w:p>
-      <w:pPr>
-        <w:pStyle w:val="ListBullet"/>
-        <w:spacing w:after="40"/>
-        <w:ind w:left="340"/>
-      </w:pPr>
-      <w:r>
-        <w:rPr>
-          <w:b w:val="0"/>
-          <w:i w:val="0"/>
-        </w:rPr>
-        <w:t>Status workflow: чернетка → проведено → реалізація</w:t>
-      </w:r>
-    </w:p>
-    <w:p>
-      <w:pPr>
-        <w:pStyle w:val="ListBullet"/>
-        <w:spacing w:after="40"/>
-        <w:ind w:left="340"/>
-      </w:pPr>
-      <w:r>
-        <w:rPr>
-          <w:b w:val="0"/>
-          <w:i w:val="0"/>
-        </w:rPr>
-        <w:t>9 нових 1С actions для повної інтеграції</w:t>
+        <w:t>Між реліз-точками — preview-середовище доступне для перевірки у будь-який момент.</w:t>
       </w:r>
     </w:p>
     <w:p>
@@ -2899,603 +1905,7 @@
           <w:color w:val="081E2D"/>
           <w:sz w:val="32"/>
         </w:rPr>
-        <w:t>5. Технологічний підхід</w:t>
-      </w:r>
-    </w:p>
-    <w:p>
-      <w:pPr>
-        <w:spacing w:before="200" w:after="80"/>
-      </w:pPr>
-      <w:r>
-        <w:rPr>
-          <w:b/>
-          <w:color w:val="334155"/>
-          <w:sz w:val="26"/>
-        </w:rPr>
-        <w:t>Принципи</w:t>
-      </w:r>
-    </w:p>
-    <w:tbl>
-      <w:tblPr>
-        <w:tblW w:type="auto" w:w="0"/>
-        <w:jc w:val="center"/>
-        <w:tblLook w:firstColumn="1" w:firstRow="1" w:lastColumn="0" w:lastRow="0" w:noHBand="0" w:noVBand="1" w:val="04A0"/>
-      </w:tblPr>
-      <w:tblGrid>
-        <w:gridCol w:w="4819"/>
-        <w:gridCol w:w="4819"/>
-      </w:tblGrid>
-      <w:tr>
-        <w:tc>
-          <w:tcPr>
-            <w:tcW w:type="dxa" w:w="4819"/>
-            <w:vAlign w:val="center"/>
-            <w:shd w:val="clear" w:color="auto" w:fill="066AAB"/>
-            <w:tcBorders>
-              <w:top w:val="single" w:sz="4" w:color="054D80"/>
-              <w:left w:val="single" w:sz="4" w:color="054D80"/>
-              <w:bottom w:val="single" w:sz="4" w:color="054D80"/>
-              <w:right w:val="single" w:sz="4" w:color="054D80"/>
-            </w:tcBorders>
-          </w:tcPr>
-          <w:p>
-            <w:pPr>
-              <w:spacing w:before="40" w:after="40"/>
-            </w:pPr>
-            <w:r>
-              <w:rPr>
-                <w:b/>
-                <w:color w:val="FFFFFF"/>
-                <w:sz w:val="20"/>
-              </w:rPr>
-              <w:t>Принцип</w:t>
-            </w:r>
-          </w:p>
-        </w:tc>
-        <w:tc>
-          <w:tcPr>
-            <w:tcW w:type="dxa" w:w="4819"/>
-            <w:vAlign w:val="center"/>
-            <w:shd w:val="clear" w:color="auto" w:fill="066AAB"/>
-            <w:tcBorders>
-              <w:top w:val="single" w:sz="4" w:color="054D80"/>
-              <w:left w:val="single" w:sz="4" w:color="054D80"/>
-              <w:bottom w:val="single" w:sz="4" w:color="054D80"/>
-              <w:right w:val="single" w:sz="4" w:color="054D80"/>
-            </w:tcBorders>
-          </w:tcPr>
-          <w:p>
-            <w:pPr>
-              <w:spacing w:before="40" w:after="40"/>
-            </w:pPr>
-            <w:r>
-              <w:rPr>
-                <w:b/>
-                <w:color w:val="FFFFFF"/>
-                <w:sz w:val="20"/>
-              </w:rPr>
-              <w:t>Що означає</w:t>
-            </w:r>
-          </w:p>
-        </w:tc>
-      </w:tr>
-      <w:tr>
-        <w:tc>
-          <w:tcPr>
-            <w:tcW w:type="dxa" w:w="4819"/>
-            <w:vAlign w:val="center"/>
-            <w:tcBorders>
-              <w:top w:val="single" w:sz="4" w:color="D5DAE0"/>
-              <w:left w:val="single" w:sz="4" w:color="D5DAE0"/>
-              <w:bottom w:val="single" w:sz="4" w:color="D5DAE0"/>
-              <w:right w:val="single" w:sz="4" w:color="D5DAE0"/>
-            </w:tcBorders>
-          </w:tcPr>
-          <w:p>
-            <w:pPr>
-              <w:spacing w:before="60" w:after="60"/>
-            </w:pPr>
-            <w:r>
-              <w:rPr>
-                <w:b/>
-                <w:i w:val="0"/>
-                <w:sz w:val="20"/>
-              </w:rPr>
-              <w:t>1С = source of truth</w:t>
-            </w:r>
-          </w:p>
-        </w:tc>
-        <w:tc>
-          <w:tcPr>
-            <w:tcW w:type="dxa" w:w="4819"/>
-            <w:vAlign w:val="center"/>
-            <w:tcBorders>
-              <w:top w:val="single" w:sz="4" w:color="D5DAE0"/>
-              <w:left w:val="single" w:sz="4" w:color="D5DAE0"/>
-              <w:bottom w:val="single" w:sz="4" w:color="D5DAE0"/>
-              <w:right w:val="single" w:sz="4" w:color="D5DAE0"/>
-            </w:tcBorders>
-          </w:tcPr>
-          <w:p>
-            <w:pPr>
-              <w:spacing w:before="60" w:after="60"/>
-            </w:pPr>
-            <w:r>
-              <w:rPr>
-                <w:b w:val="0"/>
-                <w:i w:val="0"/>
-                <w:sz w:val="20"/>
-              </w:rPr>
-              <w:t>Усі бізнес-дані остаточно живуть в 1С. Ми надбудова. Не дублюємо бізнес-логіку.</w:t>
-            </w:r>
-          </w:p>
-        </w:tc>
-      </w:tr>
-      <w:tr>
-        <w:tc>
-          <w:tcPr>
-            <w:tcW w:type="dxa" w:w="4819"/>
-            <w:vAlign w:val="center"/>
-            <w:tcBorders>
-              <w:top w:val="single" w:sz="4" w:color="D5DAE0"/>
-              <w:left w:val="single" w:sz="4" w:color="D5DAE0"/>
-              <w:bottom w:val="single" w:sz="4" w:color="D5DAE0"/>
-              <w:right w:val="single" w:sz="4" w:color="D5DAE0"/>
-            </w:tcBorders>
-            <w:shd w:val="clear" w:color="auto" w:fill="F8FAFC"/>
-          </w:tcPr>
-          <w:p>
-            <w:pPr>
-              <w:spacing w:before="60" w:after="60"/>
-            </w:pPr>
-            <w:r>
-              <w:rPr>
-                <w:b/>
-                <w:i w:val="0"/>
-                <w:sz w:val="20"/>
-              </w:rPr>
-              <w:t>Швидкість UI важливіша за realtime sync</w:t>
-            </w:r>
-          </w:p>
-        </w:tc>
-        <w:tc>
-          <w:tcPr>
-            <w:tcW w:type="dxa" w:w="4819"/>
-            <w:vAlign w:val="center"/>
-            <w:tcBorders>
-              <w:top w:val="single" w:sz="4" w:color="D5DAE0"/>
-              <w:left w:val="single" w:sz="4" w:color="D5DAE0"/>
-              <w:bottom w:val="single" w:sz="4" w:color="D5DAE0"/>
-              <w:right w:val="single" w:sz="4" w:color="D5DAE0"/>
-            </w:tcBorders>
-            <w:shd w:val="clear" w:color="auto" w:fill="F8FAFC"/>
-          </w:tcPr>
-          <w:p>
-            <w:pPr>
-              <w:spacing w:before="60" w:after="60"/>
-            </w:pPr>
-            <w:r>
-              <w:rPr>
-                <w:b w:val="0"/>
-                <w:i w:val="0"/>
-                <w:sz w:val="20"/>
-              </w:rPr>
-              <w:t>Менеджер не чекає 1С на кожен клік — данні пишуться у нашу БД миттєво, синхронізуються батчем</w:t>
-            </w:r>
-          </w:p>
-        </w:tc>
-      </w:tr>
-      <w:tr>
-        <w:tc>
-          <w:tcPr>
-            <w:tcW w:type="dxa" w:w="4819"/>
-            <w:vAlign w:val="center"/>
-            <w:tcBorders>
-              <w:top w:val="single" w:sz="4" w:color="D5DAE0"/>
-              <w:left w:val="single" w:sz="4" w:color="D5DAE0"/>
-              <w:bottom w:val="single" w:sz="4" w:color="D5DAE0"/>
-              <w:right w:val="single" w:sz="4" w:color="D5DAE0"/>
-            </w:tcBorders>
-          </w:tcPr>
-          <w:p>
-            <w:pPr>
-              <w:spacing w:before="60" w:after="60"/>
-            </w:pPr>
-            <w:r>
-              <w:rPr>
-                <w:b/>
-                <w:i w:val="0"/>
-                <w:sz w:val="20"/>
-              </w:rPr>
-              <w:t>Mobile-first для CRM</w:t>
-            </w:r>
-          </w:p>
-        </w:tc>
-        <w:tc>
-          <w:tcPr>
-            <w:tcW w:type="dxa" w:w="4819"/>
-            <w:vAlign w:val="center"/>
-            <w:tcBorders>
-              <w:top w:val="single" w:sz="4" w:color="D5DAE0"/>
-              <w:left w:val="single" w:sz="4" w:color="D5DAE0"/>
-              <w:bottom w:val="single" w:sz="4" w:color="D5DAE0"/>
-              <w:right w:val="single" w:sz="4" w:color="D5DAE0"/>
-            </w:tcBorders>
-          </w:tcPr>
-          <w:p>
-            <w:pPr>
-              <w:spacing w:before="60" w:after="60"/>
-            </w:pPr>
-            <w:r>
-              <w:rPr>
-                <w:b w:val="0"/>
-                <w:i w:val="0"/>
-                <w:sz w:val="20"/>
-              </w:rPr>
-              <w:t>Менеджери у полі. Все що ми робимо — спочатку працює на телефоні</w:t>
-            </w:r>
-          </w:p>
-        </w:tc>
-      </w:tr>
-      <w:tr>
-        <w:tc>
-          <w:tcPr>
-            <w:tcW w:type="dxa" w:w="4819"/>
-            <w:vAlign w:val="center"/>
-            <w:tcBorders>
-              <w:top w:val="single" w:sz="4" w:color="D5DAE0"/>
-              <w:left w:val="single" w:sz="4" w:color="D5DAE0"/>
-              <w:bottom w:val="single" w:sz="4" w:color="D5DAE0"/>
-              <w:right w:val="single" w:sz="4" w:color="D5DAE0"/>
-            </w:tcBorders>
-            <w:shd w:val="clear" w:color="auto" w:fill="F8FAFC"/>
-          </w:tcPr>
-          <w:p>
-            <w:pPr>
-              <w:spacing w:before="60" w:after="60"/>
-            </w:pPr>
-            <w:r>
-              <w:rPr>
-                <w:b/>
-                <w:i w:val="0"/>
-                <w:sz w:val="20"/>
-              </w:rPr>
-              <w:t>Безпека за замовчуванням</w:t>
-            </w:r>
-          </w:p>
-        </w:tc>
-        <w:tc>
-          <w:tcPr>
-            <w:tcW w:type="dxa" w:w="4819"/>
-            <w:vAlign w:val="center"/>
-            <w:tcBorders>
-              <w:top w:val="single" w:sz="4" w:color="D5DAE0"/>
-              <w:left w:val="single" w:sz="4" w:color="D5DAE0"/>
-              <w:bottom w:val="single" w:sz="4" w:color="D5DAE0"/>
-              <w:right w:val="single" w:sz="4" w:color="D5DAE0"/>
-            </w:tcBorders>
-            <w:shd w:val="clear" w:color="auto" w:fill="F8FAFC"/>
-          </w:tcPr>
-          <w:p>
-            <w:pPr>
-              <w:spacing w:before="60" w:after="60"/>
-            </w:pPr>
-            <w:r>
-              <w:rPr>
-                <w:b w:val="0"/>
-                <w:i w:val="0"/>
-                <w:sz w:val="20"/>
-              </w:rPr>
-              <w:t>RLS + JWT + закриття IDOR перед першим фінансово-чутливим блоком</w:t>
-            </w:r>
-          </w:p>
-        </w:tc>
-      </w:tr>
-      <w:tr>
-        <w:tc>
-          <w:tcPr>
-            <w:tcW w:type="dxa" w:w="4819"/>
-            <w:vAlign w:val="center"/>
-            <w:tcBorders>
-              <w:top w:val="single" w:sz="4" w:color="D5DAE0"/>
-              <w:left w:val="single" w:sz="4" w:color="D5DAE0"/>
-              <w:bottom w:val="single" w:sz="4" w:color="D5DAE0"/>
-              <w:right w:val="single" w:sz="4" w:color="D5DAE0"/>
-            </w:tcBorders>
-          </w:tcPr>
-          <w:p>
-            <w:pPr>
-              <w:spacing w:before="60" w:after="60"/>
-            </w:pPr>
-            <w:r>
-              <w:rPr>
-                <w:b/>
-                <w:i w:val="0"/>
-                <w:sz w:val="20"/>
-              </w:rPr>
-              <w:t>Не переробляємо чуже на новий стек</w:t>
-            </w:r>
-          </w:p>
-        </w:tc>
-        <w:tc>
-          <w:tcPr>
-            <w:tcW w:type="dxa" w:w="4819"/>
-            <w:vAlign w:val="center"/>
-            <w:tcBorders>
-              <w:top w:val="single" w:sz="4" w:color="D5DAE0"/>
-              <w:left w:val="single" w:sz="4" w:color="D5DAE0"/>
-              <w:bottom w:val="single" w:sz="4" w:color="D5DAE0"/>
-              <w:right w:val="single" w:sz="4" w:color="D5DAE0"/>
-            </w:tcBorders>
-          </w:tcPr>
-          <w:p>
-            <w:pPr>
-              <w:spacing w:before="60" w:after="60"/>
-            </w:pPr>
-            <w:r>
-              <w:rPr>
-                <w:b w:val="0"/>
-                <w:i w:val="0"/>
-                <w:sz w:val="20"/>
-              </w:rPr>
-              <w:t>Reclamations backend лишається Python+Bitrix. Ми додаємо інтеграцію у CRM, не дублюємо систему</w:t>
-            </w:r>
-          </w:p>
-        </w:tc>
-      </w:tr>
-    </w:tbl>
-    <w:p>
-      <w:pPr>
-        <w:spacing w:after="80"/>
-      </w:pPr>
-    </w:p>
-    <w:p>
-      <w:pPr>
-        <w:spacing w:before="200" w:after="80"/>
-      </w:pPr>
-      <w:r>
-        <w:rPr>
-          <w:b/>
-          <w:color w:val="334155"/>
-          <w:sz w:val="26"/>
-        </w:rPr>
-        <w:t>Стек</w:t>
-      </w:r>
-    </w:p>
-    <w:p>
-      <w:pPr>
-        <w:pStyle w:val="ListBullet"/>
-        <w:spacing w:after="40"/>
-        <w:ind w:left="340"/>
-      </w:pPr>
-      <w:r>
-        <w:rPr>
-          <w:b/>
-          <w:i w:val="0"/>
-        </w:rPr>
-        <w:t>Frontend:</w:t>
-      </w:r>
-      <w:r>
-        <w:rPr>
-          <w:b w:val="0"/>
-          <w:i w:val="0"/>
-        </w:rPr>
-        <w:t xml:space="preserve"> Next.js 16, React 19, TypeScript, Tailwind 4, lucide-react icons, Plus Jakarta Sans + JetBrains Mono шрифти</w:t>
-      </w:r>
-    </w:p>
-    <w:p>
-      <w:pPr>
-        <w:pStyle w:val="ListBullet"/>
-        <w:spacing w:after="40"/>
-        <w:ind w:left="340"/>
-      </w:pPr>
-      <w:r>
-        <w:rPr>
-          <w:b/>
-          <w:i w:val="0"/>
-        </w:rPr>
-        <w:t>База даних:</w:t>
-      </w:r>
-      <w:r>
-        <w:rPr>
-          <w:b w:val="0"/>
-          <w:i w:val="0"/>
-        </w:rPr>
-        <w:t xml:space="preserve"> Supabase Postgres з RLS-політиками, перехід на Pro tier перед фінансовими даними</w:t>
-      </w:r>
-    </w:p>
-    <w:p>
-      <w:pPr>
-        <w:pStyle w:val="ListBullet"/>
-        <w:spacing w:after="40"/>
-        <w:ind w:left="340"/>
-      </w:pPr>
-      <w:r>
-        <w:rPr>
-          <w:b/>
-          <w:i w:val="0"/>
-        </w:rPr>
-        <w:t>Хостинг:</w:t>
-      </w:r>
-      <w:r>
-        <w:rPr>
-          <w:b w:val="0"/>
-          <w:i w:val="0"/>
-        </w:rPr>
-        <w:t xml:space="preserve"> Vercel (existing) + Vercel Cron для регулярних завдань синхронізації</w:t>
-      </w:r>
-    </w:p>
-    <w:p>
-      <w:pPr>
-        <w:pStyle w:val="ListBullet"/>
-        <w:spacing w:after="40"/>
-        <w:ind w:left="340"/>
-      </w:pPr>
-      <w:r>
-        <w:rPr>
-          <w:b/>
-          <w:i w:val="0"/>
-        </w:rPr>
-        <w:t>Інтеграції:</w:t>
-      </w:r>
-      <w:r>
-        <w:rPr>
-          <w:b w:val="0"/>
-          <w:i w:val="0"/>
-        </w:rPr>
-        <w:t xml:space="preserve"> 1С HTTP-service (existing 13 + 16 нових actions), Google Calendar API, Bitrix24 REST, Telegram Bot API</w:t>
-      </w:r>
-    </w:p>
-    <w:p>
-      <w:pPr>
-        <w:pStyle w:val="ListBullet"/>
-        <w:spacing w:after="40"/>
-        <w:ind w:left="340"/>
-      </w:pPr>
-      <w:r>
-        <w:rPr>
-          <w:b/>
-          <w:i w:val="0"/>
-        </w:rPr>
-        <w:t>Тестування:</w:t>
-      </w:r>
-      <w:r>
-        <w:rPr>
-          <w:b w:val="0"/>
-          <w:i w:val="0"/>
-        </w:rPr>
-        <w:t xml:space="preserve"> 240 одиничних тестів (існуючий baseline) + Playwright для критичних мобільних сценаріїв</w:t>
-      </w:r>
-    </w:p>
-    <w:p>
-      <w:pPr>
-        <w:pStyle w:val="ListBullet"/>
-        <w:spacing w:after="40"/>
-        <w:ind w:left="340"/>
-      </w:pPr>
-      <w:r>
-        <w:rPr>
-          <w:b/>
-          <w:i w:val="0"/>
-        </w:rPr>
-        <w:t>Моніторинг:</w:t>
-      </w:r>
-      <w:r>
-        <w:rPr>
-          <w:b w:val="0"/>
-          <w:i w:val="0"/>
-        </w:rPr>
-        <w:t xml:space="preserve"> Sentry для error tracking + session replay (підключаємо паралельно зі стартом)</w:t>
-      </w:r>
-    </w:p>
-    <w:p>
-      <w:pPr>
-        <w:pStyle w:val="ListBullet"/>
-        <w:spacing w:after="40"/>
-        <w:ind w:left="340"/>
-      </w:pPr>
-      <w:r>
-        <w:rPr>
-          <w:b/>
-          <w:i w:val="0"/>
-        </w:rPr>
-        <w:t>Безпека:</w:t>
-      </w:r>
-      <w:r>
-        <w:rPr>
-          <w:b w:val="0"/>
-          <w:i w:val="0"/>
-        </w:rPr>
-        <w:t xml:space="preserve"> JWT cookies, RLS, secret rotation, ECDSA підписи</w:t>
-      </w:r>
-    </w:p>
-    <w:p>
-      <w:pPr>
-        <w:spacing w:before="80" w:after="80"/>
-        <w:pBdr>
-          <w:bottom w:val="single" w:sz="6" w:color="066AAB"/>
-        </w:pBdr>
-      </w:pPr>
-    </w:p>
-    <w:p>
-      <w:pPr>
-        <w:spacing w:before="280" w:after="120"/>
-      </w:pPr>
-      <w:r>
-        <w:rPr>
-          <w:b/>
-          <w:color w:val="081E2D"/>
-          <w:sz w:val="32"/>
-        </w:rPr>
-        <w:t>6. Графік (приблизно)</w:t>
-      </w:r>
-    </w:p>
-    <w:p>
-      <w:pPr>
-        <w:spacing w:before="80" w:after="160"/>
-        <w:ind w:left="283"/>
-        <w:shd w:val="clear" w:fill="F1F5F9"/>
-      </w:pPr>
-      <w:r>
-        <w:rPr>
-          <w:rFonts w:ascii="Consolas" w:hAnsi="Consolas"/>
-          <w:color w:val="334155"/>
-          <w:sz w:val="18"/>
-        </w:rPr>
-        <w:t>Місяць          Червень        Липень         Серпень</w:t>
-        <w:br/>
-        <w:t>Тиждень    1 2 3 4 5 6 7 8 9 10 11 12 13</w:t>
-        <w:br/>
-        <w:t>БЛОК 0     ▓▓▓</w:t>
-        <w:br/>
-        <w:t>БЛОК 1       ▓▓▓▓▓▓▓▓▓▓▓▓▓▓▓▓▓▓▓</w:t>
-        <w:br/>
-        <w:t>БЛОК 1.5       ▓▓▓▓▓▓▓▓▓▓▓</w:t>
-        <w:br/>
-        <w:t>БЛОК 2A                       ▓▓▓▓▓</w:t>
-        <w:br/>
-        <w:t>БЛОК 2B                            ▓▓▓</w:t>
-        <w:br/>
-        <w:t>БЛОК 3                                ▓▓▓▓▓▓▓▓▓▓▓▓</w:t>
-        <w:br/>
-        <w:t>1С queue   ▓▓▓▓▓▓▓▓▓▓▓▓▓▓▓▓▓▓▓▓▓▓▓▓▓▓▓▓▓▓▓▓▓▓▓▓▓▓▓</w:t>
-      </w:r>
-    </w:p>
-    <w:p>
-      <w:r>
-        <w:rPr>
-          <w:b/>
-          <w:i w:val="0"/>
-        </w:rPr>
-        <w:t>Загальна оцінка:</w:t>
-      </w:r>
-      <w:r>
-        <w:rPr>
-          <w:b w:val="0"/>
-          <w:i w:val="0"/>
-        </w:rPr>
-        <w:t xml:space="preserve"> ~10-13 робочих тижнів (~2.5-3 місяці) frontend-розробки. 1С-розробка йде паралельно. Точні дати залежать від готовності 1С actions у визначений момент.</w:t>
-      </w:r>
-    </w:p>
-    <w:p>
-      <w:pPr>
-        <w:spacing w:before="80" w:after="80"/>
-        <w:pBdr>
-          <w:bottom w:val="single" w:sz="6" w:color="066AAB"/>
-        </w:pBdr>
-      </w:pPr>
-    </w:p>
-    <w:p>
-      <w:pPr>
-        <w:spacing w:before="280" w:after="120"/>
-      </w:pPr>
-      <w:r>
-        <w:rPr>
-          <w:b/>
-          <w:color w:val="081E2D"/>
-          <w:sz w:val="32"/>
-        </w:rPr>
-        <w:t>7. Інвестиції в інфраструктуру</w:t>
+        <w:t>6. Інвестиції</w:t>
       </w:r>
     </w:p>
     <w:p>
@@ -3509,15 +1919,6 @@
           <w:sz w:val="26"/>
         </w:rPr>
         <w:t>Щомісячні витрати</w:t>
-      </w:r>
-    </w:p>
-    <w:p>
-      <w:r>
-        <w:rPr>
-          <w:b w:val="0"/>
-          <w:i w:val="0"/>
-        </w:rPr>
-        <w:t>Конкретний набір сервісів, на який переходимо:</w:t>
       </w:r>
     </w:p>
     <w:tbl>
@@ -3629,7 +2030,7 @@
             </w:pPr>
             <w:r>
               <w:rPr>
-                <w:b/>
+                <w:b w:val="0"/>
                 <w:i w:val="0"/>
                 <w:sz w:val="20"/>
               </w:rPr>
@@ -3654,19 +2055,11 @@
             </w:pPr>
             <w:r>
               <w:rPr>
-                <w:b/>
+                <w:b w:val="0"/>
                 <w:i w:val="0"/>
                 <w:sz w:val="20"/>
               </w:rPr>
               <w:t>$25/місяць</w:t>
-            </w:r>
-            <w:r>
-              <w:rPr>
-                <w:b w:val="0"/>
-                <w:i w:val="0"/>
-                <w:sz w:val="20"/>
-              </w:rPr>
-              <w:t xml:space="preserve"> ($300/рік)</w:t>
             </w:r>
           </w:p>
         </w:tc>
@@ -3691,172 +2084,7 @@
                 <w:i w:val="0"/>
                 <w:sz w:val="20"/>
               </w:rPr>
-              <w:t>PITR резерв + 8 ГБ ліміту — для фінансово-чутливих даних (дебіторка, рядкові продажі). Перехід — перед стартом Блоку 1.5</w:t>
-            </w:r>
-          </w:p>
-        </w:tc>
-      </w:tr>
-      <w:tr>
-        <w:tc>
-          <w:tcPr>
-            <w:tcW w:type="dxa" w:w="3213"/>
-            <w:vAlign w:val="center"/>
-            <w:tcBorders>
-              <w:top w:val="single" w:sz="4" w:color="D5DAE0"/>
-              <w:left w:val="single" w:sz="4" w:color="D5DAE0"/>
-              <w:bottom w:val="single" w:sz="4" w:color="D5DAE0"/>
-              <w:right w:val="single" w:sz="4" w:color="D5DAE0"/>
-            </w:tcBorders>
-            <w:shd w:val="clear" w:color="auto" w:fill="F8FAFC"/>
-          </w:tcPr>
-          <w:p>
-            <w:pPr>
-              <w:spacing w:before="60" w:after="60"/>
-            </w:pPr>
-            <w:r>
-              <w:rPr>
-                <w:b/>
-                <w:i w:val="0"/>
-                <w:sz w:val="20"/>
-              </w:rPr>
-              <w:t>Sentry</w:t>
-            </w:r>
-          </w:p>
-        </w:tc>
-        <w:tc>
-          <w:tcPr>
-            <w:tcW w:type="dxa" w:w="3213"/>
-            <w:vAlign w:val="center"/>
-            <w:tcBorders>
-              <w:top w:val="single" w:sz="4" w:color="D5DAE0"/>
-              <w:left w:val="single" w:sz="4" w:color="D5DAE0"/>
-              <w:bottom w:val="single" w:sz="4" w:color="D5DAE0"/>
-              <w:right w:val="single" w:sz="4" w:color="D5DAE0"/>
-            </w:tcBorders>
-            <w:shd w:val="clear" w:color="auto" w:fill="F8FAFC"/>
-          </w:tcPr>
-          <w:p>
-            <w:pPr>
-              <w:spacing w:before="60" w:after="60"/>
-            </w:pPr>
-            <w:r>
-              <w:rPr>
-                <w:b/>
-                <w:i w:val="0"/>
-                <w:sz w:val="20"/>
-              </w:rPr>
-              <w:t>$26/місяць</w:t>
-            </w:r>
-            <w:r>
-              <w:rPr>
-                <w:b w:val="0"/>
-                <w:i w:val="0"/>
-                <w:sz w:val="20"/>
-              </w:rPr>
-              <w:t xml:space="preserve"> ($312/рік)</w:t>
-            </w:r>
-          </w:p>
-        </w:tc>
-        <w:tc>
-          <w:tcPr>
-            <w:tcW w:type="dxa" w:w="3213"/>
-            <w:vAlign w:val="center"/>
-            <w:tcBorders>
-              <w:top w:val="single" w:sz="4" w:color="D5DAE0"/>
-              <w:left w:val="single" w:sz="4" w:color="D5DAE0"/>
-              <w:bottom w:val="single" w:sz="4" w:color="D5DAE0"/>
-              <w:right w:val="single" w:sz="4" w:color="D5DAE0"/>
-            </w:tcBorders>
-            <w:shd w:val="clear" w:color="auto" w:fill="F8FAFC"/>
-          </w:tcPr>
-          <w:p>
-            <w:pPr>
-              <w:spacing w:before="60" w:after="60"/>
-            </w:pPr>
-            <w:r>
-              <w:rPr>
-                <w:b w:val="0"/>
-                <w:i w:val="0"/>
-                <w:sz w:val="20"/>
-              </w:rPr>
-              <w:t>Моніторинг помилок у проді з session replay — швидке знаходження причин інцидентів. Підключаємо паралельно з Блоком 1</w:t>
-            </w:r>
-          </w:p>
-        </w:tc>
-      </w:tr>
-      <w:tr>
-        <w:tc>
-          <w:tcPr>
-            <w:tcW w:type="dxa" w:w="3213"/>
-            <w:vAlign w:val="center"/>
-            <w:tcBorders>
-              <w:top w:val="single" w:sz="4" w:color="D5DAE0"/>
-              <w:left w:val="single" w:sz="4" w:color="D5DAE0"/>
-              <w:bottom w:val="single" w:sz="4" w:color="D5DAE0"/>
-              <w:right w:val="single" w:sz="4" w:color="D5DAE0"/>
-            </w:tcBorders>
-          </w:tcPr>
-          <w:p>
-            <w:pPr>
-              <w:spacing w:before="60" w:after="60"/>
-            </w:pPr>
-            <w:r>
-              <w:rPr>
-                <w:b w:val="0"/>
-                <w:i w:val="0"/>
-                <w:sz w:val="20"/>
-              </w:rPr>
-              <w:t>GitHub</w:t>
-            </w:r>
-          </w:p>
-        </w:tc>
-        <w:tc>
-          <w:tcPr>
-            <w:tcW w:type="dxa" w:w="3213"/>
-            <w:vAlign w:val="center"/>
-            <w:tcBorders>
-              <w:top w:val="single" w:sz="4" w:color="D5DAE0"/>
-              <w:left w:val="single" w:sz="4" w:color="D5DAE0"/>
-              <w:bottom w:val="single" w:sz="4" w:color="D5DAE0"/>
-              <w:right w:val="single" w:sz="4" w:color="D5DAE0"/>
-            </w:tcBorders>
-          </w:tcPr>
-          <w:p>
-            <w:pPr>
-              <w:spacing w:before="60" w:after="60"/>
-            </w:pPr>
-            <w:r>
-              <w:rPr>
-                <w:b w:val="0"/>
-                <w:i w:val="0"/>
-                <w:sz w:val="20"/>
-              </w:rPr>
-              <w:t>$0</w:t>
-            </w:r>
-          </w:p>
-        </w:tc>
-        <w:tc>
-          <w:tcPr>
-            <w:tcW w:type="dxa" w:w="3213"/>
-            <w:vAlign w:val="center"/>
-            <w:tcBorders>
-              <w:top w:val="single" w:sz="4" w:color="D5DAE0"/>
-              <w:left w:val="single" w:sz="4" w:color="D5DAE0"/>
-              <w:bottom w:val="single" w:sz="4" w:color="D5DAE0"/>
-              <w:right w:val="single" w:sz="4" w:color="D5DAE0"/>
-            </w:tcBorders>
-          </w:tcPr>
-          <w:p>
-            <w:pPr>
-              <w:spacing w:before="60" w:after="60"/>
-            </w:pPr>
-            <w:r>
-              <w:rPr>
-                <w:b w:val="0"/>
-                <w:i w:val="0"/>
-                <w:sz w:val="20"/>
-              </w:rPr>
-              <w:t>Existing</w:t>
+              <w:t>Резервне копіювання з можливістю відкату на будь-яку точку — для фінансових даних</w:t>
             </w:r>
           </w:p>
         </w:tc>
@@ -3884,7 +2112,7 @@
                 <w:i w:val="0"/>
                 <w:sz w:val="20"/>
               </w:rPr>
-              <w:t>Vercel</w:t>
+              <w:t>Sentry</w:t>
             </w:r>
           </w:p>
         </w:tc>
@@ -3910,7 +2138,7 @@
                 <w:i w:val="0"/>
                 <w:sz w:val="20"/>
               </w:rPr>
-              <w:t>$0</w:t>
+              <w:t>$26/місяць</w:t>
             </w:r>
           </w:p>
         </w:tc>
@@ -3936,7 +2164,7 @@
                 <w:i w:val="0"/>
                 <w:sz w:val="20"/>
               </w:rPr>
-              <w:t>Existing Hobby tier (2 cron достатньо для наших workers)</w:t>
+              <w:t>Моніторинг помилок — швидке знаходження інцидентів у проді</w:t>
             </w:r>
           </w:p>
         </w:tc>
@@ -3959,11 +2187,11 @@
             </w:pPr>
             <w:r>
               <w:rPr>
-                <w:b w:val="0"/>
+                <w:b/>
                 <w:i w:val="0"/>
                 <w:sz w:val="20"/>
               </w:rPr>
-              <w:t>Google Calendar API</w:t>
+              <w:t>Разом</w:t>
             </w:r>
           </w:p>
         </w:tc>
@@ -3984,11 +2212,11 @@
             </w:pPr>
             <w:r>
               <w:rPr>
-                <w:b w:val="0"/>
+                <w:b/>
                 <w:i w:val="0"/>
                 <w:sz w:val="20"/>
               </w:rPr>
-              <w:t>$0</w:t>
+              <w:t>$51/місяць ($612/рік)</w:t>
             </w:r>
           </w:p>
         </w:tc>
@@ -4007,94 +2235,6 @@
             <w:pPr>
               <w:spacing w:before="60" w:after="60"/>
             </w:pPr>
-            <w:r>
-              <w:rPr>
-                <w:b w:val="0"/>
-                <w:i w:val="0"/>
-                <w:sz w:val="20"/>
-              </w:rPr>
-              <w:t>У межах безкоштовного тарифу</w:t>
-            </w:r>
-          </w:p>
-        </w:tc>
-      </w:tr>
-      <w:tr>
-        <w:tc>
-          <w:tcPr>
-            <w:tcW w:type="dxa" w:w="3213"/>
-            <w:vAlign w:val="center"/>
-            <w:tcBorders>
-              <w:top w:val="single" w:sz="4" w:color="D5DAE0"/>
-              <w:left w:val="single" w:sz="4" w:color="D5DAE0"/>
-              <w:bottom w:val="single" w:sz="4" w:color="D5DAE0"/>
-              <w:right w:val="single" w:sz="4" w:color="D5DAE0"/>
-            </w:tcBorders>
-            <w:shd w:val="clear" w:color="auto" w:fill="F8FAFC"/>
-          </w:tcPr>
-          <w:p>
-            <w:pPr>
-              <w:spacing w:before="60" w:after="60"/>
-            </w:pPr>
-            <w:r>
-              <w:rPr>
-                <w:b w:val="0"/>
-                <w:i w:val="0"/>
-                <w:sz w:val="20"/>
-              </w:rPr>
-              <w:t>Bitrix24, Telegram</w:t>
-            </w:r>
-          </w:p>
-        </w:tc>
-        <w:tc>
-          <w:tcPr>
-            <w:tcW w:type="dxa" w:w="3213"/>
-            <w:vAlign w:val="center"/>
-            <w:tcBorders>
-              <w:top w:val="single" w:sz="4" w:color="D5DAE0"/>
-              <w:left w:val="single" w:sz="4" w:color="D5DAE0"/>
-              <w:bottom w:val="single" w:sz="4" w:color="D5DAE0"/>
-              <w:right w:val="single" w:sz="4" w:color="D5DAE0"/>
-            </w:tcBorders>
-            <w:shd w:val="clear" w:color="auto" w:fill="F8FAFC"/>
-          </w:tcPr>
-          <w:p>
-            <w:pPr>
-              <w:spacing w:before="60" w:after="60"/>
-            </w:pPr>
-            <w:r>
-              <w:rPr>
-                <w:b w:val="0"/>
-                <w:i w:val="0"/>
-                <w:sz w:val="20"/>
-              </w:rPr>
-              <w:t>Existing</w:t>
-            </w:r>
-          </w:p>
-        </w:tc>
-        <w:tc>
-          <w:tcPr>
-            <w:tcW w:type="dxa" w:w="3213"/>
-            <w:vAlign w:val="center"/>
-            <w:tcBorders>
-              <w:top w:val="single" w:sz="4" w:color="D5DAE0"/>
-              <w:left w:val="single" w:sz="4" w:color="D5DAE0"/>
-              <w:bottom w:val="single" w:sz="4" w:color="D5DAE0"/>
-              <w:right w:val="single" w:sz="4" w:color="D5DAE0"/>
-            </w:tcBorders>
-            <w:shd w:val="clear" w:color="auto" w:fill="F8FAFC"/>
-          </w:tcPr>
-          <w:p>
-            <w:pPr>
-              <w:spacing w:before="60" w:after="60"/>
-            </w:pPr>
-            <w:r>
-              <w:rPr>
-                <w:b w:val="0"/>
-                <w:i w:val="0"/>
-                <w:sz w:val="20"/>
-              </w:rPr>
-              <w:t>Без змін</w:t>
-            </w:r>
           </w:p>
         </w:tc>
       </w:tr>
@@ -4110,7 +2250,28 @@
           <w:b/>
           <w:i w:val="0"/>
         </w:rPr>
-        <w:t>Сумарно нових витрат: $51/місяць ($612/рік).</w:t>
+        <w:t>Для розуміння масштабу:</w:t>
+      </w:r>
+      <w:r>
+        <w:rPr>
+          <w:b w:val="0"/>
+          <w:i w:val="0"/>
+        </w:rPr>
+        <w:t xml:space="preserve"> $51/місяць — це вартість одного телефонного підключення, або </w:t>
+      </w:r>
+      <w:r>
+        <w:rPr>
+          <w:b/>
+          <w:i w:val="0"/>
+        </w:rPr>
+        <w:t>$2.40 на менеджера у місяць</w:t>
+      </w:r>
+      <w:r>
+        <w:rPr>
+          <w:b w:val="0"/>
+          <w:i w:val="0"/>
+        </w:rPr>
+        <w:t>. Одне додаткове замовлення, оформлене прямо у клієнта замість «через 4 години у офісі», повертає це багатократно.</w:t>
       </w:r>
     </w:p>
     <w:p>
@@ -4123,91 +2284,16 @@
           <w:color w:val="334155"/>
           <w:sz w:val="26"/>
         </w:rPr>
-        <w:t>Робочий час</w:t>
+        <w:t>Одноразові витрати</w:t>
       </w:r>
     </w:p>
     <w:p>
-      <w:pPr>
-        <w:pStyle w:val="ListBullet"/>
-        <w:spacing w:after="40"/>
-        <w:ind w:left="340"/>
-      </w:pPr>
-      <w:r>
-        <w:rPr>
-          <w:b/>
-          <w:i w:val="0"/>
-        </w:rPr>
-        <w:t>Frontend:</w:t>
-      </w:r>
       <w:r>
         <w:rPr>
           <w:b w:val="0"/>
           <w:i w:val="0"/>
         </w:rPr>
-        <w:t xml:space="preserve"> ~10-13 робочих тижнів через всі блоки</w:t>
-      </w:r>
-    </w:p>
-    <w:p>
-      <w:pPr>
-        <w:pStyle w:val="ListBullet"/>
-        <w:spacing w:after="40"/>
-        <w:ind w:left="340"/>
-      </w:pPr>
-      <w:r>
-        <w:rPr>
-          <w:b/>
-          <w:i w:val="0"/>
-        </w:rPr>
-        <w:t>1С розробник EMET:</w:t>
-      </w:r>
-      <w:r>
-        <w:rPr>
-          <w:b w:val="0"/>
-          <w:i w:val="0"/>
-        </w:rPr>
-        <w:t xml:space="preserve"> ~50% часу через черги (16 нових actions розподілені по блоках)</w:t>
-      </w:r>
-    </w:p>
-    <w:p>
-      <w:pPr>
-        <w:pStyle w:val="ListBullet"/>
-        <w:spacing w:after="40"/>
-        <w:ind w:left="340"/>
-      </w:pPr>
-      <w:r>
-        <w:rPr>
-          <w:b/>
-          <w:i w:val="0"/>
-        </w:rPr>
-        <w:t>Bitrix24 admin:</w:t>
-      </w:r>
-      <w:r>
-        <w:rPr>
-          <w:b w:val="0"/>
-          <w:i w:val="0"/>
-        </w:rPr>
-        <w:t xml:space="preserve"> точкові години у Блоці 2B (~2-3 години)</w:t>
-      </w:r>
-    </w:p>
-    <w:p>
-      <w:pPr>
-        <w:pStyle w:val="ListBullet"/>
-        <w:spacing w:after="40"/>
-        <w:ind w:left="340"/>
-      </w:pPr>
-      <w:r>
-        <w:rPr>
-          <w:b/>
-          <w:i w:val="0"/>
-        </w:rPr>
-        <w:t>QA / тестування:</w:t>
-      </w:r>
-      <w:r>
-        <w:rPr>
-          <w:b w:val="0"/>
-          <w:i w:val="0"/>
-        </w:rPr>
-        <w:t xml:space="preserve"> рекомендовано виділити 1-2 дні на критичні етапи. Поки робимо самотестування + Playwright</w:t>
+        <w:t>Нуль. Розробка покрита існуючою командою.</w:t>
       </w:r>
     </w:p>
     <w:p>
@@ -4228,7 +2314,7 @@
           <w:color w:val="081E2D"/>
           <w:sz w:val="32"/>
         </w:rPr>
-        <w:t>8. Очікувана бізнес-цінність</w:t>
+        <w:t>7. Ризики</w:t>
       </w:r>
     </w:p>
     <w:tbl>
@@ -4264,7 +2350,7 @@
                 <w:color w:val="FFFFFF"/>
                 <w:sz w:val="20"/>
               </w:rPr>
-              <w:t>Outcome</w:t>
+              <w:t>Ризик</w:t>
             </w:r>
           </w:p>
         </w:tc>
@@ -4290,7 +2376,7 @@
                 <w:color w:val="FFFFFF"/>
                 <w:sz w:val="20"/>
               </w:rPr>
-              <w:t>Терміни появи</w:t>
+              <w:t>Як покриваємо</w:t>
             </w:r>
           </w:p>
         </w:tc>
@@ -4317,7 +2403,7 @@
                 <w:i w:val="0"/>
                 <w:sz w:val="20"/>
               </w:rPr>
-              <w:t>Менеджери відмовляються від meeting-4.0, переходять на наш модуль зустрічей у CRM</w:t>
+              <w:t>Черга 1С-розробника затримує блоки</w:t>
             </w:r>
           </w:p>
         </w:tc>
@@ -4342,7 +2428,7 @@
                 <w:i w:val="0"/>
                 <w:sz w:val="20"/>
               </w:rPr>
-              <w:t>Після Блоку 1 (~3-4 тижні)</w:t>
+              <w:t>Повна специфікація на ВСІ 16 нових методів готова зараз — 1С стартує паралельно з нами; якщо є затримка, frontend готовий і чекає, не марнує час</w:t>
             </w:r>
           </w:p>
         </w:tc>
@@ -4370,7 +2456,7 @@
                 <w:i w:val="0"/>
                 <w:sz w:val="20"/>
               </w:rPr>
-              <w:t>Менеджер бачить детальну історію продажів клієнта без походу у 1С</w:t>
+              <w:t>Менеджери чинять опір зміні звичного інструмента</w:t>
             </w:r>
           </w:p>
         </w:tc>
@@ -4396,7 +2482,7 @@
                 <w:i w:val="0"/>
                 <w:sz w:val="20"/>
               </w:rPr>
-              <w:t>Після Блоку 1.5 (~5-6 тижнів)</w:t>
+              <w:t>Canary-rollout: 1-2 менеджери протягом тижня перед загальним розгортанням; зберігаємо існуючу термінологію і workflow</w:t>
             </w:r>
           </w:p>
         </w:tc>
@@ -4423,7 +2509,7 @@
                 <w:i w:val="0"/>
                 <w:sz w:val="20"/>
               </w:rPr>
-              <w:t>Аналітичні віджети для керівництва (Best Manager + інші) на основі даних що ми вже маємо</w:t>
+              <w:t>Геолокація погано працює у проблемних зонах (підвал, поганий сигнал)</w:t>
             </w:r>
           </w:p>
         </w:tc>
@@ -4448,7 +2534,264 @@
                 <w:i w:val="0"/>
                 <w:sz w:val="20"/>
               </w:rPr>
-              <w:t>Після Блоку 1.5 (~5-6 тижнів)</w:t>
+              <w:t>Альтернатива з ручним введенням адреси + явне повідомлення менеджеру про відмову GPS; конфігурований час очікування</w:t>
+            </w:r>
+          </w:p>
+        </w:tc>
+      </w:tr>
+    </w:tbl>
+    <w:p>
+      <w:pPr>
+        <w:spacing w:after="80"/>
+      </w:pPr>
+    </w:p>
+    <w:p>
+      <w:pPr>
+        <w:spacing w:before="80" w:after="80"/>
+        <w:pBdr>
+          <w:bottom w:val="single" w:sz="6" w:color="066AAB"/>
+        </w:pBdr>
+      </w:pPr>
+    </w:p>
+    <w:p>
+      <w:pPr>
+        <w:spacing w:before="280" w:after="120"/>
+      </w:pPr>
+      <w:r>
+        <w:rPr>
+          <w:b/>
+          <w:color w:val="081E2D"/>
+          <w:sz w:val="32"/>
+        </w:rPr>
+        <w:t>8. Що вже зроблено (проект готовий до розширення)</w:t>
+      </w:r>
+    </w:p>
+    <w:p>
+      <w:pPr>
+        <w:pStyle w:val="ListBullet"/>
+        <w:spacing w:after="40"/>
+        <w:ind w:left="340"/>
+      </w:pPr>
+      <w:r>
+        <w:rPr>
+          <w:b/>
+          <w:i w:val="0"/>
+        </w:rPr>
+        <w:t>3 модулі у проді з травня 2026</w:t>
+      </w:r>
+      <w:r>
+        <w:rPr>
+          <w:b w:val="0"/>
+          <w:i w:val="0"/>
+        </w:rPr>
+        <w:t>: Планування продажів, Мої клієнти (CRM-база), Огляд компанії. Щодня використовуються 21 менеджером і керівництвом.</w:t>
+      </w:r>
+    </w:p>
+    <w:p>
+      <w:pPr>
+        <w:pStyle w:val="ListBullet"/>
+        <w:spacing w:after="40"/>
+        <w:ind w:left="340"/>
+      </w:pPr>
+      <w:r>
+        <w:rPr>
+          <w:b/>
+          <w:i w:val="0"/>
+        </w:rPr>
+        <w:t>Інтеграція з 1С через 13 методів</w:t>
+      </w:r>
+      <w:r>
+        <w:rPr>
+          <w:b w:val="0"/>
+          <w:i w:val="0"/>
+        </w:rPr>
+        <w:t xml:space="preserve"> працює стабільно з січня 2026 — додаємо нові методи поверх перевіреного шару, не переписуючи його.</w:t>
+      </w:r>
+    </w:p>
+    <w:p>
+      <w:pPr>
+        <w:pStyle w:val="ListBullet"/>
+        <w:spacing w:after="40"/>
+        <w:ind w:left="340"/>
+      </w:pPr>
+      <w:r>
+        <w:rPr>
+          <w:b/>
+          <w:i w:val="0"/>
+        </w:rPr>
+        <w:t>Повна підготовча документація готова</w:t>
+      </w:r>
+      <w:r>
+        <w:rPr>
+          <w:b w:val="0"/>
+          <w:i w:val="0"/>
+        </w:rPr>
+        <w:t>: технічний план проекту, специфікація для 1С-розробника на 16 нових методів (1050 рядків з прикладами і edge cases), реєстр 17 архітектурних рішень з контекстом і наслідками, аудити трьох інтегрованих систем (старий додаток зустрічей, недороблена версія замовлень, чинна система рекламацій).</w:t>
+      </w:r>
+    </w:p>
+    <w:p>
+      <w:pPr>
+        <w:pStyle w:val="ListBullet"/>
+        <w:spacing w:after="40"/>
+        <w:ind w:left="340"/>
+      </w:pPr>
+      <w:r>
+        <w:rPr>
+          <w:b/>
+          <w:i w:val="0"/>
+        </w:rPr>
+        <w:t>Дизайн інтерфейсу зафіксовано</w:t>
+      </w:r>
+      <w:r>
+        <w:rPr>
+          <w:b w:val="0"/>
+          <w:i w:val="0"/>
+        </w:rPr>
+        <w:t>: дашборд зустрічей і форма зустрічі вже розроблені у нашому glass-стилі з акцентом на mobile-first.</w:t>
+      </w:r>
+    </w:p>
+    <w:p>
+      <w:r>
+        <w:rPr>
+          <w:b w:val="0"/>
+          <w:i w:val="0"/>
+        </w:rPr>
+        <w:t>Зрілість підготовки забезпечує що проект ведеться структуровано, з прозорою декомпозицією і трекінгом — не «на коліні».</w:t>
+      </w:r>
+    </w:p>
+    <w:p>
+      <w:pPr>
+        <w:spacing w:before="80" w:after="80"/>
+        <w:pBdr>
+          <w:bottom w:val="single" w:sz="6" w:color="066AAB"/>
+        </w:pBdr>
+      </w:pPr>
+    </w:p>
+    <w:p>
+      <w:pPr>
+        <w:spacing w:before="280" w:after="120"/>
+      </w:pPr>
+      <w:r>
+        <w:rPr>
+          <w:b/>
+          <w:color w:val="081E2D"/>
+          <w:sz w:val="32"/>
+        </w:rPr>
+        <w:t>9. Розподіл відповідальності</w:t>
+      </w:r>
+    </w:p>
+    <w:tbl>
+      <w:tblPr>
+        <w:tblW w:type="auto" w:w="0"/>
+        <w:jc w:val="center"/>
+        <w:tblLook w:firstColumn="1" w:firstRow="1" w:lastColumn="0" w:lastRow="0" w:noHBand="0" w:noVBand="1" w:val="04A0"/>
+      </w:tblPr>
+      <w:tblGrid>
+        <w:gridCol w:w="4819"/>
+        <w:gridCol w:w="4819"/>
+      </w:tblGrid>
+      <w:tr>
+        <w:tc>
+          <w:tcPr>
+            <w:tcW w:type="dxa" w:w="4819"/>
+            <w:vAlign w:val="center"/>
+            <w:shd w:val="clear" w:color="auto" w:fill="066AAB"/>
+            <w:tcBorders>
+              <w:top w:val="single" w:sz="4" w:color="054D80"/>
+              <w:left w:val="single" w:sz="4" w:color="054D80"/>
+              <w:bottom w:val="single" w:sz="4" w:color="054D80"/>
+              <w:right w:val="single" w:sz="4" w:color="054D80"/>
+            </w:tcBorders>
+          </w:tcPr>
+          <w:p>
+            <w:pPr>
+              <w:spacing w:before="40" w:after="40"/>
+            </w:pPr>
+            <w:r>
+              <w:rPr>
+                <w:b/>
+                <w:color w:val="FFFFFF"/>
+                <w:sz w:val="20"/>
+              </w:rPr>
+              <w:t>Учасник</w:t>
+            </w:r>
+          </w:p>
+        </w:tc>
+        <w:tc>
+          <w:tcPr>
+            <w:tcW w:type="dxa" w:w="4819"/>
+            <w:vAlign w:val="center"/>
+            <w:shd w:val="clear" w:color="auto" w:fill="066AAB"/>
+            <w:tcBorders>
+              <w:top w:val="single" w:sz="4" w:color="054D80"/>
+              <w:left w:val="single" w:sz="4" w:color="054D80"/>
+              <w:bottom w:val="single" w:sz="4" w:color="054D80"/>
+              <w:right w:val="single" w:sz="4" w:color="054D80"/>
+            </w:tcBorders>
+          </w:tcPr>
+          <w:p>
+            <w:pPr>
+              <w:spacing w:before="40" w:after="40"/>
+            </w:pPr>
+            <w:r>
+              <w:rPr>
+                <w:b/>
+                <w:color w:val="FFFFFF"/>
+                <w:sz w:val="20"/>
+              </w:rPr>
+              <w:t>Що робить</w:t>
+            </w:r>
+          </w:p>
+        </w:tc>
+      </w:tr>
+      <w:tr>
+        <w:tc>
+          <w:tcPr>
+            <w:tcW w:type="dxa" w:w="4819"/>
+            <w:vAlign w:val="center"/>
+            <w:tcBorders>
+              <w:top w:val="single" w:sz="4" w:color="D5DAE0"/>
+              <w:left w:val="single" w:sz="4" w:color="D5DAE0"/>
+              <w:bottom w:val="single" w:sz="4" w:color="D5DAE0"/>
+              <w:right w:val="single" w:sz="4" w:color="D5DAE0"/>
+            </w:tcBorders>
+          </w:tcPr>
+          <w:p>
+            <w:pPr>
+              <w:spacing w:before="60" w:after="60"/>
+            </w:pPr>
+            <w:r>
+              <w:rPr>
+                <w:b/>
+                <w:i w:val="0"/>
+                <w:sz w:val="20"/>
+              </w:rPr>
+              <w:t>IT Director EMET</w:t>
+            </w:r>
+          </w:p>
+        </w:tc>
+        <w:tc>
+          <w:tcPr>
+            <w:tcW w:type="dxa" w:w="4819"/>
+            <w:vAlign w:val="center"/>
+            <w:tcBorders>
+              <w:top w:val="single" w:sz="4" w:color="D5DAE0"/>
+              <w:left w:val="single" w:sz="4" w:color="D5DAE0"/>
+              <w:bottom w:val="single" w:sz="4" w:color="D5DAE0"/>
+              <w:right w:val="single" w:sz="4" w:color="D5DAE0"/>
+            </w:tcBorders>
+          </w:tcPr>
+          <w:p>
+            <w:pPr>
+              <w:spacing w:before="60" w:after="60"/>
+            </w:pPr>
+            <w:r>
+              <w:rPr>
+                <w:b w:val="0"/>
+                <w:i w:val="0"/>
+                <w:sz w:val="20"/>
+              </w:rPr>
+              <w:t>Узгодження черги 1С-розробника, підключення інфраструктурних сервісів (Supabase Pro, Sentry), інтеграція з Bitrix24 для рекламацій, тестування критичних потоків перед кожним релізом, координація між сторонами</w:t>
             </w:r>
           </w:p>
         </w:tc>
@@ -4472,11 +2815,11 @@
             </w:pPr>
             <w:r>
               <w:rPr>
-                <w:b w:val="0"/>
+                <w:b/>
                 <w:i w:val="0"/>
                 <w:sz w:val="20"/>
               </w:rPr>
-              <w:t>Дебіторка на client card — менеджер бачить заборгованість одразу при відкритті клієнта</w:t>
+              <w:t>1С-розробник EMET</w:t>
             </w:r>
           </w:p>
         </w:tc>
@@ -4502,7 +2845,7 @@
                 <w:i w:val="0"/>
                 <w:sz w:val="20"/>
               </w:rPr>
-              <w:t>Після Блоку 2A (~7-8 тижнів)</w:t>
+              <w:t>Реалізація 16 нових методів за специфікацією, точкові години протягом ~50% часу проекту по черзі по блоках</w:t>
             </w:r>
           </w:p>
         </w:tc>
@@ -4525,11 +2868,11 @@
             </w:pPr>
             <w:r>
               <w:rPr>
-                <w:b w:val="0"/>
+                <w:b/>
                 <w:i w:val="0"/>
                 <w:sz w:val="20"/>
               </w:rPr>
-              <w:t>Рекламації переходять з Telegram-каналу у структуровану секцію CRM</w:t>
+              <w:t>Frontend-команда</w:t>
             </w:r>
           </w:p>
         </w:tc>
@@ -4554,7 +2897,7 @@
                 <w:i w:val="0"/>
                 <w:sz w:val="20"/>
               </w:rPr>
-              <w:t>Після Блоку 2B (~8 тижнів)</w:t>
+              <w:t>Розробка інтерфейсу і логіки CRM-блоків, написання специфікацій для 1С, повноваги ~10-13 робочих тижнів</w:t>
             </w:r>
           </w:p>
         </w:tc>
@@ -4578,11 +2921,11 @@
             </w:pPr>
             <w:r>
               <w:rPr>
-                <w:b w:val="0"/>
+                <w:b/>
                 <w:i w:val="0"/>
                 <w:sz w:val="20"/>
               </w:rPr>
-              <w:t>Замовлення створюються у нашому UI замість 1С — швидко, з кошиком, перевірками, подарунками</w:t>
+              <w:t>Bitrix24 admin</w:t>
             </w:r>
           </w:p>
         </w:tc>
@@ -4608,7 +2951,7 @@
                 <w:i w:val="0"/>
                 <w:sz w:val="20"/>
               </w:rPr>
-              <w:t>Після Блоку 3 (~12-13 тижнів)</w:t>
+              <w:t>Точкова робота у блоці рекламацій (~2-3 години сумарно)</w:t>
             </w:r>
           </w:p>
         </w:tc>
@@ -4618,89 +2961,6 @@
       <w:pPr>
         <w:spacing w:after="80"/>
       </w:pPr>
-    </w:p>
-    <w:p>
-      <w:pPr>
-        <w:spacing w:before="200" w:after="80"/>
-      </w:pPr>
-      <w:r>
-        <w:rPr>
-          <w:b/>
-          <w:color w:val="334155"/>
-          <w:sz w:val="26"/>
-        </w:rPr>
-        <w:t>Якісні вигоди</w:t>
-      </w:r>
-    </w:p>
-    <w:p>
-      <w:pPr>
-        <w:pStyle w:val="ListBullet"/>
-        <w:spacing w:after="40"/>
-        <w:ind w:left="340"/>
-      </w:pPr>
-      <w:r>
-        <w:rPr>
-          <w:b w:val="0"/>
-          <w:i w:val="0"/>
-        </w:rPr>
-        <w:t>Менеджери перестають перемикатись між кількома системами і повільним 1С-інтерфейсом</w:t>
-      </w:r>
-    </w:p>
-    <w:p>
-      <w:pPr>
-        <w:pStyle w:val="ListBullet"/>
-        <w:spacing w:after="40"/>
-        <w:ind w:left="340"/>
-      </w:pPr>
-      <w:r>
-        <w:rPr>
-          <w:b w:val="0"/>
-          <w:i w:val="0"/>
-        </w:rPr>
-        <w:t>Менеджер фокусується на роботі з клієнтом, не на навігації між формами 1С</w:t>
-      </w:r>
-    </w:p>
-    <w:p>
-      <w:pPr>
-        <w:pStyle w:val="ListBullet"/>
-        <w:spacing w:after="40"/>
-        <w:ind w:left="340"/>
-      </w:pPr>
-      <w:r>
-        <w:rPr>
-          <w:b w:val="0"/>
-          <w:i w:val="0"/>
-        </w:rPr>
-        <w:t>Дані фінансово-чутливих модулів захищені RLS і резервуються через PITR</w:t>
-      </w:r>
-    </w:p>
-    <w:p>
-      <w:pPr>
-        <w:pStyle w:val="ListBullet"/>
-        <w:spacing w:after="40"/>
-        <w:ind w:left="340"/>
-      </w:pPr>
-      <w:r>
-        <w:rPr>
-          <w:b w:val="0"/>
-          <w:i w:val="0"/>
-        </w:rPr>
-        <w:t>Керівництво отримує живі дашборди замість Excel-вивантажень</w:t>
-      </w:r>
-    </w:p>
-    <w:p>
-      <w:pPr>
-        <w:pStyle w:val="ListBullet"/>
-        <w:spacing w:after="40"/>
-        <w:ind w:left="340"/>
-      </w:pPr>
-      <w:r>
-        <w:rPr>
-          <w:b w:val="0"/>
-          <w:i w:val="0"/>
-        </w:rPr>
-        <w:t>Помилки у проді знаходимо за хвилини через Sentry session replay</w:t>
-      </w:r>
     </w:p>
     <w:p>
       <w:pPr>
@@ -4720,1021 +2980,7 @@
           <w:color w:val="081E2D"/>
           <w:sz w:val="32"/>
         </w:rPr>
-        <w:t>9. Ризики і як ми їх мінімізуємо</w:t>
-      </w:r>
-    </w:p>
-    <w:tbl>
-      <w:tblPr>
-        <w:tblW w:type="auto" w:w="0"/>
-        <w:jc w:val="center"/>
-        <w:tblLook w:firstColumn="1" w:firstRow="1" w:lastColumn="0" w:lastRow="0" w:noHBand="0" w:noVBand="1" w:val="04A0"/>
-      </w:tblPr>
-      <w:tblGrid>
-        <w:gridCol w:w="2409"/>
-        <w:gridCol w:w="2409"/>
-        <w:gridCol w:w="2409"/>
-        <w:gridCol w:w="2409"/>
-      </w:tblGrid>
-      <w:tr>
-        <w:tc>
-          <w:tcPr>
-            <w:tcW w:type="dxa" w:w="2409"/>
-            <w:vAlign w:val="center"/>
-            <w:shd w:val="clear" w:color="auto" w:fill="066AAB"/>
-            <w:tcBorders>
-              <w:top w:val="single" w:sz="4" w:color="054D80"/>
-              <w:left w:val="single" w:sz="4" w:color="054D80"/>
-              <w:bottom w:val="single" w:sz="4" w:color="054D80"/>
-              <w:right w:val="single" w:sz="4" w:color="054D80"/>
-            </w:tcBorders>
-          </w:tcPr>
-          <w:p>
-            <w:pPr>
-              <w:spacing w:before="40" w:after="40"/>
-            </w:pPr>
-            <w:r>
-              <w:rPr>
-                <w:b/>
-                <w:color w:val="FFFFFF"/>
-                <w:sz w:val="20"/>
-              </w:rPr>
-              <w:t>Ризик</w:t>
-            </w:r>
-          </w:p>
-        </w:tc>
-        <w:tc>
-          <w:tcPr>
-            <w:tcW w:type="dxa" w:w="2409"/>
-            <w:vAlign w:val="center"/>
-            <w:shd w:val="clear" w:color="auto" w:fill="066AAB"/>
-            <w:tcBorders>
-              <w:top w:val="single" w:sz="4" w:color="054D80"/>
-              <w:left w:val="single" w:sz="4" w:color="054D80"/>
-              <w:bottom w:val="single" w:sz="4" w:color="054D80"/>
-              <w:right w:val="single" w:sz="4" w:color="054D80"/>
-            </w:tcBorders>
-          </w:tcPr>
-          <w:p>
-            <w:pPr>
-              <w:spacing w:before="40" w:after="40"/>
-            </w:pPr>
-            <w:r>
-              <w:rPr>
-                <w:b/>
-                <w:color w:val="FFFFFF"/>
-                <w:sz w:val="20"/>
-              </w:rPr>
-              <w:t>Імовірність</w:t>
-            </w:r>
-          </w:p>
-        </w:tc>
-        <w:tc>
-          <w:tcPr>
-            <w:tcW w:type="dxa" w:w="2409"/>
-            <w:vAlign w:val="center"/>
-            <w:shd w:val="clear" w:color="auto" w:fill="066AAB"/>
-            <w:tcBorders>
-              <w:top w:val="single" w:sz="4" w:color="054D80"/>
-              <w:left w:val="single" w:sz="4" w:color="054D80"/>
-              <w:bottom w:val="single" w:sz="4" w:color="054D80"/>
-              <w:right w:val="single" w:sz="4" w:color="054D80"/>
-            </w:tcBorders>
-          </w:tcPr>
-          <w:p>
-            <w:pPr>
-              <w:spacing w:before="40" w:after="40"/>
-            </w:pPr>
-            <w:r>
-              <w:rPr>
-                <w:b/>
-                <w:color w:val="FFFFFF"/>
-                <w:sz w:val="20"/>
-              </w:rPr>
-              <w:t>Вплив</w:t>
-            </w:r>
-          </w:p>
-        </w:tc>
-        <w:tc>
-          <w:tcPr>
-            <w:tcW w:type="dxa" w:w="2409"/>
-            <w:vAlign w:val="center"/>
-            <w:shd w:val="clear" w:color="auto" w:fill="066AAB"/>
-            <w:tcBorders>
-              <w:top w:val="single" w:sz="4" w:color="054D80"/>
-              <w:left w:val="single" w:sz="4" w:color="054D80"/>
-              <w:bottom w:val="single" w:sz="4" w:color="054D80"/>
-              <w:right w:val="single" w:sz="4" w:color="054D80"/>
-            </w:tcBorders>
-          </w:tcPr>
-          <w:p>
-            <w:pPr>
-              <w:spacing w:before="40" w:after="40"/>
-            </w:pPr>
-            <w:r>
-              <w:rPr>
-                <w:b/>
-                <w:color w:val="FFFFFF"/>
-                <w:sz w:val="20"/>
-              </w:rPr>
-              <w:t>Як мінімізуємо</w:t>
-            </w:r>
-          </w:p>
-        </w:tc>
-      </w:tr>
-      <w:tr>
-        <w:tc>
-          <w:tcPr>
-            <w:tcW w:type="dxa" w:w="2409"/>
-            <w:vAlign w:val="center"/>
-            <w:tcBorders>
-              <w:top w:val="single" w:sz="4" w:color="D5DAE0"/>
-              <w:left w:val="single" w:sz="4" w:color="D5DAE0"/>
-              <w:bottom w:val="single" w:sz="4" w:color="D5DAE0"/>
-              <w:right w:val="single" w:sz="4" w:color="D5DAE0"/>
-            </w:tcBorders>
-          </w:tcPr>
-          <w:p>
-            <w:pPr>
-              <w:spacing w:before="60" w:after="60"/>
-            </w:pPr>
-            <w:r>
-              <w:rPr>
-                <w:b w:val="0"/>
-                <w:i w:val="0"/>
-                <w:sz w:val="20"/>
-              </w:rPr>
-              <w:t>1С-черга на нові actions затримує етапи</w:t>
-            </w:r>
-          </w:p>
-        </w:tc>
-        <w:tc>
-          <w:tcPr>
-            <w:tcW w:type="dxa" w:w="2409"/>
-            <w:vAlign w:val="center"/>
-            <w:tcBorders>
-              <w:top w:val="single" w:sz="4" w:color="D5DAE0"/>
-              <w:left w:val="single" w:sz="4" w:color="D5DAE0"/>
-              <w:bottom w:val="single" w:sz="4" w:color="D5DAE0"/>
-              <w:right w:val="single" w:sz="4" w:color="D5DAE0"/>
-            </w:tcBorders>
-          </w:tcPr>
-          <w:p>
-            <w:pPr>
-              <w:spacing w:before="60" w:after="60"/>
-            </w:pPr>
-            <w:r>
-              <w:rPr>
-                <w:b w:val="0"/>
-                <w:i w:val="0"/>
-                <w:sz w:val="20"/>
-              </w:rPr>
-              <w:t>Висока</w:t>
-            </w:r>
-          </w:p>
-        </w:tc>
-        <w:tc>
-          <w:tcPr>
-            <w:tcW w:type="dxa" w:w="2409"/>
-            <w:vAlign w:val="center"/>
-            <w:tcBorders>
-              <w:top w:val="single" w:sz="4" w:color="D5DAE0"/>
-              <w:left w:val="single" w:sz="4" w:color="D5DAE0"/>
-              <w:bottom w:val="single" w:sz="4" w:color="D5DAE0"/>
-              <w:right w:val="single" w:sz="4" w:color="D5DAE0"/>
-            </w:tcBorders>
-          </w:tcPr>
-          <w:p>
-            <w:pPr>
-              <w:spacing w:before="60" w:after="60"/>
-            </w:pPr>
-            <w:r>
-              <w:rPr>
-                <w:b w:val="0"/>
-                <w:i w:val="0"/>
-                <w:sz w:val="20"/>
-              </w:rPr>
-              <w:t>Високий</w:t>
-            </w:r>
-          </w:p>
-        </w:tc>
-        <w:tc>
-          <w:tcPr>
-            <w:tcW w:type="dxa" w:w="2409"/>
-            <w:vAlign w:val="center"/>
-            <w:tcBorders>
-              <w:top w:val="single" w:sz="4" w:color="D5DAE0"/>
-              <w:left w:val="single" w:sz="4" w:color="D5DAE0"/>
-              <w:bottom w:val="single" w:sz="4" w:color="D5DAE0"/>
-              <w:right w:val="single" w:sz="4" w:color="D5DAE0"/>
-            </w:tcBorders>
-          </w:tcPr>
-          <w:p>
-            <w:pPr>
-              <w:spacing w:before="60" w:after="60"/>
-            </w:pPr>
-            <w:r>
-              <w:rPr>
-                <w:b w:val="0"/>
-                <w:i w:val="0"/>
-                <w:sz w:val="20"/>
-              </w:rPr>
-              <w:t>Готуємо повну спеку одразу на ВСІ 16 нових actions, 1С-розробник стартує паралельно. Якщо затримка — frontend все одно готовий і чекає</w:t>
-            </w:r>
-          </w:p>
-        </w:tc>
-      </w:tr>
-      <w:tr>
-        <w:tc>
-          <w:tcPr>
-            <w:tcW w:type="dxa" w:w="2409"/>
-            <w:vAlign w:val="center"/>
-            <w:tcBorders>
-              <w:top w:val="single" w:sz="4" w:color="D5DAE0"/>
-              <w:left w:val="single" w:sz="4" w:color="D5DAE0"/>
-              <w:bottom w:val="single" w:sz="4" w:color="D5DAE0"/>
-              <w:right w:val="single" w:sz="4" w:color="D5DAE0"/>
-            </w:tcBorders>
-            <w:shd w:val="clear" w:color="auto" w:fill="F8FAFC"/>
-          </w:tcPr>
-          <w:p>
-            <w:pPr>
-              <w:spacing w:before="60" w:after="60"/>
-            </w:pPr>
-            <w:r>
-              <w:rPr>
-                <w:b w:val="0"/>
-                <w:i w:val="0"/>
-                <w:sz w:val="20"/>
-              </w:rPr>
-              <w:t>Buffer-pattern conflicts (одночасна правка + sync)</w:t>
-            </w:r>
-          </w:p>
-        </w:tc>
-        <w:tc>
-          <w:tcPr>
-            <w:tcW w:type="dxa" w:w="2409"/>
-            <w:vAlign w:val="center"/>
-            <w:tcBorders>
-              <w:top w:val="single" w:sz="4" w:color="D5DAE0"/>
-              <w:left w:val="single" w:sz="4" w:color="D5DAE0"/>
-              <w:bottom w:val="single" w:sz="4" w:color="D5DAE0"/>
-              <w:right w:val="single" w:sz="4" w:color="D5DAE0"/>
-            </w:tcBorders>
-            <w:shd w:val="clear" w:color="auto" w:fill="F8FAFC"/>
-          </w:tcPr>
-          <w:p>
-            <w:pPr>
-              <w:spacing w:before="60" w:after="60"/>
-            </w:pPr>
-            <w:r>
-              <w:rPr>
-                <w:b w:val="0"/>
-                <w:i w:val="0"/>
-                <w:sz w:val="20"/>
-              </w:rPr>
-              <w:t>Середня</w:t>
-            </w:r>
-          </w:p>
-        </w:tc>
-        <w:tc>
-          <w:tcPr>
-            <w:tcW w:type="dxa" w:w="2409"/>
-            <w:vAlign w:val="center"/>
-            <w:tcBorders>
-              <w:top w:val="single" w:sz="4" w:color="D5DAE0"/>
-              <w:left w:val="single" w:sz="4" w:color="D5DAE0"/>
-              <w:bottom w:val="single" w:sz="4" w:color="D5DAE0"/>
-              <w:right w:val="single" w:sz="4" w:color="D5DAE0"/>
-            </w:tcBorders>
-            <w:shd w:val="clear" w:color="auto" w:fill="F8FAFC"/>
-          </w:tcPr>
-          <w:p>
-            <w:pPr>
-              <w:spacing w:before="60" w:after="60"/>
-            </w:pPr>
-            <w:r>
-              <w:rPr>
-                <w:b w:val="0"/>
-                <w:i w:val="0"/>
-                <w:sz w:val="20"/>
-              </w:rPr>
-              <w:t>Високий</w:t>
-            </w:r>
-          </w:p>
-        </w:tc>
-        <w:tc>
-          <w:tcPr>
-            <w:tcW w:type="dxa" w:w="2409"/>
-            <w:vAlign w:val="center"/>
-            <w:tcBorders>
-              <w:top w:val="single" w:sz="4" w:color="D5DAE0"/>
-              <w:left w:val="single" w:sz="4" w:color="D5DAE0"/>
-              <w:bottom w:val="single" w:sz="4" w:color="D5DAE0"/>
-              <w:right w:val="single" w:sz="4" w:color="D5DAE0"/>
-            </w:tcBorders>
-            <w:shd w:val="clear" w:color="auto" w:fill="F8FAFC"/>
-          </w:tcPr>
-          <w:p>
-            <w:pPr>
-              <w:spacing w:before="60" w:after="60"/>
-            </w:pPr>
-            <w:r>
-              <w:rPr>
-                <w:b w:val="0"/>
-                <w:i w:val="0"/>
-                <w:sz w:val="20"/>
-              </w:rPr>
-              <w:t>Per-record advisory locks у БД + state machine. Тестуємо у Sprint 1.5</w:t>
-            </w:r>
-          </w:p>
-        </w:tc>
-      </w:tr>
-      <w:tr>
-        <w:tc>
-          <w:tcPr>
-            <w:tcW w:type="dxa" w:w="2409"/>
-            <w:vAlign w:val="center"/>
-            <w:tcBorders>
-              <w:top w:val="single" w:sz="4" w:color="D5DAE0"/>
-              <w:left w:val="single" w:sz="4" w:color="D5DAE0"/>
-              <w:bottom w:val="single" w:sz="4" w:color="D5DAE0"/>
-              <w:right w:val="single" w:sz="4" w:color="D5DAE0"/>
-            </w:tcBorders>
-          </w:tcPr>
-          <w:p>
-            <w:pPr>
-              <w:spacing w:before="60" w:after="60"/>
-            </w:pPr>
-            <w:r>
-              <w:rPr>
-                <w:b w:val="0"/>
-                <w:i w:val="0"/>
-                <w:sz w:val="20"/>
-              </w:rPr>
-              <w:t>Supabase Free ліміти на CRM-обсязі (~95 МБ на бекфіл рядкових продажів з 2025)</w:t>
-            </w:r>
-          </w:p>
-        </w:tc>
-        <w:tc>
-          <w:tcPr>
-            <w:tcW w:type="dxa" w:w="2409"/>
-            <w:vAlign w:val="center"/>
-            <w:tcBorders>
-              <w:top w:val="single" w:sz="4" w:color="D5DAE0"/>
-              <w:left w:val="single" w:sz="4" w:color="D5DAE0"/>
-              <w:bottom w:val="single" w:sz="4" w:color="D5DAE0"/>
-              <w:right w:val="single" w:sz="4" w:color="D5DAE0"/>
-            </w:tcBorders>
-          </w:tcPr>
-          <w:p>
-            <w:pPr>
-              <w:spacing w:before="60" w:after="60"/>
-            </w:pPr>
-            <w:r>
-              <w:rPr>
-                <w:b w:val="0"/>
-                <w:i w:val="0"/>
-                <w:sz w:val="20"/>
-              </w:rPr>
-              <w:t>Висока</w:t>
-            </w:r>
-          </w:p>
-        </w:tc>
-        <w:tc>
-          <w:tcPr>
-            <w:tcW w:type="dxa" w:w="2409"/>
-            <w:vAlign w:val="center"/>
-            <w:tcBorders>
-              <w:top w:val="single" w:sz="4" w:color="D5DAE0"/>
-              <w:left w:val="single" w:sz="4" w:color="D5DAE0"/>
-              <w:bottom w:val="single" w:sz="4" w:color="D5DAE0"/>
-              <w:right w:val="single" w:sz="4" w:color="D5DAE0"/>
-            </w:tcBorders>
-          </w:tcPr>
-          <w:p>
-            <w:pPr>
-              <w:spacing w:before="60" w:after="60"/>
-            </w:pPr>
-            <w:r>
-              <w:rPr>
-                <w:b w:val="0"/>
-                <w:i w:val="0"/>
-                <w:sz w:val="20"/>
-              </w:rPr>
-              <w:t>Високий</w:t>
-            </w:r>
-          </w:p>
-        </w:tc>
-        <w:tc>
-          <w:tcPr>
-            <w:tcW w:type="dxa" w:w="2409"/>
-            <w:vAlign w:val="center"/>
-            <w:tcBorders>
-              <w:top w:val="single" w:sz="4" w:color="D5DAE0"/>
-              <w:left w:val="single" w:sz="4" w:color="D5DAE0"/>
-              <w:bottom w:val="single" w:sz="4" w:color="D5DAE0"/>
-              <w:right w:val="single" w:sz="4" w:color="D5DAE0"/>
-            </w:tcBorders>
-          </w:tcPr>
-          <w:p>
-            <w:pPr>
-              <w:spacing w:before="60" w:after="60"/>
-            </w:pPr>
-            <w:r>
-              <w:rPr>
-                <w:b w:val="0"/>
-                <w:i w:val="0"/>
-                <w:sz w:val="20"/>
-              </w:rPr>
-              <w:t>Перехід на Pro перед Блоком 1.5</w:t>
-            </w:r>
-          </w:p>
-        </w:tc>
-      </w:tr>
-      <w:tr>
-        <w:tc>
-          <w:tcPr>
-            <w:tcW w:type="dxa" w:w="2409"/>
-            <w:vAlign w:val="center"/>
-            <w:tcBorders>
-              <w:top w:val="single" w:sz="4" w:color="D5DAE0"/>
-              <w:left w:val="single" w:sz="4" w:color="D5DAE0"/>
-              <w:bottom w:val="single" w:sz="4" w:color="D5DAE0"/>
-              <w:right w:val="single" w:sz="4" w:color="D5DAE0"/>
-            </w:tcBorders>
-            <w:shd w:val="clear" w:color="auto" w:fill="F8FAFC"/>
-          </w:tcPr>
-          <w:p>
-            <w:pPr>
-              <w:spacing w:before="60" w:after="60"/>
-            </w:pPr>
-            <w:r>
-              <w:rPr>
-                <w:b w:val="0"/>
-                <w:i w:val="0"/>
-                <w:sz w:val="20"/>
-              </w:rPr>
-              <w:t>Google Calendar API rate-limits при більшому об'ємі</w:t>
-            </w:r>
-          </w:p>
-        </w:tc>
-        <w:tc>
-          <w:tcPr>
-            <w:tcW w:type="dxa" w:w="2409"/>
-            <w:vAlign w:val="center"/>
-            <w:tcBorders>
-              <w:top w:val="single" w:sz="4" w:color="D5DAE0"/>
-              <w:left w:val="single" w:sz="4" w:color="D5DAE0"/>
-              <w:bottom w:val="single" w:sz="4" w:color="D5DAE0"/>
-              <w:right w:val="single" w:sz="4" w:color="D5DAE0"/>
-            </w:tcBorders>
-            <w:shd w:val="clear" w:color="auto" w:fill="F8FAFC"/>
-          </w:tcPr>
-          <w:p>
-            <w:pPr>
-              <w:spacing w:before="60" w:after="60"/>
-            </w:pPr>
-            <w:r>
-              <w:rPr>
-                <w:b w:val="0"/>
-                <w:i w:val="0"/>
-                <w:sz w:val="20"/>
-              </w:rPr>
-              <w:t>Середня</w:t>
-            </w:r>
-          </w:p>
-        </w:tc>
-        <w:tc>
-          <w:tcPr>
-            <w:tcW w:type="dxa" w:w="2409"/>
-            <w:vAlign w:val="center"/>
-            <w:tcBorders>
-              <w:top w:val="single" w:sz="4" w:color="D5DAE0"/>
-              <w:left w:val="single" w:sz="4" w:color="D5DAE0"/>
-              <w:bottom w:val="single" w:sz="4" w:color="D5DAE0"/>
-              <w:right w:val="single" w:sz="4" w:color="D5DAE0"/>
-            </w:tcBorders>
-            <w:shd w:val="clear" w:color="auto" w:fill="F8FAFC"/>
-          </w:tcPr>
-          <w:p>
-            <w:pPr>
-              <w:spacing w:before="60" w:after="60"/>
-            </w:pPr>
-            <w:r>
-              <w:rPr>
-                <w:b w:val="0"/>
-                <w:i w:val="0"/>
-                <w:sz w:val="20"/>
-              </w:rPr>
-              <w:t>Середній</w:t>
-            </w:r>
-          </w:p>
-        </w:tc>
-        <w:tc>
-          <w:tcPr>
-            <w:tcW w:type="dxa" w:w="2409"/>
-            <w:vAlign w:val="center"/>
-            <w:tcBorders>
-              <w:top w:val="single" w:sz="4" w:color="D5DAE0"/>
-              <w:left w:val="single" w:sz="4" w:color="D5DAE0"/>
-              <w:bottom w:val="single" w:sz="4" w:color="D5DAE0"/>
-              <w:right w:val="single" w:sz="4" w:color="D5DAE0"/>
-            </w:tcBorders>
-            <w:shd w:val="clear" w:color="auto" w:fill="F8FAFC"/>
-          </w:tcPr>
-          <w:p>
-            <w:pPr>
-              <w:spacing w:before="60" w:after="60"/>
-            </w:pPr>
-            <w:r>
-              <w:rPr>
-                <w:b w:val="0"/>
-                <w:i w:val="0"/>
-                <w:sz w:val="20"/>
-              </w:rPr>
-              <w:t>Окремий worker з batch + backoff (а не fire-and-forget як у meeting-4.0)</w:t>
-            </w:r>
-          </w:p>
-        </w:tc>
-      </w:tr>
-      <w:tr>
-        <w:tc>
-          <w:tcPr>
-            <w:tcW w:type="dxa" w:w="2409"/>
-            <w:vAlign w:val="center"/>
-            <w:tcBorders>
-              <w:top w:val="single" w:sz="4" w:color="D5DAE0"/>
-              <w:left w:val="single" w:sz="4" w:color="D5DAE0"/>
-              <w:bottom w:val="single" w:sz="4" w:color="D5DAE0"/>
-              <w:right w:val="single" w:sz="4" w:color="D5DAE0"/>
-            </w:tcBorders>
-          </w:tcPr>
-          <w:p>
-            <w:pPr>
-              <w:spacing w:before="60" w:after="60"/>
-            </w:pPr>
-            <w:r>
-              <w:rPr>
-                <w:b w:val="0"/>
-                <w:i w:val="0"/>
-                <w:sz w:val="20"/>
-              </w:rPr>
-              <w:t>Геолокація у проблемних зонах</w:t>
-            </w:r>
-          </w:p>
-        </w:tc>
-        <w:tc>
-          <w:tcPr>
-            <w:tcW w:type="dxa" w:w="2409"/>
-            <w:vAlign w:val="center"/>
-            <w:tcBorders>
-              <w:top w:val="single" w:sz="4" w:color="D5DAE0"/>
-              <w:left w:val="single" w:sz="4" w:color="D5DAE0"/>
-              <w:bottom w:val="single" w:sz="4" w:color="D5DAE0"/>
-              <w:right w:val="single" w:sz="4" w:color="D5DAE0"/>
-            </w:tcBorders>
-          </w:tcPr>
-          <w:p>
-            <w:pPr>
-              <w:spacing w:before="60" w:after="60"/>
-            </w:pPr>
-            <w:r>
-              <w:rPr>
-                <w:b w:val="0"/>
-                <w:i w:val="0"/>
-                <w:sz w:val="20"/>
-              </w:rPr>
-              <w:t>Висока</w:t>
-            </w:r>
-          </w:p>
-        </w:tc>
-        <w:tc>
-          <w:tcPr>
-            <w:tcW w:type="dxa" w:w="2409"/>
-            <w:vAlign w:val="center"/>
-            <w:tcBorders>
-              <w:top w:val="single" w:sz="4" w:color="D5DAE0"/>
-              <w:left w:val="single" w:sz="4" w:color="D5DAE0"/>
-              <w:bottom w:val="single" w:sz="4" w:color="D5DAE0"/>
-              <w:right w:val="single" w:sz="4" w:color="D5DAE0"/>
-            </w:tcBorders>
-          </w:tcPr>
-          <w:p>
-            <w:pPr>
-              <w:spacing w:before="60" w:after="60"/>
-            </w:pPr>
-            <w:r>
-              <w:rPr>
-                <w:b w:val="0"/>
-                <w:i w:val="0"/>
-                <w:sz w:val="20"/>
-              </w:rPr>
-              <w:t>Середній</w:t>
-            </w:r>
-          </w:p>
-        </w:tc>
-        <w:tc>
-          <w:tcPr>
-            <w:tcW w:type="dxa" w:w="2409"/>
-            <w:vAlign w:val="center"/>
-            <w:tcBorders>
-              <w:top w:val="single" w:sz="4" w:color="D5DAE0"/>
-              <w:left w:val="single" w:sz="4" w:color="D5DAE0"/>
-              <w:bottom w:val="single" w:sz="4" w:color="D5DAE0"/>
-              <w:right w:val="single" w:sz="4" w:color="D5DAE0"/>
-            </w:tcBorders>
-          </w:tcPr>
-          <w:p>
-            <w:pPr>
-              <w:spacing w:before="60" w:after="60"/>
-            </w:pPr>
-            <w:r>
-              <w:rPr>
-                <w:b w:val="0"/>
-                <w:i w:val="0"/>
-                <w:sz w:val="20"/>
-              </w:rPr>
-              <w:t>Manual fallback + явний toast (а не тихе null-збереження)</w:t>
-            </w:r>
-          </w:p>
-        </w:tc>
-      </w:tr>
-      <w:tr>
-        <w:tc>
-          <w:tcPr>
-            <w:tcW w:type="dxa" w:w="2409"/>
-            <w:vAlign w:val="center"/>
-            <w:tcBorders>
-              <w:top w:val="single" w:sz="4" w:color="D5DAE0"/>
-              <w:left w:val="single" w:sz="4" w:color="D5DAE0"/>
-              <w:bottom w:val="single" w:sz="4" w:color="D5DAE0"/>
-              <w:right w:val="single" w:sz="4" w:color="D5DAE0"/>
-            </w:tcBorders>
-            <w:shd w:val="clear" w:color="auto" w:fill="F8FAFC"/>
-          </w:tcPr>
-          <w:p>
-            <w:pPr>
-              <w:spacing w:before="60" w:after="60"/>
-            </w:pPr>
-            <w:r>
-              <w:rPr>
-                <w:b w:val="0"/>
-                <w:i w:val="0"/>
-                <w:sz w:val="20"/>
-              </w:rPr>
-              <w:t>Менеджери чинять опір новому UI</w:t>
-            </w:r>
-          </w:p>
-        </w:tc>
-        <w:tc>
-          <w:tcPr>
-            <w:tcW w:type="dxa" w:w="2409"/>
-            <w:vAlign w:val="center"/>
-            <w:tcBorders>
-              <w:top w:val="single" w:sz="4" w:color="D5DAE0"/>
-              <w:left w:val="single" w:sz="4" w:color="D5DAE0"/>
-              <w:bottom w:val="single" w:sz="4" w:color="D5DAE0"/>
-              <w:right w:val="single" w:sz="4" w:color="D5DAE0"/>
-            </w:tcBorders>
-            <w:shd w:val="clear" w:color="auto" w:fill="F8FAFC"/>
-          </w:tcPr>
-          <w:p>
-            <w:pPr>
-              <w:spacing w:before="60" w:after="60"/>
-            </w:pPr>
-            <w:r>
-              <w:rPr>
-                <w:b w:val="0"/>
-                <w:i w:val="0"/>
-                <w:sz w:val="20"/>
-              </w:rPr>
-              <w:t>Низька</w:t>
-            </w:r>
-          </w:p>
-        </w:tc>
-        <w:tc>
-          <w:tcPr>
-            <w:tcW w:type="dxa" w:w="2409"/>
-            <w:vAlign w:val="center"/>
-            <w:tcBorders>
-              <w:top w:val="single" w:sz="4" w:color="D5DAE0"/>
-              <w:left w:val="single" w:sz="4" w:color="D5DAE0"/>
-              <w:bottom w:val="single" w:sz="4" w:color="D5DAE0"/>
-              <w:right w:val="single" w:sz="4" w:color="D5DAE0"/>
-            </w:tcBorders>
-            <w:shd w:val="clear" w:color="auto" w:fill="F8FAFC"/>
-          </w:tcPr>
-          <w:p>
-            <w:pPr>
-              <w:spacing w:before="60" w:after="60"/>
-            </w:pPr>
-            <w:r>
-              <w:rPr>
-                <w:b w:val="0"/>
-                <w:i w:val="0"/>
-                <w:sz w:val="20"/>
-              </w:rPr>
-              <w:t>Середній</w:t>
-            </w:r>
-          </w:p>
-        </w:tc>
-        <w:tc>
-          <w:tcPr>
-            <w:tcW w:type="dxa" w:w="2409"/>
-            <w:vAlign w:val="center"/>
-            <w:tcBorders>
-              <w:top w:val="single" w:sz="4" w:color="D5DAE0"/>
-              <w:left w:val="single" w:sz="4" w:color="D5DAE0"/>
-              <w:bottom w:val="single" w:sz="4" w:color="D5DAE0"/>
-              <w:right w:val="single" w:sz="4" w:color="D5DAE0"/>
-            </w:tcBorders>
-            <w:shd w:val="clear" w:color="auto" w:fill="F8FAFC"/>
-          </w:tcPr>
-          <w:p>
-            <w:pPr>
-              <w:spacing w:before="60" w:after="60"/>
-            </w:pPr>
-            <w:r>
-              <w:rPr>
-                <w:b w:val="0"/>
-                <w:i w:val="0"/>
-                <w:sz w:val="20"/>
-              </w:rPr>
-              <w:t>Зберігаємо існуючі workflow і термінологію; canary-rollout на 1-2 менеджерах перед mass deploy</w:t>
-            </w:r>
-          </w:p>
-        </w:tc>
-      </w:tr>
-      <w:tr>
-        <w:tc>
-          <w:tcPr>
-            <w:tcW w:type="dxa" w:w="2409"/>
-            <w:vAlign w:val="center"/>
-            <w:tcBorders>
-              <w:top w:val="single" w:sz="4" w:color="D5DAE0"/>
-              <w:left w:val="single" w:sz="4" w:color="D5DAE0"/>
-              <w:bottom w:val="single" w:sz="4" w:color="D5DAE0"/>
-              <w:right w:val="single" w:sz="4" w:color="D5DAE0"/>
-            </w:tcBorders>
-          </w:tcPr>
-          <w:p>
-            <w:pPr>
-              <w:spacing w:before="60" w:after="60"/>
-            </w:pPr>
-            <w:r>
-              <w:rPr>
-                <w:b w:val="0"/>
-                <w:i w:val="0"/>
-                <w:sz w:val="20"/>
-              </w:rPr>
-              <w:t xml:space="preserve">1С не повертає </w:t>
-            </w:r>
-            <w:r>
-              <w:rPr>
-                <w:rFonts w:ascii="Consolas" w:hAnsi="Consolas"/>
-                <w:b w:val="0"/>
-                <w:i w:val="0"/>
-                <w:color w:val="334155"/>
-                <w:sz w:val="20"/>
-              </w:rPr>
-              <w:t>segment_code</w:t>
-            </w:r>
-            <w:r>
-              <w:rPr>
-                <w:b w:val="0"/>
-                <w:i w:val="0"/>
-                <w:sz w:val="20"/>
-              </w:rPr>
-              <w:t xml:space="preserve"> у line-item</w:t>
-            </w:r>
-          </w:p>
-        </w:tc>
-        <w:tc>
-          <w:tcPr>
-            <w:tcW w:type="dxa" w:w="2409"/>
-            <w:vAlign w:val="center"/>
-            <w:tcBorders>
-              <w:top w:val="single" w:sz="4" w:color="D5DAE0"/>
-              <w:left w:val="single" w:sz="4" w:color="D5DAE0"/>
-              <w:bottom w:val="single" w:sz="4" w:color="D5DAE0"/>
-              <w:right w:val="single" w:sz="4" w:color="D5DAE0"/>
-            </w:tcBorders>
-          </w:tcPr>
-          <w:p>
-            <w:pPr>
-              <w:spacing w:before="60" w:after="60"/>
-            </w:pPr>
-            <w:r>
-              <w:rPr>
-                <w:b w:val="0"/>
-                <w:i w:val="0"/>
-                <w:sz w:val="20"/>
-              </w:rPr>
-              <w:t>Середня</w:t>
-            </w:r>
-          </w:p>
-        </w:tc>
-        <w:tc>
-          <w:tcPr>
-            <w:tcW w:type="dxa" w:w="2409"/>
-            <w:vAlign w:val="center"/>
-            <w:tcBorders>
-              <w:top w:val="single" w:sz="4" w:color="D5DAE0"/>
-              <w:left w:val="single" w:sz="4" w:color="D5DAE0"/>
-              <w:bottom w:val="single" w:sz="4" w:color="D5DAE0"/>
-              <w:right w:val="single" w:sz="4" w:color="D5DAE0"/>
-            </w:tcBorders>
-          </w:tcPr>
-          <w:p>
-            <w:pPr>
-              <w:spacing w:before="60" w:after="60"/>
-            </w:pPr>
-            <w:r>
-              <w:rPr>
-                <w:b w:val="0"/>
-                <w:i w:val="0"/>
-                <w:sz w:val="20"/>
-              </w:rPr>
-              <w:t>Високий</w:t>
-            </w:r>
-          </w:p>
-        </w:tc>
-        <w:tc>
-          <w:tcPr>
-            <w:tcW w:type="dxa" w:w="2409"/>
-            <w:vAlign w:val="center"/>
-            <w:tcBorders>
-              <w:top w:val="single" w:sz="4" w:color="D5DAE0"/>
-              <w:left w:val="single" w:sz="4" w:color="D5DAE0"/>
-              <w:bottom w:val="single" w:sz="4" w:color="D5DAE0"/>
-              <w:right w:val="single" w:sz="4" w:color="D5DAE0"/>
-            </w:tcBorders>
-          </w:tcPr>
-          <w:p>
-            <w:pPr>
-              <w:spacing w:before="60" w:after="60"/>
-            </w:pPr>
-            <w:r>
-              <w:rPr>
-                <w:b w:val="0"/>
-                <w:i w:val="0"/>
-                <w:sz w:val="20"/>
-              </w:rPr>
-              <w:t>Без цього аналітичні віджети не точні. Узгоджуємо при спеці; запасний план — мапінг через назву продукта на нашій стороні</w:t>
-            </w:r>
-          </w:p>
-        </w:tc>
-      </w:tr>
-      <w:tr>
-        <w:tc>
-          <w:tcPr>
-            <w:tcW w:type="dxa" w:w="2409"/>
-            <w:vAlign w:val="center"/>
-            <w:tcBorders>
-              <w:top w:val="single" w:sz="4" w:color="D5DAE0"/>
-              <w:left w:val="single" w:sz="4" w:color="D5DAE0"/>
-              <w:bottom w:val="single" w:sz="4" w:color="D5DAE0"/>
-              <w:right w:val="single" w:sz="4" w:color="D5DAE0"/>
-            </w:tcBorders>
-            <w:shd w:val="clear" w:color="auto" w:fill="F8FAFC"/>
-          </w:tcPr>
-          <w:p>
-            <w:pPr>
-              <w:spacing w:before="60" w:after="60"/>
-            </w:pPr>
-            <w:r>
-              <w:rPr>
-                <w:b w:val="0"/>
-                <w:i w:val="0"/>
-                <w:sz w:val="20"/>
-              </w:rPr>
-              <w:t xml:space="preserve">1С не повертає </w:t>
-            </w:r>
-            <w:r>
-              <w:rPr>
-                <w:rFonts w:ascii="Consolas" w:hAnsi="Consolas"/>
-                <w:b w:val="0"/>
-                <w:i w:val="0"/>
-                <w:color w:val="334155"/>
-                <w:sz w:val="20"/>
-              </w:rPr>
-              <w:t>doc_seminar</w:t>
-            </w:r>
-          </w:p>
-        </w:tc>
-        <w:tc>
-          <w:tcPr>
-            <w:tcW w:type="dxa" w:w="2409"/>
-            <w:vAlign w:val="center"/>
-            <w:tcBorders>
-              <w:top w:val="single" w:sz="4" w:color="D5DAE0"/>
-              <w:left w:val="single" w:sz="4" w:color="D5DAE0"/>
-              <w:bottom w:val="single" w:sz="4" w:color="D5DAE0"/>
-              <w:right w:val="single" w:sz="4" w:color="D5DAE0"/>
-            </w:tcBorders>
-            <w:shd w:val="clear" w:color="auto" w:fill="F8FAFC"/>
-          </w:tcPr>
-          <w:p>
-            <w:pPr>
-              <w:spacing w:before="60" w:after="60"/>
-            </w:pPr>
-            <w:r>
-              <w:rPr>
-                <w:b w:val="0"/>
-                <w:i w:val="0"/>
-                <w:sz w:val="20"/>
-              </w:rPr>
-              <w:t>Середня</w:t>
-            </w:r>
-          </w:p>
-        </w:tc>
-        <w:tc>
-          <w:tcPr>
-            <w:tcW w:type="dxa" w:w="2409"/>
-            <w:vAlign w:val="center"/>
-            <w:tcBorders>
-              <w:top w:val="single" w:sz="4" w:color="D5DAE0"/>
-              <w:left w:val="single" w:sz="4" w:color="D5DAE0"/>
-              <w:bottom w:val="single" w:sz="4" w:color="D5DAE0"/>
-              <w:right w:val="single" w:sz="4" w:color="D5DAE0"/>
-            </w:tcBorders>
-            <w:shd w:val="clear" w:color="auto" w:fill="F8FAFC"/>
-          </w:tcPr>
-          <w:p>
-            <w:pPr>
-              <w:spacing w:before="60" w:after="60"/>
-            </w:pPr>
-            <w:r>
-              <w:rPr>
-                <w:b w:val="0"/>
-                <w:i w:val="0"/>
-                <w:sz w:val="20"/>
-              </w:rPr>
-              <w:t>Високий</w:t>
-            </w:r>
-          </w:p>
-        </w:tc>
-        <w:tc>
-          <w:tcPr>
-            <w:tcW w:type="dxa" w:w="2409"/>
-            <w:vAlign w:val="center"/>
-            <w:tcBorders>
-              <w:top w:val="single" w:sz="4" w:color="D5DAE0"/>
-              <w:left w:val="single" w:sz="4" w:color="D5DAE0"/>
-              <w:bottom w:val="single" w:sz="4" w:color="D5DAE0"/>
-              <w:right w:val="single" w:sz="4" w:color="D5DAE0"/>
-            </w:tcBorders>
-            <w:shd w:val="clear" w:color="auto" w:fill="F8FAFC"/>
-          </w:tcPr>
-          <w:p>
-            <w:pPr>
-              <w:spacing w:before="60" w:after="60"/>
-            </w:pPr>
-            <w:r>
-              <w:rPr>
-                <w:b w:val="0"/>
-                <w:i w:val="0"/>
-                <w:sz w:val="20"/>
-              </w:rPr>
-              <w:t>Без цього у аналітичні віджети попадуть закупки спікерів. Узгоджуємо при спеці; запасний — окремий список лекторів</w:t>
-            </w:r>
-          </w:p>
-        </w:tc>
-      </w:tr>
-    </w:tbl>
-    <w:p>
-      <w:pPr>
-        <w:spacing w:after="80"/>
-      </w:pPr>
-    </w:p>
-    <w:p>
-      <w:r>
-        <w:rPr>
-          <w:b w:val="0"/>
-          <w:i w:val="0"/>
-        </w:rPr>
-        <w:t>Повний реєстр з 15 ризиків ведеться у внутрішньому реєстрі ADR.</w:t>
-      </w:r>
-    </w:p>
-    <w:p>
-      <w:pPr>
-        <w:spacing w:before="80" w:after="80"/>
-        <w:pBdr>
-          <w:bottom w:val="single" w:sz="6" w:color="066AAB"/>
-        </w:pBdr>
-      </w:pPr>
-    </w:p>
-    <w:p>
-      <w:pPr>
-        <w:spacing w:before="280" w:after="120"/>
-      </w:pPr>
-      <w:r>
-        <w:rPr>
-          <w:b/>
-          <w:color w:val="081E2D"/>
-          <w:sz w:val="32"/>
-        </w:rPr>
-        <w:t>10. Етапність робіт</w:t>
+        <w:t>10. Що відбувається далі</w:t>
       </w:r>
     </w:p>
     <w:tbl>
@@ -5850,164 +3096,7 @@
                 <w:i w:val="0"/>
                 <w:sz w:val="20"/>
               </w:rPr>
-              <w:t>1. Створити повну спеку для 1С розробника на 16 нових actions</w:t>
-            </w:r>
-          </w:p>
-        </w:tc>
-        <w:tc>
-          <w:tcPr>
-            <w:tcW w:type="dxa" w:w="3213"/>
-            <w:vAlign w:val="center"/>
-            <w:tcBorders>
-              <w:top w:val="single" w:sz="4" w:color="D5DAE0"/>
-              <w:left w:val="single" w:sz="4" w:color="D5DAE0"/>
-              <w:bottom w:val="single" w:sz="4" w:color="D5DAE0"/>
-              <w:right w:val="single" w:sz="4" w:color="D5DAE0"/>
-            </w:tcBorders>
-          </w:tcPr>
-          <w:p>
-            <w:pPr>
-              <w:spacing w:before="60" w:after="60"/>
-            </w:pPr>
-            <w:r>
-              <w:rPr>
-                <w:b w:val="0"/>
-                <w:i w:val="0"/>
-                <w:sz w:val="20"/>
-              </w:rPr>
-              <w:t>Frontend</w:t>
-            </w:r>
-          </w:p>
-        </w:tc>
-        <w:tc>
-          <w:tcPr>
-            <w:tcW w:type="dxa" w:w="3213"/>
-            <w:vAlign w:val="center"/>
-            <w:tcBorders>
-              <w:top w:val="single" w:sz="4" w:color="D5DAE0"/>
-              <w:left w:val="single" w:sz="4" w:color="D5DAE0"/>
-              <w:bottom w:val="single" w:sz="4" w:color="D5DAE0"/>
-              <w:right w:val="single" w:sz="4" w:color="D5DAE0"/>
-            </w:tcBorders>
-          </w:tcPr>
-          <w:p>
-            <w:pPr>
-              <w:spacing w:before="60" w:after="60"/>
-            </w:pPr>
-            <w:r>
-              <w:rPr>
-                <w:b w:val="0"/>
-                <w:i w:val="0"/>
-                <w:sz w:val="20"/>
-              </w:rPr>
-              <w:t>✅ Готово</w:t>
-            </w:r>
-          </w:p>
-        </w:tc>
-      </w:tr>
-      <w:tr>
-        <w:tc>
-          <w:tcPr>
-            <w:tcW w:type="dxa" w:w="3213"/>
-            <w:vAlign w:val="center"/>
-            <w:tcBorders>
-              <w:top w:val="single" w:sz="4" w:color="D5DAE0"/>
-              <w:left w:val="single" w:sz="4" w:color="D5DAE0"/>
-              <w:bottom w:val="single" w:sz="4" w:color="D5DAE0"/>
-              <w:right w:val="single" w:sz="4" w:color="D5DAE0"/>
-            </w:tcBorders>
-            <w:shd w:val="clear" w:color="auto" w:fill="F8FAFC"/>
-          </w:tcPr>
-          <w:p>
-            <w:pPr>
-              <w:spacing w:before="60" w:after="60"/>
-            </w:pPr>
-            <w:r>
-              <w:rPr>
-                <w:b w:val="0"/>
-                <w:i w:val="0"/>
-                <w:sz w:val="20"/>
-              </w:rPr>
-              <w:t>2. Передати спеку 1С-розробнику, узгодити чергу</w:t>
-            </w:r>
-          </w:p>
-        </w:tc>
-        <w:tc>
-          <w:tcPr>
-            <w:tcW w:type="dxa" w:w="3213"/>
-            <w:vAlign w:val="center"/>
-            <w:tcBorders>
-              <w:top w:val="single" w:sz="4" w:color="D5DAE0"/>
-              <w:left w:val="single" w:sz="4" w:color="D5DAE0"/>
-              <w:bottom w:val="single" w:sz="4" w:color="D5DAE0"/>
-              <w:right w:val="single" w:sz="4" w:color="D5DAE0"/>
-            </w:tcBorders>
-            <w:shd w:val="clear" w:color="auto" w:fill="F8FAFC"/>
-          </w:tcPr>
-          <w:p>
-            <w:pPr>
-              <w:spacing w:before="60" w:after="60"/>
-            </w:pPr>
-            <w:r>
-              <w:rPr>
-                <w:b w:val="0"/>
-                <w:i w:val="0"/>
-                <w:sz w:val="20"/>
-              </w:rPr>
-              <w:t>IT Director + 1С</w:t>
-            </w:r>
-          </w:p>
-        </w:tc>
-        <w:tc>
-          <w:tcPr>
-            <w:tcW w:type="dxa" w:w="3213"/>
-            <w:vAlign w:val="center"/>
-            <w:tcBorders>
-              <w:top w:val="single" w:sz="4" w:color="D5DAE0"/>
-              <w:left w:val="single" w:sz="4" w:color="D5DAE0"/>
-              <w:bottom w:val="single" w:sz="4" w:color="D5DAE0"/>
-              <w:right w:val="single" w:sz="4" w:color="D5DAE0"/>
-            </w:tcBorders>
-            <w:shd w:val="clear" w:color="auto" w:fill="F8FAFC"/>
-          </w:tcPr>
-          <w:p>
-            <w:pPr>
-              <w:spacing w:before="60" w:after="60"/>
-            </w:pPr>
-            <w:r>
-              <w:rPr>
-                <w:b w:val="0"/>
-                <w:i w:val="0"/>
-                <w:sz w:val="20"/>
-              </w:rPr>
-              <w:t>1-2 дні</w:t>
-            </w:r>
-          </w:p>
-        </w:tc>
-      </w:tr>
-      <w:tr>
-        <w:tc>
-          <w:tcPr>
-            <w:tcW w:type="dxa" w:w="3213"/>
-            <w:vAlign w:val="center"/>
-            <w:tcBorders>
-              <w:top w:val="single" w:sz="4" w:color="D5DAE0"/>
-              <w:left w:val="single" w:sz="4" w:color="D5DAE0"/>
-              <w:bottom w:val="single" w:sz="4" w:color="D5DAE0"/>
-              <w:right w:val="single" w:sz="4" w:color="D5DAE0"/>
-            </w:tcBorders>
-          </w:tcPr>
-          <w:p>
-            <w:pPr>
-              <w:spacing w:before="60" w:after="60"/>
-            </w:pPr>
-            <w:r>
-              <w:rPr>
-                <w:b w:val="0"/>
-                <w:i w:val="0"/>
-                <w:sz w:val="20"/>
-              </w:rPr>
-              <w:t>3. Supabase Pro upgrade</w:t>
+              <w:t>1. Передача готової специфікації 1С-розробнику + узгодження черги</w:t>
             </w:r>
           </w:p>
         </w:tc>
@@ -6057,7 +3146,7 @@
                 <w:i w:val="0"/>
                 <w:sz w:val="20"/>
               </w:rPr>
-              <w:t>5 хвилин у Supabase dashboard</w:t>
+              <w:t>1-2 дні</w:t>
             </w:r>
           </w:p>
         </w:tc>
@@ -6085,7 +3174,164 @@
                 <w:i w:val="0"/>
                 <w:sz w:val="20"/>
               </w:rPr>
-              <w:t>4. Підключити Sentry для моніторингу</w:t>
+              <w:t>2. Підключення Supabase Pro</w:t>
+            </w:r>
+          </w:p>
+        </w:tc>
+        <w:tc>
+          <w:tcPr>
+            <w:tcW w:type="dxa" w:w="3213"/>
+            <w:vAlign w:val="center"/>
+            <w:tcBorders>
+              <w:top w:val="single" w:sz="4" w:color="D5DAE0"/>
+              <w:left w:val="single" w:sz="4" w:color="D5DAE0"/>
+              <w:bottom w:val="single" w:sz="4" w:color="D5DAE0"/>
+              <w:right w:val="single" w:sz="4" w:color="D5DAE0"/>
+            </w:tcBorders>
+            <w:shd w:val="clear" w:color="auto" w:fill="F8FAFC"/>
+          </w:tcPr>
+          <w:p>
+            <w:pPr>
+              <w:spacing w:before="60" w:after="60"/>
+            </w:pPr>
+            <w:r>
+              <w:rPr>
+                <w:b w:val="0"/>
+                <w:i w:val="0"/>
+                <w:sz w:val="20"/>
+              </w:rPr>
+              <w:t>IT Director</w:t>
+            </w:r>
+          </w:p>
+        </w:tc>
+        <w:tc>
+          <w:tcPr>
+            <w:tcW w:type="dxa" w:w="3213"/>
+            <w:vAlign w:val="center"/>
+            <w:tcBorders>
+              <w:top w:val="single" w:sz="4" w:color="D5DAE0"/>
+              <w:left w:val="single" w:sz="4" w:color="D5DAE0"/>
+              <w:bottom w:val="single" w:sz="4" w:color="D5DAE0"/>
+              <w:right w:val="single" w:sz="4" w:color="D5DAE0"/>
+            </w:tcBorders>
+            <w:shd w:val="clear" w:color="auto" w:fill="F8FAFC"/>
+          </w:tcPr>
+          <w:p>
+            <w:pPr>
+              <w:spacing w:before="60" w:after="60"/>
+            </w:pPr>
+            <w:r>
+              <w:rPr>
+                <w:b w:val="0"/>
+                <w:i w:val="0"/>
+                <w:sz w:val="20"/>
+              </w:rPr>
+              <w:t>5 хвилин</w:t>
+            </w:r>
+          </w:p>
+        </w:tc>
+      </w:tr>
+      <w:tr>
+        <w:tc>
+          <w:tcPr>
+            <w:tcW w:type="dxa" w:w="3213"/>
+            <w:vAlign w:val="center"/>
+            <w:tcBorders>
+              <w:top w:val="single" w:sz="4" w:color="D5DAE0"/>
+              <w:left w:val="single" w:sz="4" w:color="D5DAE0"/>
+              <w:bottom w:val="single" w:sz="4" w:color="D5DAE0"/>
+              <w:right w:val="single" w:sz="4" w:color="D5DAE0"/>
+            </w:tcBorders>
+          </w:tcPr>
+          <w:p>
+            <w:pPr>
+              <w:spacing w:before="60" w:after="60"/>
+            </w:pPr>
+            <w:r>
+              <w:rPr>
+                <w:b w:val="0"/>
+                <w:i w:val="0"/>
+                <w:sz w:val="20"/>
+              </w:rPr>
+              <w:t>3. Підключення Sentry</w:t>
+            </w:r>
+          </w:p>
+        </w:tc>
+        <w:tc>
+          <w:tcPr>
+            <w:tcW w:type="dxa" w:w="3213"/>
+            <w:vAlign w:val="center"/>
+            <w:tcBorders>
+              <w:top w:val="single" w:sz="4" w:color="D5DAE0"/>
+              <w:left w:val="single" w:sz="4" w:color="D5DAE0"/>
+              <w:bottom w:val="single" w:sz="4" w:color="D5DAE0"/>
+              <w:right w:val="single" w:sz="4" w:color="D5DAE0"/>
+            </w:tcBorders>
+          </w:tcPr>
+          <w:p>
+            <w:pPr>
+              <w:spacing w:before="60" w:after="60"/>
+            </w:pPr>
+            <w:r>
+              <w:rPr>
+                <w:b w:val="0"/>
+                <w:i w:val="0"/>
+                <w:sz w:val="20"/>
+              </w:rPr>
+              <w:t>IT Director</w:t>
+            </w:r>
+          </w:p>
+        </w:tc>
+        <w:tc>
+          <w:tcPr>
+            <w:tcW w:type="dxa" w:w="3213"/>
+            <w:vAlign w:val="center"/>
+            <w:tcBorders>
+              <w:top w:val="single" w:sz="4" w:color="D5DAE0"/>
+              <w:left w:val="single" w:sz="4" w:color="D5DAE0"/>
+              <w:bottom w:val="single" w:sz="4" w:color="D5DAE0"/>
+              <w:right w:val="single" w:sz="4" w:color="D5DAE0"/>
+            </w:tcBorders>
+          </w:tcPr>
+          <w:p>
+            <w:pPr>
+              <w:spacing w:before="60" w:after="60"/>
+            </w:pPr>
+            <w:r>
+              <w:rPr>
+                <w:b w:val="0"/>
+                <w:i w:val="0"/>
+                <w:sz w:val="20"/>
+              </w:rPr>
+              <w:t>0.5 дня</w:t>
+            </w:r>
+          </w:p>
+        </w:tc>
+      </w:tr>
+      <w:tr>
+        <w:tc>
+          <w:tcPr>
+            <w:tcW w:type="dxa" w:w="3213"/>
+            <w:vAlign w:val="center"/>
+            <w:tcBorders>
+              <w:top w:val="single" w:sz="4" w:color="D5DAE0"/>
+              <w:left w:val="single" w:sz="4" w:color="D5DAE0"/>
+              <w:bottom w:val="single" w:sz="4" w:color="D5DAE0"/>
+              <w:right w:val="single" w:sz="4" w:color="D5DAE0"/>
+            </w:tcBorders>
+            <w:shd w:val="clear" w:color="auto" w:fill="F8FAFC"/>
+          </w:tcPr>
+          <w:p>
+            <w:pPr>
+              <w:spacing w:before="60" w:after="60"/>
+            </w:pPr>
+            <w:r>
+              <w:rPr>
+                <w:b w:val="0"/>
+                <w:i w:val="0"/>
+                <w:sz w:val="20"/>
+              </w:rPr>
+              <w:t>4. Старт коду — підготовка схеми БД і безпеки</w:t>
             </w:r>
           </w:p>
         </w:tc>
@@ -6137,7 +3383,7 @@
                 <w:i w:val="0"/>
                 <w:sz w:val="20"/>
               </w:rPr>
-              <w:t>0.5 дня</w:t>
+              <w:t>2 дні</w:t>
             </w:r>
           </w:p>
         </w:tc>
@@ -6164,7 +3410,7 @@
                 <w:i w:val="0"/>
                 <w:sz w:val="20"/>
               </w:rPr>
-              <w:t>5. Стартує перший спринт — налаштування схеми БД, аутентифікації, безпеки</w:t>
+              <w:t>5. Перші візуальні результати у preview-середовищі</w:t>
             </w:r>
           </w:p>
         </w:tc>
@@ -6214,7 +3460,7 @@
                 <w:i w:val="0"/>
                 <w:sz w:val="20"/>
               </w:rPr>
-              <w:t>2 дні</w:t>
+              <w:t>1 тиждень</w:t>
             </w:r>
           </w:p>
         </w:tc>
@@ -6242,7 +3488,7 @@
                 <w:i w:val="0"/>
                 <w:sz w:val="20"/>
               </w:rPr>
-              <w:t>6. Перші видимі результати у preview-середовищі</w:t>
+              <w:t>6. Тестування Блоку «Зустрічі» перед прод-релізом</w:t>
             </w:r>
           </w:p>
         </w:tc>
@@ -6268,7 +3514,7 @@
                 <w:i w:val="0"/>
                 <w:sz w:val="20"/>
               </w:rPr>
-              <w:t>Frontend</w:t>
+              <w:t>IT Director</w:t>
             </w:r>
           </w:p>
         </w:tc>
@@ -6294,7 +3540,7 @@
                 <w:i w:val="0"/>
                 <w:sz w:val="20"/>
               </w:rPr>
-              <w:t>1 тиждень</w:t>
+              <w:t>Останні 2 дні Блоку 1</w:t>
             </w:r>
           </w:p>
         </w:tc>
@@ -6346,7 +3592,7 @@
                 <w:i w:val="0"/>
                 <w:sz w:val="20"/>
               </w:rPr>
-              <w:t>Frontend + узгодження</w:t>
+              <w:t>Frontend + IT Director</w:t>
             </w:r>
           </w:p>
         </w:tc>
@@ -6400,7 +3646,7 @@
           <w:color w:val="081E2D"/>
           <w:sz w:val="32"/>
         </w:rPr>
-        <w:t>11. Контакти для уточнень</w:t>
+        <w:t>Контакти для уточнень</w:t>
       </w:r>
     </w:p>
     <w:p>
@@ -6414,7 +3660,7 @@
           <w:b w:val="0"/>
           <w:i w:val="0"/>
         </w:rPr>
-        <w:t>Технічний детал: IT Director EMET</w:t>
+        <w:t>Технічна реалізація: IT Director EMET</w:t>
       </w:r>
     </w:p>
     <w:p>
@@ -6428,7 +3674,7 @@
           <w:b w:val="0"/>
           <w:i w:val="0"/>
         </w:rPr>
-        <w:t>Бізнес-логіка деталізації продажів і аналітичних віджетів: Керівник відділу продажу</w:t>
+        <w:t>Бізнес-логіка аналітичних віджетів: Керівник відділу продажу</w:t>
       </w:r>
     </w:p>
     <w:p>
@@ -6463,7 +3709,7 @@
           <w:color w:val="64748B"/>
           <w:sz w:val="20"/>
         </w:rPr>
-        <w:t>Документ оновлюється при будь-якому значному рішенні. Поточна версія 4.0 (2026-06-02).</w:t>
+        <w:t>Документ оновлюється при будь-якому значному уточненні. Поточна версія 5.0 (2026-06-02).</w:t>
       </w:r>
     </w:p>
     <w:sectPr>

--- a/docs/EXECUTIVE_SUMMARY.docx
+++ b/docs/EXECUTIVE_SUMMARY.docx
@@ -25,7 +25,7 @@
           <w:color w:val="081E2D"/>
           <w:sz w:val="32"/>
         </w:rPr>
-        <w:t>Мобільна CRM для менеджерів продажу — робота поза 1С</w:t>
+        <w:t>Опис проекту розширення</w:t>
       </w:r>
     </w:p>
     <w:p>
@@ -41,7 +41,7 @@
           <w:b w:val="0"/>
           <w:i w:val="0"/>
         </w:rPr>
-        <w:t xml:space="preserve"> 5.0 · </w:t>
+        <w:t xml:space="preserve"> 7.0 · </w:t>
       </w:r>
       <w:r>
         <w:rPr>
@@ -92,413 +92,56 @@
           <w:color w:val="081E2D"/>
           <w:sz w:val="32"/>
         </w:rPr>
-        <w:t>1. Короткий виклад</w:t>
+        <w:t>1. Для кого і навіщо</w:t>
       </w:r>
     </w:p>
     <w:p>
       <w:r>
         <w:rPr>
-          <w:b w:val="0"/>
+          <w:b/>
           <w:i w:val="0"/>
         </w:rPr>
-        <w:t>Будуємо повноцінну CRM-систему для відділу продажу EMET — на основі вже працюючого у проді з травня 2026 продукту sales-planning. Менеджер продажу більше не прив'язаний до 1С на офісному ноутбуці: всю щоденну роботу (зустрічі, замовлення, історія клієнта, дебіторка, рекламації) — виконує з телефону чи будь-якого пристрою, прямо у клієнта на зустрічі.</w:t>
+        <w:t>Користувачі:</w:t>
       </w:r>
-    </w:p>
-    <w:tbl>
-      <w:tblPr>
-        <w:tblW w:type="auto" w:w="0"/>
-        <w:jc w:val="center"/>
-        <w:tblLook w:firstColumn="1" w:firstRow="1" w:lastColumn="0" w:lastRow="0" w:noHBand="0" w:noVBand="1" w:val="04A0"/>
-      </w:tblPr>
-      <w:tblGrid>
-        <w:gridCol w:w="4819"/>
-        <w:gridCol w:w="4819"/>
-      </w:tblGrid>
-      <w:tr>
-        <w:tc>
-          <w:tcPr>
-            <w:tcW w:type="dxa" w:w="4819"/>
-            <w:vAlign w:val="center"/>
-            <w:shd w:val="clear" w:color="auto" w:fill="066AAB"/>
-            <w:tcBorders>
-              <w:top w:val="single" w:sz="4" w:color="054D80"/>
-              <w:left w:val="single" w:sz="4" w:color="054D80"/>
-              <w:bottom w:val="single" w:sz="4" w:color="054D80"/>
-              <w:right w:val="single" w:sz="4" w:color="054D80"/>
-            </w:tcBorders>
-          </w:tcPr>
-          <w:p>
-            <w:pPr>
-              <w:spacing w:before="40" w:after="40"/>
-            </w:pPr>
-            <w:r>
-              <w:rPr>
-                <w:b/>
-                <w:color w:val="FFFFFF"/>
-                <w:sz w:val="20"/>
-              </w:rPr>
-              <w:t>Параметр</w:t>
-            </w:r>
-          </w:p>
-        </w:tc>
-        <w:tc>
-          <w:tcPr>
-            <w:tcW w:type="dxa" w:w="4819"/>
-            <w:vAlign w:val="center"/>
-            <w:shd w:val="clear" w:color="auto" w:fill="066AAB"/>
-            <w:tcBorders>
-              <w:top w:val="single" w:sz="4" w:color="054D80"/>
-              <w:left w:val="single" w:sz="4" w:color="054D80"/>
-              <w:bottom w:val="single" w:sz="4" w:color="054D80"/>
-              <w:right w:val="single" w:sz="4" w:color="054D80"/>
-            </w:tcBorders>
-          </w:tcPr>
-          <w:p>
-            <w:pPr>
-              <w:spacing w:before="40" w:after="40"/>
-            </w:pPr>
-            <w:r>
-              <w:rPr>
-                <w:b/>
-                <w:color w:val="FFFFFF"/>
-                <w:sz w:val="20"/>
-              </w:rPr>
-              <w:t>Значення</w:t>
-            </w:r>
-          </w:p>
-        </w:tc>
-      </w:tr>
-      <w:tr>
-        <w:tc>
-          <w:tcPr>
-            <w:tcW w:type="dxa" w:w="4819"/>
-            <w:vAlign w:val="center"/>
-            <w:tcBorders>
-              <w:top w:val="single" w:sz="4" w:color="D5DAE0"/>
-              <w:left w:val="single" w:sz="4" w:color="D5DAE0"/>
-              <w:bottom w:val="single" w:sz="4" w:color="D5DAE0"/>
-              <w:right w:val="single" w:sz="4" w:color="D5DAE0"/>
-            </w:tcBorders>
-          </w:tcPr>
-          <w:p>
-            <w:pPr>
-              <w:spacing w:before="60" w:after="60"/>
-            </w:pPr>
-            <w:r>
-              <w:rPr>
-                <w:b w:val="0"/>
-                <w:i w:val="0"/>
-                <w:sz w:val="20"/>
-              </w:rPr>
-              <w:t>Цільова аудиторія</w:t>
-            </w:r>
-          </w:p>
-        </w:tc>
-        <w:tc>
-          <w:tcPr>
-            <w:tcW w:type="dxa" w:w="4819"/>
-            <w:vAlign w:val="center"/>
-            <w:tcBorders>
-              <w:top w:val="single" w:sz="4" w:color="D5DAE0"/>
-              <w:left w:val="single" w:sz="4" w:color="D5DAE0"/>
-              <w:bottom w:val="single" w:sz="4" w:color="D5DAE0"/>
-              <w:right w:val="single" w:sz="4" w:color="D5DAE0"/>
-            </w:tcBorders>
-          </w:tcPr>
-          <w:p>
-            <w:pPr>
-              <w:spacing w:before="60" w:after="60"/>
-            </w:pPr>
-            <w:r>
-              <w:rPr>
-                <w:b w:val="0"/>
-                <w:i w:val="0"/>
-                <w:sz w:val="20"/>
-              </w:rPr>
-              <w:t>21 менеджер продажу + керівництво відділу</w:t>
-            </w:r>
-          </w:p>
-        </w:tc>
-      </w:tr>
-      <w:tr>
-        <w:tc>
-          <w:tcPr>
-            <w:tcW w:type="dxa" w:w="4819"/>
-            <w:vAlign w:val="center"/>
-            <w:tcBorders>
-              <w:top w:val="single" w:sz="4" w:color="D5DAE0"/>
-              <w:left w:val="single" w:sz="4" w:color="D5DAE0"/>
-              <w:bottom w:val="single" w:sz="4" w:color="D5DAE0"/>
-              <w:right w:val="single" w:sz="4" w:color="D5DAE0"/>
-            </w:tcBorders>
-            <w:shd w:val="clear" w:color="auto" w:fill="F8FAFC"/>
-          </w:tcPr>
-          <w:p>
-            <w:pPr>
-              <w:spacing w:before="60" w:after="60"/>
-            </w:pPr>
-            <w:r>
-              <w:rPr>
-                <w:b w:val="0"/>
-                <w:i w:val="0"/>
-                <w:sz w:val="20"/>
-              </w:rPr>
-              <w:t>Перший видимий результат</w:t>
-            </w:r>
-          </w:p>
-        </w:tc>
-        <w:tc>
-          <w:tcPr>
-            <w:tcW w:type="dxa" w:w="4819"/>
-            <w:vAlign w:val="center"/>
-            <w:tcBorders>
-              <w:top w:val="single" w:sz="4" w:color="D5DAE0"/>
-              <w:left w:val="single" w:sz="4" w:color="D5DAE0"/>
-              <w:bottom w:val="single" w:sz="4" w:color="D5DAE0"/>
-              <w:right w:val="single" w:sz="4" w:color="D5DAE0"/>
-            </w:tcBorders>
-            <w:shd w:val="clear" w:color="auto" w:fill="F8FAFC"/>
-          </w:tcPr>
-          <w:p>
-            <w:pPr>
-              <w:spacing w:before="60" w:after="60"/>
-            </w:pPr>
-            <w:r>
-              <w:rPr>
-                <w:b w:val="0"/>
-                <w:i w:val="0"/>
-                <w:sz w:val="20"/>
-              </w:rPr>
-              <w:t>через 1 тиждень (preview-середовище)</w:t>
-            </w:r>
-          </w:p>
-        </w:tc>
-      </w:tr>
-      <w:tr>
-        <w:tc>
-          <w:tcPr>
-            <w:tcW w:type="dxa" w:w="4819"/>
-            <w:vAlign w:val="center"/>
-            <w:tcBorders>
-              <w:top w:val="single" w:sz="4" w:color="D5DAE0"/>
-              <w:left w:val="single" w:sz="4" w:color="D5DAE0"/>
-              <w:bottom w:val="single" w:sz="4" w:color="D5DAE0"/>
-              <w:right w:val="single" w:sz="4" w:color="D5DAE0"/>
-            </w:tcBorders>
-          </w:tcPr>
-          <w:p>
-            <w:pPr>
-              <w:spacing w:before="60" w:after="60"/>
-            </w:pPr>
-            <w:r>
-              <w:rPr>
-                <w:b w:val="0"/>
-                <w:i w:val="0"/>
-                <w:sz w:val="20"/>
-              </w:rPr>
-              <w:t>Перший прод-реліз (Зустрічі у CRM)</w:t>
-            </w:r>
-          </w:p>
-        </w:tc>
-        <w:tc>
-          <w:tcPr>
-            <w:tcW w:type="dxa" w:w="4819"/>
-            <w:vAlign w:val="center"/>
-            <w:tcBorders>
-              <w:top w:val="single" w:sz="4" w:color="D5DAE0"/>
-              <w:left w:val="single" w:sz="4" w:color="D5DAE0"/>
-              <w:bottom w:val="single" w:sz="4" w:color="D5DAE0"/>
-              <w:right w:val="single" w:sz="4" w:color="D5DAE0"/>
-            </w:tcBorders>
-          </w:tcPr>
-          <w:p>
-            <w:pPr>
-              <w:spacing w:before="60" w:after="60"/>
-            </w:pPr>
-            <w:r>
-              <w:rPr>
-                <w:b w:val="0"/>
-                <w:i w:val="0"/>
-                <w:sz w:val="20"/>
-              </w:rPr>
-              <w:t>через 3-4 тижні</w:t>
-            </w:r>
-          </w:p>
-        </w:tc>
-      </w:tr>
-      <w:tr>
-        <w:tc>
-          <w:tcPr>
-            <w:tcW w:type="dxa" w:w="4819"/>
-            <w:vAlign w:val="center"/>
-            <w:tcBorders>
-              <w:top w:val="single" w:sz="4" w:color="D5DAE0"/>
-              <w:left w:val="single" w:sz="4" w:color="D5DAE0"/>
-              <w:bottom w:val="single" w:sz="4" w:color="D5DAE0"/>
-              <w:right w:val="single" w:sz="4" w:color="D5DAE0"/>
-            </w:tcBorders>
-            <w:shd w:val="clear" w:color="auto" w:fill="F8FAFC"/>
-          </w:tcPr>
-          <w:p>
-            <w:pPr>
-              <w:spacing w:before="60" w:after="60"/>
-            </w:pPr>
-            <w:r>
-              <w:rPr>
-                <w:b w:val="0"/>
-                <w:i w:val="0"/>
-                <w:sz w:val="20"/>
-              </w:rPr>
-              <w:t>Повний обсяг проекту</w:t>
-            </w:r>
-          </w:p>
-        </w:tc>
-        <w:tc>
-          <w:tcPr>
-            <w:tcW w:type="dxa" w:w="4819"/>
-            <w:vAlign w:val="center"/>
-            <w:tcBorders>
-              <w:top w:val="single" w:sz="4" w:color="D5DAE0"/>
-              <w:left w:val="single" w:sz="4" w:color="D5DAE0"/>
-              <w:bottom w:val="single" w:sz="4" w:color="D5DAE0"/>
-              <w:right w:val="single" w:sz="4" w:color="D5DAE0"/>
-            </w:tcBorders>
-            <w:shd w:val="clear" w:color="auto" w:fill="F8FAFC"/>
-          </w:tcPr>
-          <w:p>
-            <w:pPr>
-              <w:spacing w:before="60" w:after="60"/>
-            </w:pPr>
-            <w:r>
-              <w:rPr>
-                <w:b w:val="0"/>
-                <w:i w:val="0"/>
-                <w:sz w:val="20"/>
-              </w:rPr>
-              <w:t>~3 місяці</w:t>
-            </w:r>
-          </w:p>
-        </w:tc>
-      </w:tr>
-      <w:tr>
-        <w:tc>
-          <w:tcPr>
-            <w:tcW w:type="dxa" w:w="4819"/>
-            <w:vAlign w:val="center"/>
-            <w:tcBorders>
-              <w:top w:val="single" w:sz="4" w:color="D5DAE0"/>
-              <w:left w:val="single" w:sz="4" w:color="D5DAE0"/>
-              <w:bottom w:val="single" w:sz="4" w:color="D5DAE0"/>
-              <w:right w:val="single" w:sz="4" w:color="D5DAE0"/>
-            </w:tcBorders>
-          </w:tcPr>
-          <w:p>
-            <w:pPr>
-              <w:spacing w:before="60" w:after="60"/>
-            </w:pPr>
-            <w:r>
-              <w:rPr>
-                <w:b w:val="0"/>
-                <w:i w:val="0"/>
-                <w:sz w:val="20"/>
-              </w:rPr>
-              <w:t>Нові щомісячні витрати</w:t>
-            </w:r>
-          </w:p>
-        </w:tc>
-        <w:tc>
-          <w:tcPr>
-            <w:tcW w:type="dxa" w:w="4819"/>
-            <w:vAlign w:val="center"/>
-            <w:tcBorders>
-              <w:top w:val="single" w:sz="4" w:color="D5DAE0"/>
-              <w:left w:val="single" w:sz="4" w:color="D5DAE0"/>
-              <w:bottom w:val="single" w:sz="4" w:color="D5DAE0"/>
-              <w:right w:val="single" w:sz="4" w:color="D5DAE0"/>
-            </w:tcBorders>
-          </w:tcPr>
-          <w:p>
-            <w:pPr>
-              <w:spacing w:before="60" w:after="60"/>
-            </w:pPr>
-            <w:r>
-              <w:rPr>
-                <w:b w:val="0"/>
-                <w:i w:val="0"/>
-                <w:sz w:val="20"/>
-              </w:rPr>
-              <w:t>$51/місяць ($612/рік)</w:t>
-            </w:r>
-          </w:p>
-        </w:tc>
-      </w:tr>
-      <w:tr>
-        <w:tc>
-          <w:tcPr>
-            <w:tcW w:type="dxa" w:w="4819"/>
-            <w:vAlign w:val="center"/>
-            <w:tcBorders>
-              <w:top w:val="single" w:sz="4" w:color="D5DAE0"/>
-              <w:left w:val="single" w:sz="4" w:color="D5DAE0"/>
-              <w:bottom w:val="single" w:sz="4" w:color="D5DAE0"/>
-              <w:right w:val="single" w:sz="4" w:color="D5DAE0"/>
-            </w:tcBorders>
-            <w:shd w:val="clear" w:color="auto" w:fill="F8FAFC"/>
-          </w:tcPr>
-          <w:p>
-            <w:pPr>
-              <w:spacing w:before="60" w:after="60"/>
-            </w:pPr>
-            <w:r>
-              <w:rPr>
-                <w:b w:val="0"/>
-                <w:i w:val="0"/>
-                <w:sz w:val="20"/>
-              </w:rPr>
-              <w:t>Одноразові витрати</w:t>
-            </w:r>
-          </w:p>
-        </w:tc>
-        <w:tc>
-          <w:tcPr>
-            <w:tcW w:type="dxa" w:w="4819"/>
-            <w:vAlign w:val="center"/>
-            <w:tcBorders>
-              <w:top w:val="single" w:sz="4" w:color="D5DAE0"/>
-              <w:left w:val="single" w:sz="4" w:color="D5DAE0"/>
-              <w:bottom w:val="single" w:sz="4" w:color="D5DAE0"/>
-              <w:right w:val="single" w:sz="4" w:color="D5DAE0"/>
-            </w:tcBorders>
-            <w:shd w:val="clear" w:color="auto" w:fill="F8FAFC"/>
-          </w:tcPr>
-          <w:p>
-            <w:pPr>
-              <w:spacing w:before="60" w:after="60"/>
-            </w:pPr>
-            <w:r>
-              <w:rPr>
-                <w:b w:val="0"/>
-                <w:i w:val="0"/>
-                <w:sz w:val="20"/>
-              </w:rPr>
-              <w:t>Нуль — розробка покрита існуючою командою</w:t>
-            </w:r>
-          </w:p>
-        </w:tc>
-      </w:tr>
-    </w:tbl>
-    <w:p>
-      <w:pPr>
-        <w:spacing w:after="80"/>
-      </w:pPr>
-    </w:p>
-    <w:p>
       <w:r>
         <w:rPr>
           <w:b w:val="0"/>
           <w:i w:val="0"/>
         </w:rPr>
-        <w:t>Документ інформаційний. Стратегічні рішення по напрямку проекту вже прийняті — описуємо що і як робимо.</w:t>
+        <w:t xml:space="preserve"> 21 менеджер відділу продажу + керівництво відділу.</w:t>
+      </w:r>
+    </w:p>
+    <w:p>
+      <w:r>
+        <w:rPr>
+          <w:b/>
+          <w:i w:val="0"/>
+        </w:rPr>
+        <w:t>Навіщо:</w:t>
+      </w:r>
+      <w:r>
+        <w:rPr>
+          <w:b w:val="0"/>
+          <w:i w:val="0"/>
+        </w:rPr>
+        <w:t xml:space="preserve"> зараз менеджер всю щоденну роботу виконує у 1С, яка живе на офісному сервері. Це означає: щоб занести замовлення після зустрічі, переглянути історію клієнта чи перевірити дебіторку — потрібен ноутбук у офісі. Розширюємо існуючу систему </w:t>
+      </w:r>
+      <w:r>
+        <w:rPr>
+          <w:rFonts w:ascii="Consolas" w:hAnsi="Consolas"/>
+          <w:b w:val="0"/>
+          <w:i w:val="0"/>
+          <w:color w:val="334155"/>
+          <w:sz w:val="20"/>
+        </w:rPr>
+        <w:t>sales-planning</w:t>
+      </w:r>
+      <w:r>
+        <w:rPr>
+          <w:b w:val="0"/>
+          <w:i w:val="0"/>
+        </w:rPr>
+        <w:t xml:space="preserve"> так, щоб менеджер виконував усю цю роботу з телефона чи планшета у будь-якому місці — у машині між візитами, на зустрічі у клієнта, з дому. 1С залишається як база даних компанії, але прямого доступу менеджера до неї більше не потрібно.</w:t>
       </w:r>
     </w:p>
     <w:p>
@@ -519,39 +162,270 @@
           <w:color w:val="081E2D"/>
           <w:sz w:val="32"/>
         </w:rPr>
-        <w:t>2. Поточний біль</w:t>
+        <w:t>2. Що буде у складі продукту</w:t>
       </w:r>
     </w:p>
     <w:p>
+      <w:pPr>
+        <w:spacing w:before="200" w:after="80"/>
+      </w:pPr>
+      <w:r>
+        <w:rPr>
+          <w:b/>
+          <w:color w:val="334155"/>
+          <w:sz w:val="26"/>
+        </w:rPr>
+        <w:t>Існуючі модулі (вже у роботі з травня 2026)</w:t>
+      </w:r>
+    </w:p>
+    <w:p>
+      <w:pPr>
+        <w:pStyle w:val="ListBullet"/>
+        <w:spacing w:after="40"/>
+        <w:ind w:left="340"/>
+      </w:pPr>
       <w:r>
         <w:rPr>
           <w:b/>
           <w:i w:val="0"/>
         </w:rPr>
-        <w:t>Сценарій з типового робочого дня менеджера.</w:t>
+        <w:t>Планування продажів</w:t>
       </w:r>
       <w:r>
         <w:rPr>
           <w:b w:val="0"/>
           <w:i w:val="0"/>
         </w:rPr>
-        <w:t xml:space="preserve"> Менеджер на зустрічі у клініки клієнта. Клієнт готовий замовити Ellanse прямо зараз. Менеджер записує замовлення на серветці і заносить у 1С коли повертається у офіс — годинами пізніше. До того моменту клієнт може передумати, а менеджер встигає забути уточнення про адресу доставки. Так само з історією покупок клієнта: щоб подивитись що клієнт купував півроку тому, потрібен ноутбук, VPN і 1С. У машині між візитами — це неможливо. Зустрічі менеджер веде у окремому застарілому додатку. Рекламації — у незручному Telegram-каналі без структури і прив'язки до клієнта.</w:t>
+        <w:t xml:space="preserve"> — менеджери планують місячні цілі по 9 ТМ, керівництво бачить заповнюваність</w:t>
       </w:r>
     </w:p>
     <w:p>
+      <w:pPr>
+        <w:pStyle w:val="ListBullet"/>
+        <w:spacing w:after="40"/>
+        <w:ind w:left="340"/>
+      </w:pPr>
       <w:r>
         <w:rPr>
           <w:b/>
           <w:i w:val="0"/>
         </w:rPr>
-        <w:t>Корінь проблеми не в інтерфейсі 1С</w:t>
+        <w:t>Мої клієнти</w:t>
       </w:r>
       <w:r>
         <w:rPr>
           <w:b w:val="0"/>
           <w:i w:val="0"/>
         </w:rPr>
-        <w:t xml:space="preserve"> — корінь в тому, що 1С живе на офісному сервері і потребує робочого місця менеджера. Продуктивні години у полі витрачаються на повернення у офіс щоб занести те, що мало забрати 30 секунд біля клієнта.</w:t>
+        <w:t xml:space="preserve"> — клієнтська база менеджера з фільтрами і деталізацією</w:t>
+      </w:r>
+    </w:p>
+    <w:p>
+      <w:pPr>
+        <w:pStyle w:val="ListBullet"/>
+        <w:spacing w:after="40"/>
+        <w:ind w:left="340"/>
+      </w:pPr>
+      <w:r>
+        <w:rPr>
+          <w:b/>
+          <w:i w:val="0"/>
+        </w:rPr>
+        <w:t>Огляд компанії</w:t>
+      </w:r>
+      <w:r>
+        <w:rPr>
+          <w:b w:val="0"/>
+          <w:i w:val="0"/>
+        </w:rPr>
+        <w:t xml:space="preserve"> — виконання плану по регіонах і брендах для керівництва</w:t>
+      </w:r>
+    </w:p>
+    <w:p>
+      <w:pPr>
+        <w:spacing w:before="200" w:after="80"/>
+      </w:pPr>
+      <w:r>
+        <w:rPr>
+          <w:b/>
+          <w:color w:val="334155"/>
+          <w:sz w:val="26"/>
+        </w:rPr>
+        <w:t>Нові модулі (додаємо)</w:t>
+      </w:r>
+    </w:p>
+    <w:p>
+      <w:pPr>
+        <w:pStyle w:val="ListBullet"/>
+        <w:spacing w:after="40"/>
+        <w:ind w:left="340"/>
+      </w:pPr>
+      <w:r>
+        <w:rPr>
+          <w:b/>
+          <w:i w:val="0"/>
+        </w:rPr>
+        <w:t>Зустрічі</w:t>
+      </w:r>
+      <w:r>
+        <w:rPr>
+          <w:b w:val="0"/>
+          <w:i w:val="0"/>
+        </w:rPr>
+        <w:t xml:space="preserve"> — фіксація зустрічей з геолокацією, з мобільного у полі</w:t>
+      </w:r>
+    </w:p>
+    <w:p>
+      <w:pPr>
+        <w:pStyle w:val="ListBullet"/>
+        <w:spacing w:after="40"/>
+        <w:ind w:left="340"/>
+      </w:pPr>
+      <w:r>
+        <w:rPr>
+          <w:b/>
+          <w:i w:val="0"/>
+        </w:rPr>
+        <w:t>Деталізація продажів</w:t>
+      </w:r>
+      <w:r>
+        <w:rPr>
+          <w:b w:val="0"/>
+          <w:i w:val="0"/>
+        </w:rPr>
+        <w:t xml:space="preserve"> — рядкова історія покупок клієнта (з 2025) одним тапом на картці клієнта; для керівництва — автоматичні аналітичні віджети (виконання плану, найкращі менеджери по ТМ за конкурсом, дебіторка по регіонах)</w:t>
+      </w:r>
+    </w:p>
+    <w:p>
+      <w:pPr>
+        <w:pStyle w:val="ListBullet"/>
+        <w:spacing w:after="40"/>
+        <w:ind w:left="340"/>
+      </w:pPr>
+      <w:r>
+        <w:rPr>
+          <w:b/>
+          <w:i w:val="0"/>
+        </w:rPr>
+        <w:t>Дебіторка</w:t>
+      </w:r>
+      <w:r>
+        <w:rPr>
+          <w:b w:val="0"/>
+          <w:i w:val="0"/>
+        </w:rPr>
+        <w:t xml:space="preserve"> — список і деталізація заборгованості клієнтів, віджет на картці</w:t>
+      </w:r>
+    </w:p>
+    <w:p>
+      <w:pPr>
+        <w:pStyle w:val="ListBullet"/>
+        <w:spacing w:after="40"/>
+        <w:ind w:left="340"/>
+      </w:pPr>
+      <w:r>
+        <w:rPr>
+          <w:b/>
+          <w:i w:val="0"/>
+        </w:rPr>
+        <w:t>Рекламації</w:t>
+      </w:r>
+      <w:r>
+        <w:rPr>
+          <w:b w:val="0"/>
+          <w:i w:val="0"/>
+        </w:rPr>
+        <w:t xml:space="preserve"> — нова секція CRM з прив'язкою до клієнта замість поточного загального Telegram-каналу</w:t>
+      </w:r>
+    </w:p>
+    <w:p>
+      <w:pPr>
+        <w:pStyle w:val="ListBullet"/>
+        <w:spacing w:after="40"/>
+        <w:ind w:left="340"/>
+      </w:pPr>
+      <w:r>
+        <w:rPr>
+          <w:b/>
+          <w:i w:val="0"/>
+        </w:rPr>
+        <w:t>Замовлення / Реалізації</w:t>
+      </w:r>
+      <w:r>
+        <w:rPr>
+          <w:b w:val="0"/>
+          <w:i w:val="0"/>
+        </w:rPr>
+        <w:t xml:space="preserve"> — створення з мобільного, з кошиком, вибором контракту, перевіркою наявності, gift-логікою</w:t>
+      </w:r>
+    </w:p>
+    <w:p>
+      <w:pPr>
+        <w:spacing w:before="200" w:after="80"/>
+      </w:pPr>
+      <w:r>
+        <w:rPr>
+          <w:b/>
+          <w:color w:val="334155"/>
+          <w:sz w:val="26"/>
+        </w:rPr>
+        <w:t>Інтеграції</w:t>
+      </w:r>
+    </w:p>
+    <w:p>
+      <w:pPr>
+        <w:pStyle w:val="ListBullet"/>
+        <w:spacing w:after="40"/>
+        <w:ind w:left="340"/>
+      </w:pPr>
+      <w:r>
+        <w:rPr>
+          <w:b w:val="0"/>
+          <w:i w:val="0"/>
+        </w:rPr>
+        <w:t>1С — для всіх бізнес-даних (продажі, клієнти, дебіторка, замовлення)</w:t>
+      </w:r>
+    </w:p>
+    <w:p>
+      <w:pPr>
+        <w:pStyle w:val="ListBullet"/>
+        <w:spacing w:after="40"/>
+        <w:ind w:left="340"/>
+      </w:pPr>
+      <w:r>
+        <w:rPr>
+          <w:b w:val="0"/>
+          <w:i w:val="0"/>
+        </w:rPr>
+        <w:t>Google Calendar — для синхронізації зустрічей у календар менеджера</w:t>
+      </w:r>
+    </w:p>
+    <w:p>
+      <w:pPr>
+        <w:pStyle w:val="ListBullet"/>
+        <w:spacing w:after="40"/>
+        <w:ind w:left="340"/>
+      </w:pPr>
+      <w:r>
+        <w:rPr>
+          <w:b w:val="0"/>
+          <w:i w:val="0"/>
+        </w:rPr>
+        <w:t>Bitrix24 + Telegram-бот — як існуюча база для блоку рекламацій (додаємо UI у CRM, наявну систему не ламаємо)</w:t>
+      </w:r>
+    </w:p>
+    <w:p>
+      <w:pPr>
+        <w:pStyle w:val="ListBullet"/>
+        <w:spacing w:after="40"/>
+        <w:ind w:left="340"/>
+      </w:pPr>
+      <w:r>
+        <w:rPr>
+          <w:b w:val="0"/>
+          <w:i w:val="0"/>
+        </w:rPr>
+        <w:t>Sentry — моніторинг помилок системи у роботі</w:t>
       </w:r>
     </w:p>
     <w:p>
@@ -572,16 +446,20 @@
           <w:color w:val="081E2D"/>
           <w:sz w:val="32"/>
         </w:rPr>
-        <w:t>3. Що менеджер отримає</w:t>
+        <w:t>3. Що вже зроблено</w:t>
       </w:r>
     </w:p>
     <w:p>
+      <w:pPr>
+        <w:spacing w:before="200" w:after="80"/>
+      </w:pPr>
       <w:r>
         <w:rPr>
-          <w:b w:val="0"/>
-          <w:i w:val="0"/>
+          <w:b/>
+          <w:color w:val="334155"/>
+          <w:sz w:val="26"/>
         </w:rPr>
-        <w:t>Перелік нових щоденних дій менеджера після впровадження:</w:t>
+        <w:t>Працююча система</w:t>
       </w:r>
     </w:p>
     <w:p>
@@ -592,17 +470,10 @@
       </w:pPr>
       <w:r>
         <w:rPr>
-          <w:b/>
-          <w:i w:val="0"/>
-        </w:rPr>
-        <w:t>Реєструє</w:t>
-      </w:r>
-      <w:r>
-        <w:rPr>
           <w:b w:val="0"/>
           <w:i w:val="0"/>
         </w:rPr>
-        <w:t xml:space="preserve"> замовлення з телефону прямо у кабінеті клієнта, без повернення у офіс</w:t>
+        <w:t>3 модулі у роботі з травня 2026, щодня використовуються 21 менеджером</w:t>
       </w:r>
     </w:p>
     <w:p>
@@ -613,17 +484,10 @@
       </w:pPr>
       <w:r>
         <w:rPr>
-          <w:b/>
-          <w:i w:val="0"/>
-        </w:rPr>
-        <w:t>Переглядає</w:t>
-      </w:r>
-      <w:r>
-        <w:rPr>
           <w:b w:val="0"/>
           <w:i w:val="0"/>
         </w:rPr>
-        <w:t xml:space="preserve"> історію покупок клієнта одним тапом під час розмови</w:t>
+        <w:t>13 методів інтеграції з 1С працюють стабільно з січня 2026</w:t>
       </w:r>
     </w:p>
     <w:p>
@@ -634,17 +498,10 @@
       </w:pPr>
       <w:r>
         <w:rPr>
-          <w:b/>
-          <w:i w:val="0"/>
-        </w:rPr>
-        <w:t>Фіксує</w:t>
-      </w:r>
-      <w:r>
-        <w:rPr>
           <w:b w:val="0"/>
           <w:i w:val="0"/>
         </w:rPr>
-        <w:t xml:space="preserve"> зустріч разом з геолокацією за один клік</w:t>
+        <w:t>240 автоматичних тестів + перевірка цілісності перед кожним оновленням</w:t>
       </w:r>
     </w:p>
     <w:p>
@@ -655,17 +512,23 @@
       </w:pPr>
       <w:r>
         <w:rPr>
-          <w:b/>
-          <w:i w:val="0"/>
-        </w:rPr>
-        <w:t>Бачить</w:t>
-      </w:r>
-      <w:r>
-        <w:rPr>
           <w:b w:val="0"/>
           <w:i w:val="0"/>
         </w:rPr>
-        <w:t xml:space="preserve"> дебіторку клієнта на його картці одразу при відкритті</w:t>
+        <w:t>Адаптивний інтерфейс для телефонів і планшетів</w:t>
+      </w:r>
+    </w:p>
+    <w:p>
+      <w:pPr>
+        <w:spacing w:before="200" w:after="80"/>
+      </w:pPr>
+      <w:r>
+        <w:rPr>
+          <w:b/>
+          <w:color w:val="334155"/>
+          <w:sz w:val="26"/>
+        </w:rPr>
+        <w:t>Підготовча документація</w:t>
       </w:r>
     </w:p>
     <w:p>
@@ -676,17 +539,10 @@
       </w:pPr>
       <w:r>
         <w:rPr>
-          <w:b/>
-          <w:i w:val="0"/>
-        </w:rPr>
-        <w:t>Веде</w:t>
-      </w:r>
-      <w:r>
-        <w:rPr>
           <w:b w:val="0"/>
           <w:i w:val="0"/>
         </w:rPr>
-        <w:t xml:space="preserve"> рекламації клієнта у структурованій секції CRM замість Telegram-каналу</w:t>
+        <w:t>Технічний план проекту з декомпозицією по блоках, оцінками, ризиками — 1100+ рядків</w:t>
       </w:r>
     </w:p>
     <w:p>
@@ -697,17 +553,10 @@
       </w:pPr>
       <w:r>
         <w:rPr>
-          <w:b/>
-          <w:i w:val="0"/>
-        </w:rPr>
-        <w:t>Готується</w:t>
-      </w:r>
-      <w:r>
-        <w:rPr>
           <w:b w:val="0"/>
           <w:i w:val="0"/>
         </w:rPr>
-        <w:t xml:space="preserve"> до завтрашніх візитів увечері з телефону, з адресами і маршрутом</w:t>
+        <w:t>Специфікація для 1С-розробника на 16 нових методів з прикладами запитів/відповідей, виключеннями, вимогами до швидкодії — 1050 рядків</w:t>
       </w:r>
     </w:p>
     <w:p>
@@ -718,26 +567,107 @@
       </w:pPr>
       <w:r>
         <w:rPr>
-          <w:b/>
+          <w:b w:val="0"/>
           <w:i w:val="0"/>
         </w:rPr>
-        <w:t>Працює</w:t>
+        <w:t>Реєстр з 17 архітектурних рішень з контекстом, обґрунтуванням і наслідками</w:t>
       </w:r>
+    </w:p>
+    <w:p>
+      <w:pPr>
+        <w:pStyle w:val="ListBullet"/>
+        <w:spacing w:after="40"/>
+        <w:ind w:left="340"/>
+      </w:pPr>
       <w:r>
         <w:rPr>
           <w:b w:val="0"/>
           <w:i w:val="0"/>
         </w:rPr>
-        <w:t xml:space="preserve"> з тих самих даних з ноутбука, телефона або планшета — без VPN</w:t>
+        <w:t>Аудити трьох вихідних систем: поточного додатка зустрічей, недороблена попередня версія з замовленнями, чинної системи рекламацій</w:t>
       </w:r>
     </w:p>
     <w:p>
+      <w:pPr>
+        <w:pStyle w:val="ListBullet"/>
+        <w:spacing w:after="40"/>
+        <w:ind w:left="340"/>
+      </w:pPr>
       <w:r>
         <w:rPr>
           <w:b w:val="0"/>
           <w:i w:val="0"/>
         </w:rPr>
-        <w:t>1С залишається джерелом правди для бізнес-даних і фінансової звітності. Менеджер з ним не взаємодіє напряму — він взаємодіє з нашою CRM, яка синхронізується автоматично. Керівництво у свою чергу отримує живі аналітичні віджети (виконання плану, кращі менеджери по ТМ, дебіторка по регіонах) замість Excel-вивантажень.</w:t>
+        <w:t>Специфікація алгоритму найкращого менеджера по ТМ за діючими конкурсними умовами</w:t>
+      </w:r>
+    </w:p>
+    <w:p>
+      <w:pPr>
+        <w:pStyle w:val="ListBullet"/>
+        <w:spacing w:after="40"/>
+        <w:ind w:left="340"/>
+      </w:pPr>
+      <w:r>
+        <w:rPr>
+          <w:b w:val="0"/>
+          <w:i w:val="0"/>
+        </w:rPr>
+        <w:t>Детальна специфікація блоку деталізації продажів зі схемою бази даних</w:t>
+      </w:r>
+    </w:p>
+    <w:p>
+      <w:pPr>
+        <w:spacing w:before="200" w:after="80"/>
+      </w:pPr>
+      <w:r>
+        <w:rPr>
+          <w:b/>
+          <w:color w:val="334155"/>
+          <w:sz w:val="26"/>
+        </w:rPr>
+        <w:t>Дизайн</w:t>
+      </w:r>
+    </w:p>
+    <w:p>
+      <w:pPr>
+        <w:pStyle w:val="ListBullet"/>
+        <w:spacing w:after="40"/>
+        <w:ind w:left="340"/>
+      </w:pPr>
+      <w:r>
+        <w:rPr>
+          <w:b w:val="0"/>
+          <w:i w:val="0"/>
+        </w:rPr>
+        <w:t>Дашборд зустрічей у нашому glass-стилі (3 варіанти розглянуто, фінальний обрано)</w:t>
+      </w:r>
+    </w:p>
+    <w:p>
+      <w:pPr>
+        <w:pStyle w:val="ListBullet"/>
+        <w:spacing w:after="40"/>
+        <w:ind w:left="340"/>
+      </w:pPr>
+      <w:r>
+        <w:rPr>
+          <w:b w:val="0"/>
+          <w:i w:val="0"/>
+        </w:rPr>
+        <w:t>Форма зустрічі (2 варіанти розглянуто, фінальний обрано)</w:t>
+      </w:r>
+    </w:p>
+    <w:p>
+      <w:pPr>
+        <w:pStyle w:val="ListBullet"/>
+        <w:spacing w:after="40"/>
+        <w:ind w:left="340"/>
+      </w:pPr>
+      <w:r>
+        <w:rPr>
+          <w:b w:val="0"/>
+          <w:i w:val="0"/>
+        </w:rPr>
+        <w:t>Мобільна адаптивність протестована, кнопки розраховані на тач-екран</w:t>
       </w:r>
     </w:p>
     <w:p>
@@ -758,7 +688,7 @@
           <w:color w:val="081E2D"/>
           <w:sz w:val="32"/>
         </w:rPr>
-        <w:t>4. Скоуп</w:t>
+        <w:t>4. Терміни</w:t>
       </w:r>
     </w:p>
     <w:tbl>
@@ -795,7 +725,7 @@
                 <w:color w:val="FFFFFF"/>
                 <w:sz w:val="20"/>
               </w:rPr>
-              <w:t>У скоупі</w:t>
+              <w:t>Блок</w:t>
             </w:r>
           </w:p>
         </w:tc>
@@ -821,7 +751,7 @@
                 <w:color w:val="FFFFFF"/>
                 <w:sz w:val="20"/>
               </w:rPr>
-              <w:t>Поза скоупом</w:t>
+              <w:t>Тривалість</w:t>
             </w:r>
           </w:p>
         </w:tc>
@@ -847,7 +777,7 @@
                 <w:color w:val="FFFFFF"/>
                 <w:sz w:val="20"/>
               </w:rPr>
-              <w:t>Можливо у наступних фазах</w:t>
+              <w:t>Кумулятивно з початку</w:t>
             </w:r>
           </w:p>
         </w:tc>
@@ -874,7 +804,7 @@
                 <w:i w:val="0"/>
                 <w:sz w:val="20"/>
               </w:rPr>
-              <w:t>Зустрічі + геолокація у CRM</w:t>
+              <w:t>Підготовка</w:t>
             </w:r>
           </w:p>
         </w:tc>
@@ -899,7 +829,7 @@
                 <w:i w:val="0"/>
                 <w:sz w:val="20"/>
               </w:rPr>
-              <w:t>Заміна 1С-бекенду — він залишається</w:t>
+              <w:t>✅ Готова</w:t>
             </w:r>
           </w:p>
         </w:tc>
@@ -924,7 +854,7 @@
                 <w:i w:val="0"/>
                 <w:sz w:val="20"/>
               </w:rPr>
-              <w:t>Push-сповіщення менеджерам</w:t>
+              <w:t>—</w:t>
             </w:r>
           </w:p>
         </w:tc>
@@ -952,524 +882,7 @@
                 <w:i w:val="0"/>
                 <w:sz w:val="20"/>
               </w:rPr>
-              <w:t>Рядкові продажі + drill-down у клієнта</w:t>
-            </w:r>
-          </w:p>
-        </w:tc>
-        <w:tc>
-          <w:tcPr>
-            <w:tcW w:type="dxa" w:w="3213"/>
-            <w:vAlign w:val="center"/>
-            <w:tcBorders>
-              <w:top w:val="single" w:sz="4" w:color="D5DAE0"/>
-              <w:left w:val="single" w:sz="4" w:color="D5DAE0"/>
-              <w:bottom w:val="single" w:sz="4" w:color="D5DAE0"/>
-              <w:right w:val="single" w:sz="4" w:color="D5DAE0"/>
-            </w:tcBorders>
-            <w:shd w:val="clear" w:color="auto" w:fill="F8FAFC"/>
-          </w:tcPr>
-          <w:p>
-            <w:pPr>
-              <w:spacing w:before="60" w:after="60"/>
-            </w:pPr>
-            <w:r>
-              <w:rPr>
-                <w:b w:val="0"/>
-                <w:i w:val="0"/>
-                <w:sz w:val="20"/>
-              </w:rPr>
-              <w:t>Закупки, логістика, HR</w:t>
-            </w:r>
-          </w:p>
-        </w:tc>
-        <w:tc>
-          <w:tcPr>
-            <w:tcW w:type="dxa" w:w="3213"/>
-            <w:vAlign w:val="center"/>
-            <w:tcBorders>
-              <w:top w:val="single" w:sz="4" w:color="D5DAE0"/>
-              <w:left w:val="single" w:sz="4" w:color="D5DAE0"/>
-              <w:bottom w:val="single" w:sz="4" w:color="D5DAE0"/>
-              <w:right w:val="single" w:sz="4" w:color="D5DAE0"/>
-            </w:tcBorders>
-            <w:shd w:val="clear" w:color="auto" w:fill="F8FAFC"/>
-          </w:tcPr>
-          <w:p>
-            <w:pPr>
-              <w:spacing w:before="60" w:after="60"/>
-            </w:pPr>
-            <w:r>
-              <w:rPr>
-                <w:b w:val="0"/>
-                <w:i w:val="0"/>
-                <w:sz w:val="20"/>
-              </w:rPr>
-              <w:t>Розширена гейміфікація</w:t>
-            </w:r>
-          </w:p>
-        </w:tc>
-      </w:tr>
-      <w:tr>
-        <w:tc>
-          <w:tcPr>
-            <w:tcW w:type="dxa" w:w="3213"/>
-            <w:vAlign w:val="center"/>
-            <w:tcBorders>
-              <w:top w:val="single" w:sz="4" w:color="D5DAE0"/>
-              <w:left w:val="single" w:sz="4" w:color="D5DAE0"/>
-              <w:bottom w:val="single" w:sz="4" w:color="D5DAE0"/>
-              <w:right w:val="single" w:sz="4" w:color="D5DAE0"/>
-            </w:tcBorders>
-          </w:tcPr>
-          <w:p>
-            <w:pPr>
-              <w:spacing w:before="60" w:after="60"/>
-            </w:pPr>
-            <w:r>
-              <w:rPr>
-                <w:b w:val="0"/>
-                <w:i w:val="0"/>
-                <w:sz w:val="20"/>
-              </w:rPr>
-              <w:t>Дебіторка на client card</w:t>
-            </w:r>
-          </w:p>
-        </w:tc>
-        <w:tc>
-          <w:tcPr>
-            <w:tcW w:type="dxa" w:w="3213"/>
-            <w:vAlign w:val="center"/>
-            <w:tcBorders>
-              <w:top w:val="single" w:sz="4" w:color="D5DAE0"/>
-              <w:left w:val="single" w:sz="4" w:color="D5DAE0"/>
-              <w:bottom w:val="single" w:sz="4" w:color="D5DAE0"/>
-              <w:right w:val="single" w:sz="4" w:color="D5DAE0"/>
-            </w:tcBorders>
-          </w:tcPr>
-          <w:p>
-            <w:pPr>
-              <w:spacing w:before="60" w:after="60"/>
-            </w:pPr>
-            <w:r>
-              <w:rPr>
-                <w:b w:val="0"/>
-                <w:i w:val="0"/>
-                <w:sz w:val="20"/>
-              </w:rPr>
-              <w:t>Бухгалтерія, фінзвітність</w:t>
-            </w:r>
-          </w:p>
-        </w:tc>
-        <w:tc>
-          <w:tcPr>
-            <w:tcW w:type="dxa" w:w="3213"/>
-            <w:vAlign w:val="center"/>
-            <w:tcBorders>
-              <w:top w:val="single" w:sz="4" w:color="D5DAE0"/>
-              <w:left w:val="single" w:sz="4" w:color="D5DAE0"/>
-              <w:bottom w:val="single" w:sz="4" w:color="D5DAE0"/>
-              <w:right w:val="single" w:sz="4" w:color="D5DAE0"/>
-            </w:tcBorders>
-          </w:tcPr>
-          <w:p>
-            <w:pPr>
-              <w:spacing w:before="60" w:after="60"/>
-            </w:pPr>
-            <w:r>
-              <w:rPr>
-                <w:b w:val="0"/>
-                <w:i w:val="0"/>
-                <w:sz w:val="20"/>
-              </w:rPr>
-              <w:t>Версіонування анкет клієнта</w:t>
-            </w:r>
-          </w:p>
-        </w:tc>
-      </w:tr>
-      <w:tr>
-        <w:tc>
-          <w:tcPr>
-            <w:tcW w:type="dxa" w:w="3213"/>
-            <w:vAlign w:val="center"/>
-            <w:tcBorders>
-              <w:top w:val="single" w:sz="4" w:color="D5DAE0"/>
-              <w:left w:val="single" w:sz="4" w:color="D5DAE0"/>
-              <w:bottom w:val="single" w:sz="4" w:color="D5DAE0"/>
-              <w:right w:val="single" w:sz="4" w:color="D5DAE0"/>
-            </w:tcBorders>
-            <w:shd w:val="clear" w:color="auto" w:fill="F8FAFC"/>
-          </w:tcPr>
-          <w:p>
-            <w:pPr>
-              <w:spacing w:before="60" w:after="60"/>
-            </w:pPr>
-            <w:r>
-              <w:rPr>
-                <w:b w:val="0"/>
-                <w:i w:val="0"/>
-                <w:sz w:val="20"/>
-              </w:rPr>
-              <w:t>Рекламації об'єднані у CRM</w:t>
-            </w:r>
-          </w:p>
-        </w:tc>
-        <w:tc>
-          <w:tcPr>
-            <w:tcW w:type="dxa" w:w="3213"/>
-            <w:vAlign w:val="center"/>
-            <w:tcBorders>
-              <w:top w:val="single" w:sz="4" w:color="D5DAE0"/>
-              <w:left w:val="single" w:sz="4" w:color="D5DAE0"/>
-              <w:bottom w:val="single" w:sz="4" w:color="D5DAE0"/>
-              <w:right w:val="single" w:sz="4" w:color="D5DAE0"/>
-            </w:tcBorders>
-            <w:shd w:val="clear" w:color="auto" w:fill="F8FAFC"/>
-          </w:tcPr>
-          <w:p>
-            <w:pPr>
-              <w:spacing w:before="60" w:after="60"/>
-            </w:pPr>
-            <w:r>
-              <w:rPr>
-                <w:b w:val="0"/>
-                <w:i w:val="0"/>
-                <w:sz w:val="20"/>
-              </w:rPr>
-              <w:t>Telegram-канал (зберігаємо backend, додаємо UI у CRM)</w:t>
-            </w:r>
-          </w:p>
-        </w:tc>
-        <w:tc>
-          <w:tcPr>
-            <w:tcW w:type="dxa" w:w="3213"/>
-            <w:vAlign w:val="center"/>
-            <w:tcBorders>
-              <w:top w:val="single" w:sz="4" w:color="D5DAE0"/>
-              <w:left w:val="single" w:sz="4" w:color="D5DAE0"/>
-              <w:bottom w:val="single" w:sz="4" w:color="D5DAE0"/>
-              <w:right w:val="single" w:sz="4" w:color="D5DAE0"/>
-            </w:tcBorders>
-            <w:shd w:val="clear" w:color="auto" w:fill="F8FAFC"/>
-          </w:tcPr>
-          <w:p>
-            <w:pPr>
-              <w:spacing w:before="60" w:after="60"/>
-            </w:pPr>
-            <w:r>
-              <w:rPr>
-                <w:b w:val="0"/>
-                <w:i w:val="0"/>
-                <w:sz w:val="20"/>
-              </w:rPr>
-              <w:t>Архів переможців конкурсу</w:t>
-            </w:r>
-          </w:p>
-        </w:tc>
-      </w:tr>
-      <w:tr>
-        <w:tc>
-          <w:tcPr>
-            <w:tcW w:type="dxa" w:w="3213"/>
-            <w:vAlign w:val="center"/>
-            <w:tcBorders>
-              <w:top w:val="single" w:sz="4" w:color="D5DAE0"/>
-              <w:left w:val="single" w:sz="4" w:color="D5DAE0"/>
-              <w:bottom w:val="single" w:sz="4" w:color="D5DAE0"/>
-              <w:right w:val="single" w:sz="4" w:color="D5DAE0"/>
-            </w:tcBorders>
-          </w:tcPr>
-          <w:p>
-            <w:pPr>
-              <w:spacing w:before="60" w:after="60"/>
-            </w:pPr>
-            <w:r>
-              <w:rPr>
-                <w:b w:val="0"/>
-                <w:i w:val="0"/>
-                <w:sz w:val="20"/>
-              </w:rPr>
-              <w:t>Замовлення + реалізації з мобільного</w:t>
-            </w:r>
-          </w:p>
-        </w:tc>
-        <w:tc>
-          <w:tcPr>
-            <w:tcW w:type="dxa" w:w="3213"/>
-            <w:vAlign w:val="center"/>
-            <w:tcBorders>
-              <w:top w:val="single" w:sz="4" w:color="D5DAE0"/>
-              <w:left w:val="single" w:sz="4" w:color="D5DAE0"/>
-              <w:bottom w:val="single" w:sz="4" w:color="D5DAE0"/>
-              <w:right w:val="single" w:sz="4" w:color="D5DAE0"/>
-            </w:tcBorders>
-          </w:tcPr>
-          <w:p>
-            <w:pPr>
-              <w:spacing w:before="60" w:after="60"/>
-            </w:pPr>
-            <w:r>
-              <w:rPr>
-                <w:b w:val="0"/>
-                <w:i w:val="0"/>
-                <w:sz w:val="20"/>
-              </w:rPr>
-              <w:t>Документообіг між підрозділами</w:t>
-            </w:r>
-          </w:p>
-        </w:tc>
-        <w:tc>
-          <w:tcPr>
-            <w:tcW w:type="dxa" w:w="3213"/>
-            <w:vAlign w:val="center"/>
-            <w:tcBorders>
-              <w:top w:val="single" w:sz="4" w:color="D5DAE0"/>
-              <w:left w:val="single" w:sz="4" w:color="D5DAE0"/>
-              <w:bottom w:val="single" w:sz="4" w:color="D5DAE0"/>
-              <w:right w:val="single" w:sz="4" w:color="D5DAE0"/>
-            </w:tcBorders>
-          </w:tcPr>
-          <w:p>
-            <w:pPr>
-              <w:spacing w:before="60" w:after="60"/>
-            </w:pPr>
-            <w:r>
-              <w:rPr>
-                <w:b w:val="0"/>
-                <w:i w:val="0"/>
-                <w:sz w:val="20"/>
-              </w:rPr>
-              <w:t>Workflow для сертифікатів навчання лікарів</w:t>
-            </w:r>
-          </w:p>
-        </w:tc>
-      </w:tr>
-    </w:tbl>
-    <w:p>
-      <w:pPr>
-        <w:spacing w:after="80"/>
-      </w:pPr>
-    </w:p>
-    <w:p>
-      <w:pPr>
-        <w:spacing w:before="80" w:after="80"/>
-        <w:pBdr>
-          <w:bottom w:val="single" w:sz="6" w:color="066AAB"/>
-        </w:pBdr>
-      </w:pPr>
-    </w:p>
-    <w:p>
-      <w:pPr>
-        <w:spacing w:before="280" w:after="120"/>
-      </w:pPr>
-      <w:r>
-        <w:rPr>
-          <w:b/>
-          <w:color w:val="081E2D"/>
-          <w:sz w:val="32"/>
-        </w:rPr>
-        <w:t>5. Графік релізів</w:t>
-      </w:r>
-    </w:p>
-    <w:tbl>
-      <w:tblPr>
-        <w:tblW w:type="auto" w:w="0"/>
-        <w:jc w:val="center"/>
-        <w:tblLook w:firstColumn="1" w:firstRow="1" w:lastColumn="0" w:lastRow="0" w:noHBand="0" w:noVBand="1" w:val="04A0"/>
-      </w:tblPr>
-      <w:tblGrid>
-        <w:gridCol w:w="3213"/>
-        <w:gridCol w:w="3213"/>
-        <w:gridCol w:w="3213"/>
-      </w:tblGrid>
-      <w:tr>
-        <w:tc>
-          <w:tcPr>
-            <w:tcW w:type="dxa" w:w="3213"/>
-            <w:vAlign w:val="center"/>
-            <w:shd w:val="clear" w:color="auto" w:fill="066AAB"/>
-            <w:tcBorders>
-              <w:top w:val="single" w:sz="4" w:color="054D80"/>
-              <w:left w:val="single" w:sz="4" w:color="054D80"/>
-              <w:bottom w:val="single" w:sz="4" w:color="054D80"/>
-              <w:right w:val="single" w:sz="4" w:color="054D80"/>
-            </w:tcBorders>
-          </w:tcPr>
-          <w:p>
-            <w:pPr>
-              <w:spacing w:before="40" w:after="40"/>
-            </w:pPr>
-            <w:r>
-              <w:rPr>
-                <w:b/>
-                <w:color w:val="FFFFFF"/>
-                <w:sz w:val="20"/>
-              </w:rPr>
-              <w:t>Етап</w:t>
-            </w:r>
-          </w:p>
-        </w:tc>
-        <w:tc>
-          <w:tcPr>
-            <w:tcW w:type="dxa" w:w="3213"/>
-            <w:vAlign w:val="center"/>
-            <w:shd w:val="clear" w:color="auto" w:fill="066AAB"/>
-            <w:tcBorders>
-              <w:top w:val="single" w:sz="4" w:color="054D80"/>
-              <w:left w:val="single" w:sz="4" w:color="054D80"/>
-              <w:bottom w:val="single" w:sz="4" w:color="054D80"/>
-              <w:right w:val="single" w:sz="4" w:color="054D80"/>
-            </w:tcBorders>
-          </w:tcPr>
-          <w:p>
-            <w:pPr>
-              <w:spacing w:before="40" w:after="40"/>
-            </w:pPr>
-            <w:r>
-              <w:rPr>
-                <w:b/>
-                <w:color w:val="FFFFFF"/>
-                <w:sz w:val="20"/>
-              </w:rPr>
-              <w:t>Коли</w:t>
-            </w:r>
-          </w:p>
-        </w:tc>
-        <w:tc>
-          <w:tcPr>
-            <w:tcW w:type="dxa" w:w="3213"/>
-            <w:vAlign w:val="center"/>
-            <w:shd w:val="clear" w:color="auto" w:fill="066AAB"/>
-            <w:tcBorders>
-              <w:top w:val="single" w:sz="4" w:color="054D80"/>
-              <w:left w:val="single" w:sz="4" w:color="054D80"/>
-              <w:bottom w:val="single" w:sz="4" w:color="054D80"/>
-              <w:right w:val="single" w:sz="4" w:color="054D80"/>
-            </w:tcBorders>
-          </w:tcPr>
-          <w:p>
-            <w:pPr>
-              <w:spacing w:before="40" w:after="40"/>
-            </w:pPr>
-            <w:r>
-              <w:rPr>
-                <w:b/>
-                <w:color w:val="FFFFFF"/>
-                <w:sz w:val="20"/>
-              </w:rPr>
-              <w:t>Що бачить менеджер / керівництво</w:t>
-            </w:r>
-          </w:p>
-        </w:tc>
-      </w:tr>
-      <w:tr>
-        <w:tc>
-          <w:tcPr>
-            <w:tcW w:type="dxa" w:w="3213"/>
-            <w:vAlign w:val="center"/>
-            <w:tcBorders>
-              <w:top w:val="single" w:sz="4" w:color="D5DAE0"/>
-              <w:left w:val="single" w:sz="4" w:color="D5DAE0"/>
-              <w:bottom w:val="single" w:sz="4" w:color="D5DAE0"/>
-              <w:right w:val="single" w:sz="4" w:color="D5DAE0"/>
-            </w:tcBorders>
-          </w:tcPr>
-          <w:p>
-            <w:pPr>
-              <w:spacing w:before="60" w:after="60"/>
-            </w:pPr>
-            <w:r>
-              <w:rPr>
-                <w:b w:val="0"/>
-                <w:i w:val="0"/>
-                <w:sz w:val="20"/>
-              </w:rPr>
-              <w:t>Перший видимий результат у preview-середовищі</w:t>
-            </w:r>
-          </w:p>
-        </w:tc>
-        <w:tc>
-          <w:tcPr>
-            <w:tcW w:type="dxa" w:w="3213"/>
-            <w:vAlign w:val="center"/>
-            <w:tcBorders>
-              <w:top w:val="single" w:sz="4" w:color="D5DAE0"/>
-              <w:left w:val="single" w:sz="4" w:color="D5DAE0"/>
-              <w:bottom w:val="single" w:sz="4" w:color="D5DAE0"/>
-              <w:right w:val="single" w:sz="4" w:color="D5DAE0"/>
-            </w:tcBorders>
-          </w:tcPr>
-          <w:p>
-            <w:pPr>
-              <w:spacing w:before="60" w:after="60"/>
-            </w:pPr>
-            <w:r>
-              <w:rPr>
-                <w:b w:val="0"/>
-                <w:i w:val="0"/>
-                <w:sz w:val="20"/>
-              </w:rPr>
-              <w:t>1 тиждень</w:t>
-            </w:r>
-          </w:p>
-        </w:tc>
-        <w:tc>
-          <w:tcPr>
-            <w:tcW w:type="dxa" w:w="3213"/>
-            <w:vAlign w:val="center"/>
-            <w:tcBorders>
-              <w:top w:val="single" w:sz="4" w:color="D5DAE0"/>
-              <w:left w:val="single" w:sz="4" w:color="D5DAE0"/>
-              <w:bottom w:val="single" w:sz="4" w:color="D5DAE0"/>
-              <w:right w:val="single" w:sz="4" w:color="D5DAE0"/>
-            </w:tcBorders>
-          </w:tcPr>
-          <w:p>
-            <w:pPr>
-              <w:spacing w:before="60" w:after="60"/>
-            </w:pPr>
-            <w:r>
-              <w:rPr>
-                <w:b w:val="0"/>
-                <w:i w:val="0"/>
-                <w:sz w:val="20"/>
-              </w:rPr>
-              <w:t>Старт розробки видно і можна перевірити</w:t>
-            </w:r>
-          </w:p>
-        </w:tc>
-      </w:tr>
-      <w:tr>
-        <w:tc>
-          <w:tcPr>
-            <w:tcW w:type="dxa" w:w="3213"/>
-            <w:vAlign w:val="center"/>
-            <w:tcBorders>
-              <w:top w:val="single" w:sz="4" w:color="D5DAE0"/>
-              <w:left w:val="single" w:sz="4" w:color="D5DAE0"/>
-              <w:bottom w:val="single" w:sz="4" w:color="D5DAE0"/>
-              <w:right w:val="single" w:sz="4" w:color="D5DAE0"/>
-            </w:tcBorders>
-            <w:shd w:val="clear" w:color="auto" w:fill="F8FAFC"/>
-          </w:tcPr>
-          <w:p>
-            <w:pPr>
-              <w:spacing w:before="60" w:after="60"/>
-            </w:pPr>
-            <w:r>
-              <w:rPr>
-                <w:b w:val="0"/>
-                <w:i w:val="0"/>
-                <w:sz w:val="20"/>
-              </w:rPr>
-              <w:t xml:space="preserve">Перший прод-реліз: </w:t>
-            </w:r>
-            <w:r>
-              <w:rPr>
-                <w:b/>
-                <w:i w:val="0"/>
-                <w:sz w:val="20"/>
-              </w:rPr>
-              <w:t>Зустрічі у CRM</w:t>
+              <w:t>Зустрічі</w:t>
             </w:r>
           </w:p>
         </w:tc>
@@ -1521,7 +934,7 @@
                 <w:i w:val="0"/>
                 <w:sz w:val="20"/>
               </w:rPr>
-              <w:t>Менеджер припиняє користуватись окремим додатком зустрічей; фіксує візити з телефону</w:t>
+              <w:t>3-4 тижні</w:t>
             </w:r>
           </w:p>
         </w:tc>
@@ -1548,15 +961,32 @@
                 <w:i w:val="0"/>
                 <w:sz w:val="20"/>
               </w:rPr>
-              <w:t xml:space="preserve">Другий реліз: </w:t>
+              <w:t>Деталізація продажів</w:t>
             </w:r>
+          </w:p>
+        </w:tc>
+        <w:tc>
+          <w:tcPr>
+            <w:tcW w:type="dxa" w:w="3213"/>
+            <w:vAlign w:val="center"/>
+            <w:tcBorders>
+              <w:top w:val="single" w:sz="4" w:color="D5DAE0"/>
+              <w:left w:val="single" w:sz="4" w:color="D5DAE0"/>
+              <w:bottom w:val="single" w:sz="4" w:color="D5DAE0"/>
+              <w:right w:val="single" w:sz="4" w:color="D5DAE0"/>
+            </w:tcBorders>
+          </w:tcPr>
+          <w:p>
+            <w:pPr>
+              <w:spacing w:before="60" w:after="60"/>
+            </w:pPr>
             <w:r>
               <w:rPr>
-                <w:b/>
+                <w:b w:val="0"/>
                 <w:i w:val="0"/>
                 <w:sz w:val="20"/>
               </w:rPr>
-              <w:t>Історія продажів клієнта</w:t>
+              <w:t>1.5 тижні (паралельно з Зустрічами)</w:t>
             </w:r>
           </w:p>
         </w:tc>
@@ -1585,31 +1015,6 @@
             </w:r>
           </w:p>
         </w:tc>
-        <w:tc>
-          <w:tcPr>
-            <w:tcW w:type="dxa" w:w="3213"/>
-            <w:vAlign w:val="center"/>
-            <w:tcBorders>
-              <w:top w:val="single" w:sz="4" w:color="D5DAE0"/>
-              <w:left w:val="single" w:sz="4" w:color="D5DAE0"/>
-              <w:bottom w:val="single" w:sz="4" w:color="D5DAE0"/>
-              <w:right w:val="single" w:sz="4" w:color="D5DAE0"/>
-            </w:tcBorders>
-          </w:tcPr>
-          <w:p>
-            <w:pPr>
-              <w:spacing w:before="60" w:after="60"/>
-            </w:pPr>
-            <w:r>
-              <w:rPr>
-                <w:b w:val="0"/>
-                <w:i w:val="0"/>
-                <w:sz w:val="20"/>
-              </w:rPr>
-              <w:t>Менеджер відкриває drill-down покупок клієнта одним тапом; керівництво бачить аналітичні віджети</w:t>
-            </w:r>
-          </w:p>
-        </w:tc>
       </w:tr>
       <w:tr>
         <w:tc>
@@ -1631,14 +1036,6 @@
             <w:r>
               <w:rPr>
                 <w:b w:val="0"/>
-                <w:i w:val="0"/>
-                <w:sz w:val="20"/>
-              </w:rPr>
-              <w:t xml:space="preserve">Третій реліз: </w:t>
-            </w:r>
-            <w:r>
-              <w:rPr>
-                <w:b/>
                 <w:i w:val="0"/>
                 <w:sz w:val="20"/>
               </w:rPr>
@@ -1668,7 +1065,7 @@
                 <w:i w:val="0"/>
                 <w:sz w:val="20"/>
               </w:rPr>
-              <w:t>7-8 тижнів</w:t>
+              <w:t>1.5 тижні</w:t>
             </w:r>
           </w:p>
         </w:tc>
@@ -1694,7 +1091,7 @@
                 <w:i w:val="0"/>
                 <w:sz w:val="20"/>
               </w:rPr>
-              <w:t>Менеджер бачить заборгованість клієнта одразу при відкритті картки</w:t>
+              <w:t>7-8 тижнів</w:t>
             </w:r>
           </w:p>
         </w:tc>
@@ -1718,14 +1115,6 @@
             <w:r>
               <w:rPr>
                 <w:b w:val="0"/>
-                <w:i w:val="0"/>
-                <w:sz w:val="20"/>
-              </w:rPr>
-              <w:t xml:space="preserve">Четвертий реліз: </w:t>
-            </w:r>
-            <w:r>
-              <w:rPr>
-                <w:b/>
                 <w:i w:val="0"/>
                 <w:sz w:val="20"/>
               </w:rPr>
@@ -1754,7 +1143,7 @@
                 <w:i w:val="0"/>
                 <w:sz w:val="20"/>
               </w:rPr>
-              <w:t>8 тижнів</w:t>
+              <w:t>1 тиждень</w:t>
             </w:r>
           </w:p>
         </w:tc>
@@ -1779,7 +1168,7 @@
                 <w:i w:val="0"/>
                 <w:sz w:val="20"/>
               </w:rPr>
-              <w:t>Менеджер веде рекламації у CRM замість Telegram</w:t>
+              <w:t>8 тижнів</w:t>
             </w:r>
           </w:p>
         </w:tc>
@@ -1807,15 +1196,33 @@
                 <w:i w:val="0"/>
                 <w:sz w:val="20"/>
               </w:rPr>
-              <w:t xml:space="preserve">Останній реліз: </w:t>
+              <w:t>Замовлення / Реалізації</w:t>
             </w:r>
+          </w:p>
+        </w:tc>
+        <w:tc>
+          <w:tcPr>
+            <w:tcW w:type="dxa" w:w="3213"/>
+            <w:vAlign w:val="center"/>
+            <w:tcBorders>
+              <w:top w:val="single" w:sz="4" w:color="D5DAE0"/>
+              <w:left w:val="single" w:sz="4" w:color="D5DAE0"/>
+              <w:bottom w:val="single" w:sz="4" w:color="D5DAE0"/>
+              <w:right w:val="single" w:sz="4" w:color="D5DAE0"/>
+            </w:tcBorders>
+            <w:shd w:val="clear" w:color="auto" w:fill="F8FAFC"/>
+          </w:tcPr>
+          <w:p>
+            <w:pPr>
+              <w:spacing w:before="60" w:after="60"/>
+            </w:pPr>
             <w:r>
               <w:rPr>
-                <w:b/>
+                <w:b w:val="0"/>
                 <w:i w:val="0"/>
                 <w:sz w:val="20"/>
               </w:rPr>
-              <w:t>Замовлення з мобільного</w:t>
+              <w:t>3-4 тижні</w:t>
             </w:r>
           </w:p>
         </w:tc>
@@ -1845,32 +1252,6 @@
             </w:r>
           </w:p>
         </w:tc>
-        <w:tc>
-          <w:tcPr>
-            <w:tcW w:type="dxa" w:w="3213"/>
-            <w:vAlign w:val="center"/>
-            <w:tcBorders>
-              <w:top w:val="single" w:sz="4" w:color="D5DAE0"/>
-              <w:left w:val="single" w:sz="4" w:color="D5DAE0"/>
-              <w:bottom w:val="single" w:sz="4" w:color="D5DAE0"/>
-              <w:right w:val="single" w:sz="4" w:color="D5DAE0"/>
-            </w:tcBorders>
-            <w:shd w:val="clear" w:color="auto" w:fill="F8FAFC"/>
-          </w:tcPr>
-          <w:p>
-            <w:pPr>
-              <w:spacing w:before="60" w:after="60"/>
-            </w:pPr>
-            <w:r>
-              <w:rPr>
-                <w:b w:val="0"/>
-                <w:i w:val="0"/>
-                <w:sz w:val="20"/>
-              </w:rPr>
-              <w:t>Менеджер створює замовлення прямо у клієнта на зустрічі</w:t>
-            </w:r>
-          </w:p>
-        </w:tc>
       </w:tr>
     </w:tbl>
     <w:p>
@@ -1881,10 +1262,17 @@
     <w:p>
       <w:r>
         <w:rPr>
+          <w:b/>
+          <w:i w:val="0"/>
+        </w:rPr>
+        <w:t>Загалом:</w:t>
+      </w:r>
+      <w:r>
+        <w:rPr>
           <w:b w:val="0"/>
           <w:i w:val="0"/>
         </w:rPr>
-        <w:t>Між реліз-точками — preview-середовище доступне для перевірки у будь-який момент.</w:t>
+        <w:t xml:space="preserve"> ~2.5-3 місяці. 1С-розробка йде паралельно у власній черзі — це може зрушити терміни вправо, якщо черга затримується.</w:t>
       </w:r>
     </w:p>
     <w:p>
@@ -1905,7 +1293,7 @@
           <w:color w:val="081E2D"/>
           <w:sz w:val="32"/>
         </w:rPr>
-        <w:t>6. Інвестиції</w:t>
+        <w:t>5. Гроші</w:t>
       </w:r>
     </w:p>
     <w:p>
@@ -1918,7 +1306,7 @@
           <w:color w:val="334155"/>
           <w:sz w:val="26"/>
         </w:rPr>
-        <w:t>Щомісячні витрати</w:t>
+        <w:t>Щомісячні витрати на інфраструктуру</w:t>
       </w:r>
     </w:p>
     <w:tbl>
@@ -2007,7 +1395,7 @@
                 <w:color w:val="FFFFFF"/>
                 <w:sz w:val="20"/>
               </w:rPr>
-              <w:t>Призначення</w:t>
+              <w:t>Що дає</w:t>
             </w:r>
           </w:p>
         </w:tc>
@@ -2084,7 +1472,7 @@
                 <w:i w:val="0"/>
                 <w:sz w:val="20"/>
               </w:rPr>
-              <w:t>Резервне копіювання з можливістю відкату на будь-яку точку — для фінансових даних</w:t>
+              <w:t>Резервне копіювання з можливістю відкату до конкретного моменту + збільшений ліміт бази даних — для захисту фінансово-чутливих даних</w:t>
             </w:r>
           </w:p>
         </w:tc>
@@ -2164,7 +1552,7 @@
                 <w:i w:val="0"/>
                 <w:sz w:val="20"/>
               </w:rPr>
-              <w:t>Моніторинг помилок — швидке знаходження інцидентів у проді</w:t>
+              <w:t>Моніторинг помилок з відтворенням сесій користувача — швидке знаходження причин інцидентів</w:t>
             </w:r>
           </w:p>
         </w:tc>
@@ -2216,7 +1604,15 @@
                 <w:i w:val="0"/>
                 <w:sz w:val="20"/>
               </w:rPr>
-              <w:t>$51/місяць ($612/рік)</w:t>
+              <w:t>$51/місяць</w:t>
+            </w:r>
+            <w:r>
+              <w:rPr>
+                <w:b w:val="0"/>
+                <w:i w:val="0"/>
+                <w:sz w:val="20"/>
+              </w:rPr>
+              <w:t xml:space="preserve"> ($612/рік)</w:t>
             </w:r>
           </w:p>
         </w:tc>
@@ -2243,36 +1639,6 @@
       <w:pPr>
         <w:spacing w:after="80"/>
       </w:pPr>
-    </w:p>
-    <w:p>
-      <w:r>
-        <w:rPr>
-          <w:b/>
-          <w:i w:val="0"/>
-        </w:rPr>
-        <w:t>Для розуміння масштабу:</w:t>
-      </w:r>
-      <w:r>
-        <w:rPr>
-          <w:b w:val="0"/>
-          <w:i w:val="0"/>
-        </w:rPr>
-        <w:t xml:space="preserve"> $51/місяць — це вартість одного телефонного підключення, або </w:t>
-      </w:r>
-      <w:r>
-        <w:rPr>
-          <w:b/>
-          <w:i w:val="0"/>
-        </w:rPr>
-        <w:t>$2.40 на менеджера у місяць</w:t>
-      </w:r>
-      <w:r>
-        <w:rPr>
-          <w:b w:val="0"/>
-          <w:i w:val="0"/>
-        </w:rPr>
-        <w:t>. Одне додаткове замовлення, оформлене прямо у клієнта замість «через 4 години у офісі», повертає це багатократно.</w:t>
-      </w:r>
     </w:p>
     <w:p>
       <w:pPr>
@@ -2314,370 +1680,7 @@
           <w:color w:val="081E2D"/>
           <w:sz w:val="32"/>
         </w:rPr>
-        <w:t>7. Ризики</w:t>
-      </w:r>
-    </w:p>
-    <w:tbl>
-      <w:tblPr>
-        <w:tblW w:type="auto" w:w="0"/>
-        <w:jc w:val="center"/>
-        <w:tblLook w:firstColumn="1" w:firstRow="1" w:lastColumn="0" w:lastRow="0" w:noHBand="0" w:noVBand="1" w:val="04A0"/>
-      </w:tblPr>
-      <w:tblGrid>
-        <w:gridCol w:w="4819"/>
-        <w:gridCol w:w="4819"/>
-      </w:tblGrid>
-      <w:tr>
-        <w:tc>
-          <w:tcPr>
-            <w:tcW w:type="dxa" w:w="4819"/>
-            <w:vAlign w:val="center"/>
-            <w:shd w:val="clear" w:color="auto" w:fill="066AAB"/>
-            <w:tcBorders>
-              <w:top w:val="single" w:sz="4" w:color="054D80"/>
-              <w:left w:val="single" w:sz="4" w:color="054D80"/>
-              <w:bottom w:val="single" w:sz="4" w:color="054D80"/>
-              <w:right w:val="single" w:sz="4" w:color="054D80"/>
-            </w:tcBorders>
-          </w:tcPr>
-          <w:p>
-            <w:pPr>
-              <w:spacing w:before="40" w:after="40"/>
-            </w:pPr>
-            <w:r>
-              <w:rPr>
-                <w:b/>
-                <w:color w:val="FFFFFF"/>
-                <w:sz w:val="20"/>
-              </w:rPr>
-              <w:t>Ризик</w:t>
-            </w:r>
-          </w:p>
-        </w:tc>
-        <w:tc>
-          <w:tcPr>
-            <w:tcW w:type="dxa" w:w="4819"/>
-            <w:vAlign w:val="center"/>
-            <w:shd w:val="clear" w:color="auto" w:fill="066AAB"/>
-            <w:tcBorders>
-              <w:top w:val="single" w:sz="4" w:color="054D80"/>
-              <w:left w:val="single" w:sz="4" w:color="054D80"/>
-              <w:bottom w:val="single" w:sz="4" w:color="054D80"/>
-              <w:right w:val="single" w:sz="4" w:color="054D80"/>
-            </w:tcBorders>
-          </w:tcPr>
-          <w:p>
-            <w:pPr>
-              <w:spacing w:before="40" w:after="40"/>
-            </w:pPr>
-            <w:r>
-              <w:rPr>
-                <w:b/>
-                <w:color w:val="FFFFFF"/>
-                <w:sz w:val="20"/>
-              </w:rPr>
-              <w:t>Як покриваємо</w:t>
-            </w:r>
-          </w:p>
-        </w:tc>
-      </w:tr>
-      <w:tr>
-        <w:tc>
-          <w:tcPr>
-            <w:tcW w:type="dxa" w:w="4819"/>
-            <w:vAlign w:val="center"/>
-            <w:tcBorders>
-              <w:top w:val="single" w:sz="4" w:color="D5DAE0"/>
-              <w:left w:val="single" w:sz="4" w:color="D5DAE0"/>
-              <w:bottom w:val="single" w:sz="4" w:color="D5DAE0"/>
-              <w:right w:val="single" w:sz="4" w:color="D5DAE0"/>
-            </w:tcBorders>
-          </w:tcPr>
-          <w:p>
-            <w:pPr>
-              <w:spacing w:before="60" w:after="60"/>
-            </w:pPr>
-            <w:r>
-              <w:rPr>
-                <w:b w:val="0"/>
-                <w:i w:val="0"/>
-                <w:sz w:val="20"/>
-              </w:rPr>
-              <w:t>Черга 1С-розробника затримує блоки</w:t>
-            </w:r>
-          </w:p>
-        </w:tc>
-        <w:tc>
-          <w:tcPr>
-            <w:tcW w:type="dxa" w:w="4819"/>
-            <w:vAlign w:val="center"/>
-            <w:tcBorders>
-              <w:top w:val="single" w:sz="4" w:color="D5DAE0"/>
-              <w:left w:val="single" w:sz="4" w:color="D5DAE0"/>
-              <w:bottom w:val="single" w:sz="4" w:color="D5DAE0"/>
-              <w:right w:val="single" w:sz="4" w:color="D5DAE0"/>
-            </w:tcBorders>
-          </w:tcPr>
-          <w:p>
-            <w:pPr>
-              <w:spacing w:before="60" w:after="60"/>
-            </w:pPr>
-            <w:r>
-              <w:rPr>
-                <w:b w:val="0"/>
-                <w:i w:val="0"/>
-                <w:sz w:val="20"/>
-              </w:rPr>
-              <w:t>Повна специфікація на ВСІ 16 нових методів готова зараз — 1С стартує паралельно з нами; якщо є затримка, frontend готовий і чекає, не марнує час</w:t>
-            </w:r>
-          </w:p>
-        </w:tc>
-      </w:tr>
-      <w:tr>
-        <w:tc>
-          <w:tcPr>
-            <w:tcW w:type="dxa" w:w="4819"/>
-            <w:vAlign w:val="center"/>
-            <w:tcBorders>
-              <w:top w:val="single" w:sz="4" w:color="D5DAE0"/>
-              <w:left w:val="single" w:sz="4" w:color="D5DAE0"/>
-              <w:bottom w:val="single" w:sz="4" w:color="D5DAE0"/>
-              <w:right w:val="single" w:sz="4" w:color="D5DAE0"/>
-            </w:tcBorders>
-            <w:shd w:val="clear" w:color="auto" w:fill="F8FAFC"/>
-          </w:tcPr>
-          <w:p>
-            <w:pPr>
-              <w:spacing w:before="60" w:after="60"/>
-            </w:pPr>
-            <w:r>
-              <w:rPr>
-                <w:b w:val="0"/>
-                <w:i w:val="0"/>
-                <w:sz w:val="20"/>
-              </w:rPr>
-              <w:t>Менеджери чинять опір зміні звичного інструмента</w:t>
-            </w:r>
-          </w:p>
-        </w:tc>
-        <w:tc>
-          <w:tcPr>
-            <w:tcW w:type="dxa" w:w="4819"/>
-            <w:vAlign w:val="center"/>
-            <w:tcBorders>
-              <w:top w:val="single" w:sz="4" w:color="D5DAE0"/>
-              <w:left w:val="single" w:sz="4" w:color="D5DAE0"/>
-              <w:bottom w:val="single" w:sz="4" w:color="D5DAE0"/>
-              <w:right w:val="single" w:sz="4" w:color="D5DAE0"/>
-            </w:tcBorders>
-            <w:shd w:val="clear" w:color="auto" w:fill="F8FAFC"/>
-          </w:tcPr>
-          <w:p>
-            <w:pPr>
-              <w:spacing w:before="60" w:after="60"/>
-            </w:pPr>
-            <w:r>
-              <w:rPr>
-                <w:b w:val="0"/>
-                <w:i w:val="0"/>
-                <w:sz w:val="20"/>
-              </w:rPr>
-              <w:t>Canary-rollout: 1-2 менеджери протягом тижня перед загальним розгортанням; зберігаємо існуючу термінологію і workflow</w:t>
-            </w:r>
-          </w:p>
-        </w:tc>
-      </w:tr>
-      <w:tr>
-        <w:tc>
-          <w:tcPr>
-            <w:tcW w:type="dxa" w:w="4819"/>
-            <w:vAlign w:val="center"/>
-            <w:tcBorders>
-              <w:top w:val="single" w:sz="4" w:color="D5DAE0"/>
-              <w:left w:val="single" w:sz="4" w:color="D5DAE0"/>
-              <w:bottom w:val="single" w:sz="4" w:color="D5DAE0"/>
-              <w:right w:val="single" w:sz="4" w:color="D5DAE0"/>
-            </w:tcBorders>
-          </w:tcPr>
-          <w:p>
-            <w:pPr>
-              <w:spacing w:before="60" w:after="60"/>
-            </w:pPr>
-            <w:r>
-              <w:rPr>
-                <w:b w:val="0"/>
-                <w:i w:val="0"/>
-                <w:sz w:val="20"/>
-              </w:rPr>
-              <w:t>Геолокація погано працює у проблемних зонах (підвал, поганий сигнал)</w:t>
-            </w:r>
-          </w:p>
-        </w:tc>
-        <w:tc>
-          <w:tcPr>
-            <w:tcW w:type="dxa" w:w="4819"/>
-            <w:vAlign w:val="center"/>
-            <w:tcBorders>
-              <w:top w:val="single" w:sz="4" w:color="D5DAE0"/>
-              <w:left w:val="single" w:sz="4" w:color="D5DAE0"/>
-              <w:bottom w:val="single" w:sz="4" w:color="D5DAE0"/>
-              <w:right w:val="single" w:sz="4" w:color="D5DAE0"/>
-            </w:tcBorders>
-          </w:tcPr>
-          <w:p>
-            <w:pPr>
-              <w:spacing w:before="60" w:after="60"/>
-            </w:pPr>
-            <w:r>
-              <w:rPr>
-                <w:b w:val="0"/>
-                <w:i w:val="0"/>
-                <w:sz w:val="20"/>
-              </w:rPr>
-              <w:t>Альтернатива з ручним введенням адреси + явне повідомлення менеджеру про відмову GPS; конфігурований час очікування</w:t>
-            </w:r>
-          </w:p>
-        </w:tc>
-      </w:tr>
-    </w:tbl>
-    <w:p>
-      <w:pPr>
-        <w:spacing w:after="80"/>
-      </w:pPr>
-    </w:p>
-    <w:p>
-      <w:pPr>
-        <w:spacing w:before="80" w:after="80"/>
-        <w:pBdr>
-          <w:bottom w:val="single" w:sz="6" w:color="066AAB"/>
-        </w:pBdr>
-      </w:pPr>
-    </w:p>
-    <w:p>
-      <w:pPr>
-        <w:spacing w:before="280" w:after="120"/>
-      </w:pPr>
-      <w:r>
-        <w:rPr>
-          <w:b/>
-          <w:color w:val="081E2D"/>
-          <w:sz w:val="32"/>
-        </w:rPr>
-        <w:t>8. Що вже зроблено (проект готовий до розширення)</w:t>
-      </w:r>
-    </w:p>
-    <w:p>
-      <w:pPr>
-        <w:pStyle w:val="ListBullet"/>
-        <w:spacing w:after="40"/>
-        <w:ind w:left="340"/>
-      </w:pPr>
-      <w:r>
-        <w:rPr>
-          <w:b/>
-          <w:i w:val="0"/>
-        </w:rPr>
-        <w:t>3 модулі у проді з травня 2026</w:t>
-      </w:r>
-      <w:r>
-        <w:rPr>
-          <w:b w:val="0"/>
-          <w:i w:val="0"/>
-        </w:rPr>
-        <w:t>: Планування продажів, Мої клієнти (CRM-база), Огляд компанії. Щодня використовуються 21 менеджером і керівництвом.</w:t>
-      </w:r>
-    </w:p>
-    <w:p>
-      <w:pPr>
-        <w:pStyle w:val="ListBullet"/>
-        <w:spacing w:after="40"/>
-        <w:ind w:left="340"/>
-      </w:pPr>
-      <w:r>
-        <w:rPr>
-          <w:b/>
-          <w:i w:val="0"/>
-        </w:rPr>
-        <w:t>Інтеграція з 1С через 13 методів</w:t>
-      </w:r>
-      <w:r>
-        <w:rPr>
-          <w:b w:val="0"/>
-          <w:i w:val="0"/>
-        </w:rPr>
-        <w:t xml:space="preserve"> працює стабільно з січня 2026 — додаємо нові методи поверх перевіреного шару, не переписуючи його.</w:t>
-      </w:r>
-    </w:p>
-    <w:p>
-      <w:pPr>
-        <w:pStyle w:val="ListBullet"/>
-        <w:spacing w:after="40"/>
-        <w:ind w:left="340"/>
-      </w:pPr>
-      <w:r>
-        <w:rPr>
-          <w:b/>
-          <w:i w:val="0"/>
-        </w:rPr>
-        <w:t>Повна підготовча документація готова</w:t>
-      </w:r>
-      <w:r>
-        <w:rPr>
-          <w:b w:val="0"/>
-          <w:i w:val="0"/>
-        </w:rPr>
-        <w:t>: технічний план проекту, специфікація для 1С-розробника на 16 нових методів (1050 рядків з прикладами і edge cases), реєстр 17 архітектурних рішень з контекстом і наслідками, аудити трьох інтегрованих систем (старий додаток зустрічей, недороблена версія замовлень, чинна система рекламацій).</w:t>
-      </w:r>
-    </w:p>
-    <w:p>
-      <w:pPr>
-        <w:pStyle w:val="ListBullet"/>
-        <w:spacing w:after="40"/>
-        <w:ind w:left="340"/>
-      </w:pPr>
-      <w:r>
-        <w:rPr>
-          <w:b/>
-          <w:i w:val="0"/>
-        </w:rPr>
-        <w:t>Дизайн інтерфейсу зафіксовано</w:t>
-      </w:r>
-      <w:r>
-        <w:rPr>
-          <w:b w:val="0"/>
-          <w:i w:val="0"/>
-        </w:rPr>
-        <w:t>: дашборд зустрічей і форма зустрічі вже розроблені у нашому glass-стилі з акцентом на mobile-first.</w:t>
-      </w:r>
-    </w:p>
-    <w:p>
-      <w:r>
-        <w:rPr>
-          <w:b w:val="0"/>
-          <w:i w:val="0"/>
-        </w:rPr>
-        <w:t>Зрілість підготовки забезпечує що проект ведеться структуровано, з прозорою декомпозицією і трекінгом — не «на коліні».</w:t>
-      </w:r>
-    </w:p>
-    <w:p>
-      <w:pPr>
-        <w:spacing w:before="80" w:after="80"/>
-        <w:pBdr>
-          <w:bottom w:val="single" w:sz="6" w:color="066AAB"/>
-        </w:pBdr>
-      </w:pPr>
-    </w:p>
-    <w:p>
-      <w:pPr>
-        <w:spacing w:before="280" w:after="120"/>
-      </w:pPr>
-      <w:r>
-        <w:rPr>
-          <w:b/>
-          <w:color w:val="081E2D"/>
-          <w:sz w:val="32"/>
-        </w:rPr>
-        <w:t>9. Розподіл відповідальності</w:t>
+        <w:t>6. Хто виконує</w:t>
       </w:r>
     </w:p>
     <w:tbl>
@@ -2791,7 +1794,7 @@
                 <w:i w:val="0"/>
                 <w:sz w:val="20"/>
               </w:rPr>
-              <w:t>Узгодження черги 1С-розробника, підключення інфраструктурних сервісів (Supabase Pro, Sentry), інтеграція з Bitrix24 для рекламацій, тестування критичних потоків перед кожним релізом, координація між сторонами</w:t>
+              <w:t>Розробка інтерфейсу і всієї логіки CRM-блоків · підключення Supabase Pro і Sentry · інтеграція з Bitrix24 для блоку рекламацій · тестування критичних потоків перед кожним виходом блоку у роботу · координація з 1С-розробником</w:t>
             </w:r>
           </w:p>
         </w:tc>
@@ -2845,113 +1848,7 @@
                 <w:i w:val="0"/>
                 <w:sz w:val="20"/>
               </w:rPr>
-              <w:t>Реалізація 16 нових методів за специфікацією, точкові години протягом ~50% часу проекту по черзі по блоках</w:t>
-            </w:r>
-          </w:p>
-        </w:tc>
-      </w:tr>
-      <w:tr>
-        <w:tc>
-          <w:tcPr>
-            <w:tcW w:type="dxa" w:w="4819"/>
-            <w:vAlign w:val="center"/>
-            <w:tcBorders>
-              <w:top w:val="single" w:sz="4" w:color="D5DAE0"/>
-              <w:left w:val="single" w:sz="4" w:color="D5DAE0"/>
-              <w:bottom w:val="single" w:sz="4" w:color="D5DAE0"/>
-              <w:right w:val="single" w:sz="4" w:color="D5DAE0"/>
-            </w:tcBorders>
-          </w:tcPr>
-          <w:p>
-            <w:pPr>
-              <w:spacing w:before="60" w:after="60"/>
-            </w:pPr>
-            <w:r>
-              <w:rPr>
-                <w:b/>
-                <w:i w:val="0"/>
-                <w:sz w:val="20"/>
-              </w:rPr>
-              <w:t>Frontend-команда</w:t>
-            </w:r>
-          </w:p>
-        </w:tc>
-        <w:tc>
-          <w:tcPr>
-            <w:tcW w:type="dxa" w:w="4819"/>
-            <w:vAlign w:val="center"/>
-            <w:tcBorders>
-              <w:top w:val="single" w:sz="4" w:color="D5DAE0"/>
-              <w:left w:val="single" w:sz="4" w:color="D5DAE0"/>
-              <w:bottom w:val="single" w:sz="4" w:color="D5DAE0"/>
-              <w:right w:val="single" w:sz="4" w:color="D5DAE0"/>
-            </w:tcBorders>
-          </w:tcPr>
-          <w:p>
-            <w:pPr>
-              <w:spacing w:before="60" w:after="60"/>
-            </w:pPr>
-            <w:r>
-              <w:rPr>
-                <w:b w:val="0"/>
-                <w:i w:val="0"/>
-                <w:sz w:val="20"/>
-              </w:rPr>
-              <w:t>Розробка інтерфейсу і логіки CRM-блоків, написання специфікацій для 1С, повноваги ~10-13 робочих тижнів</w:t>
-            </w:r>
-          </w:p>
-        </w:tc>
-      </w:tr>
-      <w:tr>
-        <w:tc>
-          <w:tcPr>
-            <w:tcW w:type="dxa" w:w="4819"/>
-            <w:vAlign w:val="center"/>
-            <w:tcBorders>
-              <w:top w:val="single" w:sz="4" w:color="D5DAE0"/>
-              <w:left w:val="single" w:sz="4" w:color="D5DAE0"/>
-              <w:bottom w:val="single" w:sz="4" w:color="D5DAE0"/>
-              <w:right w:val="single" w:sz="4" w:color="D5DAE0"/>
-            </w:tcBorders>
-            <w:shd w:val="clear" w:color="auto" w:fill="F8FAFC"/>
-          </w:tcPr>
-          <w:p>
-            <w:pPr>
-              <w:spacing w:before="60" w:after="60"/>
-            </w:pPr>
-            <w:r>
-              <w:rPr>
-                <w:b/>
-                <w:i w:val="0"/>
-                <w:sz w:val="20"/>
-              </w:rPr>
-              <w:t>Bitrix24 admin</w:t>
-            </w:r>
-          </w:p>
-        </w:tc>
-        <w:tc>
-          <w:tcPr>
-            <w:tcW w:type="dxa" w:w="4819"/>
-            <w:vAlign w:val="center"/>
-            <w:tcBorders>
-              <w:top w:val="single" w:sz="4" w:color="D5DAE0"/>
-              <w:left w:val="single" w:sz="4" w:color="D5DAE0"/>
-              <w:bottom w:val="single" w:sz="4" w:color="D5DAE0"/>
-              <w:right w:val="single" w:sz="4" w:color="D5DAE0"/>
-            </w:tcBorders>
-            <w:shd w:val="clear" w:color="auto" w:fill="F8FAFC"/>
-          </w:tcPr>
-          <w:p>
-            <w:pPr>
-              <w:spacing w:before="60" w:after="60"/>
-            </w:pPr>
-            <w:r>
-              <w:rPr>
-                <w:b w:val="0"/>
-                <w:i w:val="0"/>
-                <w:sz w:val="20"/>
-              </w:rPr>
-              <w:t>Точкова робота у блоці рекламацій (~2-3 години сумарно)</w:t>
+              <w:t>Реалізація 16 нових методів за специфікацією, розподілено по блоках протягом проекту</w:t>
             </w:r>
           </w:p>
         </w:tc>
@@ -2980,673 +1877,20 @@
           <w:color w:val="081E2D"/>
           <w:sz w:val="32"/>
         </w:rPr>
-        <w:t>10. Що відбувається далі</w:t>
+        <w:t>7. Що отримаємо на виході</w:t>
       </w:r>
-    </w:p>
-    <w:tbl>
-      <w:tblPr>
-        <w:tblW w:type="auto" w:w="0"/>
-        <w:jc w:val="center"/>
-        <w:tblLook w:firstColumn="1" w:firstRow="1" w:lastColumn="0" w:lastRow="0" w:noHBand="0" w:noVBand="1" w:val="04A0"/>
-      </w:tblPr>
-      <w:tblGrid>
-        <w:gridCol w:w="3213"/>
-        <w:gridCol w:w="3213"/>
-        <w:gridCol w:w="3213"/>
-      </w:tblGrid>
-      <w:tr>
-        <w:tc>
-          <w:tcPr>
-            <w:tcW w:type="dxa" w:w="3213"/>
-            <w:vAlign w:val="center"/>
-            <w:shd w:val="clear" w:color="auto" w:fill="066AAB"/>
-            <w:tcBorders>
-              <w:top w:val="single" w:sz="4" w:color="054D80"/>
-              <w:left w:val="single" w:sz="4" w:color="054D80"/>
-              <w:bottom w:val="single" w:sz="4" w:color="054D80"/>
-              <w:right w:val="single" w:sz="4" w:color="054D80"/>
-            </w:tcBorders>
-          </w:tcPr>
-          <w:p>
-            <w:pPr>
-              <w:spacing w:before="40" w:after="40"/>
-            </w:pPr>
-            <w:r>
-              <w:rPr>
-                <w:b/>
-                <w:color w:val="FFFFFF"/>
-                <w:sz w:val="20"/>
-              </w:rPr>
-              <w:t>Крок</w:t>
-            </w:r>
-          </w:p>
-        </w:tc>
-        <w:tc>
-          <w:tcPr>
-            <w:tcW w:type="dxa" w:w="3213"/>
-            <w:vAlign w:val="center"/>
-            <w:shd w:val="clear" w:color="auto" w:fill="066AAB"/>
-            <w:tcBorders>
-              <w:top w:val="single" w:sz="4" w:color="054D80"/>
-              <w:left w:val="single" w:sz="4" w:color="054D80"/>
-              <w:bottom w:val="single" w:sz="4" w:color="054D80"/>
-              <w:right w:val="single" w:sz="4" w:color="054D80"/>
-            </w:tcBorders>
-          </w:tcPr>
-          <w:p>
-            <w:pPr>
-              <w:spacing w:before="40" w:after="40"/>
-            </w:pPr>
-            <w:r>
-              <w:rPr>
-                <w:b/>
-                <w:color w:val="FFFFFF"/>
-                <w:sz w:val="20"/>
-              </w:rPr>
-              <w:t>Хто</w:t>
-            </w:r>
-          </w:p>
-        </w:tc>
-        <w:tc>
-          <w:tcPr>
-            <w:tcW w:type="dxa" w:w="3213"/>
-            <w:vAlign w:val="center"/>
-            <w:shd w:val="clear" w:color="auto" w:fill="066AAB"/>
-            <w:tcBorders>
-              <w:top w:val="single" w:sz="4" w:color="054D80"/>
-              <w:left w:val="single" w:sz="4" w:color="054D80"/>
-              <w:bottom w:val="single" w:sz="4" w:color="054D80"/>
-              <w:right w:val="single" w:sz="4" w:color="054D80"/>
-            </w:tcBorders>
-          </w:tcPr>
-          <w:p>
-            <w:pPr>
-              <w:spacing w:before="40" w:after="40"/>
-            </w:pPr>
-            <w:r>
-              <w:rPr>
-                <w:b/>
-                <w:color w:val="FFFFFF"/>
-                <w:sz w:val="20"/>
-              </w:rPr>
-              <w:t>Терміни</w:t>
-            </w:r>
-          </w:p>
-        </w:tc>
-      </w:tr>
-      <w:tr>
-        <w:tc>
-          <w:tcPr>
-            <w:tcW w:type="dxa" w:w="3213"/>
-            <w:vAlign w:val="center"/>
-            <w:tcBorders>
-              <w:top w:val="single" w:sz="4" w:color="D5DAE0"/>
-              <w:left w:val="single" w:sz="4" w:color="D5DAE0"/>
-              <w:bottom w:val="single" w:sz="4" w:color="D5DAE0"/>
-              <w:right w:val="single" w:sz="4" w:color="D5DAE0"/>
-            </w:tcBorders>
-          </w:tcPr>
-          <w:p>
-            <w:pPr>
-              <w:spacing w:before="60" w:after="60"/>
-            </w:pPr>
-            <w:r>
-              <w:rPr>
-                <w:b w:val="0"/>
-                <w:i w:val="0"/>
-                <w:sz w:val="20"/>
-              </w:rPr>
-              <w:t>1. Передача готової специфікації 1С-розробнику + узгодження черги</w:t>
-            </w:r>
-          </w:p>
-        </w:tc>
-        <w:tc>
-          <w:tcPr>
-            <w:tcW w:type="dxa" w:w="3213"/>
-            <w:vAlign w:val="center"/>
-            <w:tcBorders>
-              <w:top w:val="single" w:sz="4" w:color="D5DAE0"/>
-              <w:left w:val="single" w:sz="4" w:color="D5DAE0"/>
-              <w:bottom w:val="single" w:sz="4" w:color="D5DAE0"/>
-              <w:right w:val="single" w:sz="4" w:color="D5DAE0"/>
-            </w:tcBorders>
-          </w:tcPr>
-          <w:p>
-            <w:pPr>
-              <w:spacing w:before="60" w:after="60"/>
-            </w:pPr>
-            <w:r>
-              <w:rPr>
-                <w:b w:val="0"/>
-                <w:i w:val="0"/>
-                <w:sz w:val="20"/>
-              </w:rPr>
-              <w:t>IT Director</w:t>
-            </w:r>
-          </w:p>
-        </w:tc>
-        <w:tc>
-          <w:tcPr>
-            <w:tcW w:type="dxa" w:w="3213"/>
-            <w:vAlign w:val="center"/>
-            <w:tcBorders>
-              <w:top w:val="single" w:sz="4" w:color="D5DAE0"/>
-              <w:left w:val="single" w:sz="4" w:color="D5DAE0"/>
-              <w:bottom w:val="single" w:sz="4" w:color="D5DAE0"/>
-              <w:right w:val="single" w:sz="4" w:color="D5DAE0"/>
-            </w:tcBorders>
-          </w:tcPr>
-          <w:p>
-            <w:pPr>
-              <w:spacing w:before="60" w:after="60"/>
-            </w:pPr>
-            <w:r>
-              <w:rPr>
-                <w:b w:val="0"/>
-                <w:i w:val="0"/>
-                <w:sz w:val="20"/>
-              </w:rPr>
-              <w:t>1-2 дні</w:t>
-            </w:r>
-          </w:p>
-        </w:tc>
-      </w:tr>
-      <w:tr>
-        <w:tc>
-          <w:tcPr>
-            <w:tcW w:type="dxa" w:w="3213"/>
-            <w:vAlign w:val="center"/>
-            <w:tcBorders>
-              <w:top w:val="single" w:sz="4" w:color="D5DAE0"/>
-              <w:left w:val="single" w:sz="4" w:color="D5DAE0"/>
-              <w:bottom w:val="single" w:sz="4" w:color="D5DAE0"/>
-              <w:right w:val="single" w:sz="4" w:color="D5DAE0"/>
-            </w:tcBorders>
-            <w:shd w:val="clear" w:color="auto" w:fill="F8FAFC"/>
-          </w:tcPr>
-          <w:p>
-            <w:pPr>
-              <w:spacing w:before="60" w:after="60"/>
-            </w:pPr>
-            <w:r>
-              <w:rPr>
-                <w:b w:val="0"/>
-                <w:i w:val="0"/>
-                <w:sz w:val="20"/>
-              </w:rPr>
-              <w:t>2. Підключення Supabase Pro</w:t>
-            </w:r>
-          </w:p>
-        </w:tc>
-        <w:tc>
-          <w:tcPr>
-            <w:tcW w:type="dxa" w:w="3213"/>
-            <w:vAlign w:val="center"/>
-            <w:tcBorders>
-              <w:top w:val="single" w:sz="4" w:color="D5DAE0"/>
-              <w:left w:val="single" w:sz="4" w:color="D5DAE0"/>
-              <w:bottom w:val="single" w:sz="4" w:color="D5DAE0"/>
-              <w:right w:val="single" w:sz="4" w:color="D5DAE0"/>
-            </w:tcBorders>
-            <w:shd w:val="clear" w:color="auto" w:fill="F8FAFC"/>
-          </w:tcPr>
-          <w:p>
-            <w:pPr>
-              <w:spacing w:before="60" w:after="60"/>
-            </w:pPr>
-            <w:r>
-              <w:rPr>
-                <w:b w:val="0"/>
-                <w:i w:val="0"/>
-                <w:sz w:val="20"/>
-              </w:rPr>
-              <w:t>IT Director</w:t>
-            </w:r>
-          </w:p>
-        </w:tc>
-        <w:tc>
-          <w:tcPr>
-            <w:tcW w:type="dxa" w:w="3213"/>
-            <w:vAlign w:val="center"/>
-            <w:tcBorders>
-              <w:top w:val="single" w:sz="4" w:color="D5DAE0"/>
-              <w:left w:val="single" w:sz="4" w:color="D5DAE0"/>
-              <w:bottom w:val="single" w:sz="4" w:color="D5DAE0"/>
-              <w:right w:val="single" w:sz="4" w:color="D5DAE0"/>
-            </w:tcBorders>
-            <w:shd w:val="clear" w:color="auto" w:fill="F8FAFC"/>
-          </w:tcPr>
-          <w:p>
-            <w:pPr>
-              <w:spacing w:before="60" w:after="60"/>
-            </w:pPr>
-            <w:r>
-              <w:rPr>
-                <w:b w:val="0"/>
-                <w:i w:val="0"/>
-                <w:sz w:val="20"/>
-              </w:rPr>
-              <w:t>5 хвилин</w:t>
-            </w:r>
-          </w:p>
-        </w:tc>
-      </w:tr>
-      <w:tr>
-        <w:tc>
-          <w:tcPr>
-            <w:tcW w:type="dxa" w:w="3213"/>
-            <w:vAlign w:val="center"/>
-            <w:tcBorders>
-              <w:top w:val="single" w:sz="4" w:color="D5DAE0"/>
-              <w:left w:val="single" w:sz="4" w:color="D5DAE0"/>
-              <w:bottom w:val="single" w:sz="4" w:color="D5DAE0"/>
-              <w:right w:val="single" w:sz="4" w:color="D5DAE0"/>
-            </w:tcBorders>
-          </w:tcPr>
-          <w:p>
-            <w:pPr>
-              <w:spacing w:before="60" w:after="60"/>
-            </w:pPr>
-            <w:r>
-              <w:rPr>
-                <w:b w:val="0"/>
-                <w:i w:val="0"/>
-                <w:sz w:val="20"/>
-              </w:rPr>
-              <w:t>3. Підключення Sentry</w:t>
-            </w:r>
-          </w:p>
-        </w:tc>
-        <w:tc>
-          <w:tcPr>
-            <w:tcW w:type="dxa" w:w="3213"/>
-            <w:vAlign w:val="center"/>
-            <w:tcBorders>
-              <w:top w:val="single" w:sz="4" w:color="D5DAE0"/>
-              <w:left w:val="single" w:sz="4" w:color="D5DAE0"/>
-              <w:bottom w:val="single" w:sz="4" w:color="D5DAE0"/>
-              <w:right w:val="single" w:sz="4" w:color="D5DAE0"/>
-            </w:tcBorders>
-          </w:tcPr>
-          <w:p>
-            <w:pPr>
-              <w:spacing w:before="60" w:after="60"/>
-            </w:pPr>
-            <w:r>
-              <w:rPr>
-                <w:b w:val="0"/>
-                <w:i w:val="0"/>
-                <w:sz w:val="20"/>
-              </w:rPr>
-              <w:t>IT Director</w:t>
-            </w:r>
-          </w:p>
-        </w:tc>
-        <w:tc>
-          <w:tcPr>
-            <w:tcW w:type="dxa" w:w="3213"/>
-            <w:vAlign w:val="center"/>
-            <w:tcBorders>
-              <w:top w:val="single" w:sz="4" w:color="D5DAE0"/>
-              <w:left w:val="single" w:sz="4" w:color="D5DAE0"/>
-              <w:bottom w:val="single" w:sz="4" w:color="D5DAE0"/>
-              <w:right w:val="single" w:sz="4" w:color="D5DAE0"/>
-            </w:tcBorders>
-          </w:tcPr>
-          <w:p>
-            <w:pPr>
-              <w:spacing w:before="60" w:after="60"/>
-            </w:pPr>
-            <w:r>
-              <w:rPr>
-                <w:b w:val="0"/>
-                <w:i w:val="0"/>
-                <w:sz w:val="20"/>
-              </w:rPr>
-              <w:t>0.5 дня</w:t>
-            </w:r>
-          </w:p>
-        </w:tc>
-      </w:tr>
-      <w:tr>
-        <w:tc>
-          <w:tcPr>
-            <w:tcW w:type="dxa" w:w="3213"/>
-            <w:vAlign w:val="center"/>
-            <w:tcBorders>
-              <w:top w:val="single" w:sz="4" w:color="D5DAE0"/>
-              <w:left w:val="single" w:sz="4" w:color="D5DAE0"/>
-              <w:bottom w:val="single" w:sz="4" w:color="D5DAE0"/>
-              <w:right w:val="single" w:sz="4" w:color="D5DAE0"/>
-            </w:tcBorders>
-            <w:shd w:val="clear" w:color="auto" w:fill="F8FAFC"/>
-          </w:tcPr>
-          <w:p>
-            <w:pPr>
-              <w:spacing w:before="60" w:after="60"/>
-            </w:pPr>
-            <w:r>
-              <w:rPr>
-                <w:b w:val="0"/>
-                <w:i w:val="0"/>
-                <w:sz w:val="20"/>
-              </w:rPr>
-              <w:t>4. Старт коду — підготовка схеми БД і безпеки</w:t>
-            </w:r>
-          </w:p>
-        </w:tc>
-        <w:tc>
-          <w:tcPr>
-            <w:tcW w:type="dxa" w:w="3213"/>
-            <w:vAlign w:val="center"/>
-            <w:tcBorders>
-              <w:top w:val="single" w:sz="4" w:color="D5DAE0"/>
-              <w:left w:val="single" w:sz="4" w:color="D5DAE0"/>
-              <w:bottom w:val="single" w:sz="4" w:color="D5DAE0"/>
-              <w:right w:val="single" w:sz="4" w:color="D5DAE0"/>
-            </w:tcBorders>
-            <w:shd w:val="clear" w:color="auto" w:fill="F8FAFC"/>
-          </w:tcPr>
-          <w:p>
-            <w:pPr>
-              <w:spacing w:before="60" w:after="60"/>
-            </w:pPr>
-            <w:r>
-              <w:rPr>
-                <w:b w:val="0"/>
-                <w:i w:val="0"/>
-                <w:sz w:val="20"/>
-              </w:rPr>
-              <w:t>Frontend</w:t>
-            </w:r>
-          </w:p>
-        </w:tc>
-        <w:tc>
-          <w:tcPr>
-            <w:tcW w:type="dxa" w:w="3213"/>
-            <w:vAlign w:val="center"/>
-            <w:tcBorders>
-              <w:top w:val="single" w:sz="4" w:color="D5DAE0"/>
-              <w:left w:val="single" w:sz="4" w:color="D5DAE0"/>
-              <w:bottom w:val="single" w:sz="4" w:color="D5DAE0"/>
-              <w:right w:val="single" w:sz="4" w:color="D5DAE0"/>
-            </w:tcBorders>
-            <w:shd w:val="clear" w:color="auto" w:fill="F8FAFC"/>
-          </w:tcPr>
-          <w:p>
-            <w:pPr>
-              <w:spacing w:before="60" w:after="60"/>
-            </w:pPr>
-            <w:r>
-              <w:rPr>
-                <w:b w:val="0"/>
-                <w:i w:val="0"/>
-                <w:sz w:val="20"/>
-              </w:rPr>
-              <w:t>2 дні</w:t>
-            </w:r>
-          </w:p>
-        </w:tc>
-      </w:tr>
-      <w:tr>
-        <w:tc>
-          <w:tcPr>
-            <w:tcW w:type="dxa" w:w="3213"/>
-            <w:vAlign w:val="center"/>
-            <w:tcBorders>
-              <w:top w:val="single" w:sz="4" w:color="D5DAE0"/>
-              <w:left w:val="single" w:sz="4" w:color="D5DAE0"/>
-              <w:bottom w:val="single" w:sz="4" w:color="D5DAE0"/>
-              <w:right w:val="single" w:sz="4" w:color="D5DAE0"/>
-            </w:tcBorders>
-          </w:tcPr>
-          <w:p>
-            <w:pPr>
-              <w:spacing w:before="60" w:after="60"/>
-            </w:pPr>
-            <w:r>
-              <w:rPr>
-                <w:b w:val="0"/>
-                <w:i w:val="0"/>
-                <w:sz w:val="20"/>
-              </w:rPr>
-              <w:t>5. Перші візуальні результати у preview-середовищі</w:t>
-            </w:r>
-          </w:p>
-        </w:tc>
-        <w:tc>
-          <w:tcPr>
-            <w:tcW w:type="dxa" w:w="3213"/>
-            <w:vAlign w:val="center"/>
-            <w:tcBorders>
-              <w:top w:val="single" w:sz="4" w:color="D5DAE0"/>
-              <w:left w:val="single" w:sz="4" w:color="D5DAE0"/>
-              <w:bottom w:val="single" w:sz="4" w:color="D5DAE0"/>
-              <w:right w:val="single" w:sz="4" w:color="D5DAE0"/>
-            </w:tcBorders>
-          </w:tcPr>
-          <w:p>
-            <w:pPr>
-              <w:spacing w:before="60" w:after="60"/>
-            </w:pPr>
-            <w:r>
-              <w:rPr>
-                <w:b w:val="0"/>
-                <w:i w:val="0"/>
-                <w:sz w:val="20"/>
-              </w:rPr>
-              <w:t>Frontend</w:t>
-            </w:r>
-          </w:p>
-        </w:tc>
-        <w:tc>
-          <w:tcPr>
-            <w:tcW w:type="dxa" w:w="3213"/>
-            <w:vAlign w:val="center"/>
-            <w:tcBorders>
-              <w:top w:val="single" w:sz="4" w:color="D5DAE0"/>
-              <w:left w:val="single" w:sz="4" w:color="D5DAE0"/>
-              <w:bottom w:val="single" w:sz="4" w:color="D5DAE0"/>
-              <w:right w:val="single" w:sz="4" w:color="D5DAE0"/>
-            </w:tcBorders>
-          </w:tcPr>
-          <w:p>
-            <w:pPr>
-              <w:spacing w:before="60" w:after="60"/>
-            </w:pPr>
-            <w:r>
-              <w:rPr>
-                <w:b w:val="0"/>
-                <w:i w:val="0"/>
-                <w:sz w:val="20"/>
-              </w:rPr>
-              <w:t>1 тиждень</w:t>
-            </w:r>
-          </w:p>
-        </w:tc>
-      </w:tr>
-      <w:tr>
-        <w:tc>
-          <w:tcPr>
-            <w:tcW w:type="dxa" w:w="3213"/>
-            <w:vAlign w:val="center"/>
-            <w:tcBorders>
-              <w:top w:val="single" w:sz="4" w:color="D5DAE0"/>
-              <w:left w:val="single" w:sz="4" w:color="D5DAE0"/>
-              <w:bottom w:val="single" w:sz="4" w:color="D5DAE0"/>
-              <w:right w:val="single" w:sz="4" w:color="D5DAE0"/>
-            </w:tcBorders>
-            <w:shd w:val="clear" w:color="auto" w:fill="F8FAFC"/>
-          </w:tcPr>
-          <w:p>
-            <w:pPr>
-              <w:spacing w:before="60" w:after="60"/>
-            </w:pPr>
-            <w:r>
-              <w:rPr>
-                <w:b w:val="0"/>
-                <w:i w:val="0"/>
-                <w:sz w:val="20"/>
-              </w:rPr>
-              <w:t>6. Тестування Блоку «Зустрічі» перед прод-релізом</w:t>
-            </w:r>
-          </w:p>
-        </w:tc>
-        <w:tc>
-          <w:tcPr>
-            <w:tcW w:type="dxa" w:w="3213"/>
-            <w:vAlign w:val="center"/>
-            <w:tcBorders>
-              <w:top w:val="single" w:sz="4" w:color="D5DAE0"/>
-              <w:left w:val="single" w:sz="4" w:color="D5DAE0"/>
-              <w:bottom w:val="single" w:sz="4" w:color="D5DAE0"/>
-              <w:right w:val="single" w:sz="4" w:color="D5DAE0"/>
-            </w:tcBorders>
-            <w:shd w:val="clear" w:color="auto" w:fill="F8FAFC"/>
-          </w:tcPr>
-          <w:p>
-            <w:pPr>
-              <w:spacing w:before="60" w:after="60"/>
-            </w:pPr>
-            <w:r>
-              <w:rPr>
-                <w:b w:val="0"/>
-                <w:i w:val="0"/>
-                <w:sz w:val="20"/>
-              </w:rPr>
-              <w:t>IT Director</w:t>
-            </w:r>
-          </w:p>
-        </w:tc>
-        <w:tc>
-          <w:tcPr>
-            <w:tcW w:type="dxa" w:w="3213"/>
-            <w:vAlign w:val="center"/>
-            <w:tcBorders>
-              <w:top w:val="single" w:sz="4" w:color="D5DAE0"/>
-              <w:left w:val="single" w:sz="4" w:color="D5DAE0"/>
-              <w:bottom w:val="single" w:sz="4" w:color="D5DAE0"/>
-              <w:right w:val="single" w:sz="4" w:color="D5DAE0"/>
-            </w:tcBorders>
-            <w:shd w:val="clear" w:color="auto" w:fill="F8FAFC"/>
-          </w:tcPr>
-          <w:p>
-            <w:pPr>
-              <w:spacing w:before="60" w:after="60"/>
-            </w:pPr>
-            <w:r>
-              <w:rPr>
-                <w:b w:val="0"/>
-                <w:i w:val="0"/>
-                <w:sz w:val="20"/>
-              </w:rPr>
-              <w:t>Останні 2 дні Блоку 1</w:t>
-            </w:r>
-          </w:p>
-        </w:tc>
-      </w:tr>
-      <w:tr>
-        <w:tc>
-          <w:tcPr>
-            <w:tcW w:type="dxa" w:w="3213"/>
-            <w:vAlign w:val="center"/>
-            <w:tcBorders>
-              <w:top w:val="single" w:sz="4" w:color="D5DAE0"/>
-              <w:left w:val="single" w:sz="4" w:color="D5DAE0"/>
-              <w:bottom w:val="single" w:sz="4" w:color="D5DAE0"/>
-              <w:right w:val="single" w:sz="4" w:color="D5DAE0"/>
-            </w:tcBorders>
-          </w:tcPr>
-          <w:p>
-            <w:pPr>
-              <w:spacing w:before="60" w:after="60"/>
-            </w:pPr>
-            <w:r>
-              <w:rPr>
-                <w:b w:val="0"/>
-                <w:i w:val="0"/>
-                <w:sz w:val="20"/>
-              </w:rPr>
-              <w:t>7. Перший прод-реліз Блоку «Зустрічі»</w:t>
-            </w:r>
-          </w:p>
-        </w:tc>
-        <w:tc>
-          <w:tcPr>
-            <w:tcW w:type="dxa" w:w="3213"/>
-            <w:vAlign w:val="center"/>
-            <w:tcBorders>
-              <w:top w:val="single" w:sz="4" w:color="D5DAE0"/>
-              <w:left w:val="single" w:sz="4" w:color="D5DAE0"/>
-              <w:bottom w:val="single" w:sz="4" w:color="D5DAE0"/>
-              <w:right w:val="single" w:sz="4" w:color="D5DAE0"/>
-            </w:tcBorders>
-          </w:tcPr>
-          <w:p>
-            <w:pPr>
-              <w:spacing w:before="60" w:after="60"/>
-            </w:pPr>
-            <w:r>
-              <w:rPr>
-                <w:b w:val="0"/>
-                <w:i w:val="0"/>
-                <w:sz w:val="20"/>
-              </w:rPr>
-              <w:t>Frontend + IT Director</w:t>
-            </w:r>
-          </w:p>
-        </w:tc>
-        <w:tc>
-          <w:tcPr>
-            <w:tcW w:type="dxa" w:w="3213"/>
-            <w:vAlign w:val="center"/>
-            <w:tcBorders>
-              <w:top w:val="single" w:sz="4" w:color="D5DAE0"/>
-              <w:left w:val="single" w:sz="4" w:color="D5DAE0"/>
-              <w:bottom w:val="single" w:sz="4" w:color="D5DAE0"/>
-              <w:right w:val="single" w:sz="4" w:color="D5DAE0"/>
-            </w:tcBorders>
-          </w:tcPr>
-          <w:p>
-            <w:pPr>
-              <w:spacing w:before="60" w:after="60"/>
-            </w:pPr>
-            <w:r>
-              <w:rPr>
-                <w:b w:val="0"/>
-                <w:i w:val="0"/>
-                <w:sz w:val="20"/>
-              </w:rPr>
-              <w:t>~3-4 тижні</w:t>
-            </w:r>
-          </w:p>
-        </w:tc>
-      </w:tr>
-    </w:tbl>
-    <w:p>
-      <w:pPr>
-        <w:spacing w:after="80"/>
-      </w:pPr>
     </w:p>
     <w:p>
       <w:pPr>
-        <w:spacing w:before="80" w:after="80"/>
-        <w:pBdr>
-          <w:bottom w:val="single" w:sz="6" w:color="066AAB"/>
-        </w:pBdr>
-      </w:pPr>
-    </w:p>
-    <w:p>
-      <w:pPr>
-        <w:spacing w:before="280" w:after="120"/>
+        <w:spacing w:before="200" w:after="80"/>
       </w:pPr>
       <w:r>
         <w:rPr>
           <w:b/>
-          <w:color w:val="081E2D"/>
-          <w:sz w:val="32"/>
+          <w:color w:val="334155"/>
+          <w:sz w:val="26"/>
         </w:rPr>
-        <w:t>Контакти для уточнень</w:t>
+        <w:t>Результат для менеджера</w:t>
       </w:r>
     </w:p>
     <w:p>
@@ -3660,7 +1904,7 @@
           <w:b w:val="0"/>
           <w:i w:val="0"/>
         </w:rPr>
-        <w:t>Технічна реалізація: IT Director EMET</w:t>
+        <w:t>Менеджер виконує всю щоденну роботу у CRM з телефона або ноутбука у будь-якому місці</w:t>
       </w:r>
     </w:p>
     <w:p>
@@ -3674,7 +1918,7 @@
           <w:b w:val="0"/>
           <w:i w:val="0"/>
         </w:rPr>
-        <w:t>Бізнес-логіка аналітичних віджетів: Керівник відділу продажу</w:t>
+        <w:t>Замовлення оформлюється прямо у клієнта на зустрічі, не повертаючись у офіс</w:t>
       </w:r>
     </w:p>
     <w:p>
@@ -3688,7 +1932,201 @@
           <w:b w:val="0"/>
           <w:i w:val="0"/>
         </w:rPr>
-        <w:t>1С реалізація: 1С-розробник EMET</w:t>
+        <w:t>Історія покупок клієнта доступна одним тапом під час розмови</w:t>
+      </w:r>
+    </w:p>
+    <w:p>
+      <w:pPr>
+        <w:pStyle w:val="ListBullet"/>
+        <w:spacing w:after="40"/>
+        <w:ind w:left="340"/>
+      </w:pPr>
+      <w:r>
+        <w:rPr>
+          <w:b w:val="0"/>
+          <w:i w:val="0"/>
+        </w:rPr>
+        <w:t>Дебіторка клієнта видно на його картці одразу</w:t>
+      </w:r>
+    </w:p>
+    <w:p>
+      <w:pPr>
+        <w:pStyle w:val="ListBullet"/>
+        <w:spacing w:after="40"/>
+        <w:ind w:left="340"/>
+      </w:pPr>
+      <w:r>
+        <w:rPr>
+          <w:b w:val="0"/>
+          <w:i w:val="0"/>
+        </w:rPr>
+        <w:t>Рекламації ведуться у структурованій секції CRM замість Telegram-каналу</w:t>
+      </w:r>
+    </w:p>
+    <w:p>
+      <w:pPr>
+        <w:pStyle w:val="ListBullet"/>
+        <w:spacing w:after="40"/>
+        <w:ind w:left="340"/>
+      </w:pPr>
+      <w:r>
+        <w:rPr>
+          <w:b w:val="0"/>
+          <w:i w:val="0"/>
+        </w:rPr>
+        <w:t>Зустрічі фіксуються з геолокацією без зайвих кроків</w:t>
+      </w:r>
+    </w:p>
+    <w:p>
+      <w:pPr>
+        <w:pStyle w:val="ListBullet"/>
+        <w:spacing w:after="40"/>
+        <w:ind w:left="340"/>
+      </w:pPr>
+      <w:r>
+        <w:rPr>
+          <w:b w:val="0"/>
+          <w:i w:val="0"/>
+        </w:rPr>
+        <w:t>Доступ до 1С менеджеру більше не потрібен у щоденній роботі</w:t>
+      </w:r>
+    </w:p>
+    <w:p>
+      <w:pPr>
+        <w:spacing w:before="200" w:after="80"/>
+      </w:pPr>
+      <w:r>
+        <w:rPr>
+          <w:b/>
+          <w:color w:val="334155"/>
+          <w:sz w:val="26"/>
+        </w:rPr>
+        <w:t>Результат для керівництва</w:t>
+      </w:r>
+    </w:p>
+    <w:p>
+      <w:pPr>
+        <w:pStyle w:val="ListBullet"/>
+        <w:spacing w:after="40"/>
+        <w:ind w:left="340"/>
+      </w:pPr>
+      <w:r>
+        <w:rPr>
+          <w:b w:val="0"/>
+          <w:i w:val="0"/>
+        </w:rPr>
+        <w:t>Живі аналітичні віджети у системі замість ручних Excel-вивантажень</w:t>
+      </w:r>
+    </w:p>
+    <w:p>
+      <w:pPr>
+        <w:pStyle w:val="ListBullet"/>
+        <w:spacing w:after="40"/>
+        <w:ind w:left="340"/>
+      </w:pPr>
+      <w:r>
+        <w:rPr>
+          <w:b w:val="0"/>
+          <w:i w:val="0"/>
+        </w:rPr>
+        <w:t>Автоматичний розрахунок переможців конкурсу «Найкращий менеджер по ТМ» за діючими умовами, з виключенням закупок спікерів і фільтрами по виконанню планів</w:t>
+      </w:r>
+    </w:p>
+    <w:p>
+      <w:pPr>
+        <w:pStyle w:val="ListBullet"/>
+        <w:spacing w:after="40"/>
+        <w:ind w:left="340"/>
+      </w:pPr>
+      <w:r>
+        <w:rPr>
+          <w:b w:val="0"/>
+          <w:i w:val="0"/>
+        </w:rPr>
+        <w:t>Деталізація продажів по клієнтах — для звітів і прийняття рішень</w:t>
+      </w:r>
+    </w:p>
+    <w:p>
+      <w:pPr>
+        <w:pStyle w:val="ListBullet"/>
+        <w:spacing w:after="40"/>
+        <w:ind w:left="340"/>
+      </w:pPr>
+      <w:r>
+        <w:rPr>
+          <w:b w:val="0"/>
+          <w:i w:val="0"/>
+        </w:rPr>
+        <w:t>Огляд дебіторки і її aging — без походів у 1С</w:t>
+      </w:r>
+    </w:p>
+    <w:p>
+      <w:pPr>
+        <w:spacing w:before="200" w:after="80"/>
+      </w:pPr>
+      <w:r>
+        <w:rPr>
+          <w:b/>
+          <w:color w:val="334155"/>
+          <w:sz w:val="26"/>
+        </w:rPr>
+        <w:t>Результат для системи</w:t>
+      </w:r>
+    </w:p>
+    <w:p>
+      <w:pPr>
+        <w:pStyle w:val="ListBullet"/>
+        <w:spacing w:after="40"/>
+        <w:ind w:left="340"/>
+      </w:pPr>
+      <w:r>
+        <w:rPr>
+          <w:b w:val="0"/>
+          <w:i w:val="0"/>
+        </w:rPr>
+        <w:t>6 робочих модулів у CRM (3 існуючих + 3 нових)</w:t>
+      </w:r>
+    </w:p>
+    <w:p>
+      <w:pPr>
+        <w:pStyle w:val="ListBullet"/>
+        <w:spacing w:after="40"/>
+        <w:ind w:left="340"/>
+      </w:pPr>
+      <w:r>
+        <w:rPr>
+          <w:b w:val="0"/>
+          <w:i w:val="0"/>
+        </w:rPr>
+        <w:t>Захист фінансово-чутливих даних через політики доступу і резервне копіювання</w:t>
+      </w:r>
+    </w:p>
+    <w:p>
+      <w:pPr>
+        <w:pStyle w:val="ListBullet"/>
+        <w:spacing w:after="40"/>
+        <w:ind w:left="340"/>
+      </w:pPr>
+      <w:r>
+        <w:rPr>
+          <w:b w:val="0"/>
+          <w:i w:val="0"/>
+        </w:rPr>
+        <w:t>Моніторинг помилок у роботі через Sentry</w:t>
+      </w:r>
+    </w:p>
+    <w:p>
+      <w:pPr>
+        <w:pStyle w:val="ListBullet"/>
+        <w:spacing w:after="40"/>
+        <w:ind w:left="340"/>
+      </w:pPr>
+      <w:r>
+        <w:rPr>
+          <w:b w:val="0"/>
+          <w:i w:val="0"/>
+        </w:rPr>
+        <w:t>Документація проекту з реєстром рішень фіксує контекст для подальшого розвитку</w:t>
       </w:r>
     </w:p>
     <w:p>
@@ -3709,7 +2147,7 @@
           <w:color w:val="64748B"/>
           <w:sz w:val="20"/>
         </w:rPr>
-        <w:t>Документ оновлюється при будь-якому значному уточненні. Поточна версія 5.0 (2026-06-02).</w:t>
+        <w:t>Поточна версія 7.0 (2026-06-02). Документ оновлюється при будь-якому значному уточненні.</w:t>
       </w:r>
     </w:p>
     <w:sectPr>

--- a/docs/EXECUTIVE_SUMMARY.docx
+++ b/docs/EXECUTIVE_SUMMARY.docx
@@ -108,7 +108,7 @@
           <w:b w:val="0"/>
           <w:i w:val="0"/>
         </w:rPr>
-        <w:t xml:space="preserve"> 21 менеджер відділу продажу + керівництво відділу.</w:t>
+        <w:t xml:space="preserve"> менеджери відділу продажу + керівництво відділу.</w:t>
       </w:r>
     </w:p>
     <w:p>
@@ -124,24 +124,7 @@
           <w:b w:val="0"/>
           <w:i w:val="0"/>
         </w:rPr>
-        <w:t xml:space="preserve"> зараз менеджер всю щоденну роботу виконує у 1С, яка живе на офісному сервері. Це означає: щоб занести замовлення після зустрічі, переглянути історію клієнта чи перевірити дебіторку — потрібен ноутбук у офісі. Розширюємо існуючу систему </w:t>
-      </w:r>
-      <w:r>
-        <w:rPr>
-          <w:rFonts w:ascii="Consolas" w:hAnsi="Consolas"/>
-          <w:b w:val="0"/>
-          <w:i w:val="0"/>
-          <w:color w:val="334155"/>
-          <w:sz w:val="20"/>
-        </w:rPr>
-        <w:t>sales-planning</w:t>
-      </w:r>
-      <w:r>
-        <w:rPr>
-          <w:b w:val="0"/>
-          <w:i w:val="0"/>
-        </w:rPr>
-        <w:t xml:space="preserve"> так, щоб менеджер виконував усю цю роботу з телефона чи планшета у будь-якому місці — у машині між візитами, на зустрічі у клієнта, з дому. 1С залишається як база даних компанії, але прямого доступу менеджера до неї більше не потрібно.</w:t>
+        <w:t xml:space="preserve"> винести щоденну роботу менеджера з 1С у мобільну CRM, щоб працювати з телефона у полі. 1С залишається базою даних.</w:t>
       </w:r>
     </w:p>
     <w:p>
@@ -251,28 +234,29 @@
           <w:color w:val="334155"/>
           <w:sz w:val="26"/>
         </w:rPr>
-        <w:t>Нові модулі (додаємо)</w:t>
+        <w:t>Зустрічі — переносимо з існуючої СРМ Встречі і об'єднуємо</w:t>
       </w:r>
     </w:p>
     <w:p>
-      <w:pPr>
-        <w:pStyle w:val="ListBullet"/>
-        <w:spacing w:after="40"/>
-        <w:ind w:left="340"/>
-      </w:pPr>
-      <w:r>
-        <w:rPr>
-          <w:b/>
-          <w:i w:val="0"/>
-        </w:rPr>
-        <w:t>Зустрічі</w:t>
-      </w:r>
       <w:r>
         <w:rPr>
           <w:b w:val="0"/>
           <w:i w:val="0"/>
         </w:rPr>
-        <w:t xml:space="preserve"> — фіксація зустрічей з геолокацією, з мобільного у полі</w:t>
+        <w:t>Функціонал зустрічей зараз живе у окремій СРМ Встречі (meeting-4.0). Переносимо його у нашу CRM з покращеннями: стабільніша геолокація, мобільна форма створення і редагування зустрічі, фонова синхронізація з 1С, синхронізація з Google Calendar.</w:t>
+      </w:r>
+    </w:p>
+    <w:p>
+      <w:pPr>
+        <w:spacing w:before="200" w:after="80"/>
+      </w:pPr>
+      <w:r>
+        <w:rPr>
+          <w:b/>
+          <w:color w:val="334155"/>
+          <w:sz w:val="26"/>
+        </w:rPr>
+        <w:t>Нові модулі (розробляємо з нуля)</w:t>
       </w:r>
     </w:p>
     <w:p>

--- a/docs/EXECUTIVE_SUMMARY.docx
+++ b/docs/EXECUTIVE_SUMMARY.docx
@@ -41,7 +41,7 @@
           <w:b w:val="0"/>
           <w:i w:val="0"/>
         </w:rPr>
-        <w:t xml:space="preserve"> 7.0 · </w:t>
+        <w:t xml:space="preserve"> 8.0 · </w:t>
       </w:r>
       <w:r>
         <w:rPr>
@@ -128,288 +128,26 @@
       </w:r>
     </w:p>
     <w:p>
-      <w:pPr>
-        <w:spacing w:before="80" w:after="80"/>
-        <w:pBdr>
-          <w:bottom w:val="single" w:sz="6" w:color="066AAB"/>
-        </w:pBdr>
-      </w:pPr>
-    </w:p>
-    <w:p>
-      <w:pPr>
-        <w:spacing w:before="280" w:after="120"/>
-      </w:pPr>
       <w:r>
         <w:rPr>
-          <w:b/>
-          <w:color w:val="081E2D"/>
-          <w:sz w:val="32"/>
+          <w:b w:val="0"/>
+          <w:i w:val="0"/>
         </w:rPr>
-        <w:t>2. Що буде у складі продукту</w:t>
+        <w:t xml:space="preserve">Це </w:t>
       </w:r>
-    </w:p>
-    <w:p>
-      <w:pPr>
-        <w:spacing w:before="200" w:after="80"/>
-      </w:pPr>
-      <w:r>
-        <w:rPr>
-          <w:b/>
-          <w:color w:val="334155"/>
-          <w:sz w:val="26"/>
-        </w:rPr>
-        <w:t>Існуючі модулі (вже у роботі з травня 2026)</w:t>
-      </w:r>
-    </w:p>
-    <w:p>
-      <w:pPr>
-        <w:pStyle w:val="ListBullet"/>
-        <w:spacing w:after="40"/>
-        <w:ind w:left="340"/>
-      </w:pPr>
       <w:r>
         <w:rPr>
           <w:b/>
           <w:i w:val="0"/>
         </w:rPr>
-        <w:t>Планування продажів</w:t>
+        <w:t>стратегічна зміна інструменту</w:t>
       </w:r>
       <w:r>
         <w:rPr>
           <w:b w:val="0"/>
           <w:i w:val="0"/>
         </w:rPr>
-        <w:t xml:space="preserve"> — менеджери планують місячні цілі по 9 ТМ, керівництво бачить заповнюваність</w:t>
-      </w:r>
-    </w:p>
-    <w:p>
-      <w:pPr>
-        <w:pStyle w:val="ListBullet"/>
-        <w:spacing w:after="40"/>
-        <w:ind w:left="340"/>
-      </w:pPr>
-      <w:r>
-        <w:rPr>
-          <w:b/>
-          <w:i w:val="0"/>
-        </w:rPr>
-        <w:t>Мої клієнти</w:t>
-      </w:r>
-      <w:r>
-        <w:rPr>
-          <w:b w:val="0"/>
-          <w:i w:val="0"/>
-        </w:rPr>
-        <w:t xml:space="preserve"> — клієнтська база менеджера з фільтрами і деталізацією</w:t>
-      </w:r>
-    </w:p>
-    <w:p>
-      <w:pPr>
-        <w:pStyle w:val="ListBullet"/>
-        <w:spacing w:after="40"/>
-        <w:ind w:left="340"/>
-      </w:pPr>
-      <w:r>
-        <w:rPr>
-          <w:b/>
-          <w:i w:val="0"/>
-        </w:rPr>
-        <w:t>Огляд компанії</w:t>
-      </w:r>
-      <w:r>
-        <w:rPr>
-          <w:b w:val="0"/>
-          <w:i w:val="0"/>
-        </w:rPr>
-        <w:t xml:space="preserve"> — виконання плану по регіонах і брендах для керівництва</w:t>
-      </w:r>
-    </w:p>
-    <w:p>
-      <w:pPr>
-        <w:spacing w:before="200" w:after="80"/>
-      </w:pPr>
-      <w:r>
-        <w:rPr>
-          <w:b/>
-          <w:color w:val="334155"/>
-          <w:sz w:val="26"/>
-        </w:rPr>
-        <w:t>Зустрічі — переносимо з існуючої СРМ Встречі і об'єднуємо</w:t>
-      </w:r>
-    </w:p>
-    <w:p>
-      <w:r>
-        <w:rPr>
-          <w:b w:val="0"/>
-          <w:i w:val="0"/>
-        </w:rPr>
-        <w:t>Функціонал зустрічей зараз живе у окремій СРМ Встречі (meeting-4.0). Переносимо його у нашу CRM з покращеннями: стабільніша геолокація, мобільна форма створення і редагування зустрічі, фонова синхронізація з 1С, синхронізація з Google Calendar.</w:t>
-      </w:r>
-    </w:p>
-    <w:p>
-      <w:pPr>
-        <w:spacing w:before="200" w:after="80"/>
-      </w:pPr>
-      <w:r>
-        <w:rPr>
-          <w:b/>
-          <w:color w:val="334155"/>
-          <w:sz w:val="26"/>
-        </w:rPr>
-        <w:t>Нові модулі (розробляємо з нуля)</w:t>
-      </w:r>
-    </w:p>
-    <w:p>
-      <w:pPr>
-        <w:pStyle w:val="ListBullet"/>
-        <w:spacing w:after="40"/>
-        <w:ind w:left="340"/>
-      </w:pPr>
-      <w:r>
-        <w:rPr>
-          <w:b/>
-          <w:i w:val="0"/>
-        </w:rPr>
-        <w:t>Деталізація продажів</w:t>
-      </w:r>
-      <w:r>
-        <w:rPr>
-          <w:b w:val="0"/>
-          <w:i w:val="0"/>
-        </w:rPr>
-        <w:t xml:space="preserve"> — рядкова історія покупок клієнта (з 2025) одним тапом на картці клієнта; для керівництва — автоматичні аналітичні віджети (виконання плану, найкращі менеджери по ТМ за конкурсом, дебіторка по регіонах)</w:t>
-      </w:r>
-    </w:p>
-    <w:p>
-      <w:pPr>
-        <w:pStyle w:val="ListBullet"/>
-        <w:spacing w:after="40"/>
-        <w:ind w:left="340"/>
-      </w:pPr>
-      <w:r>
-        <w:rPr>
-          <w:b/>
-          <w:i w:val="0"/>
-        </w:rPr>
-        <w:t>Дебіторка</w:t>
-      </w:r>
-      <w:r>
-        <w:rPr>
-          <w:b w:val="0"/>
-          <w:i w:val="0"/>
-        </w:rPr>
-        <w:t xml:space="preserve"> — список і деталізація заборгованості клієнтів, віджет на картці</w:t>
-      </w:r>
-    </w:p>
-    <w:p>
-      <w:pPr>
-        <w:pStyle w:val="ListBullet"/>
-        <w:spacing w:after="40"/>
-        <w:ind w:left="340"/>
-      </w:pPr>
-      <w:r>
-        <w:rPr>
-          <w:b/>
-          <w:i w:val="0"/>
-        </w:rPr>
-        <w:t>Рекламації</w:t>
-      </w:r>
-      <w:r>
-        <w:rPr>
-          <w:b w:val="0"/>
-          <w:i w:val="0"/>
-        </w:rPr>
-        <w:t xml:space="preserve"> — нова секція CRM з прив'язкою до клієнта замість поточного загального Telegram-каналу</w:t>
-      </w:r>
-    </w:p>
-    <w:p>
-      <w:pPr>
-        <w:pStyle w:val="ListBullet"/>
-        <w:spacing w:after="40"/>
-        <w:ind w:left="340"/>
-      </w:pPr>
-      <w:r>
-        <w:rPr>
-          <w:b/>
-          <w:i w:val="0"/>
-        </w:rPr>
-        <w:t>Замовлення / Реалізації</w:t>
-      </w:r>
-      <w:r>
-        <w:rPr>
-          <w:b w:val="0"/>
-          <w:i w:val="0"/>
-        </w:rPr>
-        <w:t xml:space="preserve"> — створення з мобільного, з кошиком, вибором контракту, перевіркою наявності, gift-логікою</w:t>
-      </w:r>
-    </w:p>
-    <w:p>
-      <w:pPr>
-        <w:spacing w:before="200" w:after="80"/>
-      </w:pPr>
-      <w:r>
-        <w:rPr>
-          <w:b/>
-          <w:color w:val="334155"/>
-          <w:sz w:val="26"/>
-        </w:rPr>
-        <w:t>Інтеграції</w:t>
-      </w:r>
-    </w:p>
-    <w:p>
-      <w:pPr>
-        <w:pStyle w:val="ListBullet"/>
-        <w:spacing w:after="40"/>
-        <w:ind w:left="340"/>
-      </w:pPr>
-      <w:r>
-        <w:rPr>
-          <w:b w:val="0"/>
-          <w:i w:val="0"/>
-        </w:rPr>
-        <w:t>1С — для всіх бізнес-даних (продажі, клієнти, дебіторка, замовлення)</w:t>
-      </w:r>
-    </w:p>
-    <w:p>
-      <w:pPr>
-        <w:pStyle w:val="ListBullet"/>
-        <w:spacing w:after="40"/>
-        <w:ind w:left="340"/>
-      </w:pPr>
-      <w:r>
-        <w:rPr>
-          <w:b w:val="0"/>
-          <w:i w:val="0"/>
-        </w:rPr>
-        <w:t>Google Calendar — для синхронізації зустрічей у календар менеджера</w:t>
-      </w:r>
-    </w:p>
-    <w:p>
-      <w:pPr>
-        <w:pStyle w:val="ListBullet"/>
-        <w:spacing w:after="40"/>
-        <w:ind w:left="340"/>
-      </w:pPr>
-      <w:r>
-        <w:rPr>
-          <w:b w:val="0"/>
-          <w:i w:val="0"/>
-        </w:rPr>
-        <w:t>Bitrix24 + Telegram-бот — як існуюча база для блоку рекламацій (додаємо UI у CRM, наявну систему не ламаємо)</w:t>
-      </w:r>
-    </w:p>
-    <w:p>
-      <w:pPr>
-        <w:pStyle w:val="ListBullet"/>
-        <w:spacing w:after="40"/>
-        <w:ind w:left="340"/>
-      </w:pPr>
-      <w:r>
-        <w:rPr>
-          <w:b w:val="0"/>
-          <w:i w:val="0"/>
-        </w:rPr>
-        <w:t>Sentry — моніторинг помилок системи у роботі</w:t>
+        <w:t xml:space="preserve"> відділу продажу — не точкове покращення. Поточна система перетворюється з модуля планування у повноцінну CRM, яка покриває весь робочий день менеджера від зустрічі до замовлення і рекламації.</w:t>
       </w:r>
     </w:p>
     <w:p>
@@ -430,7 +168,7 @@
           <w:color w:val="081E2D"/>
           <w:sz w:val="32"/>
         </w:rPr>
-        <w:t>3. Що вже зроблено</w:t>
+        <w:t>2. Що працює зараз технічно</w:t>
       </w:r>
     </w:p>
     <w:p>
@@ -443,236 +181,7 @@
           <w:color w:val="334155"/>
           <w:sz w:val="26"/>
         </w:rPr>
-        <w:t>Працююча система</w:t>
-      </w:r>
-    </w:p>
-    <w:p>
-      <w:pPr>
-        <w:pStyle w:val="ListBullet"/>
-        <w:spacing w:after="40"/>
-        <w:ind w:left="340"/>
-      </w:pPr>
-      <w:r>
-        <w:rPr>
-          <w:b w:val="0"/>
-          <w:i w:val="0"/>
-        </w:rPr>
-        <w:t>3 модулі у роботі з травня 2026, щодня використовуються 21 менеджером</w:t>
-      </w:r>
-    </w:p>
-    <w:p>
-      <w:pPr>
-        <w:pStyle w:val="ListBullet"/>
-        <w:spacing w:after="40"/>
-        <w:ind w:left="340"/>
-      </w:pPr>
-      <w:r>
-        <w:rPr>
-          <w:b w:val="0"/>
-          <w:i w:val="0"/>
-        </w:rPr>
-        <w:t>13 методів інтеграції з 1С працюють стабільно з січня 2026</w:t>
-      </w:r>
-    </w:p>
-    <w:p>
-      <w:pPr>
-        <w:pStyle w:val="ListBullet"/>
-        <w:spacing w:after="40"/>
-        <w:ind w:left="340"/>
-      </w:pPr>
-      <w:r>
-        <w:rPr>
-          <w:b w:val="0"/>
-          <w:i w:val="0"/>
-        </w:rPr>
-        <w:t>240 автоматичних тестів + перевірка цілісності перед кожним оновленням</w:t>
-      </w:r>
-    </w:p>
-    <w:p>
-      <w:pPr>
-        <w:pStyle w:val="ListBullet"/>
-        <w:spacing w:after="40"/>
-        <w:ind w:left="340"/>
-      </w:pPr>
-      <w:r>
-        <w:rPr>
-          <w:b w:val="0"/>
-          <w:i w:val="0"/>
-        </w:rPr>
-        <w:t>Адаптивний інтерфейс для телефонів і планшетів</w:t>
-      </w:r>
-    </w:p>
-    <w:p>
-      <w:pPr>
-        <w:spacing w:before="200" w:after="80"/>
-      </w:pPr>
-      <w:r>
-        <w:rPr>
-          <w:b/>
-          <w:color w:val="334155"/>
-          <w:sz w:val="26"/>
-        </w:rPr>
-        <w:t>Підготовча документація</w:t>
-      </w:r>
-    </w:p>
-    <w:p>
-      <w:pPr>
-        <w:pStyle w:val="ListBullet"/>
-        <w:spacing w:after="40"/>
-        <w:ind w:left="340"/>
-      </w:pPr>
-      <w:r>
-        <w:rPr>
-          <w:b w:val="0"/>
-          <w:i w:val="0"/>
-        </w:rPr>
-        <w:t>Технічний план проекту з декомпозицією по блоках, оцінками, ризиками — 1100+ рядків</w:t>
-      </w:r>
-    </w:p>
-    <w:p>
-      <w:pPr>
-        <w:pStyle w:val="ListBullet"/>
-        <w:spacing w:after="40"/>
-        <w:ind w:left="340"/>
-      </w:pPr>
-      <w:r>
-        <w:rPr>
-          <w:b w:val="0"/>
-          <w:i w:val="0"/>
-        </w:rPr>
-        <w:t>Специфікація для 1С-розробника на 16 нових методів з прикладами запитів/відповідей, виключеннями, вимогами до швидкодії — 1050 рядків</w:t>
-      </w:r>
-    </w:p>
-    <w:p>
-      <w:pPr>
-        <w:pStyle w:val="ListBullet"/>
-        <w:spacing w:after="40"/>
-        <w:ind w:left="340"/>
-      </w:pPr>
-      <w:r>
-        <w:rPr>
-          <w:b w:val="0"/>
-          <w:i w:val="0"/>
-        </w:rPr>
-        <w:t>Реєстр з 17 архітектурних рішень з контекстом, обґрунтуванням і наслідками</w:t>
-      </w:r>
-    </w:p>
-    <w:p>
-      <w:pPr>
-        <w:pStyle w:val="ListBullet"/>
-        <w:spacing w:after="40"/>
-        <w:ind w:left="340"/>
-      </w:pPr>
-      <w:r>
-        <w:rPr>
-          <w:b w:val="0"/>
-          <w:i w:val="0"/>
-        </w:rPr>
-        <w:t>Аудити трьох вихідних систем: поточного додатка зустрічей, недороблена попередня версія з замовленнями, чинної системи рекламацій</w:t>
-      </w:r>
-    </w:p>
-    <w:p>
-      <w:pPr>
-        <w:pStyle w:val="ListBullet"/>
-        <w:spacing w:after="40"/>
-        <w:ind w:left="340"/>
-      </w:pPr>
-      <w:r>
-        <w:rPr>
-          <w:b w:val="0"/>
-          <w:i w:val="0"/>
-        </w:rPr>
-        <w:t>Специфікація алгоритму найкращого менеджера по ТМ за діючими конкурсними умовами</w:t>
-      </w:r>
-    </w:p>
-    <w:p>
-      <w:pPr>
-        <w:pStyle w:val="ListBullet"/>
-        <w:spacing w:after="40"/>
-        <w:ind w:left="340"/>
-      </w:pPr>
-      <w:r>
-        <w:rPr>
-          <w:b w:val="0"/>
-          <w:i w:val="0"/>
-        </w:rPr>
-        <w:t>Детальна специфікація блоку деталізації продажів зі схемою бази даних</w:t>
-      </w:r>
-    </w:p>
-    <w:p>
-      <w:pPr>
-        <w:spacing w:before="200" w:after="80"/>
-      </w:pPr>
-      <w:r>
-        <w:rPr>
-          <w:b/>
-          <w:color w:val="334155"/>
-          <w:sz w:val="26"/>
-        </w:rPr>
-        <w:t>Дизайн</w:t>
-      </w:r>
-    </w:p>
-    <w:p>
-      <w:pPr>
-        <w:pStyle w:val="ListBullet"/>
-        <w:spacing w:after="40"/>
-        <w:ind w:left="340"/>
-      </w:pPr>
-      <w:r>
-        <w:rPr>
-          <w:b w:val="0"/>
-          <w:i w:val="0"/>
-        </w:rPr>
-        <w:t>Дашборд зустрічей у нашому glass-стилі (3 варіанти розглянуто, фінальний обрано)</w:t>
-      </w:r>
-    </w:p>
-    <w:p>
-      <w:pPr>
-        <w:pStyle w:val="ListBullet"/>
-        <w:spacing w:after="40"/>
-        <w:ind w:left="340"/>
-      </w:pPr>
-      <w:r>
-        <w:rPr>
-          <w:b w:val="0"/>
-          <w:i w:val="0"/>
-        </w:rPr>
-        <w:t>Форма зустрічі (2 варіанти розглянуто, фінальний обрано)</w:t>
-      </w:r>
-    </w:p>
-    <w:p>
-      <w:pPr>
-        <w:pStyle w:val="ListBullet"/>
-        <w:spacing w:after="40"/>
-        <w:ind w:left="340"/>
-      </w:pPr>
-      <w:r>
-        <w:rPr>
-          <w:b w:val="0"/>
-          <w:i w:val="0"/>
-        </w:rPr>
-        <w:t>Мобільна адаптивність протестована, кнопки розраховані на тач-екран</w:t>
-      </w:r>
-    </w:p>
-    <w:p>
-      <w:pPr>
-        <w:spacing w:before="80" w:after="80"/>
-        <w:pBdr>
-          <w:bottom w:val="single" w:sz="6" w:color="066AAB"/>
-        </w:pBdr>
-      </w:pPr>
-    </w:p>
-    <w:p>
-      <w:pPr>
-        <w:spacing w:before="280" w:after="120"/>
-      </w:pPr>
-      <w:r>
-        <w:rPr>
-          <w:b/>
-          <w:color w:val="081E2D"/>
-          <w:sz w:val="32"/>
-        </w:rPr>
-        <w:t>4. Терміни</w:t>
+        <w:t>Поточні модулі у експлуатації з травня 2026</w:t>
       </w:r>
     </w:p>
     <w:tbl>
@@ -709,7 +218,7 @@
                 <w:color w:val="FFFFFF"/>
                 <w:sz w:val="20"/>
               </w:rPr>
-              <w:t>Блок</w:t>
+              <w:t>Модуль</w:t>
             </w:r>
           </w:p>
         </w:tc>
@@ -735,7 +244,7 @@
                 <w:color w:val="FFFFFF"/>
                 <w:sz w:val="20"/>
               </w:rPr>
-              <w:t>Тривалість</w:t>
+              <w:t>Аудиторія</w:t>
             </w:r>
           </w:p>
         </w:tc>
@@ -761,7 +270,7 @@
                 <w:color w:val="FFFFFF"/>
                 <w:sz w:val="20"/>
               </w:rPr>
-              <w:t>Кумулятивно з початку</w:t>
+              <w:t>Технічне покриття</w:t>
             </w:r>
           </w:p>
         </w:tc>
@@ -788,7 +297,7 @@
                 <w:i w:val="0"/>
                 <w:sz w:val="20"/>
               </w:rPr>
-              <w:t>Підготовка</w:t>
+              <w:t>Планування продажів</w:t>
             </w:r>
           </w:p>
         </w:tc>
@@ -813,7 +322,7 @@
                 <w:i w:val="0"/>
                 <w:sz w:val="20"/>
               </w:rPr>
-              <w:t>✅ Готова</w:t>
+              <w:t>Менеджери + керівництво</w:t>
             </w:r>
           </w:p>
         </w:tc>
@@ -838,7 +347,7 @@
                 <w:i w:val="0"/>
                 <w:sz w:val="20"/>
               </w:rPr>
-              <w:t>—</w:t>
+              <w:t>Місячне планування цілей по 9 ТМ з прив'язкою до клієнтів, finalize-механіка, window-lock періодів планування, історія планів</w:t>
             </w:r>
           </w:p>
         </w:tc>
@@ -866,7 +375,7 @@
                 <w:i w:val="0"/>
                 <w:sz w:val="20"/>
               </w:rPr>
-              <w:t>Зустрічі</w:t>
+              <w:t>Мої клієнти (CRM-база)</w:t>
             </w:r>
           </w:p>
         </w:tc>
@@ -892,13 +401,1342 @@
                 <w:i w:val="0"/>
                 <w:sz w:val="20"/>
               </w:rPr>
-              <w:t>3-4 тижні</w:t>
+              <w:t>Менеджери</w:t>
             </w:r>
           </w:p>
         </w:tc>
         <w:tc>
           <w:tcPr>
             <w:tcW w:type="dxa" w:w="3213"/>
+            <w:vAlign w:val="center"/>
+            <w:tcBorders>
+              <w:top w:val="single" w:sz="4" w:color="D5DAE0"/>
+              <w:left w:val="single" w:sz="4" w:color="D5DAE0"/>
+              <w:bottom w:val="single" w:sz="4" w:color="D5DAE0"/>
+              <w:right w:val="single" w:sz="4" w:color="D5DAE0"/>
+            </w:tcBorders>
+            <w:shd w:val="clear" w:color="auto" w:fill="F8FAFC"/>
+          </w:tcPr>
+          <w:p>
+            <w:pPr>
+              <w:spacing w:before="60" w:after="60"/>
+            </w:pPr>
+            <w:r>
+              <w:rPr>
+                <w:b w:val="0"/>
+                <w:i w:val="0"/>
+                <w:sz w:val="20"/>
+              </w:rPr>
+              <w:t>Клієнтська база з кешуванням, фільтрами і деталізацією, drill-down картка клієнта з історією зустрічей, статусом активності, прогнозами</w:t>
+            </w:r>
+          </w:p>
+        </w:tc>
+      </w:tr>
+      <w:tr>
+        <w:tc>
+          <w:tcPr>
+            <w:tcW w:type="dxa" w:w="3213"/>
+            <w:vAlign w:val="center"/>
+            <w:tcBorders>
+              <w:top w:val="single" w:sz="4" w:color="D5DAE0"/>
+              <w:left w:val="single" w:sz="4" w:color="D5DAE0"/>
+              <w:bottom w:val="single" w:sz="4" w:color="D5DAE0"/>
+              <w:right w:val="single" w:sz="4" w:color="D5DAE0"/>
+            </w:tcBorders>
+          </w:tcPr>
+          <w:p>
+            <w:pPr>
+              <w:spacing w:before="60" w:after="60"/>
+            </w:pPr>
+            <w:r>
+              <w:rPr>
+                <w:b w:val="0"/>
+                <w:i w:val="0"/>
+                <w:sz w:val="20"/>
+              </w:rPr>
+              <w:t>Огляд компанії</w:t>
+            </w:r>
+          </w:p>
+        </w:tc>
+        <w:tc>
+          <w:tcPr>
+            <w:tcW w:type="dxa" w:w="3213"/>
+            <w:vAlign w:val="center"/>
+            <w:tcBorders>
+              <w:top w:val="single" w:sz="4" w:color="D5DAE0"/>
+              <w:left w:val="single" w:sz="4" w:color="D5DAE0"/>
+              <w:bottom w:val="single" w:sz="4" w:color="D5DAE0"/>
+              <w:right w:val="single" w:sz="4" w:color="D5DAE0"/>
+            </w:tcBorders>
+          </w:tcPr>
+          <w:p>
+            <w:pPr>
+              <w:spacing w:before="60" w:after="60"/>
+            </w:pPr>
+            <w:r>
+              <w:rPr>
+                <w:b w:val="0"/>
+                <w:i w:val="0"/>
+                <w:sz w:val="20"/>
+              </w:rPr>
+              <w:t>Керівництво</w:t>
+            </w:r>
+          </w:p>
+        </w:tc>
+        <w:tc>
+          <w:tcPr>
+            <w:tcW w:type="dxa" w:w="3213"/>
+            <w:vAlign w:val="center"/>
+            <w:tcBorders>
+              <w:top w:val="single" w:sz="4" w:color="D5DAE0"/>
+              <w:left w:val="single" w:sz="4" w:color="D5DAE0"/>
+              <w:bottom w:val="single" w:sz="4" w:color="D5DAE0"/>
+              <w:right w:val="single" w:sz="4" w:color="D5DAE0"/>
+            </w:tcBorders>
+          </w:tcPr>
+          <w:p>
+            <w:pPr>
+              <w:spacing w:before="60" w:after="60"/>
+            </w:pPr>
+            <w:r>
+              <w:rPr>
+                <w:b w:val="0"/>
+                <w:i w:val="0"/>
+                <w:sz w:val="20"/>
+              </w:rPr>
+              <w:t>Виконання плану по регіонах + по брендах, агрегати продажів, аналітика «відстають від плану», структура продажів</w:t>
+            </w:r>
+          </w:p>
+        </w:tc>
+      </w:tr>
+    </w:tbl>
+    <w:p>
+      <w:pPr>
+        <w:spacing w:after="80"/>
+      </w:pPr>
+    </w:p>
+    <w:p>
+      <w:pPr>
+        <w:spacing w:before="200" w:after="80"/>
+      </w:pPr>
+      <w:r>
+        <w:rPr>
+          <w:b/>
+          <w:color w:val="334155"/>
+          <w:sz w:val="26"/>
+        </w:rPr>
+        <w:t>Технологічна основа поточної системи</w:t>
+      </w:r>
+    </w:p>
+    <w:p>
+      <w:r>
+        <w:rPr>
+          <w:b/>
+          <w:i w:val="0"/>
+        </w:rPr>
+        <w:t>Технічно:</w:t>
+      </w:r>
+    </w:p>
+    <w:p>
+      <w:pPr>
+        <w:pStyle w:val="ListBullet"/>
+        <w:spacing w:after="40"/>
+        <w:ind w:left="340"/>
+      </w:pPr>
+      <w:r>
+        <w:rPr>
+          <w:b w:val="0"/>
+          <w:i w:val="0"/>
+        </w:rPr>
+        <w:t xml:space="preserve">Веб-фреймворк: </w:t>
+      </w:r>
+      <w:r>
+        <w:rPr>
+          <w:b/>
+          <w:i w:val="0"/>
+        </w:rPr>
+        <w:t>Next.js 16</w:t>
+      </w:r>
+      <w:r>
+        <w:rPr>
+          <w:b w:val="0"/>
+          <w:i w:val="0"/>
+        </w:rPr>
+        <w:t xml:space="preserve"> з App Router і React Server Components</w:t>
+      </w:r>
+    </w:p>
+    <w:p>
+      <w:pPr>
+        <w:pStyle w:val="ListBullet"/>
+        <w:spacing w:after="40"/>
+        <w:ind w:left="340"/>
+      </w:pPr>
+      <w:r>
+        <w:rPr>
+          <w:b w:val="0"/>
+          <w:i w:val="0"/>
+        </w:rPr>
+        <w:t xml:space="preserve">UI-бібліотека: </w:t>
+      </w:r>
+      <w:r>
+        <w:rPr>
+          <w:b/>
+          <w:i w:val="0"/>
+        </w:rPr>
+        <w:t>React 19</w:t>
+      </w:r>
+      <w:r>
+        <w:rPr>
+          <w:b w:val="0"/>
+          <w:i w:val="0"/>
+        </w:rPr>
+        <w:t xml:space="preserve"> + TypeScript 5 для типобезпеки</w:t>
+      </w:r>
+    </w:p>
+    <w:p>
+      <w:pPr>
+        <w:pStyle w:val="ListBullet"/>
+        <w:spacing w:after="40"/>
+        <w:ind w:left="340"/>
+      </w:pPr>
+      <w:r>
+        <w:rPr>
+          <w:b w:val="0"/>
+          <w:i w:val="0"/>
+        </w:rPr>
+        <w:t xml:space="preserve">Стилі і компоненти: </w:t>
+      </w:r>
+      <w:r>
+        <w:rPr>
+          <w:b/>
+          <w:i w:val="0"/>
+        </w:rPr>
+        <w:t>Tailwind CSS 4</w:t>
+      </w:r>
+      <w:r>
+        <w:rPr>
+          <w:b w:val="0"/>
+          <w:i w:val="0"/>
+        </w:rPr>
+        <w:t xml:space="preserve"> + </w:t>
+      </w:r>
+      <w:r>
+        <w:rPr>
+          <w:b/>
+          <w:i w:val="0"/>
+        </w:rPr>
+        <w:t>shadcn/ui</w:t>
+      </w:r>
+      <w:r>
+        <w:rPr>
+          <w:b w:val="0"/>
+          <w:i w:val="0"/>
+        </w:rPr>
+        <w:t xml:space="preserve"> (Radix-primitives)</w:t>
+      </w:r>
+    </w:p>
+    <w:p>
+      <w:pPr>
+        <w:pStyle w:val="ListBullet"/>
+        <w:spacing w:after="40"/>
+        <w:ind w:left="340"/>
+      </w:pPr>
+      <w:r>
+        <w:rPr>
+          <w:b w:val="0"/>
+          <w:i w:val="0"/>
+        </w:rPr>
+        <w:t xml:space="preserve">Стан і дані: </w:t>
+      </w:r>
+      <w:r>
+        <w:rPr>
+          <w:b/>
+          <w:i w:val="0"/>
+        </w:rPr>
+        <w:t>Zustand</w:t>
+      </w:r>
+      <w:r>
+        <w:rPr>
+          <w:b w:val="0"/>
+          <w:i w:val="0"/>
+        </w:rPr>
+        <w:t xml:space="preserve"> (глобальний store) + </w:t>
+      </w:r>
+      <w:r>
+        <w:rPr>
+          <w:b/>
+          <w:i w:val="0"/>
+        </w:rPr>
+        <w:t>SWR</w:t>
+      </w:r>
+      <w:r>
+        <w:rPr>
+          <w:b w:val="0"/>
+          <w:i w:val="0"/>
+        </w:rPr>
+        <w:t xml:space="preserve"> (cache + stale-while-revalidate)</w:t>
+      </w:r>
+    </w:p>
+    <w:p>
+      <w:pPr>
+        <w:pStyle w:val="ListBullet"/>
+        <w:spacing w:after="40"/>
+        <w:ind w:left="340"/>
+      </w:pPr>
+      <w:r>
+        <w:rPr>
+          <w:b w:val="0"/>
+          <w:i w:val="0"/>
+        </w:rPr>
+        <w:t xml:space="preserve">База даних: </w:t>
+      </w:r>
+      <w:r>
+        <w:rPr>
+          <w:b/>
+          <w:i w:val="0"/>
+        </w:rPr>
+        <w:t>Supabase Postgres</w:t>
+      </w:r>
+      <w:r>
+        <w:rPr>
+          <w:b w:val="0"/>
+          <w:i w:val="0"/>
+        </w:rPr>
+        <w:t xml:space="preserve"> з підготовленими RLS-політиками</w:t>
+      </w:r>
+    </w:p>
+    <w:p>
+      <w:pPr>
+        <w:pStyle w:val="ListBullet"/>
+        <w:spacing w:after="40"/>
+        <w:ind w:left="340"/>
+      </w:pPr>
+      <w:r>
+        <w:rPr>
+          <w:b w:val="0"/>
+          <w:i w:val="0"/>
+        </w:rPr>
+        <w:t xml:space="preserve">Авторизація: </w:t>
+      </w:r>
+      <w:r>
+        <w:rPr>
+          <w:b/>
+          <w:i w:val="0"/>
+        </w:rPr>
+        <w:t>JWT cookies з ECDSA-підписами</w:t>
+      </w:r>
+      <w:r>
+        <w:rPr>
+          <w:b w:val="0"/>
+          <w:i w:val="0"/>
+        </w:rPr>
+        <w:t xml:space="preserve"> (HttpOnly, secure)</w:t>
+      </w:r>
+    </w:p>
+    <w:p>
+      <w:pPr>
+        <w:pStyle w:val="ListBullet"/>
+        <w:spacing w:after="40"/>
+        <w:ind w:left="340"/>
+      </w:pPr>
+      <w:r>
+        <w:rPr>
+          <w:b w:val="0"/>
+          <w:i w:val="0"/>
+        </w:rPr>
+        <w:t xml:space="preserve">Хостинг: </w:t>
+      </w:r>
+      <w:r>
+        <w:rPr>
+          <w:b/>
+          <w:i w:val="0"/>
+        </w:rPr>
+        <w:t>Vercel</w:t>
+      </w:r>
+      <w:r>
+        <w:rPr>
+          <w:b w:val="0"/>
+          <w:i w:val="0"/>
+        </w:rPr>
+        <w:t xml:space="preserve"> з автоматичним розгортанням master + preview-середовища для feature-branches</w:t>
+      </w:r>
+    </w:p>
+    <w:p>
+      <w:pPr>
+        <w:pStyle w:val="ListBullet"/>
+        <w:spacing w:after="40"/>
+        <w:ind w:left="340"/>
+      </w:pPr>
+      <w:r>
+        <w:rPr>
+          <w:b w:val="0"/>
+          <w:i w:val="0"/>
+        </w:rPr>
+        <w:t xml:space="preserve">Інтеграція з 1С: </w:t>
+      </w:r>
+      <w:r>
+        <w:rPr>
+          <w:b/>
+          <w:i w:val="0"/>
+        </w:rPr>
+        <w:t>13 HTTP-методів</w:t>
+      </w:r>
+      <w:r>
+        <w:rPr>
+          <w:b w:val="0"/>
+          <w:i w:val="0"/>
+        </w:rPr>
+        <w:t xml:space="preserve"> через захищений proxy-шар </w:t>
+      </w:r>
+      <w:r>
+        <w:rPr>
+          <w:rFonts w:ascii="Consolas" w:hAnsi="Consolas"/>
+          <w:b w:val="0"/>
+          <w:i w:val="0"/>
+          <w:color w:val="334155"/>
+          <w:sz w:val="20"/>
+        </w:rPr>
+        <w:t>/api/onec</w:t>
+      </w:r>
+    </w:p>
+    <w:p>
+      <w:pPr>
+        <w:pStyle w:val="ListBullet"/>
+        <w:spacing w:after="40"/>
+        <w:ind w:left="340"/>
+      </w:pPr>
+      <w:r>
+        <w:rPr>
+          <w:b w:val="0"/>
+          <w:i w:val="0"/>
+        </w:rPr>
+        <w:t xml:space="preserve">Тестування: </w:t>
+      </w:r>
+      <w:r>
+        <w:rPr>
+          <w:b/>
+          <w:i w:val="0"/>
+        </w:rPr>
+        <w:t>240 одиничних тестів</w:t>
+      </w:r>
+      <w:r>
+        <w:rPr>
+          <w:b w:val="0"/>
+          <w:i w:val="0"/>
+        </w:rPr>
+        <w:t xml:space="preserve"> (Node-нативний test runner) + перевірка архітектурних інваріантів перед кожним оновленням</w:t>
+      </w:r>
+    </w:p>
+    <w:p>
+      <w:pPr>
+        <w:pStyle w:val="ListBullet"/>
+        <w:spacing w:after="40"/>
+        <w:ind w:left="340"/>
+      </w:pPr>
+      <w:r>
+        <w:rPr>
+          <w:b w:val="0"/>
+          <w:i w:val="0"/>
+        </w:rPr>
+        <w:t>Шрифти: Plus Jakarta Sans (текст) + JetBrains Mono (числа і час)</w:t>
+      </w:r>
+    </w:p>
+    <w:p>
+      <w:r>
+        <w:rPr>
+          <w:b/>
+          <w:i w:val="0"/>
+        </w:rPr>
+        <w:t>Простою мовою:</w:t>
+      </w:r>
+    </w:p>
+    <w:p>
+      <w:r>
+        <w:rPr>
+          <w:b w:val="0"/>
+          <w:i w:val="0"/>
+        </w:rPr>
+        <w:t>Система побудована на сучасному веб-стеку, що використовується більшістю продуктових компаній (Next.js + React). Працює як веб-додаток у браузері — без встановлення на пристрій, відкривається з телефона, планшета, ноутбука однаково. База даних розміщена у хмарі (Supabase), з резервним копіюванням і можливістю відкату до конкретного моменту у часі при переході на платний тариф. Авторизація захищена сучасними криптографічними підписами. Усі звернення до 1С проходять через захищений шар, який пропускає лише авторизовані запити. Кожне оновлення коду автоматично запускає 240 тестів + перевірку архітектурних правил перед тим, як код потрапляє у систему — це знижує ризик помилок при додаванні нових модулів.</w:t>
+      </w:r>
+    </w:p>
+    <w:p>
+      <w:pPr>
+        <w:spacing w:before="200" w:after="80"/>
+      </w:pPr>
+      <w:r>
+        <w:rPr>
+          <w:b/>
+          <w:color w:val="334155"/>
+          <w:sz w:val="26"/>
+        </w:rPr>
+        <w:t>Зрілість проекту</w:t>
+      </w:r>
+    </w:p>
+    <w:p>
+      <w:pPr>
+        <w:pStyle w:val="ListBullet"/>
+        <w:spacing w:after="40"/>
+        <w:ind w:left="340"/>
+      </w:pPr>
+      <w:r>
+        <w:rPr>
+          <w:b w:val="0"/>
+          <w:i w:val="0"/>
+        </w:rPr>
+        <w:t>~57 000 рядків коду</w:t>
+      </w:r>
+    </w:p>
+    <w:p>
+      <w:pPr>
+        <w:pStyle w:val="ListBullet"/>
+        <w:spacing w:after="40"/>
+        <w:ind w:left="340"/>
+      </w:pPr>
+      <w:r>
+        <w:rPr>
+          <w:b w:val="0"/>
+          <w:i w:val="0"/>
+        </w:rPr>
+        <w:t>13 інтеграцій з 1С працюють стабільно з січня 2026</w:t>
+      </w:r>
+    </w:p>
+    <w:p>
+      <w:pPr>
+        <w:pStyle w:val="ListBullet"/>
+        <w:spacing w:after="40"/>
+        <w:ind w:left="340"/>
+      </w:pPr>
+      <w:r>
+        <w:rPr>
+          <w:b w:val="0"/>
+          <w:i w:val="0"/>
+        </w:rPr>
+        <w:t>Адаптивний мобільний інтерфейс протестовано</w:t>
+      </w:r>
+    </w:p>
+    <w:p>
+      <w:pPr>
+        <w:pStyle w:val="ListBullet"/>
+        <w:spacing w:after="40"/>
+        <w:ind w:left="340"/>
+      </w:pPr>
+      <w:r>
+        <w:rPr>
+          <w:b w:val="0"/>
+          <w:i w:val="0"/>
+        </w:rPr>
+        <w:t>Архітектурні правила фіксуються автоматично — не може бути додано нову залежність чи зламано існуючу інтеграцію без явного оновлення правил</w:t>
+      </w:r>
+    </w:p>
+    <w:p>
+      <w:pPr>
+        <w:pStyle w:val="ListBullet"/>
+        <w:spacing w:after="40"/>
+        <w:ind w:left="340"/>
+      </w:pPr>
+      <w:r>
+        <w:rPr>
+          <w:b w:val="0"/>
+          <w:i w:val="0"/>
+        </w:rPr>
+        <w:t>Bug-tracking через GitHub Issues, історія всіх змін у git</w:t>
+      </w:r>
+    </w:p>
+    <w:p>
+      <w:pPr>
+        <w:spacing w:before="80" w:after="80"/>
+        <w:pBdr>
+          <w:bottom w:val="single" w:sz="6" w:color="066AAB"/>
+        </w:pBdr>
+      </w:pPr>
+    </w:p>
+    <w:p>
+      <w:pPr>
+        <w:spacing w:before="280" w:after="120"/>
+      </w:pPr>
+      <w:r>
+        <w:rPr>
+          <w:b/>
+          <w:color w:val="081E2D"/>
+          <w:sz w:val="32"/>
+        </w:rPr>
+        <w:t>3. Що додаємо у складі CRM-розширення</w:t>
+      </w:r>
+    </w:p>
+    <w:p>
+      <w:pPr>
+        <w:spacing w:before="200" w:after="80"/>
+      </w:pPr>
+      <w:r>
+        <w:rPr>
+          <w:b/>
+          <w:color w:val="334155"/>
+          <w:sz w:val="26"/>
+        </w:rPr>
+        <w:t>Перенесення з існуючої СРМ Встречі</w:t>
+      </w:r>
+    </w:p>
+    <w:p>
+      <w:r>
+        <w:rPr>
+          <w:b/>
+          <w:i w:val="0"/>
+        </w:rPr>
+        <w:t>Зустрічі</w:t>
+      </w:r>
+      <w:r>
+        <w:rPr>
+          <w:b w:val="0"/>
+          <w:i w:val="0"/>
+        </w:rPr>
+        <w:t xml:space="preserve"> — функціонал зараз живе у окремому додатку (meeting-4.0). Переносимо у нашу CRM і об'єднуємо з рештою CRM-функціоналу. Покращуємо: стабільніша геолокація, мобільна форма створення і редагування, фонова синхронізація з 1С через буферну чергу, синхронізація з Google Calendar з механізмом повторних спроб.</w:t>
+      </w:r>
+    </w:p>
+    <w:p>
+      <w:pPr>
+        <w:spacing w:before="200" w:after="80"/>
+      </w:pPr>
+      <w:r>
+        <w:rPr>
+          <w:b/>
+          <w:color w:val="334155"/>
+          <w:sz w:val="26"/>
+        </w:rPr>
+        <w:t>Нові модулі (розробляємо з нуля)</w:t>
+      </w:r>
+    </w:p>
+    <w:p>
+      <w:pPr>
+        <w:pStyle w:val="ListBullet"/>
+        <w:spacing w:after="40"/>
+        <w:ind w:left="340"/>
+      </w:pPr>
+      <w:r>
+        <w:rPr>
+          <w:b/>
+          <w:i w:val="0"/>
+        </w:rPr>
+        <w:t>Деталізація продажів</w:t>
+      </w:r>
+      <w:r>
+        <w:rPr>
+          <w:b w:val="0"/>
+          <w:i w:val="0"/>
+        </w:rPr>
+        <w:t xml:space="preserve"> — рядкова історія покупок клієнта (з січня 2025) одним тапом на картці клієнта; для керівництва — автоматичні аналітичні віджети (виконання плану, найкращі менеджери по ТМ за конкурсом, дебіторка по регіонах)</w:t>
+      </w:r>
+    </w:p>
+    <w:p>
+      <w:pPr>
+        <w:pStyle w:val="ListBullet"/>
+        <w:spacing w:after="40"/>
+        <w:ind w:left="340"/>
+      </w:pPr>
+      <w:r>
+        <w:rPr>
+          <w:b/>
+          <w:i w:val="0"/>
+        </w:rPr>
+        <w:t>Дебіторка</w:t>
+      </w:r>
+      <w:r>
+        <w:rPr>
+          <w:b w:val="0"/>
+          <w:i w:val="0"/>
+        </w:rPr>
+        <w:t xml:space="preserve"> — список і деталізація заборгованості клієнтів, віджет на картці з показниками простроку (30/60/90/90+ днів)</w:t>
+      </w:r>
+    </w:p>
+    <w:p>
+      <w:pPr>
+        <w:pStyle w:val="ListBullet"/>
+        <w:spacing w:after="40"/>
+        <w:ind w:left="340"/>
+      </w:pPr>
+      <w:r>
+        <w:rPr>
+          <w:b/>
+          <w:i w:val="0"/>
+        </w:rPr>
+        <w:t>Рекламації</w:t>
+      </w:r>
+      <w:r>
+        <w:rPr>
+          <w:b w:val="0"/>
+          <w:i w:val="0"/>
+        </w:rPr>
+        <w:t xml:space="preserve"> — нова структурована секція CRM з прив'язкою до клієнта замість поточного загального Telegram-каналу. Поточна база рекламацій у Bitrix24 не ламається — додаємо інтерфейс над нею</w:t>
+      </w:r>
+    </w:p>
+    <w:p>
+      <w:pPr>
+        <w:pStyle w:val="ListBullet"/>
+        <w:spacing w:after="40"/>
+        <w:ind w:left="340"/>
+      </w:pPr>
+      <w:r>
+        <w:rPr>
+          <w:b/>
+          <w:i w:val="0"/>
+        </w:rPr>
+        <w:t>Замовлення / Реалізації</w:t>
+      </w:r>
+      <w:r>
+        <w:rPr>
+          <w:b w:val="0"/>
+          <w:i w:val="0"/>
+        </w:rPr>
+        <w:t xml:space="preserve"> — створення з мобільного, з кошиком, вибором контракту, перевіркою наявності, gift-логікою, статусним workflow «чернетка → проведено → реалізація»</w:t>
+      </w:r>
+    </w:p>
+    <w:p>
+      <w:pPr>
+        <w:spacing w:before="200" w:after="80"/>
+      </w:pPr>
+      <w:r>
+        <w:rPr>
+          <w:b/>
+          <w:color w:val="334155"/>
+          <w:sz w:val="26"/>
+        </w:rPr>
+        <w:t>Нові інтеграції і компоненти</w:t>
+      </w:r>
+    </w:p>
+    <w:p>
+      <w:pPr>
+        <w:pStyle w:val="ListBullet"/>
+        <w:spacing w:after="40"/>
+        <w:ind w:left="340"/>
+      </w:pPr>
+      <w:r>
+        <w:rPr>
+          <w:b w:val="0"/>
+          <w:i w:val="0"/>
+        </w:rPr>
+        <w:t>16 нових методів 1С (специфікація з прикладами запитів/відповідей готова)</w:t>
+      </w:r>
+    </w:p>
+    <w:p>
+      <w:pPr>
+        <w:pStyle w:val="ListBullet"/>
+        <w:spacing w:after="40"/>
+        <w:ind w:left="340"/>
+      </w:pPr>
+      <w:r>
+        <w:rPr>
+          <w:b w:val="0"/>
+          <w:i w:val="0"/>
+        </w:rPr>
+        <w:t>Окремий sync-worker для відправки даних у 1С батчами (буферна архітектура, щоб UI не очікував 1С)</w:t>
+      </w:r>
+    </w:p>
+    <w:p>
+      <w:pPr>
+        <w:pStyle w:val="ListBullet"/>
+        <w:spacing w:after="40"/>
+        <w:ind w:left="340"/>
+      </w:pPr>
+      <w:r>
+        <w:rPr>
+          <w:b w:val="0"/>
+          <w:i w:val="0"/>
+        </w:rPr>
+        <w:t>Окремий sync-worker для Google Calendar з retry + dead-letter queue</w:t>
+      </w:r>
+    </w:p>
+    <w:p>
+      <w:pPr>
+        <w:pStyle w:val="ListBullet"/>
+        <w:spacing w:after="40"/>
+        <w:ind w:left="340"/>
+      </w:pPr>
+      <w:r>
+        <w:rPr>
+          <w:b w:val="0"/>
+          <w:i w:val="0"/>
+        </w:rPr>
+        <w:t>Окремий sync-worker для нічної синхронізації деталізації продажів</w:t>
+      </w:r>
+    </w:p>
+    <w:p>
+      <w:pPr>
+        <w:pStyle w:val="ListBullet"/>
+        <w:spacing w:after="40"/>
+        <w:ind w:left="340"/>
+      </w:pPr>
+      <w:r>
+        <w:rPr>
+          <w:b w:val="0"/>
+          <w:i w:val="0"/>
+        </w:rPr>
+        <w:t>Інтеграційний шар з Bitrix24 для блоку рекламацій (через існуючий reclamation-app)</w:t>
+      </w:r>
+    </w:p>
+    <w:p>
+      <w:pPr>
+        <w:pStyle w:val="ListBullet"/>
+        <w:spacing w:after="40"/>
+        <w:ind w:left="340"/>
+      </w:pPr>
+      <w:r>
+        <w:rPr>
+          <w:b w:val="0"/>
+          <w:i w:val="0"/>
+        </w:rPr>
+        <w:t>Підключення Sentry для моніторингу помилок з session replay</w:t>
+      </w:r>
+    </w:p>
+    <w:p>
+      <w:pPr>
+        <w:pStyle w:val="ListBullet"/>
+        <w:spacing w:after="40"/>
+        <w:ind w:left="340"/>
+      </w:pPr>
+      <w:r>
+        <w:rPr>
+          <w:b w:val="0"/>
+          <w:i w:val="0"/>
+        </w:rPr>
+        <w:t>Перехід на Supabase Pro для PITR і збільшення ліміту бази</w:t>
+      </w:r>
+    </w:p>
+    <w:p>
+      <w:pPr>
+        <w:spacing w:before="80" w:after="80"/>
+        <w:pBdr>
+          <w:bottom w:val="single" w:sz="6" w:color="066AAB"/>
+        </w:pBdr>
+      </w:pPr>
+    </w:p>
+    <w:p>
+      <w:pPr>
+        <w:spacing w:before="280" w:after="120"/>
+      </w:pPr>
+      <w:r>
+        <w:rPr>
+          <w:b/>
+          <w:color w:val="081E2D"/>
+          <w:sz w:val="32"/>
+        </w:rPr>
+        <w:t>4. Що вже зроблено для запуску розширення</w:t>
+      </w:r>
+    </w:p>
+    <w:p>
+      <w:pPr>
+        <w:spacing w:before="200" w:after="80"/>
+      </w:pPr>
+      <w:r>
+        <w:rPr>
+          <w:b/>
+          <w:color w:val="334155"/>
+          <w:sz w:val="26"/>
+        </w:rPr>
+        <w:t>Підготовча документація</w:t>
+      </w:r>
+    </w:p>
+    <w:p>
+      <w:pPr>
+        <w:pStyle w:val="ListBullet"/>
+        <w:spacing w:after="40"/>
+        <w:ind w:left="340"/>
+      </w:pPr>
+      <w:r>
+        <w:rPr>
+          <w:b/>
+          <w:i w:val="0"/>
+        </w:rPr>
+        <w:t>Технічний план проекту</w:t>
+      </w:r>
+      <w:r>
+        <w:rPr>
+          <w:b w:val="0"/>
+          <w:i w:val="0"/>
+        </w:rPr>
+        <w:t xml:space="preserve"> з декомпозицією по блоках, оцінками, ризиками — 1100+ рядків</w:t>
+      </w:r>
+    </w:p>
+    <w:p>
+      <w:pPr>
+        <w:pStyle w:val="ListBullet"/>
+        <w:spacing w:after="40"/>
+        <w:ind w:left="340"/>
+      </w:pPr>
+      <w:r>
+        <w:rPr>
+          <w:b/>
+          <w:i w:val="0"/>
+        </w:rPr>
+        <w:t>Специфікація для 1С-розробника</w:t>
+      </w:r>
+      <w:r>
+        <w:rPr>
+          <w:b w:val="0"/>
+          <w:i w:val="0"/>
+        </w:rPr>
+        <w:t xml:space="preserve"> на 16 нових методів з прикладами запитів/відповідей, виключеннями, вимогами до швидкодії — 1050 рядків</w:t>
+      </w:r>
+    </w:p>
+    <w:p>
+      <w:pPr>
+        <w:pStyle w:val="ListBullet"/>
+        <w:spacing w:after="40"/>
+        <w:ind w:left="340"/>
+      </w:pPr>
+      <w:r>
+        <w:rPr>
+          <w:b/>
+          <w:i w:val="0"/>
+        </w:rPr>
+        <w:t>Реєстр з 17 архітектурних рішень</w:t>
+      </w:r>
+      <w:r>
+        <w:rPr>
+          <w:b w:val="0"/>
+          <w:i w:val="0"/>
+        </w:rPr>
+        <w:t xml:space="preserve"> з контекстом, обґрунтуванням і наслідками</w:t>
+      </w:r>
+    </w:p>
+    <w:p>
+      <w:pPr>
+        <w:pStyle w:val="ListBullet"/>
+        <w:spacing w:after="40"/>
+        <w:ind w:left="340"/>
+      </w:pPr>
+      <w:r>
+        <w:rPr>
+          <w:b/>
+          <w:i w:val="0"/>
+        </w:rPr>
+        <w:t>Аудити трьох вихідних систем</w:t>
+      </w:r>
+      <w:r>
+        <w:rPr>
+          <w:b w:val="0"/>
+          <w:i w:val="0"/>
+        </w:rPr>
+        <w:t>: поточного додатка зустрічей, недороблена попередня версія з замовленнями, чинної системи рекламацій</w:t>
+      </w:r>
+    </w:p>
+    <w:p>
+      <w:pPr>
+        <w:pStyle w:val="ListBullet"/>
+        <w:spacing w:after="40"/>
+        <w:ind w:left="340"/>
+      </w:pPr>
+      <w:r>
+        <w:rPr>
+          <w:b/>
+          <w:i w:val="0"/>
+        </w:rPr>
+        <w:t>Специфікація алгоритму найкращого менеджера по ТМ</w:t>
+      </w:r>
+      <w:r>
+        <w:rPr>
+          <w:b w:val="0"/>
+          <w:i w:val="0"/>
+        </w:rPr>
+        <w:t xml:space="preserve"> за діючими конкурсними умовами червня 2026</w:t>
+      </w:r>
+    </w:p>
+    <w:p>
+      <w:pPr>
+        <w:pStyle w:val="ListBullet"/>
+        <w:spacing w:after="40"/>
+        <w:ind w:left="340"/>
+      </w:pPr>
+      <w:r>
+        <w:rPr>
+          <w:b/>
+          <w:i w:val="0"/>
+        </w:rPr>
+        <w:t>Детальна специфікація блоку деталізації продажів</w:t>
+      </w:r>
+      <w:r>
+        <w:rPr>
+          <w:b w:val="0"/>
+          <w:i w:val="0"/>
+        </w:rPr>
+        <w:t xml:space="preserve"> зі схемою бази даних і логікою синхронізації</w:t>
+      </w:r>
+    </w:p>
+    <w:p>
+      <w:pPr>
+        <w:spacing w:before="200" w:after="80"/>
+      </w:pPr>
+      <w:r>
+        <w:rPr>
+          <w:b/>
+          <w:color w:val="334155"/>
+          <w:sz w:val="26"/>
+        </w:rPr>
+        <w:t>Зафіксовано дизайн</w:t>
+      </w:r>
+    </w:p>
+    <w:p>
+      <w:pPr>
+        <w:pStyle w:val="ListBullet"/>
+        <w:spacing w:after="40"/>
+        <w:ind w:left="340"/>
+      </w:pPr>
+      <w:r>
+        <w:rPr>
+          <w:b w:val="0"/>
+          <w:i w:val="0"/>
+        </w:rPr>
+        <w:t>Дашборд зустрічей у нашому glass-стилі — 3 варіанти розглянуто, фінальний обрано</w:t>
+      </w:r>
+    </w:p>
+    <w:p>
+      <w:pPr>
+        <w:pStyle w:val="ListBullet"/>
+        <w:spacing w:after="40"/>
+        <w:ind w:left="340"/>
+      </w:pPr>
+      <w:r>
+        <w:rPr>
+          <w:b w:val="0"/>
+          <w:i w:val="0"/>
+        </w:rPr>
+        <w:t>Форма зустрічі — 2 варіанти розглянуто, фінальний обрано (mobile bottom-sheet + desktop modal)</w:t>
+      </w:r>
+    </w:p>
+    <w:p>
+      <w:pPr>
+        <w:spacing w:before="80" w:after="80"/>
+        <w:pBdr>
+          <w:bottom w:val="single" w:sz="6" w:color="066AAB"/>
+        </w:pBdr>
+      </w:pPr>
+    </w:p>
+    <w:p>
+      <w:pPr>
+        <w:spacing w:before="280" w:after="120"/>
+      </w:pPr>
+      <w:r>
+        <w:rPr>
+          <w:b/>
+          <w:color w:val="081E2D"/>
+          <w:sz w:val="32"/>
+        </w:rPr>
+        <w:t>5. Терміни і години роботи</w:t>
+      </w:r>
+    </w:p>
+    <w:p>
+      <w:pPr>
+        <w:spacing w:before="200" w:after="80"/>
+      </w:pPr>
+      <w:r>
+        <w:rPr>
+          <w:b/>
+          <w:color w:val="334155"/>
+          <w:sz w:val="26"/>
+        </w:rPr>
+        <w:t>Розподіл по блоках</w:t>
+      </w:r>
+    </w:p>
+    <w:tbl>
+      <w:tblPr>
+        <w:tblW w:type="auto" w:w="0"/>
+        <w:jc w:val="center"/>
+        <w:tblLook w:firstColumn="1" w:firstRow="1" w:lastColumn="0" w:lastRow="0" w:noHBand="0" w:noVBand="1" w:val="04A0"/>
+      </w:tblPr>
+      <w:tblGrid>
+        <w:gridCol w:w="2409"/>
+        <w:gridCol w:w="2409"/>
+        <w:gridCol w:w="2409"/>
+        <w:gridCol w:w="2409"/>
+      </w:tblGrid>
+      <w:tr>
+        <w:tc>
+          <w:tcPr>
+            <w:tcW w:type="dxa" w:w="2409"/>
+            <w:vAlign w:val="center"/>
+            <w:shd w:val="clear" w:color="auto" w:fill="066AAB"/>
+            <w:tcBorders>
+              <w:top w:val="single" w:sz="4" w:color="054D80"/>
+              <w:left w:val="single" w:sz="4" w:color="054D80"/>
+              <w:bottom w:val="single" w:sz="4" w:color="054D80"/>
+              <w:right w:val="single" w:sz="4" w:color="054D80"/>
+            </w:tcBorders>
+          </w:tcPr>
+          <w:p>
+            <w:pPr>
+              <w:spacing w:before="40" w:after="40"/>
+            </w:pPr>
+            <w:r>
+              <w:rPr>
+                <w:b/>
+                <w:color w:val="FFFFFF"/>
+                <w:sz w:val="20"/>
+              </w:rPr>
+              <w:t>Блок</w:t>
+            </w:r>
+          </w:p>
+        </w:tc>
+        <w:tc>
+          <w:tcPr>
+            <w:tcW w:type="dxa" w:w="2409"/>
+            <w:vAlign w:val="center"/>
+            <w:shd w:val="clear" w:color="auto" w:fill="066AAB"/>
+            <w:tcBorders>
+              <w:top w:val="single" w:sz="4" w:color="054D80"/>
+              <w:left w:val="single" w:sz="4" w:color="054D80"/>
+              <w:bottom w:val="single" w:sz="4" w:color="054D80"/>
+              <w:right w:val="single" w:sz="4" w:color="054D80"/>
+            </w:tcBorders>
+          </w:tcPr>
+          <w:p>
+            <w:pPr>
+              <w:spacing w:before="40" w:after="40"/>
+            </w:pPr>
+            <w:r>
+              <w:rPr>
+                <w:b/>
+                <w:color w:val="FFFFFF"/>
+                <w:sz w:val="20"/>
+              </w:rPr>
+              <w:t>Зміст</w:t>
+            </w:r>
+          </w:p>
+        </w:tc>
+        <w:tc>
+          <w:tcPr>
+            <w:tcW w:type="dxa" w:w="2409"/>
+            <w:vAlign w:val="center"/>
+            <w:shd w:val="clear" w:color="auto" w:fill="066AAB"/>
+            <w:tcBorders>
+              <w:top w:val="single" w:sz="4" w:color="054D80"/>
+              <w:left w:val="single" w:sz="4" w:color="054D80"/>
+              <w:bottom w:val="single" w:sz="4" w:color="054D80"/>
+              <w:right w:val="single" w:sz="4" w:color="054D80"/>
+            </w:tcBorders>
+          </w:tcPr>
+          <w:p>
+            <w:pPr>
+              <w:spacing w:before="40" w:after="40"/>
+            </w:pPr>
+            <w:r>
+              <w:rPr>
+                <w:b/>
+                <w:color w:val="FFFFFF"/>
+                <w:sz w:val="20"/>
+              </w:rPr>
+              <w:t>Frontend години</w:t>
+            </w:r>
+          </w:p>
+        </w:tc>
+        <w:tc>
+          <w:tcPr>
+            <w:tcW w:type="dxa" w:w="2409"/>
+            <w:vAlign w:val="center"/>
+            <w:shd w:val="clear" w:color="auto" w:fill="066AAB"/>
+            <w:tcBorders>
+              <w:top w:val="single" w:sz="4" w:color="054D80"/>
+              <w:left w:val="single" w:sz="4" w:color="054D80"/>
+              <w:bottom w:val="single" w:sz="4" w:color="054D80"/>
+              <w:right w:val="single" w:sz="4" w:color="054D80"/>
+            </w:tcBorders>
+          </w:tcPr>
+          <w:p>
+            <w:pPr>
+              <w:spacing w:before="40" w:after="40"/>
+            </w:pPr>
+            <w:r>
+              <w:rPr>
+                <w:b/>
+                <w:color w:val="FFFFFF"/>
+                <w:sz w:val="20"/>
+              </w:rPr>
+              <w:t>Календарно</w:t>
+            </w:r>
+          </w:p>
+        </w:tc>
+      </w:tr>
+      <w:tr>
+        <w:tc>
+          <w:tcPr>
+            <w:tcW w:type="dxa" w:w="2409"/>
+            <w:vAlign w:val="center"/>
+            <w:tcBorders>
+              <w:top w:val="single" w:sz="4" w:color="D5DAE0"/>
+              <w:left w:val="single" w:sz="4" w:color="D5DAE0"/>
+              <w:bottom w:val="single" w:sz="4" w:color="D5DAE0"/>
+              <w:right w:val="single" w:sz="4" w:color="D5DAE0"/>
+            </w:tcBorders>
+          </w:tcPr>
+          <w:p>
+            <w:pPr>
+              <w:spacing w:before="60" w:after="60"/>
+            </w:pPr>
+            <w:r>
+              <w:rPr>
+                <w:b w:val="0"/>
+                <w:i w:val="0"/>
+                <w:sz w:val="20"/>
+              </w:rPr>
+              <w:t>Підготовка</w:t>
+            </w:r>
+          </w:p>
+        </w:tc>
+        <w:tc>
+          <w:tcPr>
+            <w:tcW w:type="dxa" w:w="2409"/>
+            <w:vAlign w:val="center"/>
+            <w:tcBorders>
+              <w:top w:val="single" w:sz="4" w:color="D5DAE0"/>
+              <w:left w:val="single" w:sz="4" w:color="D5DAE0"/>
+              <w:bottom w:val="single" w:sz="4" w:color="D5DAE0"/>
+              <w:right w:val="single" w:sz="4" w:color="D5DAE0"/>
+            </w:tcBorders>
+          </w:tcPr>
+          <w:p>
+            <w:pPr>
+              <w:spacing w:before="60" w:after="60"/>
+            </w:pPr>
+            <w:r>
+              <w:rPr>
+                <w:b w:val="0"/>
+                <w:i w:val="0"/>
+                <w:sz w:val="20"/>
+              </w:rPr>
+              <w:t>Документація, специфікації, дизайн</w:t>
+            </w:r>
+          </w:p>
+        </w:tc>
+        <w:tc>
+          <w:tcPr>
+            <w:tcW w:type="dxa" w:w="2409"/>
+            <w:vAlign w:val="center"/>
+            <w:tcBorders>
+              <w:top w:val="single" w:sz="4" w:color="D5DAE0"/>
+              <w:left w:val="single" w:sz="4" w:color="D5DAE0"/>
+              <w:bottom w:val="single" w:sz="4" w:color="D5DAE0"/>
+              <w:right w:val="single" w:sz="4" w:color="D5DAE0"/>
+            </w:tcBorders>
+          </w:tcPr>
+          <w:p>
+            <w:pPr>
+              <w:spacing w:before="60" w:after="60"/>
+            </w:pPr>
+            <w:r>
+              <w:rPr>
+                <w:b w:val="0"/>
+                <w:i w:val="0"/>
+                <w:sz w:val="20"/>
+              </w:rPr>
+              <w:t>✅ Готова</w:t>
+            </w:r>
+          </w:p>
+        </w:tc>
+        <w:tc>
+          <w:tcPr>
+            <w:tcW w:type="dxa" w:w="2409"/>
+            <w:vAlign w:val="center"/>
+            <w:tcBorders>
+              <w:top w:val="single" w:sz="4" w:color="D5DAE0"/>
+              <w:left w:val="single" w:sz="4" w:color="D5DAE0"/>
+              <w:bottom w:val="single" w:sz="4" w:color="D5DAE0"/>
+              <w:right w:val="single" w:sz="4" w:color="D5DAE0"/>
+            </w:tcBorders>
+          </w:tcPr>
+          <w:p>
+            <w:pPr>
+              <w:spacing w:before="60" w:after="60"/>
+            </w:pPr>
+            <w:r>
+              <w:rPr>
+                <w:b w:val="0"/>
+                <w:i w:val="0"/>
+                <w:sz w:val="20"/>
+              </w:rPr>
+              <w:t>—</w:t>
+            </w:r>
+          </w:p>
+        </w:tc>
+      </w:tr>
+      <w:tr>
+        <w:tc>
+          <w:tcPr>
+            <w:tcW w:type="dxa" w:w="2409"/>
+            <w:vAlign w:val="center"/>
+            <w:tcBorders>
+              <w:top w:val="single" w:sz="4" w:color="D5DAE0"/>
+              <w:left w:val="single" w:sz="4" w:color="D5DAE0"/>
+              <w:bottom w:val="single" w:sz="4" w:color="D5DAE0"/>
+              <w:right w:val="single" w:sz="4" w:color="D5DAE0"/>
+            </w:tcBorders>
+            <w:shd w:val="clear" w:color="auto" w:fill="F8FAFC"/>
+          </w:tcPr>
+          <w:p>
+            <w:pPr>
+              <w:spacing w:before="60" w:after="60"/>
+            </w:pPr>
+            <w:r>
+              <w:rPr>
+                <w:b w:val="0"/>
+                <w:i w:val="0"/>
+                <w:sz w:val="20"/>
+              </w:rPr>
+              <w:t>Зустрічі</w:t>
+            </w:r>
+          </w:p>
+        </w:tc>
+        <w:tc>
+          <w:tcPr>
+            <w:tcW w:type="dxa" w:w="2409"/>
+            <w:vAlign w:val="center"/>
+            <w:tcBorders>
+              <w:top w:val="single" w:sz="4" w:color="D5DAE0"/>
+              <w:left w:val="single" w:sz="4" w:color="D5DAE0"/>
+              <w:bottom w:val="single" w:sz="4" w:color="D5DAE0"/>
+              <w:right w:val="single" w:sz="4" w:color="D5DAE0"/>
+            </w:tcBorders>
+            <w:shd w:val="clear" w:color="auto" w:fill="F8FAFC"/>
+          </w:tcPr>
+          <w:p>
+            <w:pPr>
+              <w:spacing w:before="60" w:after="60"/>
+            </w:pPr>
+            <w:r>
+              <w:rPr>
+                <w:b w:val="0"/>
+                <w:i w:val="0"/>
+                <w:sz w:val="20"/>
+              </w:rPr>
+              <w:t>Перенесення з meeting-4.0 + покращення + буферна синхронізація + інтеграція Google Calendar</w:t>
+            </w:r>
+          </w:p>
+        </w:tc>
+        <w:tc>
+          <w:tcPr>
+            <w:tcW w:type="dxa" w:w="2409"/>
+            <w:vAlign w:val="center"/>
+            <w:tcBorders>
+              <w:top w:val="single" w:sz="4" w:color="D5DAE0"/>
+              <w:left w:val="single" w:sz="4" w:color="D5DAE0"/>
+              <w:bottom w:val="single" w:sz="4" w:color="D5DAE0"/>
+              <w:right w:val="single" w:sz="4" w:color="D5DAE0"/>
+            </w:tcBorders>
+            <w:shd w:val="clear" w:color="auto" w:fill="F8FAFC"/>
+          </w:tcPr>
+          <w:p>
+            <w:pPr>
+              <w:spacing w:before="60" w:after="60"/>
+            </w:pPr>
+            <w:r>
+              <w:rPr>
+                <w:b w:val="0"/>
+                <w:i w:val="0"/>
+                <w:sz w:val="20"/>
+              </w:rPr>
+              <w:t>120-160 годин</w:t>
+            </w:r>
+          </w:p>
+        </w:tc>
+        <w:tc>
+          <w:tcPr>
+            <w:tcW w:type="dxa" w:w="2409"/>
             <w:vAlign w:val="center"/>
             <w:tcBorders>
               <w:top w:val="single" w:sz="4" w:color="D5DAE0"/>
@@ -926,7 +1764,7 @@
       <w:tr>
         <w:tc>
           <w:tcPr>
-            <w:tcW w:type="dxa" w:w="3213"/>
+            <w:tcW w:type="dxa" w:w="2409"/>
             <w:vAlign w:val="center"/>
             <w:tcBorders>
               <w:top w:val="single" w:sz="4" w:color="D5DAE0"/>
@@ -951,7 +1789,7 @@
         </w:tc>
         <w:tc>
           <w:tcPr>
-            <w:tcW w:type="dxa" w:w="3213"/>
+            <w:tcW w:type="dxa" w:w="2409"/>
             <w:vAlign w:val="center"/>
             <w:tcBorders>
               <w:top w:val="single" w:sz="4" w:color="D5DAE0"/>
@@ -970,13 +1808,13 @@
                 <w:i w:val="0"/>
                 <w:sz w:val="20"/>
               </w:rPr>
-              <w:t>1.5 тижні (паралельно з Зустрічами)</w:t>
+              <w:t>Бекфіл з 2025 + щоденна синхронізація + аналітичні віджети + Best Manager</w:t>
             </w:r>
           </w:p>
         </w:tc>
         <w:tc>
           <w:tcPr>
-            <w:tcW w:type="dxa" w:w="3213"/>
+            <w:tcW w:type="dxa" w:w="2409"/>
             <w:vAlign w:val="center"/>
             <w:tcBorders>
               <w:top w:val="single" w:sz="4" w:color="D5DAE0"/>
@@ -995,7 +1833,32 @@
                 <w:i w:val="0"/>
                 <w:sz w:val="20"/>
               </w:rPr>
-              <w:t>5-6 тижнів</w:t>
+              <w:t>56-72 годин (паралельно з Зустрічами)</w:t>
+            </w:r>
+          </w:p>
+        </w:tc>
+        <w:tc>
+          <w:tcPr>
+            <w:tcW w:type="dxa" w:w="2409"/>
+            <w:vAlign w:val="center"/>
+            <w:tcBorders>
+              <w:top w:val="single" w:sz="4" w:color="D5DAE0"/>
+              <w:left w:val="single" w:sz="4" w:color="D5DAE0"/>
+              <w:bottom w:val="single" w:sz="4" w:color="D5DAE0"/>
+              <w:right w:val="single" w:sz="4" w:color="D5DAE0"/>
+            </w:tcBorders>
+          </w:tcPr>
+          <w:p>
+            <w:pPr>
+              <w:spacing w:before="60" w:after="60"/>
+            </w:pPr>
+            <w:r>
+              <w:rPr>
+                <w:b w:val="0"/>
+                <w:i w:val="0"/>
+                <w:sz w:val="20"/>
+              </w:rPr>
+              <w:t>5-6 тижнів кумулятивно</w:t>
             </w:r>
           </w:p>
         </w:tc>
@@ -1003,7 +1866,7 @@
       <w:tr>
         <w:tc>
           <w:tcPr>
-            <w:tcW w:type="dxa" w:w="3213"/>
+            <w:tcW w:type="dxa" w:w="2409"/>
             <w:vAlign w:val="center"/>
             <w:tcBorders>
               <w:top w:val="single" w:sz="4" w:color="D5DAE0"/>
@@ -1029,7 +1892,7 @@
         </w:tc>
         <w:tc>
           <w:tcPr>
-            <w:tcW w:type="dxa" w:w="3213"/>
+            <w:tcW w:type="dxa" w:w="2409"/>
             <w:vAlign w:val="center"/>
             <w:tcBorders>
               <w:top w:val="single" w:sz="4" w:color="D5DAE0"/>
@@ -1049,13 +1912,13 @@
                 <w:i w:val="0"/>
                 <w:sz w:val="20"/>
               </w:rPr>
-              <w:t>1.5 тижні</w:t>
+              <w:t>Інтерфейс на картці + standalone view + кеш з TTL</w:t>
             </w:r>
           </w:p>
         </w:tc>
         <w:tc>
           <w:tcPr>
-            <w:tcW w:type="dxa" w:w="3213"/>
+            <w:tcW w:type="dxa" w:w="2409"/>
             <w:vAlign w:val="center"/>
             <w:tcBorders>
               <w:top w:val="single" w:sz="4" w:color="D5DAE0"/>
@@ -1075,7 +1938,33 @@
                 <w:i w:val="0"/>
                 <w:sz w:val="20"/>
               </w:rPr>
-              <w:t>7-8 тижнів</w:t>
+              <w:t>40-56 годин</w:t>
+            </w:r>
+          </w:p>
+        </w:tc>
+        <w:tc>
+          <w:tcPr>
+            <w:tcW w:type="dxa" w:w="2409"/>
+            <w:vAlign w:val="center"/>
+            <w:tcBorders>
+              <w:top w:val="single" w:sz="4" w:color="D5DAE0"/>
+              <w:left w:val="single" w:sz="4" w:color="D5DAE0"/>
+              <w:bottom w:val="single" w:sz="4" w:color="D5DAE0"/>
+              <w:right w:val="single" w:sz="4" w:color="D5DAE0"/>
+            </w:tcBorders>
+            <w:shd w:val="clear" w:color="auto" w:fill="F8FAFC"/>
+          </w:tcPr>
+          <w:p>
+            <w:pPr>
+              <w:spacing w:before="60" w:after="60"/>
+            </w:pPr>
+            <w:r>
+              <w:rPr>
+                <w:b w:val="0"/>
+                <w:i w:val="0"/>
+                <w:sz w:val="20"/>
+              </w:rPr>
+              <w:t>7-8 тижнів кумулятивно</w:t>
             </w:r>
           </w:p>
         </w:tc>
@@ -1083,7 +1972,7 @@
       <w:tr>
         <w:tc>
           <w:tcPr>
-            <w:tcW w:type="dxa" w:w="3213"/>
+            <w:tcW w:type="dxa" w:w="2409"/>
             <w:vAlign w:val="center"/>
             <w:tcBorders>
               <w:top w:val="single" w:sz="4" w:color="D5DAE0"/>
@@ -1108,7 +1997,7 @@
         </w:tc>
         <w:tc>
           <w:tcPr>
-            <w:tcW w:type="dxa" w:w="3213"/>
+            <w:tcW w:type="dxa" w:w="2409"/>
             <w:vAlign w:val="center"/>
             <w:tcBorders>
               <w:top w:val="single" w:sz="4" w:color="D5DAE0"/>
@@ -1127,13 +2016,13 @@
                 <w:i w:val="0"/>
                 <w:sz w:val="20"/>
               </w:rPr>
-              <w:t>1 тиждень</w:t>
+              <w:t>Інтеграція з reclamation-app + counter-widget</w:t>
             </w:r>
           </w:p>
         </w:tc>
         <w:tc>
           <w:tcPr>
-            <w:tcW w:type="dxa" w:w="3213"/>
+            <w:tcW w:type="dxa" w:w="2409"/>
             <w:vAlign w:val="center"/>
             <w:tcBorders>
               <w:top w:val="single" w:sz="4" w:color="D5DAE0"/>
@@ -1152,7 +2041,32 @@
                 <w:i w:val="0"/>
                 <w:sz w:val="20"/>
               </w:rPr>
-              <w:t>8 тижнів</w:t>
+              <w:t>24-32 годин</w:t>
+            </w:r>
+          </w:p>
+        </w:tc>
+        <w:tc>
+          <w:tcPr>
+            <w:tcW w:type="dxa" w:w="2409"/>
+            <w:vAlign w:val="center"/>
+            <w:tcBorders>
+              <w:top w:val="single" w:sz="4" w:color="D5DAE0"/>
+              <w:left w:val="single" w:sz="4" w:color="D5DAE0"/>
+              <w:bottom w:val="single" w:sz="4" w:color="D5DAE0"/>
+              <w:right w:val="single" w:sz="4" w:color="D5DAE0"/>
+            </w:tcBorders>
+          </w:tcPr>
+          <w:p>
+            <w:pPr>
+              <w:spacing w:before="60" w:after="60"/>
+            </w:pPr>
+            <w:r>
+              <w:rPr>
+                <w:b w:val="0"/>
+                <w:i w:val="0"/>
+                <w:sz w:val="20"/>
+              </w:rPr>
+              <w:t>8 тижнів кумулятивно</w:t>
             </w:r>
           </w:p>
         </w:tc>
@@ -1160,7 +2074,7 @@
       <w:tr>
         <w:tc>
           <w:tcPr>
-            <w:tcW w:type="dxa" w:w="3213"/>
+            <w:tcW w:type="dxa" w:w="2409"/>
             <w:vAlign w:val="center"/>
             <w:tcBorders>
               <w:top w:val="single" w:sz="4" w:color="D5DAE0"/>
@@ -1186,7 +2100,7 @@
         </w:tc>
         <w:tc>
           <w:tcPr>
-            <w:tcW w:type="dxa" w:w="3213"/>
+            <w:tcW w:type="dxa" w:w="2409"/>
             <w:vAlign w:val="center"/>
             <w:tcBorders>
               <w:top w:val="single" w:sz="4" w:color="D5DAE0"/>
@@ -1206,13 +2120,13 @@
                 <w:i w:val="0"/>
                 <w:sz w:val="20"/>
               </w:rPr>
-              <w:t>3-4 тижні</w:t>
+              <w:t>Форма з кошиком + multi-currency + gift-логіка + 9 нових методів інтеграції</w:t>
             </w:r>
           </w:p>
         </w:tc>
         <w:tc>
           <w:tcPr>
-            <w:tcW w:type="dxa" w:w="3213"/>
+            <w:tcW w:type="dxa" w:w="2409"/>
             <w:vAlign w:val="center"/>
             <w:tcBorders>
               <w:top w:val="single" w:sz="4" w:color="D5DAE0"/>
@@ -1232,7 +2146,33 @@
                 <w:i w:val="0"/>
                 <w:sz w:val="20"/>
               </w:rPr>
-              <w:t>12-13 тижнів</w:t>
+              <w:t>120-160 годин</w:t>
+            </w:r>
+          </w:p>
+        </w:tc>
+        <w:tc>
+          <w:tcPr>
+            <w:tcW w:type="dxa" w:w="2409"/>
+            <w:vAlign w:val="center"/>
+            <w:tcBorders>
+              <w:top w:val="single" w:sz="4" w:color="D5DAE0"/>
+              <w:left w:val="single" w:sz="4" w:color="D5DAE0"/>
+              <w:bottom w:val="single" w:sz="4" w:color="D5DAE0"/>
+              <w:right w:val="single" w:sz="4" w:color="D5DAE0"/>
+            </w:tcBorders>
+            <w:shd w:val="clear" w:color="auto" w:fill="F8FAFC"/>
+          </w:tcPr>
+          <w:p>
+            <w:pPr>
+              <w:spacing w:before="60" w:after="60"/>
+            </w:pPr>
+            <w:r>
+              <w:rPr>
+                <w:b w:val="0"/>
+                <w:i w:val="0"/>
+                <w:sz w:val="20"/>
+              </w:rPr>
+              <w:t>12-13 тижнів кумулятивно</w:t>
             </w:r>
           </w:p>
         </w:tc>
@@ -1249,14 +2189,52 @@
           <w:b/>
           <w:i w:val="0"/>
         </w:rPr>
-        <w:t>Загалом:</w:t>
+        <w:t>Загальний обсяг розробки інтерфейсу:</w:t>
       </w:r>
       <w:r>
         <w:rPr>
           <w:b w:val="0"/>
           <w:i w:val="0"/>
         </w:rPr>
-        <w:t xml:space="preserve"> ~2.5-3 місяці. 1С-розробка йде паралельно у власній черзі — це може зрушити терміни вправо, якщо черга затримується.</w:t>
+        <w:t xml:space="preserve"> 360-480 годин (~10-13 робочих тижнів повної зайнятості).</w:t>
+      </w:r>
+    </w:p>
+    <w:p>
+      <w:r>
+        <w:rPr>
+          <w:b/>
+          <w:i w:val="0"/>
+        </w:rPr>
+        <w:t>1С-розробка:</w:t>
+      </w:r>
+      <w:r>
+        <w:rPr>
+          <w:b w:val="0"/>
+          <w:i w:val="0"/>
+        </w:rPr>
+        <w:t xml:space="preserve"> ~50% часу 1С-розробника протягом усього проекту, розподілено по чергах по блоках. Конкретний час залежить від наявних можливостей 1С-розробника і узгодженої черги.</w:t>
+      </w:r>
+    </w:p>
+    <w:p>
+      <w:pPr>
+        <w:spacing w:before="200" w:after="80"/>
+      </w:pPr>
+      <w:r>
+        <w:rPr>
+          <w:b/>
+          <w:color w:val="334155"/>
+          <w:sz w:val="26"/>
+        </w:rPr>
+        <w:t>Критична залежність</w:t>
+      </w:r>
+    </w:p>
+    <w:p>
+      <w:r>
+        <w:rPr>
+          <w:b w:val="0"/>
+          <w:i w:val="0"/>
+        </w:rPr>
+        <w:t>Готовність нових 1С-методів — головна змінна. Якщо 1С-черга затримується, етапи 1.5 / 2A / 3 зрушуються пропорційно (frontend готовий, але не може стартувати).</w:t>
       </w:r>
     </w:p>
     <w:p>
@@ -1277,7 +2255,7 @@
           <w:color w:val="081E2D"/>
           <w:sz w:val="32"/>
         </w:rPr>
-        <w:t>5. Гроші</w:t>
+        <w:t>6. Бюджет</w:t>
       </w:r>
     </w:p>
     <w:p>
@@ -1456,7 +2434,7 @@
                 <w:i w:val="0"/>
                 <w:sz w:val="20"/>
               </w:rPr>
-              <w:t>Резервне копіювання з можливістю відкату до конкретного моменту + збільшений ліміт бази даних — для захисту фінансово-чутливих даних</w:t>
+              <w:t>Резервне копіювання з можливістю відкату до конкретного моменту у часі (PITR) + збільшений ліміт бази даних до 8 ГБ — для захисту фінансово-чутливих даних (дебіторка, рядкові продажі)</w:t>
             </w:r>
           </w:p>
         </w:tc>
@@ -1536,7 +2514,7 @@
                 <w:i w:val="0"/>
                 <w:sz w:val="20"/>
               </w:rPr>
-              <w:t>Моніторинг помилок з відтворенням сесій користувача — швидке знаходження причин інцидентів</w:t>
+              <w:t>Моніторинг помилок з відтворенням сесій користувача — швидке знаходження причин інцидентів у роботі</w:t>
             </w:r>
           </w:p>
         </w:tc>
@@ -1588,15 +2566,7 @@
                 <w:i w:val="0"/>
                 <w:sz w:val="20"/>
               </w:rPr>
-              <w:t>$51/місяць</w:t>
-            </w:r>
-            <w:r>
-              <w:rPr>
-                <w:b w:val="0"/>
-                <w:i w:val="0"/>
-                <w:sz w:val="20"/>
-              </w:rPr>
-              <w:t xml:space="preserve"> ($612/рік)</w:t>
+              <w:t>$51/місяць ($612/рік)</w:t>
             </w:r>
           </w:p>
         </w:tc>
@@ -1623,6 +2593,15 @@
       <w:pPr>
         <w:spacing w:after="80"/>
       </w:pPr>
+    </w:p>
+    <w:p>
+      <w:r>
+        <w:rPr>
+          <w:b w:val="0"/>
+          <w:i w:val="0"/>
+        </w:rPr>
+        <w:t>Існуючі сервіси (GitHub, Vercel Hobby, Google Calendar API, Bitrix24, Telegram) — без змін, у поточних безкоштовних або існуючих тарифах.</w:t>
+      </w:r>
     </w:p>
     <w:p>
       <w:pPr>
@@ -1664,7 +2643,7 @@
           <w:color w:val="081E2D"/>
           <w:sz w:val="32"/>
         </w:rPr>
-        <w:t>6. Хто виконує</w:t>
+        <w:t>7. Хто виконує</w:t>
       </w:r>
     </w:p>
     <w:tbl>
@@ -1861,7 +2840,7 @@
           <w:color w:val="081E2D"/>
           <w:sz w:val="32"/>
         </w:rPr>
-        <w:t>7. Що отримаємо на виході</w:t>
+        <w:t>8. Що отримаємо на виході</w:t>
       </w:r>
     </w:p>
     <w:p>
@@ -2068,7 +3047,7 @@
           <w:b w:val="0"/>
           <w:i w:val="0"/>
         </w:rPr>
-        <w:t>6 робочих модулів у CRM (3 існуючих + 3 нових)</w:t>
+        <w:t>6 робочих модулів у CRM (3 існуючих + 4 нових/перенесених)</w:t>
       </w:r>
     </w:p>
     <w:p>
@@ -2115,6 +3094,20 @@
     </w:p>
     <w:p>
       <w:pPr>
+        <w:pStyle w:val="ListBullet"/>
+        <w:spacing w:after="40"/>
+        <w:ind w:left="340"/>
+      </w:pPr>
+      <w:r>
+        <w:rPr>
+          <w:b w:val="0"/>
+          <w:i w:val="0"/>
+        </w:rPr>
+        <w:t>Архітектура з буферною синхронізацією масштабується для додавання нових модулів без переробки</w:t>
+      </w:r>
+    </w:p>
+    <w:p>
+      <w:pPr>
         <w:spacing w:before="80" w:after="80"/>
         <w:pBdr>
           <w:bottom w:val="single" w:sz="6" w:color="066AAB"/>
@@ -2131,7 +3124,7 @@
           <w:color w:val="64748B"/>
           <w:sz w:val="20"/>
         </w:rPr>
-        <w:t>Поточна версія 7.0 (2026-06-02). Документ оновлюється при будь-якому значному уточненні.</w:t>
+        <w:t>Поточна версія 8.0 (2026-06-02). Документ оновлюється при будь-якому значному уточненні.</w:t>
       </w:r>
     </w:p>
     <w:sectPr>

--- a/docs/EXECUTIVE_SUMMARY.docx
+++ b/docs/EXECUTIVE_SUMMARY.docx
@@ -2627,6 +2627,471 @@
     </w:p>
     <w:p>
       <w:pPr>
+        <w:spacing w:before="200" w:after="80"/>
+      </w:pPr>
+      <w:r>
+        <w:rPr>
+          <w:b/>
+          <w:color w:val="334155"/>
+          <w:sz w:val="26"/>
+        </w:rPr>
+        <w:t>Ринкова вартість аналогічної розробки</w:t>
+      </w:r>
+    </w:p>
+    <w:p>
+      <w:r>
+        <w:rPr>
+          <w:b w:val="0"/>
+          <w:i w:val="0"/>
+        </w:rPr>
+        <w:t>Для розуміння масштабу — скільки коштувала би така ж розробка, якби виконувалась зовнішнім розробником або підрядником. Розрахунок за поточними ставками українського ринку 2026 для досвідченого розробника зі стеком Next.js + TypeScript + Postgres + ERP-інтеграція:</w:t>
+      </w:r>
+    </w:p>
+    <w:tbl>
+      <w:tblPr>
+        <w:tblW w:type="auto" w:w="0"/>
+        <w:jc w:val="center"/>
+        <w:tblLook w:firstColumn="1" w:firstRow="1" w:lastColumn="0" w:lastRow="0" w:noHBand="0" w:noVBand="1" w:val="04A0"/>
+      </w:tblPr>
+      <w:tblGrid>
+        <w:gridCol w:w="2409"/>
+        <w:gridCol w:w="2409"/>
+        <w:gridCol w:w="2409"/>
+        <w:gridCol w:w="2409"/>
+      </w:tblGrid>
+      <w:tr>
+        <w:tc>
+          <w:tcPr>
+            <w:tcW w:type="dxa" w:w="2409"/>
+            <w:vAlign w:val="center"/>
+            <w:shd w:val="clear" w:color="auto" w:fill="066AAB"/>
+            <w:tcBorders>
+              <w:top w:val="single" w:sz="4" w:color="054D80"/>
+              <w:left w:val="single" w:sz="4" w:color="054D80"/>
+              <w:bottom w:val="single" w:sz="4" w:color="054D80"/>
+              <w:right w:val="single" w:sz="4" w:color="054D80"/>
+            </w:tcBorders>
+          </w:tcPr>
+          <w:p>
+            <w:pPr>
+              <w:spacing w:before="40" w:after="40"/>
+            </w:pPr>
+            <w:r>
+              <w:rPr>
+                <w:b/>
+                <w:color w:val="FFFFFF"/>
+                <w:sz w:val="20"/>
+              </w:rPr>
+              <w:t>Що</w:t>
+            </w:r>
+          </w:p>
+        </w:tc>
+        <w:tc>
+          <w:tcPr>
+            <w:tcW w:type="dxa" w:w="2409"/>
+            <w:vAlign w:val="center"/>
+            <w:shd w:val="clear" w:color="auto" w:fill="066AAB"/>
+            <w:tcBorders>
+              <w:top w:val="single" w:sz="4" w:color="054D80"/>
+              <w:left w:val="single" w:sz="4" w:color="054D80"/>
+              <w:bottom w:val="single" w:sz="4" w:color="054D80"/>
+              <w:right w:val="single" w:sz="4" w:color="054D80"/>
+            </w:tcBorders>
+          </w:tcPr>
+          <w:p>
+            <w:pPr>
+              <w:spacing w:before="40" w:after="40"/>
+            </w:pPr>
+            <w:r>
+              <w:rPr>
+                <w:b/>
+                <w:color w:val="FFFFFF"/>
+                <w:sz w:val="20"/>
+              </w:rPr>
+              <w:t>Орієнтовний обсяг</w:t>
+            </w:r>
+          </w:p>
+        </w:tc>
+        <w:tc>
+          <w:tcPr>
+            <w:tcW w:type="dxa" w:w="2409"/>
+            <w:vAlign w:val="center"/>
+            <w:shd w:val="clear" w:color="auto" w:fill="066AAB"/>
+            <w:tcBorders>
+              <w:top w:val="single" w:sz="4" w:color="054D80"/>
+              <w:left w:val="single" w:sz="4" w:color="054D80"/>
+              <w:bottom w:val="single" w:sz="4" w:color="054D80"/>
+              <w:right w:val="single" w:sz="4" w:color="054D80"/>
+            </w:tcBorders>
+          </w:tcPr>
+          <w:p>
+            <w:pPr>
+              <w:spacing w:before="40" w:after="40"/>
+            </w:pPr>
+            <w:r>
+              <w:rPr>
+                <w:b/>
+                <w:color w:val="FFFFFF"/>
+                <w:sz w:val="20"/>
+              </w:rPr>
+              <w:t>Вартість (senior solo, $25-35/год)</w:t>
+            </w:r>
+          </w:p>
+        </w:tc>
+        <w:tc>
+          <w:tcPr>
+            <w:tcW w:type="dxa" w:w="2409"/>
+            <w:vAlign w:val="center"/>
+            <w:shd w:val="clear" w:color="auto" w:fill="066AAB"/>
+            <w:tcBorders>
+              <w:top w:val="single" w:sz="4" w:color="054D80"/>
+              <w:left w:val="single" w:sz="4" w:color="054D80"/>
+              <w:bottom w:val="single" w:sz="4" w:color="054D80"/>
+              <w:right w:val="single" w:sz="4" w:color="054D80"/>
+            </w:tcBorders>
+          </w:tcPr>
+          <w:p>
+            <w:pPr>
+              <w:spacing w:before="40" w:after="40"/>
+            </w:pPr>
+            <w:r>
+              <w:rPr>
+                <w:b/>
+                <w:color w:val="FFFFFF"/>
+                <w:sz w:val="20"/>
+              </w:rPr>
+              <w:t>Вартість (аутсорс-агенція з PM/QA, $40-55/год)</w:t>
+            </w:r>
+          </w:p>
+        </w:tc>
+      </w:tr>
+      <w:tr>
+        <w:tc>
+          <w:tcPr>
+            <w:tcW w:type="dxa" w:w="2409"/>
+            <w:vAlign w:val="center"/>
+            <w:tcBorders>
+              <w:top w:val="single" w:sz="4" w:color="D5DAE0"/>
+              <w:left w:val="single" w:sz="4" w:color="D5DAE0"/>
+              <w:bottom w:val="single" w:sz="4" w:color="D5DAE0"/>
+              <w:right w:val="single" w:sz="4" w:color="D5DAE0"/>
+            </w:tcBorders>
+          </w:tcPr>
+          <w:p>
+            <w:pPr>
+              <w:spacing w:before="60" w:after="60"/>
+            </w:pPr>
+            <w:r>
+              <w:rPr>
+                <w:b w:val="0"/>
+                <w:i w:val="0"/>
+                <w:sz w:val="20"/>
+              </w:rPr>
+              <w:t>Що вже реалізовано (3 модулі у проді)</w:t>
+            </w:r>
+          </w:p>
+        </w:tc>
+        <w:tc>
+          <w:tcPr>
+            <w:tcW w:type="dxa" w:w="2409"/>
+            <w:vAlign w:val="center"/>
+            <w:tcBorders>
+              <w:top w:val="single" w:sz="4" w:color="D5DAE0"/>
+              <w:left w:val="single" w:sz="4" w:color="D5DAE0"/>
+              <w:bottom w:val="single" w:sz="4" w:color="D5DAE0"/>
+              <w:right w:val="single" w:sz="4" w:color="D5DAE0"/>
+            </w:tcBorders>
+          </w:tcPr>
+          <w:p>
+            <w:pPr>
+              <w:spacing w:before="60" w:after="60"/>
+            </w:pPr>
+            <w:r>
+              <w:rPr>
+                <w:b w:val="0"/>
+                <w:i w:val="0"/>
+                <w:sz w:val="20"/>
+              </w:rPr>
+              <w:t>~500-700 годин</w:t>
+            </w:r>
+          </w:p>
+        </w:tc>
+        <w:tc>
+          <w:tcPr>
+            <w:tcW w:type="dxa" w:w="2409"/>
+            <w:vAlign w:val="center"/>
+            <w:tcBorders>
+              <w:top w:val="single" w:sz="4" w:color="D5DAE0"/>
+              <w:left w:val="single" w:sz="4" w:color="D5DAE0"/>
+              <w:bottom w:val="single" w:sz="4" w:color="D5DAE0"/>
+              <w:right w:val="single" w:sz="4" w:color="D5DAE0"/>
+            </w:tcBorders>
+          </w:tcPr>
+          <w:p>
+            <w:pPr>
+              <w:spacing w:before="60" w:after="60"/>
+            </w:pPr>
+            <w:r>
+              <w:rPr>
+                <w:b w:val="0"/>
+                <w:i w:val="0"/>
+                <w:sz w:val="20"/>
+              </w:rPr>
+              <w:t>$12 500 - $24 500</w:t>
+            </w:r>
+          </w:p>
+        </w:tc>
+        <w:tc>
+          <w:tcPr>
+            <w:tcW w:type="dxa" w:w="2409"/>
+            <w:vAlign w:val="center"/>
+            <w:tcBorders>
+              <w:top w:val="single" w:sz="4" w:color="D5DAE0"/>
+              <w:left w:val="single" w:sz="4" w:color="D5DAE0"/>
+              <w:bottom w:val="single" w:sz="4" w:color="D5DAE0"/>
+              <w:right w:val="single" w:sz="4" w:color="D5DAE0"/>
+            </w:tcBorders>
+          </w:tcPr>
+          <w:p>
+            <w:pPr>
+              <w:spacing w:before="60" w:after="60"/>
+            </w:pPr>
+            <w:r>
+              <w:rPr>
+                <w:b w:val="0"/>
+                <w:i w:val="0"/>
+                <w:sz w:val="20"/>
+              </w:rPr>
+              <w:t>$20 000 - $38 500</w:t>
+            </w:r>
+          </w:p>
+        </w:tc>
+      </w:tr>
+      <w:tr>
+        <w:tc>
+          <w:tcPr>
+            <w:tcW w:type="dxa" w:w="2409"/>
+            <w:vAlign w:val="center"/>
+            <w:tcBorders>
+              <w:top w:val="single" w:sz="4" w:color="D5DAE0"/>
+              <w:left w:val="single" w:sz="4" w:color="D5DAE0"/>
+              <w:bottom w:val="single" w:sz="4" w:color="D5DAE0"/>
+              <w:right w:val="single" w:sz="4" w:color="D5DAE0"/>
+            </w:tcBorders>
+            <w:shd w:val="clear" w:color="auto" w:fill="F8FAFC"/>
+          </w:tcPr>
+          <w:p>
+            <w:pPr>
+              <w:spacing w:before="60" w:after="60"/>
+            </w:pPr>
+            <w:r>
+              <w:rPr>
+                <w:b w:val="0"/>
+                <w:i w:val="0"/>
+                <w:sz w:val="20"/>
+              </w:rPr>
+              <w:t>CRM-розширення (4 нових модулі + перенесення зустрічей)</w:t>
+            </w:r>
+          </w:p>
+        </w:tc>
+        <w:tc>
+          <w:tcPr>
+            <w:tcW w:type="dxa" w:w="2409"/>
+            <w:vAlign w:val="center"/>
+            <w:tcBorders>
+              <w:top w:val="single" w:sz="4" w:color="D5DAE0"/>
+              <w:left w:val="single" w:sz="4" w:color="D5DAE0"/>
+              <w:bottom w:val="single" w:sz="4" w:color="D5DAE0"/>
+              <w:right w:val="single" w:sz="4" w:color="D5DAE0"/>
+            </w:tcBorders>
+            <w:shd w:val="clear" w:color="auto" w:fill="F8FAFC"/>
+          </w:tcPr>
+          <w:p>
+            <w:pPr>
+              <w:spacing w:before="60" w:after="60"/>
+            </w:pPr>
+            <w:r>
+              <w:rPr>
+                <w:b w:val="0"/>
+                <w:i w:val="0"/>
+                <w:sz w:val="20"/>
+              </w:rPr>
+              <w:t>~400-500 годин</w:t>
+            </w:r>
+          </w:p>
+        </w:tc>
+        <w:tc>
+          <w:tcPr>
+            <w:tcW w:type="dxa" w:w="2409"/>
+            <w:vAlign w:val="center"/>
+            <w:tcBorders>
+              <w:top w:val="single" w:sz="4" w:color="D5DAE0"/>
+              <w:left w:val="single" w:sz="4" w:color="D5DAE0"/>
+              <w:bottom w:val="single" w:sz="4" w:color="D5DAE0"/>
+              <w:right w:val="single" w:sz="4" w:color="D5DAE0"/>
+            </w:tcBorders>
+            <w:shd w:val="clear" w:color="auto" w:fill="F8FAFC"/>
+          </w:tcPr>
+          <w:p>
+            <w:pPr>
+              <w:spacing w:before="60" w:after="60"/>
+            </w:pPr>
+            <w:r>
+              <w:rPr>
+                <w:b w:val="0"/>
+                <w:i w:val="0"/>
+                <w:sz w:val="20"/>
+              </w:rPr>
+              <w:t>$10 000 - $17 500</w:t>
+            </w:r>
+          </w:p>
+        </w:tc>
+        <w:tc>
+          <w:tcPr>
+            <w:tcW w:type="dxa" w:w="2409"/>
+            <w:vAlign w:val="center"/>
+            <w:tcBorders>
+              <w:top w:val="single" w:sz="4" w:color="D5DAE0"/>
+              <w:left w:val="single" w:sz="4" w:color="D5DAE0"/>
+              <w:bottom w:val="single" w:sz="4" w:color="D5DAE0"/>
+              <w:right w:val="single" w:sz="4" w:color="D5DAE0"/>
+            </w:tcBorders>
+            <w:shd w:val="clear" w:color="auto" w:fill="F8FAFC"/>
+          </w:tcPr>
+          <w:p>
+            <w:pPr>
+              <w:spacing w:before="60" w:after="60"/>
+            </w:pPr>
+            <w:r>
+              <w:rPr>
+                <w:b w:val="0"/>
+                <w:i w:val="0"/>
+                <w:sz w:val="20"/>
+              </w:rPr>
+              <w:t>$16 000 - $27 500</w:t>
+            </w:r>
+          </w:p>
+        </w:tc>
+      </w:tr>
+      <w:tr>
+        <w:tc>
+          <w:tcPr>
+            <w:tcW w:type="dxa" w:w="2409"/>
+            <w:vAlign w:val="center"/>
+            <w:tcBorders>
+              <w:top w:val="single" w:sz="4" w:color="D5DAE0"/>
+              <w:left w:val="single" w:sz="4" w:color="D5DAE0"/>
+              <w:bottom w:val="single" w:sz="4" w:color="D5DAE0"/>
+              <w:right w:val="single" w:sz="4" w:color="D5DAE0"/>
+            </w:tcBorders>
+          </w:tcPr>
+          <w:p>
+            <w:pPr>
+              <w:spacing w:before="60" w:after="60"/>
+            </w:pPr>
+            <w:r>
+              <w:rPr>
+                <w:b/>
+                <w:i w:val="0"/>
+                <w:sz w:val="20"/>
+              </w:rPr>
+              <w:t>Разом</w:t>
+            </w:r>
+          </w:p>
+        </w:tc>
+        <w:tc>
+          <w:tcPr>
+            <w:tcW w:type="dxa" w:w="2409"/>
+            <w:vAlign w:val="center"/>
+            <w:tcBorders>
+              <w:top w:val="single" w:sz="4" w:color="D5DAE0"/>
+              <w:left w:val="single" w:sz="4" w:color="D5DAE0"/>
+              <w:bottom w:val="single" w:sz="4" w:color="D5DAE0"/>
+              <w:right w:val="single" w:sz="4" w:color="D5DAE0"/>
+            </w:tcBorders>
+          </w:tcPr>
+          <w:p>
+            <w:pPr>
+              <w:spacing w:before="60" w:after="60"/>
+            </w:pPr>
+            <w:r>
+              <w:rPr>
+                <w:b/>
+                <w:i w:val="0"/>
+                <w:sz w:val="20"/>
+              </w:rPr>
+              <w:t>~900-1200 годин</w:t>
+            </w:r>
+          </w:p>
+        </w:tc>
+        <w:tc>
+          <w:tcPr>
+            <w:tcW w:type="dxa" w:w="2409"/>
+            <w:vAlign w:val="center"/>
+            <w:tcBorders>
+              <w:top w:val="single" w:sz="4" w:color="D5DAE0"/>
+              <w:left w:val="single" w:sz="4" w:color="D5DAE0"/>
+              <w:bottom w:val="single" w:sz="4" w:color="D5DAE0"/>
+              <w:right w:val="single" w:sz="4" w:color="D5DAE0"/>
+            </w:tcBorders>
+          </w:tcPr>
+          <w:p>
+            <w:pPr>
+              <w:spacing w:before="60" w:after="60"/>
+            </w:pPr>
+            <w:r>
+              <w:rPr>
+                <w:b/>
+                <w:i w:val="0"/>
+                <w:sz w:val="20"/>
+              </w:rPr>
+              <w:t>$22 500 - $42 000</w:t>
+            </w:r>
+          </w:p>
+        </w:tc>
+        <w:tc>
+          <w:tcPr>
+            <w:tcW w:type="dxa" w:w="2409"/>
+            <w:vAlign w:val="center"/>
+            <w:tcBorders>
+              <w:top w:val="single" w:sz="4" w:color="D5DAE0"/>
+              <w:left w:val="single" w:sz="4" w:color="D5DAE0"/>
+              <w:bottom w:val="single" w:sz="4" w:color="D5DAE0"/>
+              <w:right w:val="single" w:sz="4" w:color="D5DAE0"/>
+            </w:tcBorders>
+          </w:tcPr>
+          <w:p>
+            <w:pPr>
+              <w:spacing w:before="60" w:after="60"/>
+            </w:pPr>
+            <w:r>
+              <w:rPr>
+                <w:b/>
+                <w:i w:val="0"/>
+                <w:sz w:val="20"/>
+              </w:rPr>
+              <w:t>$36 000 - $66 000</w:t>
+            </w:r>
+          </w:p>
+        </w:tc>
+      </w:tr>
+    </w:tbl>
+    <w:p>
+      <w:pPr>
+        <w:spacing w:after="80"/>
+      </w:pPr>
+    </w:p>
+    <w:p>
+      <w:r>
+        <w:rPr>
+          <w:b w:val="0"/>
+          <w:i w:val="0"/>
+        </w:rPr>
+        <w:t>Цей проект виконується силами IT-відділу EMET — додаткових витрат на залучення зовнішніх підрядників не закладено.</w:t>
+      </w:r>
+    </w:p>
+    <w:p>
+      <w:pPr>
         <w:spacing w:before="80" w:after="80"/>
         <w:pBdr>
           <w:bottom w:val="single" w:sz="6" w:color="066AAB"/>
@@ -3116,6 +3581,36 @@
     </w:p>
     <w:p>
       <w:pPr>
+        <w:spacing w:before="280" w:after="120"/>
+      </w:pPr>
+      <w:r>
+        <w:rPr>
+          <w:b/>
+          <w:color w:val="081E2D"/>
+          <w:sz w:val="32"/>
+        </w:rPr>
+        <w:t>Підсумок</w:t>
+      </w:r>
+    </w:p>
+    <w:p>
+      <w:r>
+        <w:rPr>
+          <w:b w:val="0"/>
+          <w:i w:val="0"/>
+        </w:rPr>
+        <w:t>Розширення перетворює Sales Planning з інструмента місячного планування у повноцінну операційну CRM відділу продажу. Менеджер виконує всю щоденну роботу з телефона у полі; керівництво отримує живу аналітику без ручних викладок з 1С. Проект виконується силами IT-відділу EMET без залучення підрядників, з інфраструктурними витратами $612/рік.</w:t>
+      </w:r>
+    </w:p>
+    <w:p>
+      <w:pPr>
+        <w:spacing w:before="80" w:after="80"/>
+        <w:pBdr>
+          <w:bottom w:val="single" w:sz="6" w:color="066AAB"/>
+        </w:pBdr>
+      </w:pPr>
+    </w:p>
+    <w:p>
+      <w:pPr>
         <w:spacing w:before="160"/>
       </w:pPr>
       <w:r>
@@ -3124,7 +3619,7 @@
           <w:color w:val="64748B"/>
           <w:sz w:val="20"/>
         </w:rPr>
-        <w:t>Поточна версія 8.0 (2026-06-02). Документ оновлюється при будь-якому значному уточненні.</w:t>
+        <w:t>Поточна версія 8.1 (2026-06-02). Документ оновлюється при будь-якому значному уточненні.</w:t>
       </w:r>
     </w:p>
     <w:sectPr>
